--- a/docs/01_프로젝트_기획서.docx
+++ b/docs/01_프로젝트_기획서.docx
@@ -257,7 +257,7 @@
                 <w:rFonts w:ascii="맑은 고딕" w:hAnsi="맑은 고딕" w:eastAsia="맑은 고딕"/>
                 <w:sz w:val="19"/>
               </w:rPr>
-              <w:t>초안 v0.1 — 수강생 제출 자료 기반</w:t>
+              <w:t>초안 v0.2 — 수강생 추가 게시물·댓글 반영</w:t>
             </w:r>
           </w:p>
         </w:tc>
@@ -354,6 +354,154 @@
           <w:sz w:val="21"/>
         </w:rPr>
         <w:t>Follow-up 메일 자동 생성</w:t>
+      </w:r>
+    </w:p>
+    <w:p>
+      <w:r>
+        <w:rPr>
+          <w:rFonts w:ascii="맑은 고딕" w:hAnsi="맑은 고딕" w:eastAsia="맑은 고딕"/>
+          <w:sz w:val="21"/>
+        </w:rPr>
+        <w:t>2026-09-28 추가 댓글에서 실제 업무 흐름과 요구가 더 구체적으로 제시되었습니다.</w:t>
+      </w:r>
+    </w:p>
+    <w:p>
+      <w:pPr>
+        <w:pStyle w:val="ListBullet"/>
+      </w:pPr>
+      <w:r>
+        <w:rPr>
+          <w:rFonts w:ascii="맑은 고딕" w:hAnsi="맑은 고딕" w:eastAsia="맑은 고딕"/>
+          <w:sz w:val="21"/>
+        </w:rPr>
+        <w:t xml:space="preserve">업무 흐름: </w:t>
+      </w:r>
+      <w:r>
+        <w:rPr>
+          <w:rFonts w:ascii="맑은 고딕" w:hAnsi="맑은 고딕" w:eastAsia="맑은 고딕"/>
+          <w:b/>
+          <w:sz w:val="21"/>
+        </w:rPr>
+        <w:t>PO(.pdf) 발행 → 공급사 송부 → OC(Order Confirmation) 회신 확인(누락 방지) → EXW DATE 관리</w:t>
+      </w:r>
+    </w:p>
+    <w:p>
+      <w:pPr>
+        <w:pStyle w:val="ListBullet"/>
+      </w:pPr>
+      <w:r>
+        <w:rPr>
+          <w:rFonts w:ascii="맑은 고딕" w:hAnsi="맑은 고딕" w:eastAsia="맑은 고딕"/>
+          <w:sz w:val="21"/>
+        </w:rPr>
+        <w:t xml:space="preserve">발주 메일을 보낸 뒤 공급사 회신 메일을 받은 일자를 </w:t>
+      </w:r>
+      <w:r>
+        <w:rPr>
+          <w:rFonts w:ascii="맑은 고딕" w:hAnsi="맑은 고딕" w:eastAsia="맑은 고딕"/>
+          <w:b/>
+          <w:sz w:val="21"/>
+        </w:rPr>
+        <w:t>OC 일자로 기재하고 수령 여부를 관리</w:t>
+      </w:r>
+      <w:r>
+        <w:rPr>
+          <w:rFonts w:ascii="맑은 고딕" w:hAnsi="맑은 고딕" w:eastAsia="맑은 고딕"/>
+          <w:sz w:val="21"/>
+        </w:rPr>
+        <w:t>합니다. 현재는 HD360 페이지에서 EXW DATE와 OC 접수율을 확인하고 있습니다.</w:t>
+      </w:r>
+    </w:p>
+    <w:p>
+      <w:pPr>
+        <w:pStyle w:val="ListBullet"/>
+      </w:pPr>
+      <w:r>
+        <w:rPr>
+          <w:rFonts w:ascii="맑은 고딕" w:hAnsi="맑은 고딕" w:eastAsia="맑은 고딕"/>
+          <w:b/>
+          <w:sz w:val="21"/>
+        </w:rPr>
+        <w:t>OC 미접수 건 팔로우업 작업의 자동화</w:t>
+      </w:r>
+      <w:r>
+        <w:rPr>
+          <w:rFonts w:ascii="맑은 고딕" w:hAnsi="맑은 고딕" w:eastAsia="맑은 고딕"/>
+          <w:sz w:val="21"/>
+        </w:rPr>
+        <w:t>가 필요합니다.</w:t>
+      </w:r>
+    </w:p>
+    <w:p>
+      <w:pPr>
+        <w:pStyle w:val="ListBullet"/>
+      </w:pPr>
+      <w:r>
+        <w:rPr>
+          <w:rFonts w:ascii="맑은 고딕" w:hAnsi="맑은 고딕" w:eastAsia="맑은 고딕"/>
+          <w:b/>
+          <w:sz w:val="21"/>
+        </w:rPr>
+        <w:t>업체별 메일 분류</w:t>
+      </w:r>
+      <w:r>
+        <w:rPr>
+          <w:rFonts w:ascii="맑은 고딕" w:hAnsi="맑은 고딕" w:eastAsia="맑은 고딕"/>
+          <w:sz w:val="21"/>
+        </w:rPr>
+        <w:t xml:space="preserve"> 작업을 요청했습니다.</w:t>
+      </w:r>
+    </w:p>
+    <w:p>
+      <w:pPr>
+        <w:pStyle w:val="ListBullet"/>
+      </w:pPr>
+      <w:r>
+        <w:rPr>
+          <w:rFonts w:ascii="맑은 고딕" w:hAnsi="맑은 고딕" w:eastAsia="맑은 고딕"/>
+          <w:b/>
+          <w:sz w:val="21"/>
+        </w:rPr>
+        <w:t>Cummins Weekly Order Status 엑셀</w:t>
+      </w:r>
+      <w:r>
+        <w:rPr>
+          <w:rFonts w:ascii="맑은 고딕" w:hAnsi="맑은 고딕" w:eastAsia="맑은 고딕"/>
+          <w:sz w:val="21"/>
+        </w:rPr>
+        <w:t>에서 Promise Date가 바뀐 건을 확인해야 합니다.</w:t>
+      </w:r>
+    </w:p>
+    <w:p>
+      <w:pPr>
+        <w:pStyle w:val="ListBullet"/>
+      </w:pPr>
+      <w:r>
+        <w:rPr>
+          <w:rFonts w:ascii="맑은 고딕" w:hAnsi="맑은 고딕" w:eastAsia="맑은 고딕"/>
+          <w:b/>
+          <w:sz w:val="21"/>
+        </w:rPr>
+        <w:t>Packing List의 자재 합중량과 B/L 중량이 일치하는지</w:t>
+      </w:r>
+      <w:r>
+        <w:rPr>
+          <w:rFonts w:ascii="맑은 고딕" w:hAnsi="맑은 고딕" w:eastAsia="맑은 고딕"/>
+          <w:sz w:val="21"/>
+        </w:rPr>
+        <w:t xml:space="preserve"> 확인해야 합니다.</w:t>
+      </w:r>
+    </w:p>
+    <w:p>
+      <w:pPr>
+        <w:pStyle w:val="ListBullet"/>
+      </w:pPr>
+      <w:r>
+        <w:rPr>
+          <w:rFonts w:ascii="맑은 고딕" w:hAnsi="맑은 고딕" w:eastAsia="맑은 고딕"/>
+          <w:sz w:val="21"/>
+        </w:rPr>
+        <w:t>EXW 준수율(%)과 평균 지연일을 보이게 하는 요구도 함께 전달되었습니다(패들릿 원문에서는 문구가 확인되지 않아 수강생 확인이 필요합니다).</w:t>
       </w:r>
     </w:p>
     <w:p>
@@ -527,7 +675,7 @@
           <w:rFonts w:ascii="맑은 고딕" w:hAnsi="맑은 고딕" w:eastAsia="맑은 고딕"/>
           <w:sz w:val="21"/>
         </w:rPr>
-        <w:t xml:space="preserve">같은 화면에 PO별 선적·A/N 진행 상태를 기록하는 </w:t>
+        <w:t xml:space="preserve">같은 화면에 PO별 송부일·OC 수령일·EXW DATE·선적·A/N 진행 상태를 기록하는 </w:t>
       </w:r>
       <w:r>
         <w:rPr>
@@ -542,7 +690,19 @@
           <w:rFonts w:ascii="맑은 고딕" w:hAnsi="맑은 고딕" w:eastAsia="맑은 고딕"/>
           <w:sz w:val="21"/>
         </w:rPr>
-        <w:t>을 두어, 누락 여부를 한눈에 봅니다.</w:t>
+        <w:t>을 두어, OC 미접수와 선적 누락을 한눈에 봅니다.</w:t>
+      </w:r>
+    </w:p>
+    <w:p>
+      <w:pPr>
+        <w:pStyle w:val="ListBullet"/>
+      </w:pPr>
+      <w:r>
+        <w:rPr>
+          <w:rFonts w:ascii="맑은 고딕" w:hAnsi="맑은 고딕" w:eastAsia="맑은 고딕"/>
+          <w:sz w:val="21"/>
+        </w:rPr>
+        <w:t>OC 미접수 건 팔로우업 메일 초안, EXW 준수율·평균 지연일, Weekly Order Status의 Promise Date 변경 검출, Packing List 합중량과 B/L 중량 대조를 같은 도구 안에서 처리합니다.</w:t>
       </w:r>
     </w:p>
     <w:p>
@@ -905,6 +1065,316 @@
           </w:p>
         </w:tc>
       </w:tr>
+      <w:tr>
+        <w:tc>
+          <w:tcPr>
+            <w:tcW w:type="dxa" w:w="2160"/>
+          </w:tcPr>
+          <w:p>
+            <w:r/>
+            <w:r>
+              <w:rPr>
+                <w:rFonts w:ascii="맑은 고딕" w:hAnsi="맑은 고딕" w:eastAsia="맑은 고딕"/>
+                <w:sz w:val="19"/>
+              </w:rPr>
+              <w:t>OC(Order Confirmation) 회신 메일</w:t>
+            </w:r>
+          </w:p>
+        </w:tc>
+        <w:tc>
+          <w:tcPr>
+            <w:tcW w:type="dxa" w:w="2160"/>
+          </w:tcPr>
+          <w:p>
+            <w:r/>
+            <w:r>
+              <w:rPr>
+                <w:rFonts w:ascii="맑은 고딕" w:hAnsi="맑은 고딕" w:eastAsia="맑은 고딕"/>
+                <w:sz w:val="19"/>
+              </w:rPr>
+              <w:t>Outlook 메일</w:t>
+            </w:r>
+          </w:p>
+        </w:tc>
+        <w:tc>
+          <w:tcPr>
+            <w:tcW w:type="dxa" w:w="2160"/>
+          </w:tcPr>
+          <w:p>
+            <w:r/>
+            <w:r>
+              <w:rPr>
+                <w:rFonts w:ascii="맑은 고딕" w:hAnsi="맑은 고딕" w:eastAsia="맑은 고딕"/>
+                <w:sz w:val="19"/>
+              </w:rPr>
+              <w:t>PO 송부 건마다</w:t>
+            </w:r>
+          </w:p>
+        </w:tc>
+        <w:tc>
+          <w:tcPr>
+            <w:tcW w:type="dxa" w:w="2160"/>
+          </w:tcPr>
+          <w:p>
+            <w:r/>
+            <w:r>
+              <w:rPr>
+                <w:rFonts w:ascii="맑은 고딕" w:hAnsi="맑은 고딕" w:eastAsia="맑은 고딕"/>
+                <w:sz w:val="19"/>
+              </w:rPr>
+              <w:t>회신 수신일을 OC 일자로 기재</w:t>
+            </w:r>
+          </w:p>
+        </w:tc>
+      </w:tr>
+      <w:tr>
+        <w:tc>
+          <w:tcPr>
+            <w:tcW w:type="dxa" w:w="2160"/>
+          </w:tcPr>
+          <w:p>
+            <w:r/>
+            <w:r>
+              <w:rPr>
+                <w:rFonts w:ascii="맑은 고딕" w:hAnsi="맑은 고딕" w:eastAsia="맑은 고딕"/>
+                <w:sz w:val="19"/>
+              </w:rPr>
+              <w:t>HD360 페이지의 EXW DATE·OC 접수율</w:t>
+            </w:r>
+          </w:p>
+        </w:tc>
+        <w:tc>
+          <w:tcPr>
+            <w:tcW w:type="dxa" w:w="2160"/>
+          </w:tcPr>
+          <w:p>
+            <w:r/>
+            <w:r>
+              <w:rPr>
+                <w:rFonts w:ascii="맑은 고딕" w:hAnsi="맑은 고딕" w:eastAsia="맑은 고딕"/>
+                <w:sz w:val="19"/>
+              </w:rPr>
+              <w:t>사내(또는 포털) 웹 화면 — 내려받기 가능 여부 미상</w:t>
+            </w:r>
+          </w:p>
+        </w:tc>
+        <w:tc>
+          <w:tcPr>
+            <w:tcW w:type="dxa" w:w="2160"/>
+          </w:tcPr>
+          <w:p>
+            <w:r/>
+            <w:r>
+              <w:rPr>
+                <w:rFonts w:ascii="맑은 고딕" w:hAnsi="맑은 고딕" w:eastAsia="맑은 고딕"/>
+                <w:sz w:val="19"/>
+              </w:rPr>
+              <w:t>수시 확인</w:t>
+            </w:r>
+          </w:p>
+        </w:tc>
+        <w:tc>
+          <w:tcPr>
+            <w:tcW w:type="dxa" w:w="2160"/>
+          </w:tcPr>
+          <w:p>
+            <w:r/>
+            <w:r>
+              <w:rPr>
+                <w:rFonts w:ascii="맑은 고딕" w:hAnsi="맑은 고딕" w:eastAsia="맑은 고딕"/>
+                <w:sz w:val="19"/>
+              </w:rPr>
+              <w:t>확인 필요</w:t>
+            </w:r>
+          </w:p>
+        </w:tc>
+      </w:tr>
+      <w:tr>
+        <w:tc>
+          <w:tcPr>
+            <w:tcW w:type="dxa" w:w="2160"/>
+          </w:tcPr>
+          <w:p>
+            <w:r/>
+            <w:r>
+              <w:rPr>
+                <w:rFonts w:ascii="맑은 고딕" w:hAnsi="맑은 고딕" w:eastAsia="맑은 고딕"/>
+                <w:sz w:val="19"/>
+              </w:rPr>
+              <w:t>Cummins Weekly Order Status</w:t>
+            </w:r>
+          </w:p>
+        </w:tc>
+        <w:tc>
+          <w:tcPr>
+            <w:tcW w:type="dxa" w:w="2160"/>
+          </w:tcPr>
+          <w:p>
+            <w:r/>
+            <w:r>
+              <w:rPr>
+                <w:rFonts w:ascii="맑은 고딕" w:hAnsi="맑은 고딕" w:eastAsia="맑은 고딕"/>
+                <w:sz w:val="19"/>
+              </w:rPr>
+              <w:t>Excel</w:t>
+            </w:r>
+          </w:p>
+        </w:tc>
+        <w:tc>
+          <w:tcPr>
+            <w:tcW w:type="dxa" w:w="2160"/>
+          </w:tcPr>
+          <w:p>
+            <w:r/>
+            <w:r>
+              <w:rPr>
+                <w:rFonts w:ascii="맑은 고딕" w:hAnsi="맑은 고딕" w:eastAsia="맑은 고딕"/>
+                <w:sz w:val="19"/>
+              </w:rPr>
+              <w:t>주간(파일명 기준, 가정)</w:t>
+            </w:r>
+          </w:p>
+        </w:tc>
+        <w:tc>
+          <w:tcPr>
+            <w:tcW w:type="dxa" w:w="2160"/>
+          </w:tcPr>
+          <w:p>
+            <w:r/>
+            <w:r>
+              <w:rPr>
+                <w:rFonts w:ascii="맑은 고딕" w:hAnsi="맑은 고딕" w:eastAsia="맑은 고딕"/>
+                <w:sz w:val="19"/>
+              </w:rPr>
+              <w:t>열 구성 미상 — PO·품번·Promise Date 포함(가정)</w:t>
+            </w:r>
+          </w:p>
+        </w:tc>
+      </w:tr>
+      <w:tr>
+        <w:tc>
+          <w:tcPr>
+            <w:tcW w:type="dxa" w:w="2160"/>
+          </w:tcPr>
+          <w:p>
+            <w:r/>
+            <w:r>
+              <w:rPr>
+                <w:rFonts w:ascii="맑은 고딕" w:hAnsi="맑은 고딕" w:eastAsia="맑은 고딕"/>
+                <w:sz w:val="19"/>
+              </w:rPr>
+              <w:t>Packing List</w:t>
+            </w:r>
+          </w:p>
+        </w:tc>
+        <w:tc>
+          <w:tcPr>
+            <w:tcW w:type="dxa" w:w="2160"/>
+          </w:tcPr>
+          <w:p>
+            <w:r/>
+            <w:r>
+              <w:rPr>
+                <w:rFonts w:ascii="맑은 고딕" w:hAnsi="맑은 고딕" w:eastAsia="맑은 고딕"/>
+                <w:sz w:val="19"/>
+              </w:rPr>
+              <w:t>형태 미상(Excel 또는 PDF, 가정)</w:t>
+            </w:r>
+          </w:p>
+        </w:tc>
+        <w:tc>
+          <w:tcPr>
+            <w:tcW w:type="dxa" w:w="2160"/>
+          </w:tcPr>
+          <w:p>
+            <w:r/>
+            <w:r>
+              <w:rPr>
+                <w:rFonts w:ascii="맑은 고딕" w:hAnsi="맑은 고딕" w:eastAsia="맑은 고딕"/>
+                <w:sz w:val="19"/>
+              </w:rPr>
+              <w:t>선적 건마다</w:t>
+            </w:r>
+          </w:p>
+        </w:tc>
+        <w:tc>
+          <w:tcPr>
+            <w:tcW w:type="dxa" w:w="2160"/>
+          </w:tcPr>
+          <w:p>
+            <w:r/>
+            <w:r>
+              <w:rPr>
+                <w:rFonts w:ascii="맑은 고딕" w:hAnsi="맑은 고딕" w:eastAsia="맑은 고딕"/>
+                <w:sz w:val="19"/>
+              </w:rPr>
+              <w:t>자재별 중량 포함</w:t>
+            </w:r>
+          </w:p>
+        </w:tc>
+      </w:tr>
+      <w:tr>
+        <w:tc>
+          <w:tcPr>
+            <w:tcW w:type="dxa" w:w="2160"/>
+          </w:tcPr>
+          <w:p>
+            <w:r/>
+            <w:r>
+              <w:rPr>
+                <w:rFonts w:ascii="맑은 고딕" w:hAnsi="맑은 고딕" w:eastAsia="맑은 고딕"/>
+                <w:sz w:val="19"/>
+              </w:rPr>
+              <w:t>B/L(선하증권)</w:t>
+            </w:r>
+          </w:p>
+        </w:tc>
+        <w:tc>
+          <w:tcPr>
+            <w:tcW w:type="dxa" w:w="2160"/>
+          </w:tcPr>
+          <w:p>
+            <w:r/>
+            <w:r>
+              <w:rPr>
+                <w:rFonts w:ascii="맑은 고딕" w:hAnsi="맑은 고딕" w:eastAsia="맑은 고딕"/>
+                <w:sz w:val="19"/>
+              </w:rPr>
+              <w:t>형태 미상(PDF, 가정)</w:t>
+            </w:r>
+          </w:p>
+        </w:tc>
+        <w:tc>
+          <w:tcPr>
+            <w:tcW w:type="dxa" w:w="2160"/>
+          </w:tcPr>
+          <w:p>
+            <w:r/>
+            <w:r>
+              <w:rPr>
+                <w:rFonts w:ascii="맑은 고딕" w:hAnsi="맑은 고딕" w:eastAsia="맑은 고딕"/>
+                <w:sz w:val="19"/>
+              </w:rPr>
+              <w:t>선적 건마다</w:t>
+            </w:r>
+          </w:p>
+        </w:tc>
+        <w:tc>
+          <w:tcPr>
+            <w:tcW w:type="dxa" w:w="2160"/>
+          </w:tcPr>
+          <w:p>
+            <w:r/>
+            <w:r>
+              <w:rPr>
+                <w:rFonts w:ascii="맑은 고딕" w:hAnsi="맑은 고딕" w:eastAsia="맑은 고딕"/>
+                <w:sz w:val="19"/>
+              </w:rPr>
+              <w:t>총중량 기재</w:t>
+            </w:r>
+          </w:p>
+        </w:tc>
+      </w:tr>
     </w:tbl>
     <w:p/>
     <w:p>
@@ -963,6 +1433,16 @@
         <w:t xml:space="preserve">  L --&gt; K[업체별 체크리스트]</w:t>
         <w:br/>
         <w:t xml:space="preserve">  L --&gt; F[미회신·지연 건 Follow-up 메일 초안]</w:t>
+        <w:br/>
+        <w:t xml:space="preserve">  E[회신 메일 .eml] --&gt; R[업체별 분류·OC 수령일 기재]</w:t>
+        <w:br/>
+        <w:t xml:space="preserve">  R --&gt; L</w:t>
+        <w:br/>
+        <w:t xml:space="preserve">  L --&gt; K2[OC 접수율·EXW 준수율·평균 지연일]</w:t>
+        <w:br/>
+        <w:t xml:space="preserve">  W[Weekly Order Status 두 주차] --&gt; Q[Promise Date 변경 목록]</w:t>
+        <w:br/>
+        <w:t xml:space="preserve">  PL[Packing List 합중량] --&gt; V[B/L 중량 대조]</w:t>
       </w:r>
     </w:p>
     <w:tbl>
@@ -1407,7 +1887,7 @@
                 <w:rFonts w:ascii="맑은 고딕" w:hAnsi="맑은 고딕" w:eastAsia="맑은 고딕"/>
                 <w:sz w:val="19"/>
               </w:rPr>
-              <w:t>PO별 발주일, 납기, 선적 예정일, A/N 수신 여부, 선적서류 수신 여부를 기록하고 누락·임박 건을 강조, 엑셀로 내보내기</w:t>
+              <w:t>PO별 발주일, 송부일, OC 수령일, EXW DATE(약속·실제), 선적 예정일, A/N 수신 여부, 선적서류 수신 여부를 기록하고 누락·임박 건을 강조, 엑셀로 내보내기</w:t>
             </w:r>
           </w:p>
         </w:tc>
@@ -1423,6 +1903,288 @@
                 <w:sz w:val="19"/>
               </w:rPr>
               <w:t>MVP</w:t>
+            </w:r>
+          </w:p>
+        </w:tc>
+      </w:tr>
+      <w:tr>
+        <w:tc>
+          <w:tcPr>
+            <w:tcW w:type="dxa" w:w="2880"/>
+          </w:tcPr>
+          <w:p>
+            <w:r/>
+            <w:r>
+              <w:rPr>
+                <w:rFonts w:ascii="맑은 고딕" w:hAnsi="맑은 고딕" w:eastAsia="맑은 고딕"/>
+                <w:sz w:val="19"/>
+              </w:rPr>
+              <w:t>OC 수령 관리</w:t>
+            </w:r>
+          </w:p>
+        </w:tc>
+        <w:tc>
+          <w:tcPr>
+            <w:tcW w:type="dxa" w:w="2880"/>
+          </w:tcPr>
+          <w:p>
+            <w:r/>
+            <w:r>
+              <w:rPr>
+                <w:rFonts w:ascii="맑은 고딕" w:hAnsi="맑은 고딕" w:eastAsia="맑은 고딕"/>
+                <w:sz w:val="19"/>
+              </w:rPr>
+              <w:t>공급사 회신 메일을 받은 일자를 OC 일자로 기재, 송부 후 설정한 일수가 지나도 OC가 없는 건을 「OC 미접수」로 표시, OC 접수율 계산</w:t>
+            </w:r>
+          </w:p>
+        </w:tc>
+        <w:tc>
+          <w:tcPr>
+            <w:tcW w:type="dxa" w:w="2880"/>
+          </w:tcPr>
+          <w:p>
+            <w:r/>
+            <w:r>
+              <w:rPr>
+                <w:rFonts w:ascii="맑은 고딕" w:hAnsi="맑은 고딕" w:eastAsia="맑은 고딕"/>
+                <w:sz w:val="19"/>
+              </w:rPr>
+              <w:t>MVP</w:t>
+            </w:r>
+          </w:p>
+        </w:tc>
+      </w:tr>
+      <w:tr>
+        <w:tc>
+          <w:tcPr>
+            <w:tcW w:type="dxa" w:w="2880"/>
+          </w:tcPr>
+          <w:p>
+            <w:r/>
+            <w:r>
+              <w:rPr>
+                <w:rFonts w:ascii="맑은 고딕" w:hAnsi="맑은 고딕" w:eastAsia="맑은 고딕"/>
+                <w:sz w:val="19"/>
+              </w:rPr>
+              <w:t>OC 미접수 팔로우업</w:t>
+            </w:r>
+          </w:p>
+        </w:tc>
+        <w:tc>
+          <w:tcPr>
+            <w:tcW w:type="dxa" w:w="2880"/>
+          </w:tcPr>
+          <w:p>
+            <w:r/>
+            <w:r>
+              <w:rPr>
+                <w:rFonts w:ascii="맑은 고딕" w:hAnsi="맑은 고딕" w:eastAsia="맑은 고딕"/>
+                <w:sz w:val="19"/>
+              </w:rPr>
+              <w:t>OC 미접수 건을 업체별로 묶어 PO 목록이 들어간 팔로우업 메일 초안(.eml) 생성 — 자동 발송은 하지 않음</w:t>
+            </w:r>
+          </w:p>
+        </w:tc>
+        <w:tc>
+          <w:tcPr>
+            <w:tcW w:type="dxa" w:w="2880"/>
+          </w:tcPr>
+          <w:p>
+            <w:r/>
+            <w:r>
+              <w:rPr>
+                <w:rFonts w:ascii="맑은 고딕" w:hAnsi="맑은 고딕" w:eastAsia="맑은 고딕"/>
+                <w:sz w:val="19"/>
+              </w:rPr>
+              <w:t>MVP</w:t>
+            </w:r>
+          </w:p>
+        </w:tc>
+      </w:tr>
+      <w:tr>
+        <w:tc>
+          <w:tcPr>
+            <w:tcW w:type="dxa" w:w="2880"/>
+          </w:tcPr>
+          <w:p>
+            <w:r/>
+            <w:r>
+              <w:rPr>
+                <w:rFonts w:ascii="맑은 고딕" w:hAnsi="맑은 고딕" w:eastAsia="맑은 고딕"/>
+                <w:sz w:val="19"/>
+              </w:rPr>
+              <w:t>EXW 준수율·평균 지연일</w:t>
+            </w:r>
+          </w:p>
+        </w:tc>
+        <w:tc>
+          <w:tcPr>
+            <w:tcW w:type="dxa" w:w="2880"/>
+          </w:tcPr>
+          <w:p>
+            <w:r/>
+            <w:r>
+              <w:rPr>
+                <w:rFonts w:ascii="맑은 고딕" w:hAnsi="맑은 고딕" w:eastAsia="맑은 고딕"/>
+                <w:sz w:val="19"/>
+              </w:rPr>
+              <w:t>약속 EXW DATE와 실제 출고일을 비교해 준수율(%)·평균 지연일을 전체·업체별로 표시</w:t>
+            </w:r>
+          </w:p>
+        </w:tc>
+        <w:tc>
+          <w:tcPr>
+            <w:tcW w:type="dxa" w:w="2880"/>
+          </w:tcPr>
+          <w:p>
+            <w:r/>
+            <w:r>
+              <w:rPr>
+                <w:rFonts w:ascii="맑은 고딕" w:hAnsi="맑은 고딕" w:eastAsia="맑은 고딕"/>
+                <w:sz w:val="19"/>
+              </w:rPr>
+              <w:t>MVP</w:t>
+            </w:r>
+          </w:p>
+        </w:tc>
+      </w:tr>
+      <w:tr>
+        <w:tc>
+          <w:tcPr>
+            <w:tcW w:type="dxa" w:w="2880"/>
+          </w:tcPr>
+          <w:p>
+            <w:r/>
+            <w:r>
+              <w:rPr>
+                <w:rFonts w:ascii="맑은 고딕" w:hAnsi="맑은 고딕" w:eastAsia="맑은 고딕"/>
+                <w:sz w:val="19"/>
+              </w:rPr>
+              <w:t>업체별 메일 분류</w:t>
+            </w:r>
+          </w:p>
+        </w:tc>
+        <w:tc>
+          <w:tcPr>
+            <w:tcW w:type="dxa" w:w="2880"/>
+          </w:tcPr>
+          <w:p>
+            <w:r/>
+            <w:r>
+              <w:rPr>
+                <w:rFonts w:ascii="맑은 고딕" w:hAnsi="맑은 고딕" w:eastAsia="맑은 고딕"/>
+                <w:sz w:val="19"/>
+              </w:rPr>
+              <w:t>Outlook에서 저장한 메일 파일(.eml)을 올리면 발신 도메인으로 업체를 찾아 분류하고, 제목·본문의 PO 번호로 OC 수령일 기재 후보를 제시(사람이 확인 후 반영)</w:t>
+            </w:r>
+          </w:p>
+        </w:tc>
+        <w:tc>
+          <w:tcPr>
+            <w:tcW w:type="dxa" w:w="2880"/>
+          </w:tcPr>
+          <w:p>
+            <w:r/>
+            <w:r>
+              <w:rPr>
+                <w:rFonts w:ascii="맑은 고딕" w:hAnsi="맑은 고딕" w:eastAsia="맑은 고딕"/>
+                <w:sz w:val="19"/>
+              </w:rPr>
+              <w:t>MVP(반자동) / 확장(메일함 직접 연동)</w:t>
+            </w:r>
+          </w:p>
+        </w:tc>
+      </w:tr>
+      <w:tr>
+        <w:tc>
+          <w:tcPr>
+            <w:tcW w:type="dxa" w:w="2880"/>
+          </w:tcPr>
+          <w:p>
+            <w:r/>
+            <w:r>
+              <w:rPr>
+                <w:rFonts w:ascii="맑은 고딕" w:hAnsi="맑은 고딕" w:eastAsia="맑은 고딕"/>
+                <w:sz w:val="19"/>
+              </w:rPr>
+              <w:t>Promise Date 변경 확인</w:t>
+            </w:r>
+          </w:p>
+        </w:tc>
+        <w:tc>
+          <w:tcPr>
+            <w:tcW w:type="dxa" w:w="2880"/>
+          </w:tcPr>
+          <w:p>
+            <w:r/>
+            <w:r>
+              <w:rPr>
+                <w:rFonts w:ascii="맑은 고딕" w:hAnsi="맑은 고딕" w:eastAsia="맑은 고딕"/>
+                <w:sz w:val="19"/>
+              </w:rPr>
+              <w:t>Cummins Weekly Order Status 엑셀 두 주차를 올리면 PO·라인 기준으로 Promise Date가 바뀐 건, 새로 생긴 건, 빠진 건을 목록으로 보여 주고 엑셀로 내보내기</w:t>
+            </w:r>
+          </w:p>
+        </w:tc>
+        <w:tc>
+          <w:tcPr>
+            <w:tcW w:type="dxa" w:w="2880"/>
+          </w:tcPr>
+          <w:p>
+            <w:r/>
+            <w:r>
+              <w:rPr>
+                <w:rFonts w:ascii="맑은 고딕" w:hAnsi="맑은 고딕" w:eastAsia="맑은 고딕"/>
+                <w:sz w:val="19"/>
+              </w:rPr>
+              <w:t>MVP</w:t>
+            </w:r>
+          </w:p>
+        </w:tc>
+      </w:tr>
+      <w:tr>
+        <w:tc>
+          <w:tcPr>
+            <w:tcW w:type="dxa" w:w="2880"/>
+          </w:tcPr>
+          <w:p>
+            <w:r/>
+            <w:r>
+              <w:rPr>
+                <w:rFonts w:ascii="맑은 고딕" w:hAnsi="맑은 고딕" w:eastAsia="맑은 고딕"/>
+                <w:sz w:val="19"/>
+              </w:rPr>
+              <w:t>Packing List–B/L 중량 대조</w:t>
+            </w:r>
+          </w:p>
+        </w:tc>
+        <w:tc>
+          <w:tcPr>
+            <w:tcW w:type="dxa" w:w="2880"/>
+          </w:tcPr>
+          <w:p>
+            <w:r/>
+            <w:r>
+              <w:rPr>
+                <w:rFonts w:ascii="맑은 고딕" w:hAnsi="맑은 고딕" w:eastAsia="맑은 고딕"/>
+                <w:sz w:val="19"/>
+              </w:rPr>
+              <w:t>Packing List 엑셀의 자재 중량 합계를 B/L 중량과 비교해 허용 오차를 넘으면 표시</w:t>
+            </w:r>
+          </w:p>
+        </w:tc>
+        <w:tc>
+          <w:tcPr>
+            <w:tcW w:type="dxa" w:w="2880"/>
+          </w:tcPr>
+          <w:p>
+            <w:r/>
+            <w:r>
+              <w:rPr>
+                <w:rFonts w:ascii="맑은 고딕" w:hAnsi="맑은 고딕" w:eastAsia="맑은 고딕"/>
+                <w:sz w:val="19"/>
+              </w:rPr>
+              <w:t>MVP(엑셀 Packing List + B/L 중량 입력) / 확장(PDF에서 자동 추출)</w:t>
             </w:r>
           </w:p>
         </w:tc>
@@ -2218,7 +2980,79 @@
           <w:rFonts w:ascii="맑은 고딕" w:hAnsi="맑은 고딕" w:eastAsia="맑은 고딕"/>
           <w:sz w:val="21"/>
         </w:rPr>
-        <w:t>관리 대장: PO별 납기·선적 예정일·A/N·선적서류 수신 체크, 임박·누락 강조, 엑셀 내보내기</w:t>
+        <w:t>관리 대장: PO별 송부일·OC 수령일·약속/실제 EXW DATE·선적 예정일·A/N·선적서류 수신 체크, 임박·누락 강조, 엑셀 내보내기·가져오기</w:t>
+      </w:r>
+    </w:p>
+    <w:p>
+      <w:pPr>
+        <w:pStyle w:val="ListBullet"/>
+      </w:pPr>
+      <w:r>
+        <w:rPr>
+          <w:rFonts w:ascii="맑은 고딕" w:hAnsi="맑은 고딕" w:eastAsia="맑은 고딕"/>
+          <w:sz w:val="21"/>
+        </w:rPr>
+        <w:t>OC 수령 관리: OC 수령일 기재, 설정 일수 경과 OC 미접수 표시, OC 접수율</w:t>
+      </w:r>
+    </w:p>
+    <w:p>
+      <w:pPr>
+        <w:pStyle w:val="ListBullet"/>
+      </w:pPr>
+      <w:r>
+        <w:rPr>
+          <w:rFonts w:ascii="맑은 고딕" w:hAnsi="맑은 고딕" w:eastAsia="맑은 고딕"/>
+          <w:sz w:val="21"/>
+        </w:rPr>
+        <w:t>OC 미접수 팔로우업: 업체별로 묶은 팔로우업 메일 초안(.eml) 생성</w:t>
+      </w:r>
+    </w:p>
+    <w:p>
+      <w:pPr>
+        <w:pStyle w:val="ListBullet"/>
+      </w:pPr>
+      <w:r>
+        <w:rPr>
+          <w:rFonts w:ascii="맑은 고딕" w:hAnsi="맑은 고딕" w:eastAsia="맑은 고딕"/>
+          <w:sz w:val="21"/>
+        </w:rPr>
+        <w:t>EXW 준수율(%)·평균 지연일: 전체·업체별 표와 막대 그래프</w:t>
+      </w:r>
+    </w:p>
+    <w:p>
+      <w:pPr>
+        <w:pStyle w:val="ListBullet"/>
+      </w:pPr>
+      <w:r>
+        <w:rPr>
+          <w:rFonts w:ascii="맑은 고딕" w:hAnsi="맑은 고딕" w:eastAsia="맑은 고딕"/>
+          <w:sz w:val="21"/>
+        </w:rPr>
+        <w:t>업체별 메일 분류(반자동): .eml 파일을 발신 도메인으로 업체에 분류, PO 번호가 보이는 회신은 OC 수령일 기재 후보로 제시</w:t>
+      </w:r>
+    </w:p>
+    <w:p>
+      <w:pPr>
+        <w:pStyle w:val="ListBullet"/>
+      </w:pPr>
+      <w:r>
+        <w:rPr>
+          <w:rFonts w:ascii="맑은 고딕" w:hAnsi="맑은 고딕" w:eastAsia="맑은 고딕"/>
+          <w:sz w:val="21"/>
+        </w:rPr>
+        <w:t>Promise Date 변경 확인: Weekly Order Status 엑셀 두 파일 비교(열 매핑 화면 포함)</w:t>
+      </w:r>
+    </w:p>
+    <w:p>
+      <w:pPr>
+        <w:pStyle w:val="ListBullet"/>
+      </w:pPr>
+      <w:r>
+        <w:rPr>
+          <w:rFonts w:ascii="맑은 고딕" w:hAnsi="맑은 고딕" w:eastAsia="맑은 고딕"/>
+          <w:sz w:val="21"/>
+        </w:rPr>
+        <w:t>Packing List 합중량과 B/L 중량 대조: Packing List 엑셀 열 매핑, B/L 중량 직접 입력, 허용 오차는 설정값</w:t>
       </w:r>
     </w:p>
     <w:p>
@@ -2231,6 +3065,18 @@
           <w:sz w:val="21"/>
         </w:rPr>
         <w:t>업체별 체크리스트 입력·표시, 상황별 Follow-up 메일 템플릿(생성형 AI 없이 빈칸 채우기)</w:t>
+      </w:r>
+    </w:p>
+    <w:p>
+      <w:pPr>
+        <w:pStyle w:val="ListBullet"/>
+      </w:pPr>
+      <w:r>
+        <w:rPr>
+          <w:rFonts w:ascii="맑은 고딕" w:hAnsi="맑은 고딕" w:eastAsia="맑은 고딕"/>
+          <w:sz w:val="21"/>
+        </w:rPr>
+        <w:t>판단 기준(OC 대기 일수, EXW 임박 일수, 중량 허용 오차 등)은 모두 화면에서 바꾸는 설정값으로 둡니다.</w:t>
       </w:r>
     </w:p>
     <w:p>
@@ -2285,6 +3131,30 @@
     </w:p>
     <w:p>
       <w:pPr>
+        <w:pStyle w:val="ListBullet"/>
+      </w:pPr>
+      <w:r>
+        <w:rPr>
+          <w:rFonts w:ascii="맑은 고딕" w:hAnsi="맑은 고딕" w:eastAsia="맑은 고딕"/>
+          <w:sz w:val="21"/>
+        </w:rPr>
+        <w:t>B/L·Packing List PDF에서 중량 자동 추출(양식 확인 후)</w:t>
+      </w:r>
+    </w:p>
+    <w:p>
+      <w:pPr>
+        <w:pStyle w:val="ListBullet"/>
+      </w:pPr>
+      <w:r>
+        <w:rPr>
+          <w:rFonts w:ascii="맑은 고딕" w:hAnsi="맑은 고딕" w:eastAsia="맑은 고딕"/>
+          <w:sz w:val="21"/>
+        </w:rPr>
+        <w:t>HD360에서 내려받을 수 있는 자료가 있으면 관리 대장 가져오기에 연결</w:t>
+      </w:r>
+    </w:p>
+    <w:p>
+      <w:pPr>
         <w:pStyle w:val="Heading3"/>
       </w:pPr>
       <w:r>
@@ -2319,6 +3189,18 @@
           <w:sz w:val="21"/>
         </w:rPr>
         <w:t>미회신·지연 건 알림, 확인 후 일괄 발송</w:t>
+      </w:r>
+    </w:p>
+    <w:p>
+      <w:pPr>
+        <w:pStyle w:val="ListBullet"/>
+      </w:pPr>
+      <w:r>
+        <w:rPr>
+          <w:rFonts w:ascii="맑은 고딕" w:hAnsi="맑은 고딕" w:eastAsia="맑은 고딕"/>
+          <w:sz w:val="21"/>
+        </w:rPr>
+        <w:t>메일함 직접 연동으로 업체별 메일 자동 분류(Outlook 연결 허용 시)</w:t>
       </w:r>
     </w:p>
     <w:p>
@@ -2503,6 +3385,42 @@
       <w:r>
         <w:rPr>
           <w:rFonts w:ascii="맑은 고딕" w:hAnsi="맑은 고딕" w:eastAsia="맑은 고딕"/>
+          <w:sz w:val="21"/>
+        </w:rPr>
+        <w:t>5-1. Cummins Weekly Order Status 엑셀 샘플 두 주차 — 열 이름(PO, 라인, 품번, Promise Date 등)과 한 행을 구분하는 기준</w:t>
+      </w:r>
+    </w:p>
+    <w:p>
+      <w:r>
+        <w:rPr>
+          <w:rFonts w:ascii="맑은 고딕" w:hAnsi="맑은 고딕" w:eastAsia="맑은 고딕"/>
+          <w:sz w:val="21"/>
+        </w:rPr>
+        <w:t>5-2. Packing List와 B/L 샘플 — 파일 형태(엑셀·PDF), 중량 단위(kg 등), 순중량·총중량 중 어느 값을 비교하는지</w:t>
+      </w:r>
+    </w:p>
+    <w:p>
+      <w:r>
+        <w:rPr>
+          <w:rFonts w:ascii="맑은 고딕" w:hAnsi="맑은 고딕" w:eastAsia="맑은 고딕"/>
+          <w:sz w:val="21"/>
+        </w:rPr>
+        <w:t>5-3. OC 회신 메일 예시 — 제목·본문에 PO 번호가 들어오는지, 업체 메일 도메인이 업체마다 하나인지</w:t>
+      </w:r>
+    </w:p>
+    <w:p>
+      <w:r>
+        <w:rPr>
+          <w:rFonts w:ascii="맑은 고딕" w:hAnsi="맑은 고딕" w:eastAsia="맑은 고딕"/>
+          <w:sz w:val="21"/>
+        </w:rPr>
+        <w:t>5-4. HD360 페이지에서 EXW DATE·OC 접수율 자료를 엑셀로 내려받을 수 있는지</w:t>
+      </w:r>
+    </w:p>
+    <w:p>
+      <w:r>
+        <w:rPr>
+          <w:rFonts w:ascii="맑은 고딕" w:hAnsi="맑은 고딕" w:eastAsia="맑은 고딕"/>
           <w:b/>
           <w:sz w:val="21"/>
         </w:rPr>
@@ -2555,6 +3473,42 @@
           <w:sz w:val="21"/>
         </w:rPr>
         <w:t>PO 번호·업체 코드가 ERP 등 사내 시스템에서 엑셀로 내려받을 수 있는지(PDF 추출보다 정확함)</w:t>
+      </w:r>
+    </w:p>
+    <w:p>
+      <w:r>
+        <w:rPr>
+          <w:rFonts w:ascii="맑은 고딕" w:hAnsi="맑은 고딕" w:eastAsia="맑은 고딕"/>
+          <w:sz w:val="21"/>
+        </w:rPr>
+        <w:t>8-1. OC 일자 기준 — 「회신 메일을 받은 날」로 이해했습니다. OC 문서에 적힌 일자와 다를 때 어느 값을 쓰는지</w:t>
+      </w:r>
+    </w:p>
+    <w:p>
+      <w:r>
+        <w:rPr>
+          <w:rFonts w:ascii="맑은 고딕" w:hAnsi="맑은 고딕" w:eastAsia="맑은 고딕"/>
+          <w:sz w:val="21"/>
+        </w:rPr>
+        <w:t>8-2. OC 미접수로 보는 기준 일수(송부 후 며칠), EXW 「준수」의 기준(당일까지 출고, 또는 허용 일수)</w:t>
+      </w:r>
+    </w:p>
+    <w:p>
+      <w:r>
+        <w:rPr>
+          <w:rFonts w:ascii="맑은 고딕" w:hAnsi="맑은 고딕" w:eastAsia="맑은 고딕"/>
+          <w:sz w:val="21"/>
+        </w:rPr>
+        <w:t>8-3. 중량 일치 판단의 허용 오차(kg 또는 %)</w:t>
+      </w:r>
+    </w:p>
+    <w:p>
+      <w:r>
+        <w:rPr>
+          <w:rFonts w:ascii="맑은 고딕" w:hAnsi="맑은 고딕" w:eastAsia="맑은 고딕"/>
+          <w:sz w:val="21"/>
+        </w:rPr>
+        <w:t>8-4. EXW 준수율·평균 지연일 요구 — 패들릿 원문에서 문구가 확인되지 않아, 필요 여부와 산식을 확인해 주십시오</w:t>
       </w:r>
     </w:p>
     <w:p>
@@ -2749,6 +3703,56 @@
       </w:tr>
     </w:tbl>
     <w:p/>
+    <w:p>
+      <w:r>
+        <w:rPr>
+          <w:rFonts w:ascii="맑은 고딕" w:hAnsi="맑은 고딕" w:eastAsia="맑은 고딕"/>
+          <w:sz w:val="21"/>
+        </w:rPr>
+        <w:t xml:space="preserve">| 패들릿 댓글 (게시물 1, 2026-09-28T08:21) | </w:t>
+      </w:r>
+      <w:r>
+        <w:rPr>
+          <w:rFonts w:ascii="Consolas" w:hAnsi="Consolas" w:eastAsia="맑은 고딕"/>
+          <w:sz w:val="20"/>
+        </w:rPr>
+        <w:t>패들릿_제출_원문.md</w:t>
+      </w:r>
+      <w:r>
+        <w:rPr>
+          <w:rFonts w:ascii="맑은 고딕" w:hAnsi="맑은 고딕" w:eastAsia="맑은 고딕"/>
+          <w:sz w:val="21"/>
+        </w:rPr>
+        <w:t xml:space="preserve"> 추가 절 | 업무 흐름: PO(.pdf) 발행 → 공급사 송부 → OC 회신 확인(누락 방지) → EXW DATE 관리 |</w:t>
+      </w:r>
+    </w:p>
+    <w:p>
+      <w:r>
+        <w:rPr>
+          <w:rFonts w:ascii="맑은 고딕" w:hAnsi="맑은 고딕" w:eastAsia="맑은 고딕"/>
+          <w:sz w:val="21"/>
+        </w:rPr>
+        <w:t>| 패들릿 댓글 (리포 카드, 2026-09-28T08:15) | 〃 | 회신 수신일을 OC 일자로 기재·수령 관리, HD360에서 EXW DATE·OC 접수율 확인 중, OC 미접수 팔로우업 자동화, 업체별 메일 분류 |</w:t>
+      </w:r>
+    </w:p>
+    <w:p>
+      <w:r>
+        <w:rPr>
+          <w:rFonts w:ascii="맑은 고딕" w:hAnsi="맑은 고딕" w:eastAsia="맑은 고딕"/>
+          <w:sz w:val="21"/>
+        </w:rPr>
+        <w:t>| 패들릿 댓글 (리포 카드, 2026-09-28T08:16) | 〃 | Cummins Weekly Order Status 엑셀의 Promise Date 변경 확인 |</w:t>
+      </w:r>
+    </w:p>
+    <w:p>
+      <w:r>
+        <w:rPr>
+          <w:rFonts w:ascii="맑은 고딕" w:hAnsi="맑은 고딕" w:eastAsia="맑은 고딕"/>
+          <w:sz w:val="21"/>
+        </w:rPr>
+        <w:t>| 패들릿 댓글 (리포 카드, 2026-09-28T08:27) | 〃 | Packing List 자재 합중량과 B/L 중량 일치 확인 |</w:t>
+      </w:r>
+    </w:p>
     <w:p>
       <w:r>
         <w:rPr>

--- a/docs/01_프로젝트_기획서.docx
+++ b/docs/01_프로젝트_기획서.docx
@@ -7,12 +7,6 @@
         <w:pStyle w:val="Title"/>
       </w:pPr>
       <w:r>
-        <w:rPr>
-          <w:rFonts w:ascii="맑은 고딕" w:hAnsi="맑은 고딕" w:eastAsia="맑은 고딕"/>
-          <w:b/>
-          <w:color w:val="1F3864"/>
-          <w:sz w:val="36"/>
-        </w:rPr>
         <w:t>외자재 운영관리 Agent — 프로젝트 기획서</w:t>
       </w:r>
     </w:p>
@@ -30,7 +24,6 @@
         <w:tc>
           <w:tcPr>
             <w:tcW w:type="dxa" w:w="4320"/>
-            <w:shd w:val="clear" w:color="auto" w:fill="E8EEF6"/>
           </w:tcPr>
           <w:p>
             <w:r>
@@ -40,9 +33,7 @@
             </w:r>
             <w:r>
               <w:rPr>
-                <w:rFonts w:ascii="맑은 고딕" w:hAnsi="맑은 고딕" w:eastAsia="맑은 고딕"/>
                 <w:b/>
-                <w:sz w:val="19"/>
               </w:rPr>
               <w:t>항목</w:t>
             </w:r>
@@ -51,7 +42,6 @@
         <w:tc>
           <w:tcPr>
             <w:tcW w:type="dxa" w:w="4320"/>
-            <w:shd w:val="clear" w:color="auto" w:fill="E8EEF6"/>
           </w:tcPr>
           <w:p>
             <w:r>
@@ -61,9 +51,7 @@
             </w:r>
             <w:r>
               <w:rPr>
-                <w:rFonts w:ascii="맑은 고딕" w:hAnsi="맑은 고딕" w:eastAsia="맑은 고딕"/>
                 <w:b/>
-                <w:sz w:val="19"/>
               </w:rPr>
               <w:t>내용</w:t>
             </w:r>
@@ -78,10 +66,6 @@
           <w:p>
             <w:r/>
             <w:r>
-              <w:rPr>
-                <w:rFonts w:ascii="맑은 고딕" w:hAnsi="맑은 고딕" w:eastAsia="맑은 고딕"/>
-                <w:sz w:val="19"/>
-              </w:rPr>
               <w:t>리포</w:t>
             </w:r>
           </w:p>
@@ -93,10 +77,6 @@
           <w:p>
             <w:r/>
             <w:r>
-              <w:rPr>
-                <w:rFonts w:ascii="맑은 고딕" w:hAnsi="맑은 고딕" w:eastAsia="맑은 고딕"/>
-                <w:sz w:val="19"/>
-              </w:rPr>
               <w:t>data09-12</w:t>
             </w:r>
           </w:p>
@@ -110,10 +90,6 @@
           <w:p>
             <w:r/>
             <w:r>
-              <w:rPr>
-                <w:rFonts w:ascii="맑은 고딕" w:hAnsi="맑은 고딕" w:eastAsia="맑은 고딕"/>
-                <w:sz w:val="19"/>
-              </w:rPr>
               <w:t>제출자</w:t>
             </w:r>
           </w:p>
@@ -125,10 +101,6 @@
           <w:p>
             <w:r/>
             <w:r>
-              <w:rPr>
-                <w:rFonts w:ascii="맑은 고딕" w:hAnsi="맑은 고딕" w:eastAsia="맑은 고딕"/>
-                <w:sz w:val="19"/>
-              </w:rPr>
               <w:t>김세이</w:t>
             </w:r>
           </w:p>
@@ -142,10 +114,6 @@
           <w:p>
             <w:r/>
             <w:r>
-              <w:rPr>
-                <w:rFonts w:ascii="맑은 고딕" w:hAnsi="맑은 고딕" w:eastAsia="맑은 고딕"/>
-                <w:sz w:val="19"/>
-              </w:rPr>
               <w:t>직무·소속</w:t>
             </w:r>
           </w:p>
@@ -157,10 +125,6 @@
           <w:p>
             <w:r/>
             <w:r>
-              <w:rPr>
-                <w:rFonts w:ascii="맑은 고딕" w:hAnsi="맑은 고딕" w:eastAsia="맑은 고딕"/>
-                <w:sz w:val="19"/>
-              </w:rPr>
               <w:t>생산관리팀 외자재 운영 — 해외 공급업체 대상 발주(PO), 납기 관리, A/N 및 선적서류 관리, 커뮤니케이션 업무</w:t>
             </w:r>
           </w:p>
@@ -174,10 +138,6 @@
           <w:p>
             <w:r/>
             <w:r>
-              <w:rPr>
-                <w:rFonts w:ascii="맑은 고딕" w:hAnsi="맑은 고딕" w:eastAsia="맑은 고딕"/>
-                <w:sz w:val="19"/>
-              </w:rPr>
               <w:t>과정</w:t>
             </w:r>
           </w:p>
@@ -189,10 +149,6 @@
           <w:p>
             <w:r/>
             <w:r>
-              <w:rPr>
-                <w:rFonts w:ascii="맑은 고딕" w:hAnsi="맑은 고딕" w:eastAsia="맑은 고딕"/>
-                <w:sz w:val="19"/>
-              </w:rPr>
               <w:t>현장 데이터 디지털화 전문가과정 1차수</w:t>
             </w:r>
           </w:p>
@@ -206,10 +162,6 @@
           <w:p>
             <w:r/>
             <w:r>
-              <w:rPr>
-                <w:rFonts w:ascii="맑은 고딕" w:hAnsi="맑은 고딕" w:eastAsia="맑은 고딕"/>
-                <w:sz w:val="19"/>
-              </w:rPr>
               <w:t>작성일</w:t>
             </w:r>
           </w:p>
@@ -221,11 +173,7 @@
           <w:p>
             <w:r/>
             <w:r>
-              <w:rPr>
-                <w:rFonts w:ascii="맑은 고딕" w:hAnsi="맑은 고딕" w:eastAsia="맑은 고딕"/>
-                <w:sz w:val="19"/>
-              </w:rPr>
-              <w:t>2026-09-28</w:t>
+              <w:t>2026-09-28 (v0.3: 2026-09-29)</w:t>
             </w:r>
           </w:p>
         </w:tc>
@@ -238,10 +186,6 @@
           <w:p>
             <w:r/>
             <w:r>
-              <w:rPr>
-                <w:rFonts w:ascii="맑은 고딕" w:hAnsi="맑은 고딕" w:eastAsia="맑은 고딕"/>
-                <w:sz w:val="19"/>
-              </w:rPr>
               <w:t>문서 상태</w:t>
             </w:r>
           </w:p>
@@ -253,46 +197,27 @@
           <w:p>
             <w:r/>
             <w:r>
-              <w:rPr>
-                <w:rFonts w:ascii="맑은 고딕" w:hAnsi="맑은 고딕" w:eastAsia="맑은 고딕"/>
-                <w:sz w:val="19"/>
-              </w:rPr>
-              <w:t>초안 v0.2 — 수강생 추가 게시물·댓글 반영</w:t>
+              <w:t>초안 v0.3 — 2026-09-29 메일 추가 자료(항차 매뉴얼·실물 PO·OC 회신·Cummins 주간 현황) 반영</w:t>
             </w:r>
           </w:p>
         </w:tc>
       </w:tr>
     </w:tbl>
-    <w:p/>
     <w:p>
       <w:pPr>
-        <w:pStyle w:val="Heading2"/>
+        <w:pStyle w:val="Heading1"/>
       </w:pPr>
       <w:r>
-        <w:rPr>
-          <w:rFonts w:ascii="맑은 고딕" w:hAnsi="맑은 고딕" w:eastAsia="맑은 고딕"/>
-          <w:b/>
-          <w:color w:val="1F3864"/>
-          <w:sz w:val="28"/>
-        </w:rPr>
         <w:t>1. 추진 배경과 현안</w:t>
       </w:r>
     </w:p>
     <w:p>
       <w:r>
-        <w:rPr>
-          <w:rFonts w:ascii="맑은 고딕" w:hAnsi="맑은 고딕" w:eastAsia="맑은 고딕"/>
-          <w:sz w:val="21"/>
-        </w:rPr>
         <w:t>외자재 운영 담당자는 해외 공급업체를 상대로 발주(PO) 발송, 납기 관리, A/N(도착 통지, Arrival Notice — 가정: 원문 약어의 일반적 의미) 및 선적서류 관리, 업체 커뮤니케이션을 함께 수행합니다.</w:t>
       </w:r>
     </w:p>
     <w:p>
       <w:r>
-        <w:rPr>
-          <w:rFonts w:ascii="맑은 고딕" w:hAnsi="맑은 고딕" w:eastAsia="맑은 고딕"/>
-          <w:sz w:val="21"/>
-        </w:rPr>
         <w:t>제출 원문에 적힌 현안은 다음 다섯 가지를 한 번에 해결하는 것입니다.</w:t>
       </w:r>
     </w:p>
@@ -301,10 +226,6 @@
         <w:pStyle w:val="ListNumber"/>
       </w:pPr>
       <w:r>
-        <w:rPr>
-          <w:rFonts w:ascii="맑은 고딕" w:hAnsi="맑은 고딕" w:eastAsia="맑은 고딕"/>
-          <w:sz w:val="21"/>
-        </w:rPr>
         <w:t>업체별 연락처 자동 조회</w:t>
       </w:r>
     </w:p>
@@ -313,10 +234,6 @@
         <w:pStyle w:val="ListNumber"/>
       </w:pPr>
       <w:r>
-        <w:rPr>
-          <w:rFonts w:ascii="맑은 고딕" w:hAnsi="맑은 고딕" w:eastAsia="맑은 고딕"/>
-          <w:sz w:val="21"/>
-        </w:rPr>
         <w:t>PO 일괄 발송</w:t>
       </w:r>
     </w:p>
@@ -325,10 +242,6 @@
         <w:pStyle w:val="ListNumber"/>
       </w:pPr>
       <w:r>
-        <w:rPr>
-          <w:rFonts w:ascii="맑은 고딕" w:hAnsi="맑은 고딕" w:eastAsia="맑은 고딕"/>
-          <w:sz w:val="21"/>
-        </w:rPr>
         <w:t>A/N 자동 관리</w:t>
       </w:r>
     </w:p>
@@ -337,10 +250,6 @@
         <w:pStyle w:val="ListNumber"/>
       </w:pPr>
       <w:r>
-        <w:rPr>
-          <w:rFonts w:ascii="맑은 고딕" w:hAnsi="맑은 고딕" w:eastAsia="맑은 고딕"/>
-          <w:sz w:val="21"/>
-        </w:rPr>
         <w:t>업체별 체크리스트 제공</w:t>
       </w:r>
     </w:p>
@@ -349,19 +258,11 @@
         <w:pStyle w:val="ListNumber"/>
       </w:pPr>
       <w:r>
-        <w:rPr>
-          <w:rFonts w:ascii="맑은 고딕" w:hAnsi="맑은 고딕" w:eastAsia="맑은 고딕"/>
-          <w:sz w:val="21"/>
-        </w:rPr>
         <w:t>Follow-up 메일 자동 생성</w:t>
       </w:r>
     </w:p>
     <w:p>
       <w:r>
-        <w:rPr>
-          <w:rFonts w:ascii="맑은 고딕" w:hAnsi="맑은 고딕" w:eastAsia="맑은 고딕"/>
-          <w:sz w:val="21"/>
-        </w:rPr>
         <w:t>2026-09-28 추가 댓글에서 실제 업무 흐름과 요구가 더 구체적으로 제시되었습니다.</w:t>
       </w:r>
     </w:p>
@@ -370,17 +271,11 @@
         <w:pStyle w:val="ListBullet"/>
       </w:pPr>
       <w:r>
-        <w:rPr>
-          <w:rFonts w:ascii="맑은 고딕" w:hAnsi="맑은 고딕" w:eastAsia="맑은 고딕"/>
-          <w:sz w:val="21"/>
-        </w:rPr>
         <w:t xml:space="preserve">업무 흐름: </w:t>
       </w:r>
       <w:r>
         <w:rPr>
-          <w:rFonts w:ascii="맑은 고딕" w:hAnsi="맑은 고딕" w:eastAsia="맑은 고딕"/>
           <w:b/>
-          <w:sz w:val="21"/>
         </w:rPr>
         <w:t>PO(.pdf) 발행 → 공급사 송부 → OC(Order Confirmation) 회신 확인(누락 방지) → EXW DATE 관리</w:t>
       </w:r>
@@ -390,25 +285,15 @@
         <w:pStyle w:val="ListBullet"/>
       </w:pPr>
       <w:r>
-        <w:rPr>
-          <w:rFonts w:ascii="맑은 고딕" w:hAnsi="맑은 고딕" w:eastAsia="맑은 고딕"/>
-          <w:sz w:val="21"/>
-        </w:rPr>
         <w:t xml:space="preserve">발주 메일을 보낸 뒤 공급사 회신 메일을 받은 일자를 </w:t>
       </w:r>
       <w:r>
         <w:rPr>
-          <w:rFonts w:ascii="맑은 고딕" w:hAnsi="맑은 고딕" w:eastAsia="맑은 고딕"/>
           <w:b/>
-          <w:sz w:val="21"/>
         </w:rPr>
         <w:t>OC 일자로 기재하고 수령 여부를 관리</w:t>
       </w:r>
       <w:r>
-        <w:rPr>
-          <w:rFonts w:ascii="맑은 고딕" w:hAnsi="맑은 고딕" w:eastAsia="맑은 고딕"/>
-          <w:sz w:val="21"/>
-        </w:rPr>
         <w:t>합니다. 현재는 HD360 페이지에서 EXW DATE와 OC 접수율을 확인하고 있습니다.</w:t>
       </w:r>
     </w:p>
@@ -418,17 +303,11 @@
       </w:pPr>
       <w:r>
         <w:rPr>
-          <w:rFonts w:ascii="맑은 고딕" w:hAnsi="맑은 고딕" w:eastAsia="맑은 고딕"/>
           <w:b/>
-          <w:sz w:val="21"/>
         </w:rPr>
         <w:t>OC 미접수 건 팔로우업 작업의 자동화</w:t>
       </w:r>
       <w:r>
-        <w:rPr>
-          <w:rFonts w:ascii="맑은 고딕" w:hAnsi="맑은 고딕" w:eastAsia="맑은 고딕"/>
-          <w:sz w:val="21"/>
-        </w:rPr>
         <w:t>가 필요합니다.</w:t>
       </w:r>
     </w:p>
@@ -438,17 +317,11 @@
       </w:pPr>
       <w:r>
         <w:rPr>
-          <w:rFonts w:ascii="맑은 고딕" w:hAnsi="맑은 고딕" w:eastAsia="맑은 고딕"/>
           <w:b/>
-          <w:sz w:val="21"/>
         </w:rPr>
         <w:t>업체별 메일 분류</w:t>
       </w:r>
       <w:r>
-        <w:rPr>
-          <w:rFonts w:ascii="맑은 고딕" w:hAnsi="맑은 고딕" w:eastAsia="맑은 고딕"/>
-          <w:sz w:val="21"/>
-        </w:rPr>
         <w:t xml:space="preserve"> 작업을 요청했습니다.</w:t>
       </w:r>
     </w:p>
@@ -458,17 +331,11 @@
       </w:pPr>
       <w:r>
         <w:rPr>
-          <w:rFonts w:ascii="맑은 고딕" w:hAnsi="맑은 고딕" w:eastAsia="맑은 고딕"/>
           <w:b/>
-          <w:sz w:val="21"/>
         </w:rPr>
         <w:t>Cummins Weekly Order Status 엑셀</w:t>
       </w:r>
       <w:r>
-        <w:rPr>
-          <w:rFonts w:ascii="맑은 고딕" w:hAnsi="맑은 고딕" w:eastAsia="맑은 고딕"/>
-          <w:sz w:val="21"/>
-        </w:rPr>
         <w:t>에서 Promise Date가 바뀐 건을 확인해야 합니다.</w:t>
       </w:r>
     </w:p>
@@ -478,17 +345,11 @@
       </w:pPr>
       <w:r>
         <w:rPr>
-          <w:rFonts w:ascii="맑은 고딕" w:hAnsi="맑은 고딕" w:eastAsia="맑은 고딕"/>
           <w:b/>
-          <w:sz w:val="21"/>
         </w:rPr>
         <w:t>Packing List의 자재 합중량과 B/L 중량이 일치하는지</w:t>
       </w:r>
       <w:r>
-        <w:rPr>
-          <w:rFonts w:ascii="맑은 고딕" w:hAnsi="맑은 고딕" w:eastAsia="맑은 고딕"/>
-          <w:sz w:val="21"/>
-        </w:rPr>
         <w:t xml:space="preserve"> 확인해야 합니다.</w:t>
       </w:r>
     </w:p>
@@ -497,19 +358,11 @@
         <w:pStyle w:val="ListBullet"/>
       </w:pPr>
       <w:r>
-        <w:rPr>
-          <w:rFonts w:ascii="맑은 고딕" w:hAnsi="맑은 고딕" w:eastAsia="맑은 고딕"/>
-          <w:sz w:val="21"/>
-        </w:rPr>
         <w:t>EXW 준수율(%)과 평균 지연일을 보이게 하는 요구도 함께 전달되었습니다(패들릿 원문에서는 문구가 확인되지 않아 수강생 확인이 필요합니다).</w:t>
       </w:r>
     </w:p>
     <w:p>
       <w:r>
-        <w:rPr>
-          <w:rFonts w:ascii="맑은 고딕" w:hAnsi="맑은 고딕" w:eastAsia="맑은 고딕"/>
-          <w:sz w:val="21"/>
-        </w:rPr>
         <w:t>제출 원문의 기대 산출물에 「선적일정 누락 방지」「업체별 관리 표준화」「담당자 변경 시 업무 연속성 확보」가 적혀 있으므로, 현재는 다음 어려움이 있다고 봅니다(가정).</w:t>
       </w:r>
     </w:p>
@@ -518,10 +371,6 @@
         <w:pStyle w:val="ListBullet"/>
       </w:pPr>
       <w:r>
-        <w:rPr>
-          <w:rFonts w:ascii="맑은 고딕" w:hAnsi="맑은 고딕" w:eastAsia="맑은 고딕"/>
-          <w:sz w:val="21"/>
-        </w:rPr>
         <w:t>업체 연락처·PO·메일이 엑셀, PDF, Outlook에 흩어져 있어 발주 때마다 찾아 맞추는 시간이 듭니다.</w:t>
       </w:r>
     </w:p>
@@ -530,10 +379,6 @@
         <w:pStyle w:val="ListBullet"/>
       </w:pPr>
       <w:r>
-        <w:rPr>
-          <w:rFonts w:ascii="맑은 고딕" w:hAnsi="맑은 고딕" w:eastAsia="맑은 고딕"/>
-          <w:sz w:val="21"/>
-        </w:rPr>
         <w:t>선적 일정과 A/N 수신 여부를 사람이 기억하거나 메일함에서 확인해야 해 누락이 생길 수 있습니다.</w:t>
       </w:r>
     </w:p>
@@ -542,11 +387,15 @@
         <w:pStyle w:val="ListBullet"/>
       </w:pPr>
       <w:r>
-        <w:rPr>
-          <w:rFonts w:ascii="맑은 고딕" w:hAnsi="맑은 고딕" w:eastAsia="맑은 고딕"/>
-          <w:sz w:val="21"/>
-        </w:rPr>
         <w:t>업체마다 챙겨야 할 항목이 담당자 머릿속에 있어, 담당자가 바뀌면 이어받기 어렵습니다.</w:t>
+      </w:r>
+    </w:p>
+    <w:p>
+      <w:pPr>
+        <w:pStyle w:val="Heading1"/>
+      </w:pPr>
+      <w:r>
+        <w:t>2. 목표</w:t>
       </w:r>
     </w:p>
     <w:p>
@@ -554,26 +403,6 @@
         <w:pStyle w:val="Heading2"/>
       </w:pPr>
       <w:r>
-        <w:rPr>
-          <w:rFonts w:ascii="맑은 고딕" w:hAnsi="맑은 고딕" w:eastAsia="맑은 고딕"/>
-          <w:b/>
-          <w:color w:val="1F3864"/>
-          <w:sz w:val="28"/>
-        </w:rPr>
-        <w:t>2. 목표</w:t>
-      </w:r>
-    </w:p>
-    <w:p>
-      <w:pPr>
-        <w:pStyle w:val="Heading3"/>
-      </w:pPr>
-      <w:r>
-        <w:rPr>
-          <w:rFonts w:ascii="맑은 고딕" w:hAnsi="맑은 고딕" w:eastAsia="맑은 고딕"/>
-          <w:b/>
-          <w:color w:val="1F3864"/>
-          <w:sz w:val="24"/>
-        </w:rPr>
         <w:t>2.1 최종 목표 (제출 원문 기준)</w:t>
       </w:r>
     </w:p>
@@ -582,10 +411,6 @@
         <w:pStyle w:val="ListBullet"/>
       </w:pPr>
       <w:r>
-        <w:rPr>
-          <w:rFonts w:ascii="맑은 고딕" w:hAnsi="맑은 고딕" w:eastAsia="맑은 고딕"/>
-          <w:sz w:val="21"/>
-        </w:rPr>
         <w:t>발주 업무시간 80% 이상 단축</w:t>
       </w:r>
     </w:p>
@@ -594,10 +419,6 @@
         <w:pStyle w:val="ListBullet"/>
       </w:pPr>
       <w:r>
-        <w:rPr>
-          <w:rFonts w:ascii="맑은 고딕" w:hAnsi="맑은 고딕" w:eastAsia="맑은 고딕"/>
-          <w:sz w:val="21"/>
-        </w:rPr>
         <w:t>선적일정 누락 방지</w:t>
       </w:r>
     </w:p>
@@ -606,10 +427,6 @@
         <w:pStyle w:val="ListBullet"/>
       </w:pPr>
       <w:r>
-        <w:rPr>
-          <w:rFonts w:ascii="맑은 고딕" w:hAnsi="맑은 고딕" w:eastAsia="맑은 고딕"/>
-          <w:sz w:val="21"/>
-        </w:rPr>
         <w:t>업체별 관리 표준화</w:t>
       </w:r>
     </w:p>
@@ -618,24 +435,14 @@
         <w:pStyle w:val="ListBullet"/>
       </w:pPr>
       <w:r>
-        <w:rPr>
-          <w:rFonts w:ascii="맑은 고딕" w:hAnsi="맑은 고딕" w:eastAsia="맑은 고딕"/>
-          <w:sz w:val="21"/>
-        </w:rPr>
         <w:t>담당자 변경 시 업무 연속성 확보</w:t>
       </w:r>
     </w:p>
     <w:p>
       <w:pPr>
-        <w:pStyle w:val="Heading3"/>
+        <w:pStyle w:val="Heading2"/>
       </w:pPr>
       <w:r>
-        <w:rPr>
-          <w:rFonts w:ascii="맑은 고딕" w:hAnsi="맑은 고딕" w:eastAsia="맑은 고딕"/>
-          <w:b/>
-          <w:color w:val="1F3864"/>
-          <w:sz w:val="24"/>
-        </w:rPr>
         <w:t>2.2 1차 개발 목표</w:t>
       </w:r>
     </w:p>
@@ -644,25 +451,15 @@
         <w:pStyle w:val="ListBullet"/>
       </w:pPr>
       <w:r>
-        <w:rPr>
-          <w:rFonts w:ascii="맑은 고딕" w:hAnsi="맑은 고딕" w:eastAsia="맑은 고딕"/>
-          <w:sz w:val="21"/>
-        </w:rPr>
         <w:t xml:space="preserve">공급업체 Contact List 엑셀과 PO PDF 묶음을 브라우저에 올리면, </w:t>
       </w:r>
       <w:r>
         <w:rPr>
-          <w:rFonts w:ascii="맑은 고딕" w:hAnsi="맑은 고딕" w:eastAsia="맑은 고딕"/>
           <w:b/>
-          <w:sz w:val="21"/>
         </w:rPr>
         <w:t>PO마다 업체를 찾아 수신자·참조·제목·본문이 채워진 발주 메일 초안을 일괄로 만들어 주는 도구</w:t>
       </w:r>
       <w:r>
-        <w:rPr>
-          <w:rFonts w:ascii="맑은 고딕" w:hAnsi="맑은 고딕" w:eastAsia="맑은 고딕"/>
-          <w:sz w:val="21"/>
-        </w:rPr>
         <w:t>를 먼저 만듭니다. 담당자는 초안을 Outlook에서 열어 확인한 뒤 보냅니다(자동 발송은 하지 않음).</w:t>
       </w:r>
     </w:p>
@@ -671,25 +468,15 @@
         <w:pStyle w:val="ListBullet"/>
       </w:pPr>
       <w:r>
-        <w:rPr>
-          <w:rFonts w:ascii="맑은 고딕" w:hAnsi="맑은 고딕" w:eastAsia="맑은 고딕"/>
-          <w:sz w:val="21"/>
-        </w:rPr>
         <w:t xml:space="preserve">같은 화면에 PO별 송부일·OC 수령일·EXW DATE·선적·A/N 진행 상태를 기록하는 </w:t>
       </w:r>
       <w:r>
         <w:rPr>
-          <w:rFonts w:ascii="맑은 고딕" w:hAnsi="맑은 고딕" w:eastAsia="맑은 고딕"/>
           <w:b/>
-          <w:sz w:val="21"/>
         </w:rPr>
         <w:t>관리 대장</w:t>
       </w:r>
       <w:r>
-        <w:rPr>
-          <w:rFonts w:ascii="맑은 고딕" w:hAnsi="맑은 고딕" w:eastAsia="맑은 고딕"/>
-          <w:sz w:val="21"/>
-        </w:rPr>
         <w:t>을 두어, OC 미접수와 선적 누락을 한눈에 봅니다.</w:t>
       </w:r>
     </w:p>
@@ -698,24 +485,14 @@
         <w:pStyle w:val="ListBullet"/>
       </w:pPr>
       <w:r>
-        <w:rPr>
-          <w:rFonts w:ascii="맑은 고딕" w:hAnsi="맑은 고딕" w:eastAsia="맑은 고딕"/>
-          <w:sz w:val="21"/>
-        </w:rPr>
         <w:t>OC 미접수 건 팔로우업 메일 초안, EXW 준수율·평균 지연일, Weekly Order Status의 Promise Date 변경 검출, Packing List 합중량과 B/L 중량 대조를 같은 도구 안에서 처리합니다.</w:t>
       </w:r>
     </w:p>
     <w:p>
       <w:pPr>
-        <w:pStyle w:val="Heading2"/>
+        <w:pStyle w:val="Heading1"/>
       </w:pPr>
       <w:r>
-        <w:rPr>
-          <w:rFonts w:ascii="맑은 고딕" w:hAnsi="맑은 고딕" w:eastAsia="맑은 고딕"/>
-          <w:b/>
-          <w:color w:val="1F3864"/>
-          <w:sz w:val="28"/>
-        </w:rPr>
         <w:t>3. 보유 데이터</w:t>
       </w:r>
     </w:p>
@@ -735,7 +512,6 @@
         <w:tc>
           <w:tcPr>
             <w:tcW w:type="dxa" w:w="2160"/>
-            <w:shd w:val="clear" w:color="auto" w:fill="E8EEF6"/>
           </w:tcPr>
           <w:p>
             <w:r>
@@ -745,9 +521,7 @@
             </w:r>
             <w:r>
               <w:rPr>
-                <w:rFonts w:ascii="맑은 고딕" w:hAnsi="맑은 고딕" w:eastAsia="맑은 고딕"/>
                 <w:b/>
-                <w:sz w:val="19"/>
               </w:rPr>
               <w:t>데이터</w:t>
             </w:r>
@@ -756,7 +530,6 @@
         <w:tc>
           <w:tcPr>
             <w:tcW w:type="dxa" w:w="2160"/>
-            <w:shd w:val="clear" w:color="auto" w:fill="E8EEF6"/>
           </w:tcPr>
           <w:p>
             <w:r>
@@ -766,9 +539,7 @@
             </w:r>
             <w:r>
               <w:rPr>
-                <w:rFonts w:ascii="맑은 고딕" w:hAnsi="맑은 고딕" w:eastAsia="맑은 고딕"/>
                 <w:b/>
-                <w:sz w:val="19"/>
               </w:rPr>
               <w:t>형태</w:t>
             </w:r>
@@ -777,7 +548,6 @@
         <w:tc>
           <w:tcPr>
             <w:tcW w:type="dxa" w:w="2160"/>
-            <w:shd w:val="clear" w:color="auto" w:fill="E8EEF6"/>
           </w:tcPr>
           <w:p>
             <w:r>
@@ -787,9 +557,7 @@
             </w:r>
             <w:r>
               <w:rPr>
-                <w:rFonts w:ascii="맑은 고딕" w:hAnsi="맑은 고딕" w:eastAsia="맑은 고딕"/>
                 <w:b/>
-                <w:sz w:val="19"/>
               </w:rPr>
               <w:t>규모·주기</w:t>
             </w:r>
@@ -798,7 +566,6 @@
         <w:tc>
           <w:tcPr>
             <w:tcW w:type="dxa" w:w="2160"/>
-            <w:shd w:val="clear" w:color="auto" w:fill="E8EEF6"/>
           </w:tcPr>
           <w:p>
             <w:r>
@@ -808,9 +575,7 @@
             </w:r>
             <w:r>
               <w:rPr>
-                <w:rFonts w:ascii="맑은 고딕" w:hAnsi="맑은 고딕" w:eastAsia="맑은 고딕"/>
                 <w:b/>
-                <w:sz w:val="19"/>
               </w:rPr>
               <w:t>비고(민감도 등)</w:t>
             </w:r>
@@ -825,10 +590,6 @@
           <w:p>
             <w:r/>
             <w:r>
-              <w:rPr>
-                <w:rFonts w:ascii="맑은 고딕" w:hAnsi="맑은 고딕" w:eastAsia="맑은 고딕"/>
-                <w:sz w:val="19"/>
-              </w:rPr>
               <w:t>공급업체 Contact List 정리본</w:t>
             </w:r>
           </w:p>
@@ -840,10 +601,6 @@
           <w:p>
             <w:r/>
             <w:r>
-              <w:rPr>
-                <w:rFonts w:ascii="맑은 고딕" w:hAnsi="맑은 고딕" w:eastAsia="맑은 고딕"/>
-                <w:sz w:val="19"/>
-              </w:rPr>
               <w:t>Excel</w:t>
             </w:r>
           </w:p>
@@ -855,10 +612,6 @@
           <w:p>
             <w:r/>
             <w:r>
-              <w:rPr>
-                <w:rFonts w:ascii="맑은 고딕" w:hAnsi="맑은 고딕" w:eastAsia="맑은 고딕"/>
-                <w:sz w:val="19"/>
-              </w:rPr>
               <w:t>업체 수·열 구성 미상(샘플 필요)</w:t>
             </w:r>
           </w:p>
@@ -870,10 +623,6 @@
           <w:p>
             <w:r/>
             <w:r>
-              <w:rPr>
-                <w:rFonts w:ascii="맑은 고딕" w:hAnsi="맑은 고딕" w:eastAsia="맑은 고딕"/>
-                <w:sz w:val="19"/>
-              </w:rPr>
               <w:t>업체 담당자 이름·이메일·전화 — 개인정보 포함</w:t>
             </w:r>
           </w:p>
@@ -887,10 +636,6 @@
           <w:p>
             <w:r/>
             <w:r>
-              <w:rPr>
-                <w:rFonts w:ascii="맑은 고딕" w:hAnsi="맑은 고딕" w:eastAsia="맑은 고딕"/>
-                <w:sz w:val="19"/>
-              </w:rPr>
               <w:t>구매발주서(PO)</w:t>
             </w:r>
           </w:p>
@@ -902,10 +647,6 @@
           <w:p>
             <w:r/>
             <w:r>
-              <w:rPr>
-                <w:rFonts w:ascii="맑은 고딕" w:hAnsi="맑은 고딕" w:eastAsia="맑은 고딕"/>
-                <w:sz w:val="19"/>
-              </w:rPr>
               <w:t>PDF</w:t>
             </w:r>
           </w:p>
@@ -917,10 +658,6 @@
           <w:p>
             <w:r/>
             <w:r>
-              <w:rPr>
-                <w:rFonts w:ascii="맑은 고딕" w:hAnsi="맑은 고딕" w:eastAsia="맑은 고딕"/>
-                <w:sz w:val="19"/>
-              </w:rPr>
               <w:t>발주 건마다 발생, 발행 주기·월 건수 미상</w:t>
             </w:r>
           </w:p>
@@ -932,10 +669,6 @@
           <w:p>
             <w:r/>
             <w:r>
-              <w:rPr>
-                <w:rFonts w:ascii="맑은 고딕" w:hAnsi="맑은 고딕" w:eastAsia="맑은 고딕"/>
-                <w:sz w:val="19"/>
-              </w:rPr>
               <w:t>단가·수량·품번 등 거래 조건 — 영업 비밀</w:t>
             </w:r>
           </w:p>
@@ -949,10 +682,6 @@
           <w:p>
             <w:r/>
             <w:r>
-              <w:rPr>
-                <w:rFonts w:ascii="맑은 고딕" w:hAnsi="맑은 고딕" w:eastAsia="맑은 고딕"/>
-                <w:sz w:val="19"/>
-              </w:rPr>
               <w:t>업무 메일</w:t>
             </w:r>
           </w:p>
@@ -964,10 +693,6 @@
           <w:p>
             <w:r/>
             <w:r>
-              <w:rPr>
-                <w:rFonts w:ascii="맑은 고딕" w:hAnsi="맑은 고딕" w:eastAsia="맑은 고딕"/>
-                <w:sz w:val="19"/>
-              </w:rPr>
               <w:t>Outlook 메일</w:t>
             </w:r>
           </w:p>
@@ -979,10 +704,6 @@
           <w:p>
             <w:r/>
             <w:r>
-              <w:rPr>
-                <w:rFonts w:ascii="맑은 고딕" w:hAnsi="맑은 고딕" w:eastAsia="맑은 고딕"/>
-                <w:sz w:val="19"/>
-              </w:rPr>
               <w:t>업체 커뮤니케이션, A/N·선적서류 수신 포함(가정)</w:t>
             </w:r>
           </w:p>
@@ -994,10 +715,6 @@
           <w:p>
             <w:r/>
             <w:r>
-              <w:rPr>
-                <w:rFonts w:ascii="맑은 고딕" w:hAnsi="맑은 고딕" w:eastAsia="맑은 고딕"/>
-                <w:sz w:val="19"/>
-              </w:rPr>
               <w:t>거래처 정보 포함 — 민감</w:t>
             </w:r>
           </w:p>
@@ -1011,10 +728,6 @@
           <w:p>
             <w:r/>
             <w:r>
-              <w:rPr>
-                <w:rFonts w:ascii="맑은 고딕" w:hAnsi="맑은 고딕" w:eastAsia="맑은 고딕"/>
-                <w:sz w:val="19"/>
-              </w:rPr>
               <w:t>A/N·선적서류</w:t>
             </w:r>
           </w:p>
@@ -1026,10 +739,6 @@
           <w:p>
             <w:r/>
             <w:r>
-              <w:rPr>
-                <w:rFonts w:ascii="맑은 고딕" w:hAnsi="맑은 고딕" w:eastAsia="맑은 고딕"/>
-                <w:sz w:val="19"/>
-              </w:rPr>
               <w:t>메일 첨부로 수신(가정), 형태 미상</w:t>
             </w:r>
           </w:p>
@@ -1041,10 +750,6 @@
           <w:p>
             <w:r/>
             <w:r>
-              <w:rPr>
-                <w:rFonts w:ascii="맑은 고딕" w:hAnsi="맑은 고딕" w:eastAsia="맑은 고딕"/>
-                <w:sz w:val="19"/>
-              </w:rPr>
               <w:t>선적 건마다</w:t>
             </w:r>
           </w:p>
@@ -1056,10 +761,6 @@
           <w:p>
             <w:r/>
             <w:r>
-              <w:rPr>
-                <w:rFonts w:ascii="맑은 고딕" w:hAnsi="맑은 고딕" w:eastAsia="맑은 고딕"/>
-                <w:sz w:val="19"/>
-              </w:rPr>
               <w:t>확인 필요</w:t>
             </w:r>
           </w:p>
@@ -1073,10 +774,6 @@
           <w:p>
             <w:r/>
             <w:r>
-              <w:rPr>
-                <w:rFonts w:ascii="맑은 고딕" w:hAnsi="맑은 고딕" w:eastAsia="맑은 고딕"/>
-                <w:sz w:val="19"/>
-              </w:rPr>
               <w:t>OC(Order Confirmation) 회신 메일</w:t>
             </w:r>
           </w:p>
@@ -1088,10 +785,6 @@
           <w:p>
             <w:r/>
             <w:r>
-              <w:rPr>
-                <w:rFonts w:ascii="맑은 고딕" w:hAnsi="맑은 고딕" w:eastAsia="맑은 고딕"/>
-                <w:sz w:val="19"/>
-              </w:rPr>
               <w:t>Outlook 메일</w:t>
             </w:r>
           </w:p>
@@ -1103,10 +796,6 @@
           <w:p>
             <w:r/>
             <w:r>
-              <w:rPr>
-                <w:rFonts w:ascii="맑은 고딕" w:hAnsi="맑은 고딕" w:eastAsia="맑은 고딕"/>
-                <w:sz w:val="19"/>
-              </w:rPr>
               <w:t>PO 송부 건마다</w:t>
             </w:r>
           </w:p>
@@ -1118,10 +807,6 @@
           <w:p>
             <w:r/>
             <w:r>
-              <w:rPr>
-                <w:rFonts w:ascii="맑은 고딕" w:hAnsi="맑은 고딕" w:eastAsia="맑은 고딕"/>
-                <w:sz w:val="19"/>
-              </w:rPr>
               <w:t>회신 수신일을 OC 일자로 기재</w:t>
             </w:r>
           </w:p>
@@ -1135,10 +820,6 @@
           <w:p>
             <w:r/>
             <w:r>
-              <w:rPr>
-                <w:rFonts w:ascii="맑은 고딕" w:hAnsi="맑은 고딕" w:eastAsia="맑은 고딕"/>
-                <w:sz w:val="19"/>
-              </w:rPr>
               <w:t>HD360 페이지의 EXW DATE·OC 접수율</w:t>
             </w:r>
           </w:p>
@@ -1150,10 +831,6 @@
           <w:p>
             <w:r/>
             <w:r>
-              <w:rPr>
-                <w:rFonts w:ascii="맑은 고딕" w:hAnsi="맑은 고딕" w:eastAsia="맑은 고딕"/>
-                <w:sz w:val="19"/>
-              </w:rPr>
               <w:t>사내(또는 포털) 웹 화면 — 내려받기 가능 여부 미상</w:t>
             </w:r>
           </w:p>
@@ -1165,10 +842,6 @@
           <w:p>
             <w:r/>
             <w:r>
-              <w:rPr>
-                <w:rFonts w:ascii="맑은 고딕" w:hAnsi="맑은 고딕" w:eastAsia="맑은 고딕"/>
-                <w:sz w:val="19"/>
-              </w:rPr>
               <w:t>수시 확인</w:t>
             </w:r>
           </w:p>
@@ -1180,10 +853,6 @@
           <w:p>
             <w:r/>
             <w:r>
-              <w:rPr>
-                <w:rFonts w:ascii="맑은 고딕" w:hAnsi="맑은 고딕" w:eastAsia="맑은 고딕"/>
-                <w:sz w:val="19"/>
-              </w:rPr>
               <w:t>확인 필요</w:t>
             </w:r>
           </w:p>
@@ -1197,10 +866,6 @@
           <w:p>
             <w:r/>
             <w:r>
-              <w:rPr>
-                <w:rFonts w:ascii="맑은 고딕" w:hAnsi="맑은 고딕" w:eastAsia="맑은 고딕"/>
-                <w:sz w:val="19"/>
-              </w:rPr>
               <w:t>Cummins Weekly Order Status</w:t>
             </w:r>
           </w:p>
@@ -1212,10 +877,6 @@
           <w:p>
             <w:r/>
             <w:r>
-              <w:rPr>
-                <w:rFonts w:ascii="맑은 고딕" w:hAnsi="맑은 고딕" w:eastAsia="맑은 고딕"/>
-                <w:sz w:val="19"/>
-              </w:rPr>
               <w:t>Excel</w:t>
             </w:r>
           </w:p>
@@ -1227,10 +888,6 @@
           <w:p>
             <w:r/>
             <w:r>
-              <w:rPr>
-                <w:rFonts w:ascii="맑은 고딕" w:hAnsi="맑은 고딕" w:eastAsia="맑은 고딕"/>
-                <w:sz w:val="19"/>
-              </w:rPr>
               <w:t>주간(파일명 기준, 가정)</w:t>
             </w:r>
           </w:p>
@@ -1242,10 +899,6 @@
           <w:p>
             <w:r/>
             <w:r>
-              <w:rPr>
-                <w:rFonts w:ascii="맑은 고딕" w:hAnsi="맑은 고딕" w:eastAsia="맑은 고딕"/>
-                <w:sz w:val="19"/>
-              </w:rPr>
               <w:t>열 구성 미상 — PO·품번·Promise Date 포함(가정)</w:t>
             </w:r>
           </w:p>
@@ -1259,10 +912,6 @@
           <w:p>
             <w:r/>
             <w:r>
-              <w:rPr>
-                <w:rFonts w:ascii="맑은 고딕" w:hAnsi="맑은 고딕" w:eastAsia="맑은 고딕"/>
-                <w:sz w:val="19"/>
-              </w:rPr>
               <w:t>Packing List</w:t>
             </w:r>
           </w:p>
@@ -1274,10 +923,6 @@
           <w:p>
             <w:r/>
             <w:r>
-              <w:rPr>
-                <w:rFonts w:ascii="맑은 고딕" w:hAnsi="맑은 고딕" w:eastAsia="맑은 고딕"/>
-                <w:sz w:val="19"/>
-              </w:rPr>
               <w:t>형태 미상(Excel 또는 PDF, 가정)</w:t>
             </w:r>
           </w:p>
@@ -1289,10 +934,6 @@
           <w:p>
             <w:r/>
             <w:r>
-              <w:rPr>
-                <w:rFonts w:ascii="맑은 고딕" w:hAnsi="맑은 고딕" w:eastAsia="맑은 고딕"/>
-                <w:sz w:val="19"/>
-              </w:rPr>
               <w:t>선적 건마다</w:t>
             </w:r>
           </w:p>
@@ -1304,10 +945,6 @@
           <w:p>
             <w:r/>
             <w:r>
-              <w:rPr>
-                <w:rFonts w:ascii="맑은 고딕" w:hAnsi="맑은 고딕" w:eastAsia="맑은 고딕"/>
-                <w:sz w:val="19"/>
-              </w:rPr>
               <w:t>자재별 중량 포함</w:t>
             </w:r>
           </w:p>
@@ -1321,10 +958,6 @@
           <w:p>
             <w:r/>
             <w:r>
-              <w:rPr>
-                <w:rFonts w:ascii="맑은 고딕" w:hAnsi="맑은 고딕" w:eastAsia="맑은 고딕"/>
-                <w:sz w:val="19"/>
-              </w:rPr>
               <w:t>B/L(선하증권)</w:t>
             </w:r>
           </w:p>
@@ -1336,10 +969,6 @@
           <w:p>
             <w:r/>
             <w:r>
-              <w:rPr>
-                <w:rFonts w:ascii="맑은 고딕" w:hAnsi="맑은 고딕" w:eastAsia="맑은 고딕"/>
-                <w:sz w:val="19"/>
-              </w:rPr>
               <w:t>형태 미상(PDF, 가정)</w:t>
             </w:r>
           </w:p>
@@ -1351,10 +980,6 @@
           <w:p>
             <w:r/>
             <w:r>
-              <w:rPr>
-                <w:rFonts w:ascii="맑은 고딕" w:hAnsi="맑은 고딕" w:eastAsia="맑은 고딕"/>
-                <w:sz w:val="19"/>
-              </w:rPr>
               <w:t>선적 건마다</w:t>
             </w:r>
           </w:p>
@@ -1366,55 +991,30 @@
           <w:p>
             <w:r/>
             <w:r>
-              <w:rPr>
-                <w:rFonts w:ascii="맑은 고딕" w:hAnsi="맑은 고딕" w:eastAsia="맑은 고딕"/>
-                <w:sz w:val="19"/>
-              </w:rPr>
               <w:t>총중량 기재</w:t>
             </w:r>
           </w:p>
         </w:tc>
       </w:tr>
     </w:tbl>
-    <w:p/>
     <w:p>
       <w:r>
-        <w:rPr>
-          <w:rFonts w:ascii="맑은 고딕" w:hAnsi="맑은 고딕" w:eastAsia="맑은 고딕"/>
-          <w:sz w:val="21"/>
-        </w:rPr>
         <w:t>제출 원문에 첨부 파일은 없습니다. 실제 열 이름·양식은 샘플을 받은 뒤 확정합니다(10장).</w:t>
       </w:r>
     </w:p>
     <w:p>
       <w:pPr>
-        <w:pStyle w:val="Heading2"/>
+        <w:pStyle w:val="Heading1"/>
       </w:pPr>
       <w:r>
-        <w:rPr>
-          <w:rFonts w:ascii="맑은 고딕" w:hAnsi="맑은 고딕" w:eastAsia="맑은 고딕"/>
-          <w:b/>
-          <w:color w:val="1F3864"/>
-          <w:sz w:val="28"/>
-        </w:rPr>
         <w:t>4. 해결 방안 개요</w:t>
       </w:r>
     </w:p>
     <w:p>
       <w:r>
         <w:rPr>
-          <w:rFonts w:ascii="맑은 고딕" w:hAnsi="맑은 고딕" w:eastAsia="맑은 고딕"/>
-          <w:color w:val="666666"/>
-          <w:sz w:val="18"/>
-        </w:rPr>
-        <w:t>[흐름도 — GitHub 화면의 기획서.md 에서 그림으로 보입니다]</w:t>
-      </w:r>
-    </w:p>
-    <w:p>
-      <w:r>
-        <w:rPr>
-          <w:rFonts w:ascii="Consolas" w:hAnsi="Consolas" w:eastAsia="맑은 고딕"/>
-          <w:sz w:val="18"/>
+          <w:rFonts w:ascii="Consolas" w:hAnsi="Consolas"/>
+          <w:sz w:val="16"/>
         </w:rPr>
         <w:t>flowchart LR</w:t>
         <w:br/>
@@ -1459,7 +1059,6 @@
         <w:tc>
           <w:tcPr>
             <w:tcW w:type="dxa" w:w="4320"/>
-            <w:shd w:val="clear" w:color="auto" w:fill="E8EEF6"/>
           </w:tcPr>
           <w:p>
             <w:r>
@@ -1469,9 +1068,7 @@
             </w:r>
             <w:r>
               <w:rPr>
-                <w:rFonts w:ascii="맑은 고딕" w:hAnsi="맑은 고딕" w:eastAsia="맑은 고딕"/>
                 <w:b/>
-                <w:sz w:val="19"/>
               </w:rPr>
               <w:t>단계</w:t>
             </w:r>
@@ -1480,7 +1077,6 @@
         <w:tc>
           <w:tcPr>
             <w:tcW w:type="dxa" w:w="4320"/>
-            <w:shd w:val="clear" w:color="auto" w:fill="E8EEF6"/>
           </w:tcPr>
           <w:p>
             <w:r>
@@ -1490,9 +1086,7 @@
             </w:r>
             <w:r>
               <w:rPr>
-                <w:rFonts w:ascii="맑은 고딕" w:hAnsi="맑은 고딕" w:eastAsia="맑은 고딕"/>
                 <w:b/>
-                <w:sz w:val="19"/>
               </w:rPr>
               <w:t>내용</w:t>
             </w:r>
@@ -1507,10 +1101,6 @@
           <w:p>
             <w:r/>
             <w:r>
-              <w:rPr>
-                <w:rFonts w:ascii="맑은 고딕" w:hAnsi="맑은 고딕" w:eastAsia="맑은 고딕"/>
-                <w:sz w:val="19"/>
-              </w:rPr>
               <w:t>수집</w:t>
             </w:r>
           </w:p>
@@ -1522,10 +1112,6 @@
           <w:p>
             <w:r/>
             <w:r>
-              <w:rPr>
-                <w:rFonts w:ascii="맑은 고딕" w:hAnsi="맑은 고딕" w:eastAsia="맑은 고딕"/>
-                <w:sz w:val="19"/>
-              </w:rPr>
               <w:t>Contact List 엑셀, PO PDF, (확장) Outlook 메일의 A/N·선적서류</w:t>
             </w:r>
           </w:p>
@@ -1539,10 +1125,6 @@
           <w:p>
             <w:r/>
             <w:r>
-              <w:rPr>
-                <w:rFonts w:ascii="맑은 고딕" w:hAnsi="맑은 고딕" w:eastAsia="맑은 고딕"/>
-                <w:sz w:val="19"/>
-              </w:rPr>
               <w:t>정리</w:t>
             </w:r>
           </w:p>
@@ -1554,10 +1136,6 @@
           <w:p>
             <w:r/>
             <w:r>
-              <w:rPr>
-                <w:rFonts w:ascii="맑은 고딕" w:hAnsi="맑은 고딕" w:eastAsia="맑은 고딕"/>
-                <w:sz w:val="19"/>
-              </w:rPr>
               <w:t>업체 마스터(업체명·코드·수신자·참조·언어·체크리스트), PO 목록(PO 번호·업체·품목·납기)</w:t>
             </w:r>
           </w:p>
@@ -1571,10 +1149,6 @@
           <w:p>
             <w:r/>
             <w:r>
-              <w:rPr>
-                <w:rFonts w:ascii="맑은 고딕" w:hAnsi="맑은 고딕" w:eastAsia="맑은 고딕"/>
-                <w:sz w:val="19"/>
-              </w:rPr>
               <w:t>분석·AI</w:t>
             </w:r>
           </w:p>
@@ -1586,10 +1160,6 @@
           <w:p>
             <w:r/>
             <w:r>
-              <w:rPr>
-                <w:rFonts w:ascii="맑은 고딕" w:hAnsi="맑은 고딕" w:eastAsia="맑은 고딕"/>
-                <w:sz w:val="19"/>
-              </w:rPr>
               <w:t>PO PDF에서 핵심 항목 추출, 납기·선적 상태 계산, 업체·상황에 맞는 Follow-up 메일 문안 생성</w:t>
             </w:r>
           </w:p>
@@ -1603,10 +1173,6 @@
           <w:p>
             <w:r/>
             <w:r>
-              <w:rPr>
-                <w:rFonts w:ascii="맑은 고딕" w:hAnsi="맑은 고딕" w:eastAsia="맑은 고딕"/>
-                <w:sz w:val="19"/>
-              </w:rPr>
               <w:t>산출물</w:t>
             </w:r>
           </w:p>
@@ -1618,28 +1184,17 @@
           <w:p>
             <w:r/>
             <w:r>
-              <w:rPr>
-                <w:rFonts w:ascii="맑은 고딕" w:hAnsi="맑은 고딕" w:eastAsia="맑은 고딕"/>
-                <w:sz w:val="19"/>
-              </w:rPr>
               <w:t>발주 메일 초안 묶음, PO·선적·A/N 관리 대장, 업체별 체크리스트, Follow-up 메일 초안</w:t>
             </w:r>
           </w:p>
         </w:tc>
       </w:tr>
     </w:tbl>
-    <w:p/>
     <w:p>
       <w:pPr>
-        <w:pStyle w:val="Heading2"/>
+        <w:pStyle w:val="Heading1"/>
       </w:pPr>
       <w:r>
-        <w:rPr>
-          <w:rFonts w:ascii="맑은 고딕" w:hAnsi="맑은 고딕" w:eastAsia="맑은 고딕"/>
-          <w:b/>
-          <w:color w:val="1F3864"/>
-          <w:sz w:val="28"/>
-        </w:rPr>
         <w:t>5. 주요 기능</w:t>
       </w:r>
     </w:p>
@@ -1658,7 +1213,6 @@
         <w:tc>
           <w:tcPr>
             <w:tcW w:type="dxa" w:w="2880"/>
-            <w:shd w:val="clear" w:color="auto" w:fill="E8EEF6"/>
           </w:tcPr>
           <w:p>
             <w:r>
@@ -1668,9 +1222,7 @@
             </w:r>
             <w:r>
               <w:rPr>
-                <w:rFonts w:ascii="맑은 고딕" w:hAnsi="맑은 고딕" w:eastAsia="맑은 고딕"/>
                 <w:b/>
-                <w:sz w:val="19"/>
               </w:rPr>
               <w:t>기능</w:t>
             </w:r>
@@ -1679,7 +1231,6 @@
         <w:tc>
           <w:tcPr>
             <w:tcW w:type="dxa" w:w="2880"/>
-            <w:shd w:val="clear" w:color="auto" w:fill="E8EEF6"/>
           </w:tcPr>
           <w:p>
             <w:r>
@@ -1689,9 +1240,7 @@
             </w:r>
             <w:r>
               <w:rPr>
-                <w:rFonts w:ascii="맑은 고딕" w:hAnsi="맑은 고딕" w:eastAsia="맑은 고딕"/>
                 <w:b/>
-                <w:sz w:val="19"/>
               </w:rPr>
               <w:t>설명</w:t>
             </w:r>
@@ -1700,7 +1249,6 @@
         <w:tc>
           <w:tcPr>
             <w:tcW w:type="dxa" w:w="2880"/>
-            <w:shd w:val="clear" w:color="auto" w:fill="E8EEF6"/>
           </w:tcPr>
           <w:p>
             <w:r>
@@ -1710,9 +1258,7 @@
             </w:r>
             <w:r>
               <w:rPr>
-                <w:rFonts w:ascii="맑은 고딕" w:hAnsi="맑은 고딕" w:eastAsia="맑은 고딕"/>
                 <w:b/>
-                <w:sz w:val="19"/>
               </w:rPr>
               <w:t>우선순위</w:t>
             </w:r>
@@ -1727,10 +1273,6 @@
           <w:p>
             <w:r/>
             <w:r>
-              <w:rPr>
-                <w:rFonts w:ascii="맑은 고딕" w:hAnsi="맑은 고딕" w:eastAsia="맑은 고딕"/>
-                <w:sz w:val="19"/>
-              </w:rPr>
               <w:t>업체 연락처 조회</w:t>
             </w:r>
           </w:p>
@@ -1742,10 +1284,6 @@
           <w:p>
             <w:r/>
             <w:r>
-              <w:rPr>
-                <w:rFonts w:ascii="맑은 고딕" w:hAnsi="맑은 고딕" w:eastAsia="맑은 고딕"/>
-                <w:sz w:val="19"/>
-              </w:rPr>
               <w:t>Contact List 엑셀을 올리면 업체명·코드로 검색해 수신자·참조·연락처를 바로 확인</w:t>
             </w:r>
           </w:p>
@@ -1757,10 +1295,6 @@
           <w:p>
             <w:r/>
             <w:r>
-              <w:rPr>
-                <w:rFonts w:ascii="맑은 고딕" w:hAnsi="맑은 고딕" w:eastAsia="맑은 고딕"/>
-                <w:sz w:val="19"/>
-              </w:rPr>
               <w:t>MVP</w:t>
             </w:r>
           </w:p>
@@ -1774,10 +1308,6 @@
           <w:p>
             <w:r/>
             <w:r>
-              <w:rPr>
-                <w:rFonts w:ascii="맑은 고딕" w:hAnsi="맑은 고딕" w:eastAsia="맑은 고딕"/>
-                <w:sz w:val="19"/>
-              </w:rPr>
               <w:t>PO–업체 자동 매칭</w:t>
             </w:r>
           </w:p>
@@ -1789,10 +1319,6 @@
           <w:p>
             <w:r/>
             <w:r>
-              <w:rPr>
-                <w:rFonts w:ascii="맑은 고딕" w:hAnsi="맑은 고딕" w:eastAsia="맑은 고딕"/>
-                <w:sz w:val="19"/>
-              </w:rPr>
               <w:t>PO PDF 파일명 또는 본문에서 업체명·PO 번호를 읽어 업체 마스터와 연결, 못 찾은 건은 목록으로 표시</w:t>
             </w:r>
           </w:p>
@@ -1804,10 +1330,6 @@
           <w:p>
             <w:r/>
             <w:r>
-              <w:rPr>
-                <w:rFonts w:ascii="맑은 고딕" w:hAnsi="맑은 고딕" w:eastAsia="맑은 고딕"/>
-                <w:sz w:val="19"/>
-              </w:rPr>
               <w:t>MVP</w:t>
             </w:r>
           </w:p>
@@ -1821,10 +1343,6 @@
           <w:p>
             <w:r/>
             <w:r>
-              <w:rPr>
-                <w:rFonts w:ascii="맑은 고딕" w:hAnsi="맑은 고딕" w:eastAsia="맑은 고딕"/>
-                <w:sz w:val="19"/>
-              </w:rPr>
               <w:t>발주 메일 초안 일괄 생성</w:t>
             </w:r>
           </w:p>
@@ -1836,10 +1354,6 @@
           <w:p>
             <w:r/>
             <w:r>
-              <w:rPr>
-                <w:rFonts w:ascii="맑은 고딕" w:hAnsi="맑은 고딕" w:eastAsia="맑은 고딕"/>
-                <w:sz w:val="19"/>
-              </w:rPr>
               <w:t>PO마다 수신자·참조·제목·영문 본문·PO 첨부가 채워진 메일 파일(.eml)을 만들어 Outlook에서 열고 보내게 함</w:t>
             </w:r>
           </w:p>
@@ -1851,10 +1365,6 @@
           <w:p>
             <w:r/>
             <w:r>
-              <w:rPr>
-                <w:rFonts w:ascii="맑은 고딕" w:hAnsi="맑은 고딕" w:eastAsia="맑은 고딕"/>
-                <w:sz w:val="19"/>
-              </w:rPr>
               <w:t>MVP</w:t>
             </w:r>
           </w:p>
@@ -1868,10 +1378,6 @@
           <w:p>
             <w:r/>
             <w:r>
-              <w:rPr>
-                <w:rFonts w:ascii="맑은 고딕" w:hAnsi="맑은 고딕" w:eastAsia="맑은 고딕"/>
-                <w:sz w:val="19"/>
-              </w:rPr>
               <w:t>PO·선적·A/N 관리 대장</w:t>
             </w:r>
           </w:p>
@@ -1883,10 +1389,6 @@
           <w:p>
             <w:r/>
             <w:r>
-              <w:rPr>
-                <w:rFonts w:ascii="맑은 고딕" w:hAnsi="맑은 고딕" w:eastAsia="맑은 고딕"/>
-                <w:sz w:val="19"/>
-              </w:rPr>
               <w:t>PO별 발주일, 송부일, OC 수령일, EXW DATE(약속·실제), 선적 예정일, A/N 수신 여부, 선적서류 수신 여부를 기록하고 누락·임박 건을 강조, 엑셀로 내보내기</w:t>
             </w:r>
           </w:p>
@@ -1898,10 +1400,6 @@
           <w:p>
             <w:r/>
             <w:r>
-              <w:rPr>
-                <w:rFonts w:ascii="맑은 고딕" w:hAnsi="맑은 고딕" w:eastAsia="맑은 고딕"/>
-                <w:sz w:val="19"/>
-              </w:rPr>
               <w:t>MVP</w:t>
             </w:r>
           </w:p>
@@ -1915,10 +1413,6 @@
           <w:p>
             <w:r/>
             <w:r>
-              <w:rPr>
-                <w:rFonts w:ascii="맑은 고딕" w:hAnsi="맑은 고딕" w:eastAsia="맑은 고딕"/>
-                <w:sz w:val="19"/>
-              </w:rPr>
               <w:t>OC 수령 관리</w:t>
             </w:r>
           </w:p>
@@ -1930,10 +1424,6 @@
           <w:p>
             <w:r/>
             <w:r>
-              <w:rPr>
-                <w:rFonts w:ascii="맑은 고딕" w:hAnsi="맑은 고딕" w:eastAsia="맑은 고딕"/>
-                <w:sz w:val="19"/>
-              </w:rPr>
               <w:t>공급사 회신 메일을 받은 일자를 OC 일자로 기재, 송부 후 설정한 일수가 지나도 OC가 없는 건을 「OC 미접수」로 표시, OC 접수율 계산</w:t>
             </w:r>
           </w:p>
@@ -1945,10 +1435,6 @@
           <w:p>
             <w:r/>
             <w:r>
-              <w:rPr>
-                <w:rFonts w:ascii="맑은 고딕" w:hAnsi="맑은 고딕" w:eastAsia="맑은 고딕"/>
-                <w:sz w:val="19"/>
-              </w:rPr>
               <w:t>MVP</w:t>
             </w:r>
           </w:p>
@@ -1962,10 +1448,6 @@
           <w:p>
             <w:r/>
             <w:r>
-              <w:rPr>
-                <w:rFonts w:ascii="맑은 고딕" w:hAnsi="맑은 고딕" w:eastAsia="맑은 고딕"/>
-                <w:sz w:val="19"/>
-              </w:rPr>
               <w:t>OC 미접수 팔로우업</w:t>
             </w:r>
           </w:p>
@@ -1977,10 +1459,6 @@
           <w:p>
             <w:r/>
             <w:r>
-              <w:rPr>
-                <w:rFonts w:ascii="맑은 고딕" w:hAnsi="맑은 고딕" w:eastAsia="맑은 고딕"/>
-                <w:sz w:val="19"/>
-              </w:rPr>
               <w:t>OC 미접수 건을 업체별로 묶어 PO 목록이 들어간 팔로우업 메일 초안(.eml) 생성 — 자동 발송은 하지 않음</w:t>
             </w:r>
           </w:p>
@@ -1992,10 +1470,6 @@
           <w:p>
             <w:r/>
             <w:r>
-              <w:rPr>
-                <w:rFonts w:ascii="맑은 고딕" w:hAnsi="맑은 고딕" w:eastAsia="맑은 고딕"/>
-                <w:sz w:val="19"/>
-              </w:rPr>
               <w:t>MVP</w:t>
             </w:r>
           </w:p>
@@ -2009,10 +1483,6 @@
           <w:p>
             <w:r/>
             <w:r>
-              <w:rPr>
-                <w:rFonts w:ascii="맑은 고딕" w:hAnsi="맑은 고딕" w:eastAsia="맑은 고딕"/>
-                <w:sz w:val="19"/>
-              </w:rPr>
               <w:t>EXW 준수율·평균 지연일</w:t>
             </w:r>
           </w:p>
@@ -2024,10 +1494,6 @@
           <w:p>
             <w:r/>
             <w:r>
-              <w:rPr>
-                <w:rFonts w:ascii="맑은 고딕" w:hAnsi="맑은 고딕" w:eastAsia="맑은 고딕"/>
-                <w:sz w:val="19"/>
-              </w:rPr>
               <w:t>약속 EXW DATE와 실제 출고일을 비교해 준수율(%)·평균 지연일을 전체·업체별로 표시</w:t>
             </w:r>
           </w:p>
@@ -2039,10 +1505,6 @@
           <w:p>
             <w:r/>
             <w:r>
-              <w:rPr>
-                <w:rFonts w:ascii="맑은 고딕" w:hAnsi="맑은 고딕" w:eastAsia="맑은 고딕"/>
-                <w:sz w:val="19"/>
-              </w:rPr>
               <w:t>MVP</w:t>
             </w:r>
           </w:p>
@@ -2056,10 +1518,6 @@
           <w:p>
             <w:r/>
             <w:r>
-              <w:rPr>
-                <w:rFonts w:ascii="맑은 고딕" w:hAnsi="맑은 고딕" w:eastAsia="맑은 고딕"/>
-                <w:sz w:val="19"/>
-              </w:rPr>
               <w:t>업체별 메일 분류</w:t>
             </w:r>
           </w:p>
@@ -2071,10 +1529,6 @@
           <w:p>
             <w:r/>
             <w:r>
-              <w:rPr>
-                <w:rFonts w:ascii="맑은 고딕" w:hAnsi="맑은 고딕" w:eastAsia="맑은 고딕"/>
-                <w:sz w:val="19"/>
-              </w:rPr>
               <w:t>Outlook에서 저장한 메일 파일(.eml)을 올리면 발신 도메인으로 업체를 찾아 분류하고, 제목·본문의 PO 번호로 OC 수령일 기재 후보를 제시(사람이 확인 후 반영)</w:t>
             </w:r>
           </w:p>
@@ -2086,10 +1540,6 @@
           <w:p>
             <w:r/>
             <w:r>
-              <w:rPr>
-                <w:rFonts w:ascii="맑은 고딕" w:hAnsi="맑은 고딕" w:eastAsia="맑은 고딕"/>
-                <w:sz w:val="19"/>
-              </w:rPr>
               <w:t>MVP(반자동) / 확장(메일함 직접 연동)</w:t>
             </w:r>
           </w:p>
@@ -2103,10 +1553,6 @@
           <w:p>
             <w:r/>
             <w:r>
-              <w:rPr>
-                <w:rFonts w:ascii="맑은 고딕" w:hAnsi="맑은 고딕" w:eastAsia="맑은 고딕"/>
-                <w:sz w:val="19"/>
-              </w:rPr>
               <w:t>Promise Date 변경 확인</w:t>
             </w:r>
           </w:p>
@@ -2118,10 +1564,6 @@
           <w:p>
             <w:r/>
             <w:r>
-              <w:rPr>
-                <w:rFonts w:ascii="맑은 고딕" w:hAnsi="맑은 고딕" w:eastAsia="맑은 고딕"/>
-                <w:sz w:val="19"/>
-              </w:rPr>
               <w:t>Cummins Weekly Order Status 엑셀 두 주차를 올리면 PO·라인 기준으로 Promise Date가 바뀐 건, 새로 생긴 건, 빠진 건을 목록으로 보여 주고 엑셀로 내보내기</w:t>
             </w:r>
           </w:p>
@@ -2133,10 +1575,6 @@
           <w:p>
             <w:r/>
             <w:r>
-              <w:rPr>
-                <w:rFonts w:ascii="맑은 고딕" w:hAnsi="맑은 고딕" w:eastAsia="맑은 고딕"/>
-                <w:sz w:val="19"/>
-              </w:rPr>
               <w:t>MVP</w:t>
             </w:r>
           </w:p>
@@ -2150,10 +1588,6 @@
           <w:p>
             <w:r/>
             <w:r>
-              <w:rPr>
-                <w:rFonts w:ascii="맑은 고딕" w:hAnsi="맑은 고딕" w:eastAsia="맑은 고딕"/>
-                <w:sz w:val="19"/>
-              </w:rPr>
               <w:t>Packing List–B/L 중량 대조</w:t>
             </w:r>
           </w:p>
@@ -2165,10 +1599,6 @@
           <w:p>
             <w:r/>
             <w:r>
-              <w:rPr>
-                <w:rFonts w:ascii="맑은 고딕" w:hAnsi="맑은 고딕" w:eastAsia="맑은 고딕"/>
-                <w:sz w:val="19"/>
-              </w:rPr>
               <w:t>Packing List 엑셀의 자재 중량 합계를 B/L 중량과 비교해 허용 오차를 넘으면 표시</w:t>
             </w:r>
           </w:p>
@@ -2180,10 +1610,6 @@
           <w:p>
             <w:r/>
             <w:r>
-              <w:rPr>
-                <w:rFonts w:ascii="맑은 고딕" w:hAnsi="맑은 고딕" w:eastAsia="맑은 고딕"/>
-                <w:sz w:val="19"/>
-              </w:rPr>
               <w:t>MVP(엑셀 Packing List + B/L 중량 입력) / 확장(PDF에서 자동 추출)</w:t>
             </w:r>
           </w:p>
@@ -2197,10 +1623,6 @@
           <w:p>
             <w:r/>
             <w:r>
-              <w:rPr>
-                <w:rFonts w:ascii="맑은 고딕" w:hAnsi="맑은 고딕" w:eastAsia="맑은 고딕"/>
-                <w:sz w:val="19"/>
-              </w:rPr>
               <w:t>업체별 체크리스트</w:t>
             </w:r>
           </w:p>
@@ -2212,10 +1634,6 @@
           <w:p>
             <w:r/>
             <w:r>
-              <w:rPr>
-                <w:rFonts w:ascii="맑은 고딕" w:hAnsi="맑은 고딕" w:eastAsia="맑은 고딕"/>
-                <w:sz w:val="19"/>
-              </w:rPr>
               <w:t>업체마다 챙길 항목(필요 선적서류, 특이 요청 등)을 등록해 PO 처리 때 함께 표시</w:t>
             </w:r>
           </w:p>
@@ -2227,10 +1645,6 @@
           <w:p>
             <w:r/>
             <w:r>
-              <w:rPr>
-                <w:rFonts w:ascii="맑은 고딕" w:hAnsi="맑은 고딕" w:eastAsia="맑은 고딕"/>
-                <w:sz w:val="19"/>
-              </w:rPr>
               <w:t>MVP</w:t>
             </w:r>
           </w:p>
@@ -2244,10 +1658,6 @@
           <w:p>
             <w:r/>
             <w:r>
-              <w:rPr>
-                <w:rFonts w:ascii="맑은 고딕" w:hAnsi="맑은 고딕" w:eastAsia="맑은 고딕"/>
-                <w:sz w:val="19"/>
-              </w:rPr>
               <w:t>Follow-up 메일 초안</w:t>
             </w:r>
           </w:p>
@@ -2259,10 +1669,6 @@
           <w:p>
             <w:r/>
             <w:r>
-              <w:rPr>
-                <w:rFonts w:ascii="맑은 고딕" w:hAnsi="맑은 고딕" w:eastAsia="맑은 고딕"/>
-                <w:sz w:val="19"/>
-              </w:rPr>
               <w:t>납기 확인, 선적서류 요청, A/N 미수신 등 상황별 영문 메일 초안을 업체·PO 정보로 채워 생성</w:t>
             </w:r>
           </w:p>
@@ -2274,10 +1680,6 @@
           <w:p>
             <w:r/>
             <w:r>
-              <w:rPr>
-                <w:rFonts w:ascii="맑은 고딕" w:hAnsi="맑은 고딕" w:eastAsia="맑은 고딕"/>
-                <w:sz w:val="19"/>
-              </w:rPr>
               <w:t>MVP(템플릿) / 확장(생성형 AI 문안)</w:t>
             </w:r>
           </w:p>
@@ -2291,10 +1693,6 @@
           <w:p>
             <w:r/>
             <w:r>
-              <w:rPr>
-                <w:rFonts w:ascii="맑은 고딕" w:hAnsi="맑은 고딕" w:eastAsia="맑은 고딕"/>
-                <w:sz w:val="19"/>
-              </w:rPr>
               <w:t>A/N 자동 관리</w:t>
             </w:r>
           </w:p>
@@ -2306,10 +1704,6 @@
           <w:p>
             <w:r/>
             <w:r>
-              <w:rPr>
-                <w:rFonts w:ascii="맑은 고딕" w:hAnsi="맑은 고딕" w:eastAsia="맑은 고딕"/>
-                <w:sz w:val="19"/>
-              </w:rPr>
               <w:t>수신 메일에서 A/N·선적서류를 찾아 관리 대장에 자동 반영</w:t>
             </w:r>
           </w:p>
@@ -2321,10 +1715,6 @@
           <w:p>
             <w:r/>
             <w:r>
-              <w:rPr>
-                <w:rFonts w:ascii="맑은 고딕" w:hAnsi="맑은 고딕" w:eastAsia="맑은 고딕"/>
-                <w:sz w:val="19"/>
-              </w:rPr>
               <w:t>확장</w:t>
             </w:r>
           </w:p>
@@ -2338,10 +1728,6 @@
           <w:p>
             <w:r/>
             <w:r>
-              <w:rPr>
-                <w:rFonts w:ascii="맑은 고딕" w:hAnsi="맑은 고딕" w:eastAsia="맑은 고딕"/>
-                <w:sz w:val="19"/>
-              </w:rPr>
               <w:t>실제 일괄 발송</w:t>
             </w:r>
           </w:p>
@@ -2353,10 +1739,6 @@
           <w:p>
             <w:r/>
             <w:r>
-              <w:rPr>
-                <w:rFonts w:ascii="맑은 고딕" w:hAnsi="맑은 고딕" w:eastAsia="맑은 고딕"/>
-                <w:sz w:val="19"/>
-              </w:rPr>
               <w:t>확인 버튼 한 번으로 메일 발송(Make 등)</w:t>
             </w:r>
           </w:p>
@@ -2368,10 +1750,6 @@
           <w:p>
             <w:r/>
             <w:r>
-              <w:rPr>
-                <w:rFonts w:ascii="맑은 고딕" w:hAnsi="맑은 고딕" w:eastAsia="맑은 고딕"/>
-                <w:sz w:val="19"/>
-              </w:rPr>
               <w:t>확장</w:t>
             </w:r>
           </w:p>
@@ -2385,10 +1763,6 @@
           <w:p>
             <w:r/>
             <w:r>
-              <w:rPr>
-                <w:rFonts w:ascii="맑은 고딕" w:hAnsi="맑은 고딕" w:eastAsia="맑은 고딕"/>
-                <w:sz w:val="19"/>
-              </w:rPr>
               <w:t>담당자 인수인계 보기</w:t>
             </w:r>
           </w:p>
@@ -2400,10 +1774,6 @@
           <w:p>
             <w:r/>
             <w:r>
-              <w:rPr>
-                <w:rFonts w:ascii="맑은 고딕" w:hAnsi="맑은 고딕" w:eastAsia="맑은 고딕"/>
-                <w:sz w:val="19"/>
-              </w:rPr>
               <w:t>업체별 이력·체크리스트·미결 건을 한 장으로 출력</w:t>
             </w:r>
           </w:p>
@@ -2415,28 +1785,17 @@
           <w:p>
             <w:r/>
             <w:r>
-              <w:rPr>
-                <w:rFonts w:ascii="맑은 고딕" w:hAnsi="맑은 고딕" w:eastAsia="맑은 고딕"/>
-                <w:sz w:val="19"/>
-              </w:rPr>
               <w:t>확장</w:t>
             </w:r>
           </w:p>
         </w:tc>
       </w:tr>
     </w:tbl>
-    <w:p/>
     <w:p>
       <w:pPr>
-        <w:pStyle w:val="Heading2"/>
+        <w:pStyle w:val="Heading1"/>
       </w:pPr>
       <w:r>
-        <w:rPr>
-          <w:rFonts w:ascii="맑은 고딕" w:hAnsi="맑은 고딕" w:eastAsia="맑은 고딕"/>
-          <w:b/>
-          <w:color w:val="1F3864"/>
-          <w:sz w:val="28"/>
-        </w:rPr>
         <w:t>6. 기대 산출물</w:t>
       </w:r>
     </w:p>
@@ -2446,17 +1805,11 @@
       </w:pPr>
       <w:r>
         <w:rPr>
-          <w:rFonts w:ascii="맑은 고딕" w:hAnsi="맑은 고딕" w:eastAsia="맑은 고딕"/>
           <w:b/>
-          <w:sz w:val="21"/>
         </w:rPr>
         <w:t>외자재 발주 도우미(브라우저 도구)</w:t>
       </w:r>
       <w:r>
-        <w:rPr>
-          <w:rFonts w:ascii="맑은 고딕" w:hAnsi="맑은 고딕" w:eastAsia="맑은 고딕"/>
-          <w:sz w:val="21"/>
-        </w:rPr>
         <w:t xml:space="preserve"> — 업체 조회, PO 매칭, 발주 메일 초안 일괄 생성</w:t>
       </w:r>
     </w:p>
@@ -2466,17 +1819,11 @@
       </w:pPr>
       <w:r>
         <w:rPr>
-          <w:rFonts w:ascii="맑은 고딕" w:hAnsi="맑은 고딕" w:eastAsia="맑은 고딕"/>
           <w:b/>
-          <w:sz w:val="21"/>
         </w:rPr>
         <w:t>PO·선적·A/N 관리 대장</w:t>
       </w:r>
       <w:r>
-        <w:rPr>
-          <w:rFonts w:ascii="맑은 고딕" w:hAnsi="맑은 고딕" w:eastAsia="맑은 고딕"/>
-          <w:sz w:val="21"/>
-        </w:rPr>
         <w:t xml:space="preserve"> — 화면과 엑셀 내보내기</w:t>
       </w:r>
     </w:p>
@@ -2486,17 +1833,11 @@
       </w:pPr>
       <w:r>
         <w:rPr>
-          <w:rFonts w:ascii="맑은 고딕" w:hAnsi="맑은 고딕" w:eastAsia="맑은 고딕"/>
           <w:b/>
-          <w:sz w:val="21"/>
         </w:rPr>
         <w:t>업체별 체크리스트 표준 양식</w:t>
       </w:r>
       <w:r>
-        <w:rPr>
-          <w:rFonts w:ascii="맑은 고딕" w:hAnsi="맑은 고딕" w:eastAsia="맑은 고딕"/>
-          <w:sz w:val="21"/>
-        </w:rPr>
         <w:t xml:space="preserve"> — 업체 관리 표준화의 기준</w:t>
       </w:r>
     </w:p>
@@ -2506,17 +1847,11 @@
       </w:pPr>
       <w:r>
         <w:rPr>
-          <w:rFonts w:ascii="맑은 고딕" w:hAnsi="맑은 고딕" w:eastAsia="맑은 고딕"/>
           <w:b/>
-          <w:sz w:val="21"/>
         </w:rPr>
         <w:t>Follow-up 메일 템플릿 모음</w:t>
       </w:r>
       <w:r>
-        <w:rPr>
-          <w:rFonts w:ascii="맑은 고딕" w:hAnsi="맑은 고딕" w:eastAsia="맑은 고딕"/>
-          <w:sz w:val="21"/>
-        </w:rPr>
         <w:t xml:space="preserve"> — 상황별 영문 문안</w:t>
       </w:r>
     </w:p>
@@ -2525,24 +1860,14 @@
         <w:pStyle w:val="ListNumber"/>
       </w:pPr>
       <w:r>
-        <w:rPr>
-          <w:rFonts w:ascii="맑은 고딕" w:hAnsi="맑은 고딕" w:eastAsia="맑은 고딕"/>
-          <w:sz w:val="21"/>
-        </w:rPr>
         <w:t>(확장) Make 시나리오 — 메일 수신 감지 → 대장 갱신 → 미회신 알림</w:t>
       </w:r>
     </w:p>
     <w:p>
       <w:pPr>
-        <w:pStyle w:val="Heading2"/>
+        <w:pStyle w:val="Heading1"/>
       </w:pPr>
       <w:r>
-        <w:rPr>
-          <w:rFonts w:ascii="맑은 고딕" w:hAnsi="맑은 고딕" w:eastAsia="맑은 고딕"/>
-          <w:b/>
-          <w:color w:val="1F3864"/>
-          <w:sz w:val="28"/>
-        </w:rPr>
         <w:t>7. 기술 구성</w:t>
       </w:r>
     </w:p>
@@ -2560,7 +1885,6 @@
         <w:tc>
           <w:tcPr>
             <w:tcW w:type="dxa" w:w="4320"/>
-            <w:shd w:val="clear" w:color="auto" w:fill="E8EEF6"/>
           </w:tcPr>
           <w:p>
             <w:r>
@@ -2570,9 +1894,7 @@
             </w:r>
             <w:r>
               <w:rPr>
-                <w:rFonts w:ascii="맑은 고딕" w:hAnsi="맑은 고딕" w:eastAsia="맑은 고딕"/>
                 <w:b/>
-                <w:sz w:val="19"/>
               </w:rPr>
               <w:t>과정 도구</w:t>
             </w:r>
@@ -2581,7 +1903,6 @@
         <w:tc>
           <w:tcPr>
             <w:tcW w:type="dxa" w:w="4320"/>
-            <w:shd w:val="clear" w:color="auto" w:fill="E8EEF6"/>
           </w:tcPr>
           <w:p>
             <w:r>
@@ -2591,9 +1912,7 @@
             </w:r>
             <w:r>
               <w:rPr>
-                <w:rFonts w:ascii="맑은 고딕" w:hAnsi="맑은 고딕" w:eastAsia="맑은 고딕"/>
                 <w:b/>
-                <w:sz w:val="19"/>
               </w:rPr>
               <w:t>이 프로젝트에서 쓰는 곳</w:t>
             </w:r>
@@ -2608,10 +1927,6 @@
           <w:p>
             <w:r/>
             <w:r>
-              <w:rPr>
-                <w:rFonts w:ascii="맑은 고딕" w:hAnsi="맑은 고딕" w:eastAsia="맑은 고딕"/>
-                <w:sz w:val="19"/>
-              </w:rPr>
               <w:t>DAY1 암묵지 자산화·전략기획</w:t>
             </w:r>
           </w:p>
@@ -2623,10 +1938,6 @@
           <w:p>
             <w:r/>
             <w:r>
-              <w:rPr>
-                <w:rFonts w:ascii="맑은 고딕" w:hAnsi="맑은 고딕" w:eastAsia="맑은 고딕"/>
-                <w:sz w:val="19"/>
-              </w:rPr>
               <w:t>업체별로 담당자가 알고 있는 주의사항을 체크리스트로 꺼내 적기 — 업무 연속성의 핵심</w:t>
             </w:r>
           </w:p>
@@ -2640,10 +1951,6 @@
           <w:p>
             <w:r/>
             <w:r>
-              <w:rPr>
-                <w:rFonts w:ascii="맑은 고딕" w:hAnsi="맑은 고딕" w:eastAsia="맑은 고딕"/>
-                <w:sz w:val="19"/>
-              </w:rPr>
               <w:t>DAY2 코랩(Python)·바이브코딩</w:t>
             </w:r>
           </w:p>
@@ -2655,10 +1962,6 @@
           <w:p>
             <w:r/>
             <w:r>
-              <w:rPr>
-                <w:rFonts w:ascii="맑은 고딕" w:hAnsi="맑은 고딕" w:eastAsia="맑은 고딕"/>
-                <w:sz w:val="19"/>
-              </w:rPr>
               <w:t>Contact List 정리, PO 목록과 업체 마스터 대조</w:t>
             </w:r>
           </w:p>
@@ -2672,10 +1975,6 @@
           <w:p>
             <w:r/>
             <w:r>
-              <w:rPr>
-                <w:rFonts w:ascii="맑은 고딕" w:hAnsi="맑은 고딕" w:eastAsia="맑은 고딕"/>
-                <w:sz w:val="19"/>
-              </w:rPr>
               <w:t>DAY3 멀티모달 비정형 정보화</w:t>
             </w:r>
           </w:p>
@@ -2687,10 +1986,6 @@
           <w:p>
             <w:r/>
             <w:r>
-              <w:rPr>
-                <w:rFonts w:ascii="맑은 고딕" w:hAnsi="맑은 고딕" w:eastAsia="맑은 고딕"/>
-                <w:sz w:val="19"/>
-              </w:rPr>
               <w:t>PO PDF·선적서류에서 PO 번호·업체·납기 등 추출</w:t>
             </w:r>
           </w:p>
@@ -2704,10 +1999,6 @@
           <w:p>
             <w:r/>
             <w:r>
-              <w:rPr>
-                <w:rFonts w:ascii="맑은 고딕" w:hAnsi="맑은 고딕" w:eastAsia="맑은 고딕"/>
-                <w:sz w:val="19"/>
-              </w:rPr>
               <w:t>DAY4 RAG (Dify, NotebookLM)</w:t>
             </w:r>
           </w:p>
@@ -2719,10 +2010,6 @@
           <w:p>
             <w:r/>
             <w:r>
-              <w:rPr>
-                <w:rFonts w:ascii="맑은 고딕" w:hAnsi="맑은 고딕" w:eastAsia="맑은 고딕"/>
-                <w:sz w:val="19"/>
-              </w:rPr>
               <w:t>업체별 과거 메일·체크리스트를 근거로 한 Follow-up 문안 도우미 (확장)</w:t>
             </w:r>
           </w:p>
@@ -2736,10 +2023,6 @@
           <w:p>
             <w:r/>
             <w:r>
-              <w:rPr>
-                <w:rFonts w:ascii="맑은 고딕" w:hAnsi="맑은 고딕" w:eastAsia="맑은 고딕"/>
-                <w:sz w:val="19"/>
-              </w:rPr>
               <w:t>DAY5 Make 자동화 (Sheets·Gmail·OpenAI)</w:t>
             </w:r>
           </w:p>
@@ -2751,10 +2034,6 @@
           <w:p>
             <w:r/>
             <w:r>
-              <w:rPr>
-                <w:rFonts w:ascii="맑은 고딕" w:hAnsi="맑은 고딕" w:eastAsia="맑은 고딕"/>
-                <w:sz w:val="19"/>
-              </w:rPr>
               <w:t>메일 수신 감지 → 관리 대장 갱신, 미회신 알림, 발송 자동화 (확장)</w:t>
             </w:r>
           </w:p>
@@ -2768,10 +2047,6 @@
           <w:p>
             <w:r/>
             <w:r>
-              <w:rPr>
-                <w:rFonts w:ascii="맑은 고딕" w:hAnsi="맑은 고딕" w:eastAsia="맑은 고딕"/>
-                <w:sz w:val="19"/>
-              </w:rPr>
               <w:t>생성형 AI</w:t>
             </w:r>
           </w:p>
@@ -2783,23 +2058,16 @@
           <w:p>
             <w:r/>
             <w:r>
-              <w:rPr>
-                <w:rFonts w:ascii="맑은 고딕" w:hAnsi="맑은 고딕" w:eastAsia="맑은 고딕"/>
-                <w:sz w:val="19"/>
-              </w:rPr>
               <w:t>상황별 영문 Follow-up 메일 문안</w:t>
             </w:r>
           </w:p>
         </w:tc>
       </w:tr>
     </w:tbl>
-    <w:p/>
     <w:p>
       <w:r>
         <w:rPr>
-          <w:rFonts w:ascii="맑은 고딕" w:hAnsi="맑은 고딕" w:eastAsia="맑은 고딕"/>
           <w:b/>
-          <w:sz w:val="21"/>
         </w:rPr>
         <w:t>개발 형태(권장)</w:t>
       </w:r>
@@ -2810,24 +2078,16 @@
       </w:pPr>
       <w:r>
         <w:rPr>
-          <w:rFonts w:ascii="맑은 고딕" w:hAnsi="맑은 고딕" w:eastAsia="맑은 고딕"/>
           <w:b/>
-          <w:sz w:val="21"/>
         </w:rPr>
         <w:t>설치 없이 브라우저에서 도는 정적 웹 도구</w:t>
       </w:r>
       <w:r>
-        <w:rPr>
-          <w:rFonts w:ascii="맑은 고딕" w:hAnsi="맑은 고딕" w:eastAsia="맑은 고딕"/>
-          <w:sz w:val="21"/>
-        </w:rPr>
         <w:t xml:space="preserve">로 만듭니다. 엑셀 읽기·쓰기, PDF 텍스트 읽기, 메일 파일(.eml) 생성을 모두 브라우저 안에서 처리하므로 </w:t>
       </w:r>
       <w:r>
         <w:rPr>
-          <w:rFonts w:ascii="맑은 고딕" w:hAnsi="맑은 고딕" w:eastAsia="맑은 고딕"/>
           <w:b/>
-          <w:sz w:val="21"/>
         </w:rPr>
         <w:t>업체 정보와 PO가 외부 서버로 나가지 않습니다.</w:t>
       </w:r>
@@ -2837,25 +2097,15 @@
         <w:pStyle w:val="ListBullet"/>
       </w:pPr>
       <w:r>
-        <w:rPr>
-          <w:rFonts w:ascii="맑은 고딕" w:hAnsi="맑은 고딕" w:eastAsia="맑은 고딕"/>
-          <w:sz w:val="21"/>
-        </w:rPr>
         <w:t xml:space="preserve">메일은 도구가 직접 보내지 않고 </w:t>
       </w:r>
       <w:r>
         <w:rPr>
-          <w:rFonts w:ascii="맑은 고딕" w:hAnsi="맑은 고딕" w:eastAsia="맑은 고딕"/>
           <w:b/>
-          <w:sz w:val="21"/>
         </w:rPr>
         <w:t>Outlook에서 열리는 초안 파일</w:t>
       </w:r>
       <w:r>
-        <w:rPr>
-          <w:rFonts w:ascii="맑은 고딕" w:hAnsi="맑은 고딕" w:eastAsia="맑은 고딕"/>
-          <w:sz w:val="21"/>
-        </w:rPr>
         <w:t>로 만듭니다. 사내 메일 계정 연동 없이도 바로 쓸 수 있고, 발송 전 사람이 확인하는 단계가 남습니다.</w:t>
       </w:r>
     </w:p>
@@ -2864,10 +2114,6 @@
         <w:pStyle w:val="ListBullet"/>
       </w:pPr>
       <w:r>
-        <w:rPr>
-          <w:rFonts w:ascii="맑은 고딕" w:hAnsi="맑은 고딕" w:eastAsia="맑은 고딕"/>
-          <w:sz w:val="21"/>
-        </w:rPr>
         <w:t>관리 대장은 1차에 브라우저 저장 + 엑셀 내보내기/가져오기로 보관합니다. 팀 공유가 필요하면 허용되는 저장 위치를 확인한 뒤 붙입니다.</w:t>
       </w:r>
     </w:p>
@@ -2876,11 +2122,15 @@
         <w:pStyle w:val="ListBullet"/>
       </w:pPr>
       <w:r>
-        <w:rPr>
-          <w:rFonts w:ascii="맑은 고딕" w:hAnsi="맑은 고딕" w:eastAsia="맑은 고딕"/>
-          <w:sz w:val="21"/>
-        </w:rPr>
         <w:t>과정의 Make 실습은 Gmail 기준이고 회사 메일은 Outlook입니다. 자동 발송·수신 감지는 Outlook(Microsoft 365) 연결이 사내에서 허용되는지 확인한 뒤 진행합니다(10장).</w:t>
+      </w:r>
+    </w:p>
+    <w:p>
+      <w:pPr>
+        <w:pStyle w:val="Heading1"/>
+      </w:pPr>
+      <w:r>
+        <w:t>8. 개발 단계</w:t>
       </w:r>
     </w:p>
     <w:p>
@@ -2888,50 +2138,20 @@
         <w:pStyle w:val="Heading2"/>
       </w:pPr>
       <w:r>
-        <w:rPr>
-          <w:rFonts w:ascii="맑은 고딕" w:hAnsi="맑은 고딕" w:eastAsia="맑은 고딕"/>
-          <w:b/>
-          <w:color w:val="1F3864"/>
-          <w:sz w:val="28"/>
-        </w:rPr>
-        <w:t>8. 개발 단계</w:t>
-      </w:r>
-    </w:p>
-    <w:p>
-      <w:pPr>
-        <w:pStyle w:val="Heading3"/>
-      </w:pPr>
-      <w:r>
-        <w:rPr>
-          <w:rFonts w:ascii="맑은 고딕" w:hAnsi="맑은 고딕" w:eastAsia="맑은 고딕"/>
-          <w:b/>
-          <w:color w:val="1F3864"/>
-          <w:sz w:val="24"/>
-        </w:rPr>
         <w:t>1단계 — 지금 바로 개발 가능한 부분</w:t>
       </w:r>
     </w:p>
     <w:p>
       <w:r>
-        <w:rPr>
-          <w:rFonts w:ascii="맑은 고딕" w:hAnsi="맑은 고딕" w:eastAsia="맑은 고딕"/>
-          <w:sz w:val="21"/>
-        </w:rPr>
         <w:t xml:space="preserve">제출 자료에 샘플 파일이 없으므로, </w:t>
       </w:r>
       <w:r>
         <w:rPr>
-          <w:rFonts w:ascii="맑은 고딕" w:hAnsi="맑은 고딕" w:eastAsia="맑은 고딕"/>
           <w:b/>
-          <w:sz w:val="21"/>
         </w:rPr>
         <w:t>가정한 표준 양식으로 먼저 만들고 실제 파일을 받으면 열 이름 매핑만 바꾸는</w:t>
       </w:r>
       <w:r>
-        <w:rPr>
-          <w:rFonts w:ascii="맑은 고딕" w:hAnsi="맑은 고딕" w:eastAsia="맑은 고딕"/>
-          <w:sz w:val="21"/>
-        </w:rPr>
         <w:t xml:space="preserve"> 방식으로 진행합니다.</w:t>
       </w:r>
     </w:p>
@@ -2940,10 +2160,6 @@
         <w:pStyle w:val="ListBullet"/>
       </w:pPr>
       <w:r>
-        <w:rPr>
-          <w:rFonts w:ascii="맑은 고딕" w:hAnsi="맑은 고딕" w:eastAsia="맑은 고딕"/>
-          <w:sz w:val="21"/>
-        </w:rPr>
         <w:t>업체 마스터: Contact List 엑셀 가져오기(열 매핑 화면 포함), 업체 검색·조회</w:t>
       </w:r>
     </w:p>
@@ -2952,10 +2168,6 @@
         <w:pStyle w:val="ListBullet"/>
       </w:pPr>
       <w:r>
-        <w:rPr>
-          <w:rFonts w:ascii="맑은 고딕" w:hAnsi="맑은 고딕" w:eastAsia="맑은 고딕"/>
-          <w:sz w:val="21"/>
-        </w:rPr>
         <w:t>PO 매칭: PO PDF 여러 개를 끌어다 놓으면 파일명·본문에서 PO 번호와 업체명을 찾아 업체 마스터와 연결</w:t>
       </w:r>
     </w:p>
@@ -2964,10 +2176,6 @@
         <w:pStyle w:val="ListBullet"/>
       </w:pPr>
       <w:r>
-        <w:rPr>
-          <w:rFonts w:ascii="맑은 고딕" w:hAnsi="맑은 고딕" w:eastAsia="맑은 고딕"/>
-          <w:sz w:val="21"/>
-        </w:rPr>
         <w:t>발주 메일 초안 일괄 생성: 업체별 수신자·참조와 표준 영문 본문으로 .eml 파일 묶음 생성(PO PDF 첨부 포함)</w:t>
       </w:r>
     </w:p>
@@ -2976,10 +2184,6 @@
         <w:pStyle w:val="ListBullet"/>
       </w:pPr>
       <w:r>
-        <w:rPr>
-          <w:rFonts w:ascii="맑은 고딕" w:hAnsi="맑은 고딕" w:eastAsia="맑은 고딕"/>
-          <w:sz w:val="21"/>
-        </w:rPr>
         <w:t>관리 대장: PO별 송부일·OC 수령일·약속/실제 EXW DATE·선적 예정일·A/N·선적서류 수신 체크, 임박·누락 강조, 엑셀 내보내기·가져오기</w:t>
       </w:r>
     </w:p>
@@ -2988,10 +2192,6 @@
         <w:pStyle w:val="ListBullet"/>
       </w:pPr>
       <w:r>
-        <w:rPr>
-          <w:rFonts w:ascii="맑은 고딕" w:hAnsi="맑은 고딕" w:eastAsia="맑은 고딕"/>
-          <w:sz w:val="21"/>
-        </w:rPr>
         <w:t>OC 수령 관리: OC 수령일 기재, 설정 일수 경과 OC 미접수 표시, OC 접수율</w:t>
       </w:r>
     </w:p>
@@ -3000,10 +2200,6 @@
         <w:pStyle w:val="ListBullet"/>
       </w:pPr>
       <w:r>
-        <w:rPr>
-          <w:rFonts w:ascii="맑은 고딕" w:hAnsi="맑은 고딕" w:eastAsia="맑은 고딕"/>
-          <w:sz w:val="21"/>
-        </w:rPr>
         <w:t>OC 미접수 팔로우업: 업체별로 묶은 팔로우업 메일 초안(.eml) 생성</w:t>
       </w:r>
     </w:p>
@@ -3012,10 +2208,6 @@
         <w:pStyle w:val="ListBullet"/>
       </w:pPr>
       <w:r>
-        <w:rPr>
-          <w:rFonts w:ascii="맑은 고딕" w:hAnsi="맑은 고딕" w:eastAsia="맑은 고딕"/>
-          <w:sz w:val="21"/>
-        </w:rPr>
         <w:t>EXW 준수율(%)·평균 지연일: 전체·업체별 표와 막대 그래프</w:t>
       </w:r>
     </w:p>
@@ -3024,10 +2216,6 @@
         <w:pStyle w:val="ListBullet"/>
       </w:pPr>
       <w:r>
-        <w:rPr>
-          <w:rFonts w:ascii="맑은 고딕" w:hAnsi="맑은 고딕" w:eastAsia="맑은 고딕"/>
-          <w:sz w:val="21"/>
-        </w:rPr>
         <w:t>업체별 메일 분류(반자동): .eml 파일을 발신 도메인으로 업체에 분류, PO 번호가 보이는 회신은 OC 수령일 기재 후보로 제시</w:t>
       </w:r>
     </w:p>
@@ -3036,10 +2224,6 @@
         <w:pStyle w:val="ListBullet"/>
       </w:pPr>
       <w:r>
-        <w:rPr>
-          <w:rFonts w:ascii="맑은 고딕" w:hAnsi="맑은 고딕" w:eastAsia="맑은 고딕"/>
-          <w:sz w:val="21"/>
-        </w:rPr>
         <w:t>Promise Date 변경 확인: Weekly Order Status 엑셀 두 파일 비교(열 매핑 화면 포함)</w:t>
       </w:r>
     </w:p>
@@ -3048,10 +2232,6 @@
         <w:pStyle w:val="ListBullet"/>
       </w:pPr>
       <w:r>
-        <w:rPr>
-          <w:rFonts w:ascii="맑은 고딕" w:hAnsi="맑은 고딕" w:eastAsia="맑은 고딕"/>
-          <w:sz w:val="21"/>
-        </w:rPr>
         <w:t>Packing List 합중량과 B/L 중량 대조: Packing List 엑셀 열 매핑, B/L 중량 직접 입력, 허용 오차는 설정값</w:t>
       </w:r>
     </w:p>
@@ -3060,10 +2240,6 @@
         <w:pStyle w:val="ListBullet"/>
       </w:pPr>
       <w:r>
-        <w:rPr>
-          <w:rFonts w:ascii="맑은 고딕" w:hAnsi="맑은 고딕" w:eastAsia="맑은 고딕"/>
-          <w:sz w:val="21"/>
-        </w:rPr>
         <w:t>업체별 체크리스트 입력·표시, 상황별 Follow-up 메일 템플릿(생성형 AI 없이 빈칸 채우기)</w:t>
       </w:r>
     </w:p>
@@ -3072,24 +2248,14 @@
         <w:pStyle w:val="ListBullet"/>
       </w:pPr>
       <w:r>
-        <w:rPr>
-          <w:rFonts w:ascii="맑은 고딕" w:hAnsi="맑은 고딕" w:eastAsia="맑은 고딕"/>
-          <w:sz w:val="21"/>
-        </w:rPr>
         <w:t>판단 기준(OC 대기 일수, EXW 임박 일수, 중량 허용 오차 등)은 모두 화면에서 바꾸는 설정값으로 둡니다.</w:t>
       </w:r>
     </w:p>
     <w:p>
       <w:pPr>
-        <w:pStyle w:val="Heading3"/>
+        <w:pStyle w:val="Heading2"/>
       </w:pPr>
       <w:r>
-        <w:rPr>
-          <w:rFonts w:ascii="맑은 고딕" w:hAnsi="맑은 고딕" w:eastAsia="맑은 고딕"/>
-          <w:b/>
-          <w:color w:val="1F3864"/>
-          <w:sz w:val="24"/>
-        </w:rPr>
         <w:t>2단계</w:t>
       </w:r>
     </w:p>
@@ -3098,10 +2264,6 @@
         <w:pStyle w:val="ListBullet"/>
       </w:pPr>
       <w:r>
-        <w:rPr>
-          <w:rFonts w:ascii="맑은 고딕" w:hAnsi="맑은 고딕" w:eastAsia="맑은 고딕"/>
-          <w:sz w:val="21"/>
-        </w:rPr>
         <w:t>실제 Contact List·PO 샘플로 추출 규칙 보정(PO 양식이 업체·시기별로 다른지 확인 후)</w:t>
       </w:r>
     </w:p>
@@ -3110,10 +2272,6 @@
         <w:pStyle w:val="ListBullet"/>
       </w:pPr>
       <w:r>
-        <w:rPr>
-          <w:rFonts w:ascii="맑은 고딕" w:hAnsi="맑은 고딕" w:eastAsia="맑은 고딕"/>
-          <w:sz w:val="21"/>
-        </w:rPr>
         <w:t>생성형 AI로 상황·업체에 맞춘 Follow-up 문안 다듬기(외부 AI 사용 허용 시)</w:t>
       </w:r>
     </w:p>
@@ -3122,10 +2280,6 @@
         <w:pStyle w:val="ListBullet"/>
       </w:pPr>
       <w:r>
-        <w:rPr>
-          <w:rFonts w:ascii="맑은 고딕" w:hAnsi="맑은 고딕" w:eastAsia="맑은 고딕"/>
-          <w:sz w:val="21"/>
-        </w:rPr>
         <w:t>담당자 인수인계용 업체별 한 장 요약 출력</w:t>
       </w:r>
     </w:p>
@@ -3134,10 +2288,6 @@
         <w:pStyle w:val="ListBullet"/>
       </w:pPr>
       <w:r>
-        <w:rPr>
-          <w:rFonts w:ascii="맑은 고딕" w:hAnsi="맑은 고딕" w:eastAsia="맑은 고딕"/>
-          <w:sz w:val="21"/>
-        </w:rPr>
         <w:t>B/L·Packing List PDF에서 중량 자동 추출(양식 확인 후)</w:t>
       </w:r>
     </w:p>
@@ -3146,24 +2296,14 @@
         <w:pStyle w:val="ListBullet"/>
       </w:pPr>
       <w:r>
-        <w:rPr>
-          <w:rFonts w:ascii="맑은 고딕" w:hAnsi="맑은 고딕" w:eastAsia="맑은 고딕"/>
-          <w:sz w:val="21"/>
-        </w:rPr>
         <w:t>HD360에서 내려받을 수 있는 자료가 있으면 관리 대장 가져오기에 연결</w:t>
       </w:r>
     </w:p>
     <w:p>
       <w:pPr>
-        <w:pStyle w:val="Heading3"/>
+        <w:pStyle w:val="Heading2"/>
       </w:pPr>
       <w:r>
-        <w:rPr>
-          <w:rFonts w:ascii="맑은 고딕" w:hAnsi="맑은 고딕" w:eastAsia="맑은 고딕"/>
-          <w:b/>
-          <w:color w:val="1F3864"/>
-          <w:sz w:val="24"/>
-        </w:rPr>
         <w:t>3단계</w:t>
       </w:r>
     </w:p>
@@ -3172,10 +2312,6 @@
         <w:pStyle w:val="ListBullet"/>
       </w:pPr>
       <w:r>
-        <w:rPr>
-          <w:rFonts w:ascii="맑은 고딕" w:hAnsi="맑은 고딕" w:eastAsia="맑은 고딕"/>
-          <w:sz w:val="21"/>
-        </w:rPr>
         <w:t>Make(또는 사내 허용 도구)로 Outlook 수신 메일에서 A/N·선적서류 감지 → 관리 대장 자동 갱신</w:t>
       </w:r>
     </w:p>
@@ -3184,10 +2320,6 @@
         <w:pStyle w:val="ListBullet"/>
       </w:pPr>
       <w:r>
-        <w:rPr>
-          <w:rFonts w:ascii="맑은 고딕" w:hAnsi="맑은 고딕" w:eastAsia="맑은 고딕"/>
-          <w:sz w:val="21"/>
-        </w:rPr>
         <w:t>미회신·지연 건 알림, 확인 후 일괄 발송</w:t>
       </w:r>
     </w:p>
@@ -3196,10 +2328,6 @@
         <w:pStyle w:val="ListBullet"/>
       </w:pPr>
       <w:r>
-        <w:rPr>
-          <w:rFonts w:ascii="맑은 고딕" w:hAnsi="맑은 고딕" w:eastAsia="맑은 고딕"/>
-          <w:sz w:val="21"/>
-        </w:rPr>
         <w:t>메일함 직접 연동으로 업체별 메일 자동 분류(Outlook 연결 허용 시)</w:t>
       </w:r>
     </w:p>
@@ -3208,24 +2336,14 @@
         <w:pStyle w:val="ListBullet"/>
       </w:pPr>
       <w:r>
-        <w:rPr>
-          <w:rFonts w:ascii="맑은 고딕" w:hAnsi="맑은 고딕" w:eastAsia="맑은 고딕"/>
-          <w:sz w:val="21"/>
-        </w:rPr>
         <w:t>Dify 지식베이스에 업체별 과거 커뮤니케이션을 넣은 문의 응대 도우미</w:t>
       </w:r>
     </w:p>
     <w:p>
       <w:pPr>
-        <w:pStyle w:val="Heading2"/>
+        <w:pStyle w:val="Heading1"/>
       </w:pPr>
       <w:r>
-        <w:rPr>
-          <w:rFonts w:ascii="맑은 고딕" w:hAnsi="맑은 고딕" w:eastAsia="맑은 고딕"/>
-          <w:b/>
-          <w:color w:val="1F3864"/>
-          <w:sz w:val="28"/>
-        </w:rPr>
         <w:t>9. 기대 효과</w:t>
       </w:r>
     </w:p>
@@ -3235,17 +2353,11 @@
       </w:pPr>
       <w:r>
         <w:rPr>
-          <w:rFonts w:ascii="맑은 고딕" w:hAnsi="맑은 고딕" w:eastAsia="맑은 고딕"/>
           <w:b/>
-          <w:sz w:val="21"/>
         </w:rPr>
         <w:t>발주 업무시간 단축</w:t>
       </w:r>
       <w:r>
-        <w:rPr>
-          <w:rFonts w:ascii="맑은 고딕" w:hAnsi="맑은 고딕" w:eastAsia="맑은 고딕"/>
-          <w:sz w:val="21"/>
-        </w:rPr>
         <w:t xml:space="preserve"> — 제출 원문의 목표는 「80% 이상 단축」입니다. 업체 조회와 메일 작성을 PO마다 반복하지 않게 되는 것이 주된 근거입니다. 실제 단축률은 도입 전후 측정이 필요합니다.</w:t>
       </w:r>
     </w:p>
@@ -3255,17 +2367,11 @@
       </w:pPr>
       <w:r>
         <w:rPr>
-          <w:rFonts w:ascii="맑은 고딕" w:hAnsi="맑은 고딕" w:eastAsia="맑은 고딕"/>
           <w:b/>
-          <w:sz w:val="21"/>
         </w:rPr>
         <w:t>선적일정 누락 방지</w:t>
       </w:r>
       <w:r>
-        <w:rPr>
-          <w:rFonts w:ascii="맑은 고딕" w:hAnsi="맑은 고딕" w:eastAsia="맑은 고딕"/>
-          <w:sz w:val="21"/>
-        </w:rPr>
         <w:t xml:space="preserve"> — PO별 선적·A/N 상태가 대장 한 곳에 모이고 임박·누락 건이 강조됩니다.</w:t>
       </w:r>
     </w:p>
@@ -3275,17 +2381,11 @@
       </w:pPr>
       <w:r>
         <w:rPr>
-          <w:rFonts w:ascii="맑은 고딕" w:hAnsi="맑은 고딕" w:eastAsia="맑은 고딕"/>
           <w:b/>
-          <w:sz w:val="21"/>
         </w:rPr>
         <w:t>업체별 관리 표준화</w:t>
       </w:r>
       <w:r>
-        <w:rPr>
-          <w:rFonts w:ascii="맑은 고딕" w:hAnsi="맑은 고딕" w:eastAsia="맑은 고딕"/>
-          <w:sz w:val="21"/>
-        </w:rPr>
         <w:t xml:space="preserve"> — 업체마다 체크리스트와 메일 템플릿이 정해져, 누가 처리해도 같은 기준을 따릅니다.</w:t>
       </w:r>
     </w:p>
@@ -3295,40 +2395,26 @@
       </w:pPr>
       <w:r>
         <w:rPr>
-          <w:rFonts w:ascii="맑은 고딕" w:hAnsi="맑은 고딕" w:eastAsia="맑은 고딕"/>
           <w:b/>
-          <w:sz w:val="21"/>
         </w:rPr>
         <w:t>업무 연속성 확보</w:t>
       </w:r>
       <w:r>
-        <w:rPr>
-          <w:rFonts w:ascii="맑은 고딕" w:hAnsi="맑은 고딕" w:eastAsia="맑은 고딕"/>
-          <w:sz w:val="21"/>
-        </w:rPr>
         <w:t xml:space="preserve"> — 담당자가 바뀌어도 업체 마스터·체크리스트·대장이 남아 이어받을 수 있습니다.</w:t>
       </w:r>
     </w:p>
     <w:p>
       <w:pPr>
-        <w:pStyle w:val="Heading2"/>
+        <w:pStyle w:val="Heading1"/>
       </w:pPr>
       <w:r>
-        <w:rPr>
-          <w:rFonts w:ascii="맑은 고딕" w:hAnsi="맑은 고딕" w:eastAsia="맑은 고딕"/>
-          <w:b/>
-          <w:color w:val="1F3864"/>
-          <w:sz w:val="28"/>
-        </w:rPr>
         <w:t>10. 확인 필요 사항</w:t>
       </w:r>
     </w:p>
     <w:p>
       <w:r>
         <w:rPr>
-          <w:rFonts w:ascii="맑은 고딕" w:hAnsi="맑은 고딕" w:eastAsia="맑은 고딕"/>
           <w:b/>
-          <w:sz w:val="21"/>
         </w:rPr>
         <w:t>샘플 데이터 (개인정보·단가는 가려도 됩니다)</w:t>
       </w:r>
@@ -3338,10 +2424,6 @@
         <w:pStyle w:val="ListNumber"/>
       </w:pPr>
       <w:r>
-        <w:rPr>
-          <w:rFonts w:ascii="맑은 고딕" w:hAnsi="맑은 고딕" w:eastAsia="맑은 고딕"/>
-          <w:sz w:val="21"/>
-        </w:rPr>
         <w:t>공급업체 Contact List 엑셀 샘플 — 열 구성(업체명, 업체 코드, 담당자, 이메일, 참조, 국가·언어 등)과 업체 수</w:t>
       </w:r>
     </w:p>
@@ -3350,10 +2432,6 @@
         <w:pStyle w:val="ListNumber"/>
       </w:pPr>
       <w:r>
-        <w:rPr>
-          <w:rFonts w:ascii="맑은 고딕" w:hAnsi="맑은 고딕" w:eastAsia="맑은 고딕"/>
-          <w:sz w:val="21"/>
-        </w:rPr>
         <w:t>구매발주서(PO) PDF 샘플 2~3건 — 사내 시스템에서 출력한 텍스트 PDF인지 스캔본인지, 업체별로 양식이 같은지</w:t>
       </w:r>
     </w:p>
@@ -3362,10 +2440,6 @@
         <w:pStyle w:val="ListNumber"/>
       </w:pPr>
       <w:r>
-        <w:rPr>
-          <w:rFonts w:ascii="맑은 고딕" w:hAnsi="맑은 고딕" w:eastAsia="맑은 고딕"/>
-          <w:sz w:val="21"/>
-        </w:rPr>
         <w:t>현재 쓰는 발주 메일, Follow-up 메일 문안 예시</w:t>
       </w:r>
     </w:p>
@@ -3374,55 +2448,33 @@
         <w:pStyle w:val="ListNumber"/>
       </w:pPr>
       <w:r>
-        <w:rPr>
-          <w:rFonts w:ascii="맑은 고딕" w:hAnsi="맑은 고딕" w:eastAsia="맑은 고딕"/>
-          <w:sz w:val="21"/>
-        </w:rPr>
         <w:t>A/N·선적서류가 어떤 형태로(메일 본문, 첨부 PDF, 포워더 시스템 등) 누구에게서 오는지</w:t>
       </w:r>
     </w:p>
     <w:p>
       <w:r>
-        <w:rPr>
-          <w:rFonts w:ascii="맑은 고딕" w:hAnsi="맑은 고딕" w:eastAsia="맑은 고딕"/>
-          <w:sz w:val="21"/>
-        </w:rPr>
         <w:t>5-1. Cummins Weekly Order Status 엑셀 샘플 두 주차 — 열 이름(PO, 라인, 품번, Promise Date 등)과 한 행을 구분하는 기준</w:t>
       </w:r>
     </w:p>
     <w:p>
       <w:r>
-        <w:rPr>
-          <w:rFonts w:ascii="맑은 고딕" w:hAnsi="맑은 고딕" w:eastAsia="맑은 고딕"/>
-          <w:sz w:val="21"/>
-        </w:rPr>
         <w:t>5-2. Packing List와 B/L 샘플 — 파일 형태(엑셀·PDF), 중량 단위(kg 등), 순중량·총중량 중 어느 값을 비교하는지</w:t>
       </w:r>
     </w:p>
     <w:p>
       <w:r>
-        <w:rPr>
-          <w:rFonts w:ascii="맑은 고딕" w:hAnsi="맑은 고딕" w:eastAsia="맑은 고딕"/>
-          <w:sz w:val="21"/>
-        </w:rPr>
         <w:t>5-3. OC 회신 메일 예시 — 제목·본문에 PO 번호가 들어오는지, 업체 메일 도메인이 업체마다 하나인지</w:t>
       </w:r>
     </w:p>
     <w:p>
       <w:r>
-        <w:rPr>
-          <w:rFonts w:ascii="맑은 고딕" w:hAnsi="맑은 고딕" w:eastAsia="맑은 고딕"/>
-          <w:sz w:val="21"/>
-        </w:rPr>
         <w:t>5-4. HD360 페이지에서 EXW DATE·OC 접수율 자료를 엑셀로 내려받을 수 있는지</w:t>
       </w:r>
     </w:p>
     <w:p>
       <w:r>
         <w:rPr>
-          <w:rFonts w:ascii="맑은 고딕" w:hAnsi="맑은 고딕" w:eastAsia="맑은 고딕"/>
           <w:b/>
-          <w:sz w:val="21"/>
         </w:rPr>
         <w:t>업무 규칙</w:t>
       </w:r>
@@ -3432,10 +2484,6 @@
         <w:pStyle w:val="ListNumber"/>
       </w:pPr>
       <w:r>
-        <w:rPr>
-          <w:rFonts w:ascii="맑은 고딕" w:hAnsi="맑은 고딕" w:eastAsia="맑은 고딕"/>
-          <w:sz w:val="21"/>
-        </w:rPr>
         <w:t>「A/N」의 사내 의미(Arrival Notice로 이해했습니다)와 관리해야 할 상태 단계</w:t>
       </w:r>
     </w:p>
@@ -3444,10 +2492,6 @@
         <w:pStyle w:val="ListNumber"/>
       </w:pPr>
       <w:r>
-        <w:rPr>
-          <w:rFonts w:ascii="맑은 고딕" w:hAnsi="맑은 고딕" w:eastAsia="맑은 고딕"/>
-          <w:sz w:val="21"/>
-        </w:rPr>
         <w:t>월 평균 PO 건수와 한 번에 일괄 발송하는 건수 — 기대 효과 측정 기준</w:t>
       </w:r>
     </w:p>
@@ -3456,10 +2500,6 @@
         <w:pStyle w:val="ListNumber"/>
       </w:pPr>
       <w:r>
-        <w:rPr>
-          <w:rFonts w:ascii="맑은 고딕" w:hAnsi="맑은 고딕" w:eastAsia="맑은 고딕"/>
-          <w:sz w:val="21"/>
-        </w:rPr>
         <w:t>업체별 체크리스트에 들어갈 항목 예시</w:t>
       </w:r>
     </w:p>
@@ -3468,55 +2508,33 @@
         <w:pStyle w:val="ListNumber"/>
       </w:pPr>
       <w:r>
-        <w:rPr>
-          <w:rFonts w:ascii="맑은 고딕" w:hAnsi="맑은 고딕" w:eastAsia="맑은 고딕"/>
-          <w:sz w:val="21"/>
-        </w:rPr>
         <w:t>PO 번호·업체 코드가 ERP 등 사내 시스템에서 엑셀로 내려받을 수 있는지(PDF 추출보다 정확함)</w:t>
       </w:r>
     </w:p>
     <w:p>
       <w:r>
-        <w:rPr>
-          <w:rFonts w:ascii="맑은 고딕" w:hAnsi="맑은 고딕" w:eastAsia="맑은 고딕"/>
-          <w:sz w:val="21"/>
-        </w:rPr>
         <w:t>8-1. OC 일자 기준 — 「회신 메일을 받은 날」로 이해했습니다. OC 문서에 적힌 일자와 다를 때 어느 값을 쓰는지</w:t>
       </w:r>
     </w:p>
     <w:p>
       <w:r>
-        <w:rPr>
-          <w:rFonts w:ascii="맑은 고딕" w:hAnsi="맑은 고딕" w:eastAsia="맑은 고딕"/>
-          <w:sz w:val="21"/>
-        </w:rPr>
         <w:t>8-2. OC 미접수로 보는 기준 일수(송부 후 며칠), EXW 「준수」의 기준(당일까지 출고, 또는 허용 일수)</w:t>
       </w:r>
     </w:p>
     <w:p>
       <w:r>
-        <w:rPr>
-          <w:rFonts w:ascii="맑은 고딕" w:hAnsi="맑은 고딕" w:eastAsia="맑은 고딕"/>
-          <w:sz w:val="21"/>
-        </w:rPr>
         <w:t>8-3. 중량 일치 판단의 허용 오차(kg 또는 %)</w:t>
       </w:r>
     </w:p>
     <w:p>
       <w:r>
-        <w:rPr>
-          <w:rFonts w:ascii="맑은 고딕" w:hAnsi="맑은 고딕" w:eastAsia="맑은 고딕"/>
-          <w:sz w:val="21"/>
-        </w:rPr>
         <w:t>8-4. EXW 준수율·평균 지연일 요구 — 패들릿 원문에서 문구가 확인되지 않아, 필요 여부와 산식을 확인해 주십시오</w:t>
       </w:r>
     </w:p>
     <w:p>
       <w:r>
         <w:rPr>
-          <w:rFonts w:ascii="맑은 고딕" w:hAnsi="맑은 고딕" w:eastAsia="맑은 고딕"/>
           <w:b/>
-          <w:sz w:val="21"/>
         </w:rPr>
         <w:t>보안·환경</w:t>
       </w:r>
@@ -3526,10 +2544,6 @@
         <w:pStyle w:val="ListNumber"/>
       </w:pPr>
       <w:r>
-        <w:rPr>
-          <w:rFonts w:ascii="맑은 고딕" w:hAnsi="맑은 고딕" w:eastAsia="맑은 고딕"/>
-          <w:sz w:val="21"/>
-        </w:rPr>
         <w:t>업체 정보·PO를 외부 AI 서비스나 클라우드(Make, OpenAI, Google Sheets)에 넣어도 되는지</w:t>
       </w:r>
     </w:p>
@@ -3538,10 +2552,6 @@
         <w:pStyle w:val="ListNumber"/>
       </w:pPr>
       <w:r>
-        <w:rPr>
-          <w:rFonts w:ascii="맑은 고딕" w:hAnsi="맑은 고딕" w:eastAsia="맑은 고딕"/>
-          <w:sz w:val="21"/>
-        </w:rPr>
         <w:t>Outlook이 Microsoft 365(웹) 계정인지, 외부 자동화 도구 연결이 허용되는지</w:t>
       </w:r>
     </w:p>
@@ -3550,11 +2560,15 @@
         <w:pStyle w:val="ListNumber"/>
       </w:pPr>
       <w:r>
-        <w:rPr>
-          <w:rFonts w:ascii="맑은 고딕" w:hAnsi="맑은 고딕" w:eastAsia="맑은 고딕"/>
-          <w:sz w:val="21"/>
-        </w:rPr>
         <w:t>관리 대장을 팀원과 공유해야 하는지, 공유한다면 허용되는 저장 위치</w:t>
+      </w:r>
+    </w:p>
+    <w:p>
+      <w:pPr>
+        <w:pStyle w:val="Heading1"/>
+      </w:pPr>
+      <w:r>
+        <w:t>11. 2026-09-29 메일 추가 자료</w:t>
       </w:r>
     </w:p>
     <w:p>
@@ -3562,12 +2576,1234 @@
         <w:pStyle w:val="Heading2"/>
       </w:pPr>
       <w:r>
+        <w:t>11.1 받은 자료</w:t>
+      </w:r>
+    </w:p>
+    <w:p>
+      <w:r>
+        <w:t xml:space="preserve">수강생이 메일로 업무 매뉴얼과 참고 파일을 보냈습니다. 원문: 「업무 관련 매뉴얼 및 참고 파일 전달드립니다.」 자료별 구조는 </w:t>
+      </w:r>
+      <w:r>
         <w:rPr>
-          <w:rFonts w:ascii="맑은 고딕" w:hAnsi="맑은 고딕" w:eastAsia="맑은 고딕"/>
+          <w:rFonts w:ascii="Consolas" w:hAnsi="Consolas"/>
+        </w:rPr>
+        <w:t>docs/source/2026-09-29_메일_추가자료.md</w:t>
+      </w:r>
+      <w:r>
+        <w:t>에 적었습니다.</w:t>
+      </w:r>
+    </w:p>
+    <w:tbl>
+      <w:tblPr>
+        <w:tblStyle w:val="TableGrid"/>
+        <w:tblW w:type="auto" w:w="0"/>
+        <w:tblLook w:firstColumn="1" w:firstRow="1" w:lastColumn="0" w:lastRow="0" w:noHBand="0" w:noVBand="1" w:val="04A0"/>
+      </w:tblPr>
+      <w:tblGrid>
+        <w:gridCol w:w="4320"/>
+        <w:gridCol w:w="4320"/>
+      </w:tblGrid>
+      <w:tr>
+        <w:tc>
+          <w:tcPr>
+            <w:tcW w:type="dxa" w:w="4320"/>
+          </w:tcPr>
+          <w:p>
+            <w:r>
+              <w:rPr>
+                <w:b/>
+              </w:rPr>
+            </w:r>
+            <w:r>
+              <w:rPr>
+                <w:b/>
+              </w:rPr>
+              <w:t>자료</w:t>
+            </w:r>
+          </w:p>
+        </w:tc>
+        <w:tc>
+          <w:tcPr>
+            <w:tcW w:type="dxa" w:w="4320"/>
+          </w:tcPr>
+          <w:p>
+            <w:r>
+              <w:rPr>
+                <w:b/>
+              </w:rPr>
+            </w:r>
+            <w:r>
+              <w:rPr>
+                <w:b/>
+              </w:rPr>
+              <w:t>이 기획서에서 풀린 것</w:t>
+            </w:r>
+          </w:p>
+        </w:tc>
+      </w:tr>
+      <w:tr>
+        <w:tc>
+          <w:tcPr>
+            <w:tcW w:type="dxa" w:w="4320"/>
+          </w:tcPr>
+          <w:p>
+            <w:r/>
+            <w:r>
+              <w:t>항차 업무 매뉴얼(.pptx)</w:t>
+            </w:r>
+          </w:p>
+        </w:tc>
+        <w:tc>
+          <w:tcPr>
+            <w:tcW w:type="dxa" w:w="4320"/>
+          </w:tcPr>
+          <w:p>
+            <w:r/>
+            <w:r>
+              <w:t>업무 흐름 전체(PO 송부 → OC 접수 → L/C·L/G → 항차 입력 → 보세운송), OC Date의 뜻, 지역별 평균 운송기간</w:t>
+            </w:r>
+          </w:p>
+        </w:tc>
+      </w:tr>
+      <w:tr>
+        <w:tc>
+          <w:tcPr>
+            <w:tcW w:type="dxa" w:w="4320"/>
+          </w:tcPr>
+          <w:p>
+            <w:r/>
+            <w:r>
+              <w:t>구매발주서(.pdf)</w:t>
+            </w:r>
+          </w:p>
+        </w:tc>
+        <w:tc>
+          <w:tcPr>
+            <w:tcW w:type="dxa" w:w="4320"/>
+          </w:tcPr>
+          <w:p>
+            <w:r/>
+            <w:r>
+              <w:t>10장 2번 — 텍스트 PDF이며 양식이 고정. PO 번호 체계(영문 1자 + 숫자 9자리)</w:t>
+            </w:r>
+          </w:p>
+        </w:tc>
+      </w:tr>
+      <w:tr>
+        <w:tc>
+          <w:tcPr>
+            <w:tcW w:type="dxa" w:w="4320"/>
+          </w:tcPr>
+          <w:p>
+            <w:r/>
+            <w:r>
+              <w:t>OC 회신 메일(.eml)</w:t>
+            </w:r>
+          </w:p>
+        </w:tc>
+        <w:tc>
+          <w:tcPr>
+            <w:tcW w:type="dxa" w:w="4320"/>
+          </w:tcPr>
+          <w:p>
+            <w:r/>
+            <w:r>
+              <w:t>10장 3번·5-3번 — 제목에 PO 번호가 들어오고, 한 메일에 PO 여러 건. 실제 발주 메일 문안(인용 부분)</w:t>
+            </w:r>
+          </w:p>
+        </w:tc>
+      </w:tr>
+      <w:tr>
+        <w:tc>
+          <w:tcPr>
+            <w:tcW w:type="dxa" w:w="4320"/>
+          </w:tcPr>
+          <w:p>
+            <w:r/>
+            <w:r>
+              <w:t>OC 엑셀 2개(.xls)</w:t>
+            </w:r>
+          </w:p>
+        </w:tc>
+        <w:tc>
+          <w:tcPr>
+            <w:tcW w:type="dxa" w:w="4320"/>
+          </w:tcPr>
+          <w:p>
+            <w:r/>
+            <w:r>
+              <w:t>OC 양식 — 품번·수량·단가·OC 번호가 있고 확정 납기 칸은 없음</w:t>
+            </w:r>
+          </w:p>
+        </w:tc>
+      </w:tr>
+      <w:tr>
+        <w:tc>
+          <w:tcPr>
+            <w:tcW w:type="dxa" w:w="4320"/>
+          </w:tcPr>
+          <w:p>
+            <w:r/>
+            <w:r>
+              <w:t>Cummins Integrated Order Status(.xlsx)</w:t>
+            </w:r>
+          </w:p>
+        </w:tc>
+        <w:tc>
+          <w:tcPr>
+            <w:tcW w:type="dxa" w:w="4320"/>
+          </w:tcPr>
+          <w:p>
+            <w:r/>
+            <w:r>
+              <w:t>10장 5-1번 — 열 이름과 한 줄을 구분하는 기준</w:t>
+            </w:r>
+          </w:p>
+        </w:tc>
+      </w:tr>
+    </w:tbl>
+    <w:p>
+      <w:r>
+        <w:t xml:space="preserve">실물에는 실제 공급사·담당자·메일 주소·단가·계좌가 있어 </w:t>
+      </w:r>
+      <w:r>
+        <w:rPr>
           <w:b/>
-          <w:color w:val="1F3864"/>
-          <w:sz w:val="28"/>
         </w:rPr>
+        <w:t>원본은 저장소에 넣지 않았습니다.</w:t>
+      </w:r>
+      <w:r>
+        <w:t xml:space="preserve"> 예시 파일은 같은 형식으로 가상 업체(Echo Lighting Inc. 예시)·가상 PO 번호(M261110501 등)로 새로 만들었습니다.</w:t>
+      </w:r>
+    </w:p>
+    <w:p>
+      <w:pPr>
+        <w:pStyle w:val="Heading2"/>
+      </w:pPr>
+      <w:r>
+        <w:t>11.2 항차 매뉴얼에서 뽑은 업무 규칙</w:t>
+      </w:r>
+    </w:p>
+    <w:p>
+      <w:r>
+        <w:t>사내 담당자 실명·내선·메일 주소와 시스템 거래 코드는 옮기지 않았습니다.</w:t>
+      </w:r>
+    </w:p>
+    <w:p>
+      <w:r>
+        <w:rPr>
+          <w:b/>
+        </w:rPr>
+        <w:t>업무 흐름(해상·항공 외자재 수입)</w:t>
+      </w:r>
+    </w:p>
+    <w:p>
+      <w:r>
+        <w:rPr>
+          <w:rFonts w:ascii="Consolas" w:hAnsi="Consolas"/>
+          <w:sz w:val="16"/>
+        </w:rPr>
+        <w:t>flowchart LR</w:t>
+        <w:br/>
+        <w:t xml:space="preserve">  A[SRM PO 조회&lt;br&gt;Status Entered] --&gt; B[PO Sheet Delivery Date 입력]</w:t>
+        <w:br/>
+        <w:t xml:space="preserve">  B --&gt; C[PO PDF 저장·공급사 메일 송부]</w:t>
+        <w:br/>
+        <w:t xml:space="preserve">  C --&gt; D[OC 수령]</w:t>
+        <w:br/>
+        <w:t xml:space="preserve">  D --&gt; E[SRM 선적납기관리&lt;br&gt;EXW DATE = OC DATE]</w:t>
+        <w:br/>
+        <w:t xml:space="preserve">  E --&gt; F{결제 조건}</w:t>
+        <w:br/>
+        <w:t xml:space="preserve">  F --&gt;|L/C| G[L/C 개설 의뢰]</w:t>
+        <w:br/>
+        <w:t xml:space="preserve">  F --&gt;|항공·서류 전 도착| H[L/G 발급 요청]</w:t>
+        <w:br/>
+        <w:t xml:space="preserve">  E --&gt; I[항차 입력&lt;br&gt;B/L·C/I·P/L]</w:t>
+        <w:br/>
+        <w:t xml:space="preserve">  I --&gt; J[대금 지불 요청·IV/GR·결재]</w:t>
+        <w:br/>
+        <w:t xml:space="preserve">  I --&gt; K[보세운송 또는 독차]</w:t>
+      </w:r>
+    </w:p>
+    <w:tbl>
+      <w:tblPr>
+        <w:tblStyle w:val="TableGrid"/>
+        <w:tblW w:type="auto" w:w="0"/>
+        <w:tblLook w:firstColumn="1" w:firstRow="1" w:lastColumn="0" w:lastRow="0" w:noHBand="0" w:noVBand="1" w:val="04A0"/>
+      </w:tblPr>
+      <w:tblGrid>
+        <w:gridCol w:w="2880"/>
+        <w:gridCol w:w="2880"/>
+        <w:gridCol w:w="2880"/>
+      </w:tblGrid>
+      <w:tr>
+        <w:tc>
+          <w:tcPr>
+            <w:tcW w:type="dxa" w:w="2880"/>
+          </w:tcPr>
+          <w:p>
+            <w:r>
+              <w:rPr>
+                <w:b/>
+              </w:rPr>
+            </w:r>
+            <w:r>
+              <w:rPr>
+                <w:b/>
+              </w:rPr>
+              <w:t>단계</w:t>
+            </w:r>
+          </w:p>
+        </w:tc>
+        <w:tc>
+          <w:tcPr>
+            <w:tcW w:type="dxa" w:w="2880"/>
+          </w:tcPr>
+          <w:p>
+            <w:r>
+              <w:rPr>
+                <w:b/>
+              </w:rPr>
+            </w:r>
+            <w:r>
+              <w:rPr>
+                <w:b/>
+              </w:rPr>
+              <w:t>규칙(매뉴얼 기준)</w:t>
+            </w:r>
+          </w:p>
+        </w:tc>
+        <w:tc>
+          <w:tcPr>
+            <w:tcW w:type="dxa" w:w="2880"/>
+          </w:tcPr>
+          <w:p>
+            <w:r>
+              <w:rPr>
+                <w:b/>
+              </w:rPr>
+            </w:r>
+            <w:r>
+              <w:rPr>
+                <w:b/>
+              </w:rPr>
+              <w:t>도구 반영</w:t>
+            </w:r>
+          </w:p>
+        </w:tc>
+      </w:tr>
+      <w:tr>
+        <w:tc>
+          <w:tcPr>
+            <w:tcW w:type="dxa" w:w="2880"/>
+          </w:tcPr>
+          <w:p>
+            <w:r/>
+            <w:r>
+              <w:t>PO 송부 대상</w:t>
+            </w:r>
+          </w:p>
+        </w:tc>
+        <w:tc>
+          <w:tcPr>
+            <w:tcW w:type="dxa" w:w="2880"/>
+          </w:tcPr>
+          <w:p>
+            <w:r/>
+            <w:r>
+              <w:t>SRM 외자조달 Purchase Order에서 Issue Date 한 달, Status Entered, 구매조직 기준으로 조회(PO 번호가 M·O·B로 시작). Purchasing Type 4종(In house · Mass production · Import-OEM · Import-CKD)만 송부</w:t>
+            </w:r>
+          </w:p>
+        </w:tc>
+        <w:tc>
+          <w:tcPr>
+            <w:tcW w:type="dxa" w:w="2880"/>
+          </w:tcPr>
+          <w:p>
+            <w:r/>
+            <w:r>
+              <w:t>PO 번호 규칙에 「영문 1자 + 숫자 9자리」 추가. 유형 필터는 SRM에서 하므로 도구에는 넣지 않음</w:t>
+            </w:r>
+          </w:p>
+        </w:tc>
+      </w:tr>
+      <w:tr>
+        <w:tc>
+          <w:tcPr>
+            <w:tcW w:type="dxa" w:w="2880"/>
+          </w:tcPr>
+          <w:p>
+            <w:r/>
+            <w:r>
+              <w:t>납기 입력</w:t>
+            </w:r>
+          </w:p>
+        </w:tc>
+        <w:tc>
+          <w:tcPr>
+            <w:tcW w:type="dxa" w:w="2880"/>
+          </w:tcPr>
+          <w:p>
+            <w:r/>
+            <w:r>
+              <w:t>Delivery Date in PO Sheet − 운송 기간 = Incoterms Date. 지역별 평균 운송기간: 미국 60일, 유럽 90일, 일본·중국 15일, 인도 45일</w:t>
+            </w:r>
+          </w:p>
+        </w:tc>
+        <w:tc>
+          <w:tcPr>
+            <w:tcW w:type="dxa" w:w="2880"/>
+          </w:tcPr>
+          <w:p>
+            <w:r/>
+            <w:r>
+              <w:t>설정 「지역별 평균 운송기간」(바꿀 수 있음). PO 품목 보기에서 Incoterms Date 참고값 계산</w:t>
+            </w:r>
+          </w:p>
+        </w:tc>
+      </w:tr>
+      <w:tr>
+        <w:tc>
+          <w:tcPr>
+            <w:tcW w:type="dxa" w:w="2880"/>
+          </w:tcPr>
+          <w:p>
+            <w:r/>
+            <w:r>
+              <w:t>PO 송부</w:t>
+            </w:r>
+          </w:p>
+        </w:tc>
+        <w:tc>
+          <w:tcPr>
+            <w:tcW w:type="dxa" w:w="2880"/>
+          </w:tcPr>
+          <w:p>
+            <w:r/>
+            <w:r>
+              <w:t>PO Sheet 수신자를 본인 메일로 바꿔 PDF 저장 후 각 공급사에 메일 발송</w:t>
+            </w:r>
+          </w:p>
+        </w:tc>
+        <w:tc>
+          <w:tcPr>
+            <w:tcW w:type="dxa" w:w="2880"/>
+          </w:tcPr>
+          <w:p>
+            <w:r/>
+            <w:r>
+              <w:t xml:space="preserve">발주 메일 초안(.eml). 실제 메일처럼 </w:t>
+            </w:r>
+            <w:r>
+              <w:rPr>
+                <w:b/>
+              </w:rPr>
+              <w:t>같은 업체 PO 여러 건을 한 통에</w:t>
+            </w:r>
+            <w:r>
+              <w:t xml:space="preserve"> 묶기(기본 켬)</w:t>
+            </w:r>
+          </w:p>
+        </w:tc>
+      </w:tr>
+      <w:tr>
+        <w:tc>
+          <w:tcPr>
+            <w:tcW w:type="dxa" w:w="2880"/>
+          </w:tcPr>
+          <w:p>
+            <w:r/>
+            <w:r>
+              <w:t>OC 접수</w:t>
+            </w:r>
+          </w:p>
+        </w:tc>
+        <w:tc>
+          <w:tcPr>
+            <w:tcW w:type="dxa" w:w="2880"/>
+          </w:tcPr>
+          <w:p>
+            <w:r/>
+            <w:r>
+              <w:t xml:space="preserve">OC(Order Confirmation) = PO에 대한 공급사 확인 문서. </w:t>
+            </w:r>
+            <w:r>
+              <w:rPr>
+                <w:b/>
+              </w:rPr>
+              <w:t>OC Date = 출하 예정일.</w:t>
+            </w:r>
+            <w:r>
+              <w:t xml:space="preserve"> SRM 선적납기관리에서 발주번호 조회 후 EXW DATE에 OC DATE 입력</w:t>
+            </w:r>
+          </w:p>
+        </w:tc>
+        <w:tc>
+          <w:tcPr>
+            <w:tcW w:type="dxa" w:w="2880"/>
+          </w:tcPr>
+          <w:p>
+            <w:r/>
+            <w:r>
+              <w:t>OC 엑셀의 날짜를 「OC DATE(출하 예정일)」로 읽어 대장의 약속 EXW DATE로 반영. 메일 받은 날은 「OC 수령일」로 따로 둠</w:t>
+            </w:r>
+          </w:p>
+        </w:tc>
+      </w:tr>
+      <w:tr>
+        <w:tc>
+          <w:tcPr>
+            <w:tcW w:type="dxa" w:w="2880"/>
+          </w:tcPr>
+          <w:p>
+            <w:r/>
+            <w:r>
+              <w:t>L/C 요청</w:t>
+            </w:r>
+          </w:p>
+        </w:tc>
+        <w:tc>
+          <w:tcPr>
+            <w:tcW w:type="dxa" w:w="2880"/>
+          </w:tcPr>
+          <w:p>
+            <w:r/>
+            <w:r>
+              <w:t>개설일 = 신청 당일 + 2일(영업일), 최종선적일 = 개설일 + 6개월(일반), 유효기일 = 최종선적일 + 3주. HS CODE 확인. 발주서와 함께 개설 요청 메일</w:t>
+            </w:r>
+          </w:p>
+        </w:tc>
+        <w:tc>
+          <w:tcPr>
+            <w:tcW w:type="dxa" w:w="2880"/>
+          </w:tcPr>
+          <w:p>
+            <w:r/>
+            <w:r>
+              <w:t>항차 체크리스트의 L/C 단계(해당 업체만) + 일정 계산기. 공휴일은 반영하지 않음</w:t>
+            </w:r>
+          </w:p>
+        </w:tc>
+      </w:tr>
+      <w:tr>
+        <w:tc>
+          <w:tcPr>
+            <w:tcW w:type="dxa" w:w="2880"/>
+          </w:tcPr>
+          <w:p>
+            <w:r/>
+            <w:r>
+              <w:t>L/G 요청</w:t>
+            </w:r>
+          </w:p>
+        </w:tc>
+        <w:tc>
+          <w:tcPr>
+            <w:tcW w:type="dxa" w:w="2880"/>
+          </w:tcPr>
+          <w:p>
+            <w:r/>
+            <w:r>
+              <w:t>선적서류보다 화물이 먼저 도착할 때(주로 항공) 은행 보증서 발급 요청</w:t>
+            </w:r>
+          </w:p>
+        </w:tc>
+        <w:tc>
+          <w:tcPr>
+            <w:tcW w:type="dxa" w:w="2880"/>
+          </w:tcPr>
+          <w:p>
+            <w:r/>
+            <w:r>
+              <w:t>체크리스트 설명에만 둠(도구 기능 없음)</w:t>
+            </w:r>
+          </w:p>
+        </w:tc>
+      </w:tr>
+      <w:tr>
+        <w:tc>
+          <w:tcPr>
+            <w:tcW w:type="dxa" w:w="2880"/>
+          </w:tcPr>
+          <w:p>
+            <w:r/>
+            <w:r>
+              <w:t>항차 입력</w:t>
+            </w:r>
+          </w:p>
+        </w:tc>
+        <w:tc>
+          <w:tcPr>
+            <w:tcW w:type="dxa" w:w="2880"/>
+          </w:tcPr>
+          <w:p>
+            <w:r/>
+            <w:r>
+              <w:t>수입운송의뢰에서 B/L·C/I·P/L(AL) 내려받기 → 선적납기관리에서 선적 수량·인보이스 총금액을 C/I와 대조, Invoice Date·BL Date·총금액 입력, 최초/조정 ETD·ETA(없으면 ETD = BL Date, ETA = 운송일 계산) → 선적서류 확정 → B/L Due List 첨부(BL·C/I·P/L·COO) 후 선적문서 생성 → Bill of Lading에 Total Net/Gross Weight·Vessel Name 입력 후 Confirm → 외자 대금 지불 요청(Invoice ERP 송신) → SAP BL/IV 관리 IV·GR·WorkFlow → 결재에 BL·INV·PL 첨부</w:t>
+            </w:r>
+          </w:p>
+        </w:tc>
+        <w:tc>
+          <w:tcPr>
+            <w:tcW w:type="dxa" w:w="2880"/>
+          </w:tcPr>
+          <w:p>
+            <w:r/>
+            <w:r>
+              <w:t>관리 대장 「항차 체크리스트」 13단계(PO 한 건마다, 날짜 기록). ETA 자동 계산. Total Gross Weight 입력 전 「중량 대조」 화면 연결</w:t>
+            </w:r>
+          </w:p>
+        </w:tc>
+      </w:tr>
+      <w:tr>
+        <w:tc>
+          <w:tcPr>
+            <w:tcW w:type="dxa" w:w="2880"/>
+          </w:tcPr>
+          <w:p>
+            <w:r/>
+            <w:r>
+              <w:t>무환(NCV) 항차</w:t>
+            </w:r>
+          </w:p>
+        </w:tc>
+        <w:tc>
+          <w:tcPr>
+            <w:tcW w:type="dxa" w:w="2880"/>
+          </w:tcPr>
+          <w:p>
+            <w:r/>
+            <w:r>
+              <w:t>샘플·보상 등 대금 없는 건은 Bill of Lading(수작업)으로 입력</w:t>
+            </w:r>
+          </w:p>
+        </w:tc>
+        <w:tc>
+          <w:tcPr>
+            <w:tcW w:type="dxa" w:w="2880"/>
+          </w:tcPr>
+          <w:p>
+            <w:r/>
+            <w:r>
+              <w:t>기록만(도구 기능 없음)</w:t>
+            </w:r>
+          </w:p>
+        </w:tc>
+      </w:tr>
+      <w:tr>
+        <w:tc>
+          <w:tcPr>
+            <w:tcW w:type="dxa" w:w="2880"/>
+          </w:tcPr>
+          <w:p>
+            <w:r/>
+            <w:r>
+              <w:t>전표처리 취소</w:t>
+            </w:r>
+          </w:p>
+        </w:tc>
+        <w:tc>
+          <w:tcPr>
+            <w:tcW w:type="dxa" w:w="2880"/>
+          </w:tcPr>
+          <w:p>
+            <w:r/>
+            <w:r>
+              <w:t>인보이스 누락·단가 오기재 시 송장·인바운드 취소 → ERP 송신 취소 → Confirm Cancel → 선적서류확정 취소 → 재항차</w:t>
+            </w:r>
+          </w:p>
+        </w:tc>
+        <w:tc>
+          <w:tcPr>
+            <w:tcW w:type="dxa" w:w="2880"/>
+          </w:tcPr>
+          <w:p>
+            <w:r/>
+            <w:r>
+              <w:t>기록만</w:t>
+            </w:r>
+          </w:p>
+        </w:tc>
+      </w:tr>
+      <w:tr>
+        <w:tc>
+          <w:tcPr>
+            <w:tcW w:type="dxa" w:w="2880"/>
+          </w:tcPr>
+          <w:p>
+            <w:r/>
+            <w:r>
+              <w:t>PCR</w:t>
+            </w:r>
+          </w:p>
+        </w:tc>
+        <w:tc>
+          <w:tcPr>
+            <w:tcW w:type="dxa" w:w="2880"/>
+          </w:tcPr>
+          <w:p>
+            <w:r/>
+            <w:r>
+              <w:t>발송된 PO의 수량·단가 변경(C) 또는 삭제(D) 절차</w:t>
+            </w:r>
+          </w:p>
+        </w:tc>
+        <w:tc>
+          <w:tcPr>
+            <w:tcW w:type="dxa" w:w="2880"/>
+          </w:tcPr>
+          <w:p>
+            <w:r/>
+            <w:r>
+              <w:t>OC 대조에서 수량·단가가 다르면 PCR 여부를 판단할 근거로 씀</w:t>
+            </w:r>
+          </w:p>
+        </w:tc>
+      </w:tr>
+      <w:tr>
+        <w:tc>
+          <w:tcPr>
+            <w:tcW w:type="dxa" w:w="2880"/>
+          </w:tcPr>
+          <w:p>
+            <w:r/>
+            <w:r>
+              <w:t>보세운송·독차</w:t>
+            </w:r>
+          </w:p>
+        </w:tc>
+        <w:tc>
+          <w:tcPr>
+            <w:tcW w:type="dxa" w:w="2880"/>
+          </w:tcPr>
+          <w:p>
+            <w:r/>
+            <w:r>
+              <w:t>오후 3시 전 도착 화물은 다음 날 08시 창고 도착하는 데일리 보세운송 요청 가능(B/L 첨부 필수), 그 밖은 독차 요청</w:t>
+            </w:r>
+          </w:p>
+        </w:tc>
+        <w:tc>
+          <w:tcPr>
+            <w:tcW w:type="dxa" w:w="2880"/>
+          </w:tcPr>
+          <w:p>
+            <w:r/>
+            <w:r>
+              <w:t>체크리스트 마지막 단계</w:t>
+            </w:r>
+          </w:p>
+        </w:tc>
+      </w:tr>
+    </w:tbl>
+    <w:p>
+      <w:pPr>
+        <w:pStyle w:val="Heading2"/>
+      </w:pPr>
+      <w:r>
+        <w:t>11.3 실물 구조에 맞춘 도구 보강(1단계 추가분)</w:t>
+      </w:r>
+    </w:p>
+    <w:tbl>
+      <w:tblPr>
+        <w:tblStyle w:val="TableGrid"/>
+        <w:tblW w:type="auto" w:w="0"/>
+        <w:tblLook w:firstColumn="1" w:firstRow="1" w:lastColumn="0" w:lastRow="0" w:noHBand="0" w:noVBand="1" w:val="04A0"/>
+      </w:tblPr>
+      <w:tblGrid>
+        <w:gridCol w:w="4320"/>
+        <w:gridCol w:w="4320"/>
+      </w:tblGrid>
+      <w:tr>
+        <w:tc>
+          <w:tcPr>
+            <w:tcW w:type="dxa" w:w="4320"/>
+          </w:tcPr>
+          <w:p>
+            <w:r>
+              <w:rPr>
+                <w:b/>
+              </w:rPr>
+            </w:r>
+            <w:r>
+              <w:rPr>
+                <w:b/>
+              </w:rPr>
+              <w:t>요청</w:t>
+            </w:r>
+          </w:p>
+        </w:tc>
+        <w:tc>
+          <w:tcPr>
+            <w:tcW w:type="dxa" w:w="4320"/>
+          </w:tcPr>
+          <w:p>
+            <w:r>
+              <w:rPr>
+                <w:b/>
+              </w:rPr>
+            </w:r>
+            <w:r>
+              <w:rPr>
+                <w:b/>
+              </w:rPr>
+              <w:t>반영 방식</w:t>
+            </w:r>
+          </w:p>
+        </w:tc>
+      </w:tr>
+      <w:tr>
+        <w:tc>
+          <w:tcPr>
+            <w:tcW w:type="dxa" w:w="4320"/>
+          </w:tcPr>
+          <w:p>
+            <w:r/>
+            <w:r>
+              <w:t>PO(.pdf) 발행 → 송부</w:t>
+            </w:r>
+          </w:p>
+        </w:tc>
+        <w:tc>
+          <w:tcPr>
+            <w:tcW w:type="dxa" w:w="4320"/>
+          </w:tcPr>
+          <w:p>
+            <w:r/>
+            <w:r>
+              <w:t xml:space="preserve">구매발주서 본문에서 PO 번호·공급사·발주일·품목 줄(품번·단위·수량·통화·단가·금액·납기·Mfr 품번)·Contract Amount·인코텀즈·원산지를 읽음. 수량×단가와 금액, 합계와 Contract Amount가 다르면 경고. PDF를 열 수 없는 PC를 위해 </w:t>
+            </w:r>
+            <w:r>
+              <w:rPr>
+                <w:b/>
+              </w:rPr>
+              <w:t>PDF 뷰어에서 복사한 글 붙여넣기</w:t>
+            </w:r>
+            <w:r>
+              <w:t>도 읽음(복사하면 표가 열 단위로 끊기는 배치를 짝지어 읽음). 대장 등록 때 품목 줄·PO 납기를 함께 저장</w:t>
+            </w:r>
+          </w:p>
+        </w:tc>
+      </w:tr>
+      <w:tr>
+        <w:tc>
+          <w:tcPr>
+            <w:tcW w:type="dxa" w:w="4320"/>
+          </w:tcPr>
+          <w:p>
+            <w:r/>
+            <w:r>
+              <w:t>OC 회신 확인(누락 방지)</w:t>
+            </w:r>
+          </w:p>
+        </w:tc>
+        <w:tc>
+          <w:tcPr>
+            <w:tcW w:type="dxa" w:w="4320"/>
+          </w:tcPr>
+          <w:p>
+            <w:r/>
+            <w:r>
+              <w:t>.eml을 바이트로 읽어 MIME 여러 겹(mixed·related·alternative)·base64·quoted-printable·RFC 2047 제목·RFC 2231 파일명을 풂. 제목·본문·</w:t>
+            </w:r>
+            <w:r>
+              <w:rPr>
+                <w:b/>
+              </w:rPr>
+              <w:t>첨부 파일명</w:t>
+            </w:r>
+            <w:r>
+              <w:t>에서 PO 번호를 찾고, OC 낱말(복수형 포함)이나 OC 첨부가 있으면 메일 받은 날(이 PC 시간대)을 OC 수령일 후보로. 발신 도메인이 마스터에 없어도 PO가 한 업체 것이면 그 업체로 분류(실물: 회신자가 수신자와 다른 사람)</w:t>
+            </w:r>
+          </w:p>
+        </w:tc>
+      </w:tr>
+      <w:tr>
+        <w:tc>
+          <w:tcPr>
+            <w:tcW w:type="dxa" w:w="4320"/>
+          </w:tcPr>
+          <w:p>
+            <w:r/>
+            <w:r>
+              <w:t>OC 내용 대조</w:t>
+            </w:r>
+          </w:p>
+        </w:tc>
+        <w:tc>
+          <w:tcPr>
+            <w:tcW w:type="dxa" w:w="4320"/>
+          </w:tcPr>
+          <w:p>
+            <w:r/>
+            <w:r>
+              <w:t>첨부 OC 엑셀(구형 .xls 포함)을 읽어 OC 번호·OC DATE·품목(수량·단가·공급사 품번)을 PO 품목과 대조 — 수량·단가 다름, 공급사 품번 다름, PO에 없는 품번, OC에 없는 PO 줄, PO 납기보다 늦은 출하 예정일을 표시. OC 번호와 OC DATE를 대장에 반영(이미 약속 EXW가 있으면 체크해야 바꿈)</w:t>
+            </w:r>
+          </w:p>
+        </w:tc>
+      </w:tr>
+      <w:tr>
+        <w:tc>
+          <w:tcPr>
+            <w:tcW w:type="dxa" w:w="4320"/>
+          </w:tcPr>
+          <w:p>
+            <w:r/>
+            <w:r>
+              <w:t>EXW DATE 관리</w:t>
+            </w:r>
+          </w:p>
+        </w:tc>
+        <w:tc>
+          <w:tcPr>
+            <w:tcW w:type="dxa" w:w="4320"/>
+          </w:tcPr>
+          <w:p>
+            <w:r/>
+            <w:r>
+              <w:t>대장에 PO 납기·OC 번호·항차 진행 칸 추가. 항차 체크리스트, ETA·L/C 계산</w:t>
+            </w:r>
+          </w:p>
+        </w:tc>
+      </w:tr>
+      <w:tr>
+        <w:tc>
+          <w:tcPr>
+            <w:tcW w:type="dxa" w:w="4320"/>
+          </w:tcPr>
+          <w:p>
+            <w:r/>
+            <w:r>
+              <w:t>OC 미접수 팔로우업</w:t>
+            </w:r>
+          </w:p>
+        </w:tc>
+        <w:tc>
+          <w:tcPr>
+            <w:tcW w:type="dxa" w:w="4320"/>
+          </w:tcPr>
+          <w:p>
+            <w:r/>
+            <w:r>
+              <w:t xml:space="preserve">기존 기능 유지(업체별 묶음 초안). 발주 메일 기본 문안을 실제 메일 구성으로 바꿈: 제목 </w:t>
+            </w:r>
+            <w:r>
+              <w:rPr>
+                <w:rFonts w:ascii="Consolas" w:hAnsi="Consolas"/>
+              </w:rPr>
+              <w:t>Purchase Order [업체코드] : PO번호 / 업체명</w:t>
+            </w:r>
+            <w:r>
+              <w:t>, 본문 「provide the O.A/O.C within {OC_DAYS} days」</w:t>
+            </w:r>
+          </w:p>
+        </w:tc>
+      </w:tr>
+      <w:tr>
+        <w:tc>
+          <w:tcPr>
+            <w:tcW w:type="dxa" w:w="4320"/>
+          </w:tcPr>
+          <w:p>
+            <w:r/>
+            <w:r>
+              <w:t>업체별 메일 분류</w:t>
+            </w:r>
+          </w:p>
+        </w:tc>
+        <w:tc>
+          <w:tcPr>
+            <w:tcW w:type="dxa" w:w="4320"/>
+          </w:tcPr>
+          <w:p>
+            <w:r/>
+            <w:r>
+              <w:t>분류표에 분류 근거(메일 도메인·PO 번호)·OC 첨부·대장에 없는 PO 열 추가</w:t>
+            </w:r>
+          </w:p>
+        </w:tc>
+      </w:tr>
+      <w:tr>
+        <w:tc>
+          <w:tcPr>
+            <w:tcW w:type="dxa" w:w="4320"/>
+          </w:tcPr>
+          <w:p>
+            <w:r/>
+            <w:r>
+              <w:t>Promise Date 변경 확인</w:t>
+            </w:r>
+          </w:p>
+        </w:tc>
+        <w:tc>
+          <w:tcPr>
+            <w:tcW w:type="dxa" w:w="4320"/>
+          </w:tcPr>
+          <w:p>
+            <w:r/>
+            <w:r>
+              <w:t>실물 열(Customer PO·Part No.·1OM#·SO#·Req Date·Status·Remarks) 자동 연결. 한 파일의 두 시트를 ①·②에 각각 고름. 같은 PO·품번 여러 줄은 1OM#·SO#로 맞추고, 그래도 겹치면 나온 순서로 맞춤. 밀림·당김·취소·날짜 확인 거르기, 엑셀 내보내기. 파일이 한 주차뿐이면 Promise Date 칸(</w:t>
+            </w:r>
+            <w:r>
+              <w:rPr>
+                <w:rFonts w:ascii="Consolas" w:hAnsi="Consolas"/>
+              </w:rPr>
+              <w:t>a=&gt;b</w:t>
+            </w:r>
+            <w:r>
+              <w:t>)·Remarks(</w:t>
+            </w:r>
+            <w:r>
+              <w:rPr>
+                <w:rFonts w:ascii="Consolas" w:hAnsi="Consolas"/>
+              </w:rPr>
+              <w:t>a-&gt;b</w:t>
+            </w:r>
+            <w:r>
+              <w:t>, 여러 번이면 처음→마지막)의 변경 기록을 모아 보여 줌</w:t>
+            </w:r>
+          </w:p>
+        </w:tc>
+      </w:tr>
+      <w:tr>
+        <w:tc>
+          <w:tcPr>
+            <w:tcW w:type="dxa" w:w="4320"/>
+          </w:tcPr>
+          <w:p>
+            <w:r/>
+            <w:r>
+              <w:t>Packing List ↔ B/L 중량</w:t>
+            </w:r>
+          </w:p>
+        </w:tc>
+        <w:tc>
+          <w:tcPr>
+            <w:tcW w:type="dxa" w:w="4320"/>
+          </w:tcPr>
+          <w:p>
+            <w:r/>
+            <w:r>
+              <w:t xml:space="preserve">실물 샘플이 아직 없어 엑셀 외에 </w:t>
+            </w:r>
+            <w:r>
+              <w:rPr>
+                <w:b/>
+              </w:rPr>
+              <w:t>표 붙여넣기</w:t>
+            </w:r>
+            <w:r>
+              <w:t xml:space="preserve"> 입력, kg·lb 단위 선택(비교는 kg), 허용 오차는 설정값</w:t>
+            </w:r>
+          </w:p>
+        </w:tc>
+      </w:tr>
+      <w:tr>
+        <w:tc>
+          <w:tcPr>
+            <w:tcW w:type="dxa" w:w="4320"/>
+          </w:tcPr>
+          <w:p>
+            <w:r/>
+            <w:r>
+              <w:t>업체별 체크리스트</w:t>
+            </w:r>
+          </w:p>
+        </w:tc>
+        <w:tc>
+          <w:tcPr>
+            <w:tcW w:type="dxa" w:w="4320"/>
+          </w:tcPr>
+          <w:p>
+            <w:r/>
+            <w:r>
+              <w:t>업체 수정 창에 「구매발주서 조건으로 기본 항목 넣기」 — OC 7일 이내, 원산지 표기, Shipping Mark, Invoice 기재 사항, 선적 후 5일 이내 서류, ISPM 15</w:t>
+            </w:r>
+          </w:p>
+        </w:tc>
+      </w:tr>
+    </w:tbl>
+    <w:p>
+      <w:r>
+        <w:rPr>
+          <w:b/>
+        </w:rPr>
+        <w:t>실물로 확인한 결과(리포 밖 경로를 읽는 로컬 확인, 값은 요약만)</w:t>
+      </w:r>
+    </w:p>
+    <w:p>
+      <w:pPr>
+        <w:pStyle w:val="ListBullet"/>
+      </w:pPr>
+      <w:r>
+        <w:t xml:space="preserve">구매발주서 PDF: 브라우저(pdf.js, </w:t>
+      </w:r>
+      <w:r>
+        <w:rPr>
+          <w:rFonts w:ascii="Consolas" w:hAnsi="Consolas"/>
+        </w:rPr>
+        <w:t>file://</w:t>
+      </w:r>
+      <w:r>
+        <w:t>)와 pdftotext 두 배치(줄 배치·열 단위 배치) 모두에서 PO 번호·품목 2줄·금액 합계·납기·Mfr 품번을 읽었고 경고 0건.</w:t>
+      </w:r>
+    </w:p>
+    <w:p>
+      <w:pPr>
+        <w:pStyle w:val="ListBullet"/>
+      </w:pPr>
+      <w:r>
+        <w:t>OC 회신 메일: 첨부 14개(본문 그림 12 + OC 엑셀 2) 분리, 받은 날은 한국 시간으로 하루 뒤 날짜(UTC 저녁 → 한국 새벽), PO 2건 인식, OC 후보 2건. 업체 도메인을 지운 상태에서도 PO 번호로 같은 업체에 분류.</w:t>
+      </w:r>
+    </w:p>
+    <w:p>
+      <w:pPr>
+        <w:pStyle w:val="ListBullet"/>
+      </w:pPr>
+      <w:r>
+        <w:t xml:space="preserve">OC 엑셀 2개: OC 번호·OC DATE(파일명 날짜)·품목 1줄/2줄을 읽음. PO와 대조하니 수량·단가는 모두 일치하고, </w:t>
+      </w:r>
+      <w:r>
+        <w:rPr>
+          <w:b/>
+        </w:rPr>
+        <w:t>한 줄은 PO의 Mfr Part Number와 OC의 공급사 품번이 달랐습니다</w:t>
+      </w:r>
+      <w:r>
+        <w:t>(도구가 「공급사 품번 다름」으로 표시). 다른 PO 한 건은 PO PDF가 없어 품목 대조를 하지 못했습니다.</w:t>
+      </w:r>
+    </w:p>
+    <w:p>
+      <w:pPr>
+        <w:pStyle w:val="ListBullet"/>
+      </w:pPr>
+      <w:r>
+        <w:t>Cummins 파일: wk43 → wk44 시트 비교에서 밀림 87 · 당김 70 · 취소 3 · 날짜 확인 14 · 신규 17 · 빠짐 831 · 같음 2,558줄. 한 시트(wk44) 안 변경 기록 382건, wk38 시트 38건.</w:t>
+      </w:r>
+    </w:p>
+    <w:p>
+      <w:pPr>
+        <w:pStyle w:val="Heading2"/>
+      </w:pPr>
+      <w:r>
+        <w:t>11.4 남은 확인 사항</w:t>
+      </w:r>
+    </w:p>
+    <w:p>
+      <w:pPr>
+        <w:pStyle w:val="ListNumber"/>
+      </w:pPr>
+      <w:r>
+        <w:rPr>
+          <w:b/>
+        </w:rPr>
+        <w:t>OC 일자 두 가지</w:t>
+      </w:r>
+      <w:r>
+        <w:t xml:space="preserve"> — 패들릿 댓글은 「회신받은 일자 = OC 일자」, 매뉴얼은 「OC Date = 출하 예정일(SRM EXW DATE에 입력)」입니다. 도구는 둘을 나눠 「OC 수령일(메일 받은 날)」과 「약속 EXW DATE(OC DATE)」로 두었습니다. HD360의 OC 접수율이 어느 값을 쓰는지 확인해 주십시오.</w:t>
+      </w:r>
+    </w:p>
+    <w:p>
+      <w:pPr>
+        <w:pStyle w:val="ListNumber"/>
+      </w:pPr>
+      <w:r>
+        <w:rPr>
+          <w:b/>
+        </w:rPr>
+        <w:t>구매발주서의 Contract Delivery Date</w:t>
+      </w:r>
+      <w:r>
+        <w:t xml:space="preserve"> — 매뉴얼의 「Delivery Date in PO Sheet(창고 도착 필요일)」와 같은 값인지, 이미 운송기간을 뺀 Incoterms Date인지. 실물(미국 업체)은 PO 납기 9/20, OC DATE 9/16이라 앞쪽이면 운송기간 60일을 감안할 때 늦고, 뒤쪽이면 맞습니다. 도구는 두 값의 차이만 보여 주고 판정하지 않습니다.</w:t>
+      </w:r>
+    </w:p>
+    <w:p>
+      <w:pPr>
+        <w:pStyle w:val="ListNumber"/>
+      </w:pPr>
+      <w:r>
+        <w:rPr>
+          <w:b/>
+        </w:rPr>
+        <w:t>OC 미접수 기준 일수</w:t>
+      </w:r>
+      <w:r>
+        <w:t xml:space="preserve"> — 실제 발주 메일이 「7일 이내」를 요청하므로 설정의 OC 대기 일수(지금 3일)를 7일로 바꿀지.</w:t>
+      </w:r>
+    </w:p>
+    <w:p>
+      <w:pPr>
+        <w:pStyle w:val="ListNumber"/>
+      </w:pPr>
+      <w:r>
+        <w:rPr>
+          <w:b/>
+        </w:rPr>
+        <w:t>Mfr Part Number와 OC 공급사 품번이 다른 경우</w:t>
+      </w:r>
+      <w:r>
+        <w:t>의 처리(단순 표기 차이인지, 확인 메일 대상인지).</w:t>
+      </w:r>
+    </w:p>
+    <w:p>
+      <w:pPr>
+        <w:pStyle w:val="ListNumber"/>
+      </w:pPr>
+      <w:r>
+        <w:rPr>
+          <w:b/>
+        </w:rPr>
+        <w:t>Cummins 파일의 주차 비교 방식</w:t>
+      </w:r>
+      <w:r>
+        <w:t xml:space="preserve"> — 매주 새 시트를 추가하는 한 파일인지, 주마다 새 파일인지. </w:t>
+      </w:r>
+      <w:r>
+        <w:rPr>
+          <w:rFonts w:ascii="Consolas" w:hAnsi="Consolas"/>
+        </w:rPr>
+        <w:t>wk38 분석E</w:t>
+      </w:r>
+      <w:r>
+        <w:t>처럼 분석용 시트가 섞여 있어 비교할 시트를 사람이 고르게 두었습니다. 빠진 줄(출고 완료로 목록에서 빠진 것)이 많아, 빠진 줄은 접어 두었습니다.</w:t>
+      </w:r>
+    </w:p>
+    <w:p>
+      <w:pPr>
+        <w:pStyle w:val="ListNumber"/>
+      </w:pPr>
+      <w:r>
+        <w:rPr>
+          <w:b/>
+        </w:rPr>
+        <w:t>Packing List·B/L 샘플</w:t>
+      </w:r>
+      <w:r>
+        <w:t>(가려도 됨) — 형식(엑셀·PDF), 단위(kg·lb), 순중량·총중량 중 비교 대상, 허용 오차.</w:t>
+      </w:r>
+    </w:p>
+    <w:p>
+      <w:pPr>
+        <w:pStyle w:val="ListNumber"/>
+      </w:pPr>
+      <w:r>
+        <w:t>L/C 개설일 계산의 영업일에 공휴일을 넣어야 하는지, L/C 대상 업체가 어디인지.</w:t>
+      </w:r>
+    </w:p>
+    <w:p>
+      <w:pPr>
+        <w:pStyle w:val="ListNumber"/>
+      </w:pPr>
+      <w:r>
+        <w:t>업체 Contact List 샘플 — 실물 메일처럼 회신 담당자가 따로 있으면 그 주소(도메인)도 넣어야 메일 분류가 도메인으로 바로 됩니다.</w:t>
+      </w:r>
+    </w:p>
+    <w:p>
+      <w:pPr>
+        <w:pStyle w:val="Heading1"/>
+      </w:pPr>
+      <w:r>
         <w:t>부록. 제출 원문 요약</w:t>
       </w:r>
     </w:p>
@@ -3586,7 +3822,6 @@
         <w:tc>
           <w:tcPr>
             <w:tcW w:type="dxa" w:w="2880"/>
-            <w:shd w:val="clear" w:color="auto" w:fill="E8EEF6"/>
           </w:tcPr>
           <w:p>
             <w:r>
@@ -3596,9 +3831,7 @@
             </w:r>
             <w:r>
               <w:rPr>
-                <w:rFonts w:ascii="맑은 고딕" w:hAnsi="맑은 고딕" w:eastAsia="맑은 고딕"/>
                 <w:b/>
-                <w:sz w:val="19"/>
               </w:rPr>
               <w:t>출처</w:t>
             </w:r>
@@ -3607,7 +3840,6 @@
         <w:tc>
           <w:tcPr>
             <w:tcW w:type="dxa" w:w="2880"/>
-            <w:shd w:val="clear" w:color="auto" w:fill="E8EEF6"/>
           </w:tcPr>
           <w:p>
             <w:r>
@@ -3617,9 +3849,7 @@
             </w:r>
             <w:r>
               <w:rPr>
-                <w:rFonts w:ascii="맑은 고딕" w:hAnsi="맑은 고딕" w:eastAsia="맑은 고딕"/>
                 <w:b/>
-                <w:sz w:val="19"/>
               </w:rPr>
               <w:t>파일·게시물</w:t>
             </w:r>
@@ -3628,7 +3858,6 @@
         <w:tc>
           <w:tcPr>
             <w:tcW w:type="dxa" w:w="2880"/>
-            <w:shd w:val="clear" w:color="auto" w:fill="E8EEF6"/>
           </w:tcPr>
           <w:p>
             <w:r>
@@ -3638,9 +3867,7 @@
             </w:r>
             <w:r>
               <w:rPr>
-                <w:rFonts w:ascii="맑은 고딕" w:hAnsi="맑은 고딕" w:eastAsia="맑은 고딕"/>
                 <w:b/>
-                <w:sz w:val="19"/>
               </w:rPr>
               <w:t>내용</w:t>
             </w:r>
@@ -3655,10 +3882,6 @@
           <w:p>
             <w:r/>
             <w:r>
-              <w:rPr>
-                <w:rFonts w:ascii="맑은 고딕" w:hAnsi="맑은 고딕" w:eastAsia="맑은 고딕"/>
-                <w:sz w:val="19"/>
-              </w:rPr>
               <w:t>패들릿 게시물 1 (2026-09-28T06:25)</w:t>
             </w:r>
           </w:p>
@@ -3670,16 +3893,11 @@
           <w:p>
             <w:r/>
             <w:r>
-              <w:rPr>
-                <w:rFonts w:ascii="맑은 고딕" w:hAnsi="맑은 고딕" w:eastAsia="맑은 고딕"/>
-                <w:sz w:val="19"/>
-              </w:rPr>
               <w:t xml:space="preserve">「외자재운영관리 Agent」 — </w:t>
             </w:r>
             <w:r>
               <w:rPr>
-                <w:rFonts w:ascii="Consolas" w:hAnsi="Consolas" w:eastAsia="맑은 고딕"/>
-                <w:sz w:val="18"/>
+                <w:rFonts w:ascii="Consolas" w:hAnsi="Consolas"/>
               </w:rPr>
               <w:t>기획_원문.md</w:t>
             </w:r>
@@ -3692,88 +3910,242 @@
           <w:p>
             <w:r/>
             <w:r>
-              <w:rPr>
-                <w:rFonts w:ascii="맑은 고딕" w:hAnsi="맑은 고딕" w:eastAsia="맑은 고딕"/>
-                <w:sz w:val="19"/>
-              </w:rPr>
               <w:t>직무·소속(생산관리팀 외자재 운영), 현안 1건(연락처 자동 조회, PO 일괄 발송, A/N 자동 관리, 업체별 체크리스트, Follow-up 메일 자동 생성), 보유 데이터(Contact List 엑셀, PO pdf, outlook 메일), 기대 산출물(발주 업무시간 80% 이상 단축 등 4항목)</w:t>
             </w:r>
           </w:p>
         </w:tc>
       </w:tr>
     </w:tbl>
-    <w:p/>
+    <w:tbl>
+      <w:tblPr>
+        <w:tblStyle w:val="TableGrid"/>
+        <w:tblW w:type="auto" w:w="0"/>
+        <w:tblLook w:firstColumn="1" w:firstRow="1" w:lastColumn="0" w:lastRow="0" w:noHBand="0" w:noVBand="1" w:val="04A0"/>
+      </w:tblPr>
+      <w:tblGrid>
+        <w:gridCol w:w="2880"/>
+        <w:gridCol w:w="2880"/>
+        <w:gridCol w:w="2880"/>
+      </w:tblGrid>
+      <w:tr>
+        <w:tc>
+          <w:tcPr>
+            <w:tcW w:type="dxa" w:w="2880"/>
+          </w:tcPr>
+          <w:p>
+            <w:r>
+              <w:rPr>
+                <w:b/>
+              </w:rPr>
+            </w:r>
+            <w:r>
+              <w:rPr>
+                <w:b/>
+              </w:rPr>
+              <w:t>패들릿 댓글 (게시물 1, 2026-09-28T08:21)</w:t>
+            </w:r>
+          </w:p>
+        </w:tc>
+        <w:tc>
+          <w:tcPr>
+            <w:tcW w:type="dxa" w:w="2880"/>
+          </w:tcPr>
+          <w:p>
+            <w:r>
+              <w:rPr>
+                <w:b/>
+              </w:rPr>
+            </w:r>
+            <w:r>
+              <w:rPr>
+                <w:rFonts w:ascii="Consolas" w:hAnsi="Consolas"/>
+                <w:b/>
+              </w:rPr>
+              <w:t>패들릿_제출_원문.md</w:t>
+            </w:r>
+            <w:r>
+              <w:rPr>
+                <w:b/>
+              </w:rPr>
+              <w:t xml:space="preserve"> 추가 절</w:t>
+            </w:r>
+          </w:p>
+        </w:tc>
+        <w:tc>
+          <w:tcPr>
+            <w:tcW w:type="dxa" w:w="2880"/>
+          </w:tcPr>
+          <w:p>
+            <w:r>
+              <w:rPr>
+                <w:b/>
+              </w:rPr>
+            </w:r>
+            <w:r>
+              <w:rPr>
+                <w:b/>
+              </w:rPr>
+              <w:t>업무 흐름: PO(.pdf) 발행 → 공급사 송부 → OC 회신 확인(누락 방지) → EXW DATE 관리</w:t>
+            </w:r>
+          </w:p>
+        </w:tc>
+      </w:tr>
+      <w:tr>
+        <w:tc>
+          <w:tcPr>
+            <w:tcW w:type="dxa" w:w="2880"/>
+          </w:tcPr>
+          <w:p>
+            <w:r/>
+            <w:r>
+              <w:t>패들릿 댓글 (리포 카드, 2026-09-28T08:15)</w:t>
+            </w:r>
+          </w:p>
+        </w:tc>
+        <w:tc>
+          <w:tcPr>
+            <w:tcW w:type="dxa" w:w="2880"/>
+          </w:tcPr>
+          <w:p>
+            <w:r/>
+            <w:r>
+              <w:t>〃</w:t>
+            </w:r>
+          </w:p>
+        </w:tc>
+        <w:tc>
+          <w:tcPr>
+            <w:tcW w:type="dxa" w:w="2880"/>
+          </w:tcPr>
+          <w:p>
+            <w:r/>
+            <w:r>
+              <w:t>회신 수신일을 OC 일자로 기재·수령 관리, HD360에서 EXW DATE·OC 접수율 확인 중, OC 미접수 팔로우업 자동화, 업체별 메일 분류</w:t>
+            </w:r>
+          </w:p>
+        </w:tc>
+      </w:tr>
+      <w:tr>
+        <w:tc>
+          <w:tcPr>
+            <w:tcW w:type="dxa" w:w="2880"/>
+          </w:tcPr>
+          <w:p>
+            <w:r/>
+            <w:r>
+              <w:t>패들릿 댓글 (리포 카드, 2026-09-28T08:16)</w:t>
+            </w:r>
+          </w:p>
+        </w:tc>
+        <w:tc>
+          <w:tcPr>
+            <w:tcW w:type="dxa" w:w="2880"/>
+          </w:tcPr>
+          <w:p>
+            <w:r/>
+            <w:r>
+              <w:t>〃</w:t>
+            </w:r>
+          </w:p>
+        </w:tc>
+        <w:tc>
+          <w:tcPr>
+            <w:tcW w:type="dxa" w:w="2880"/>
+          </w:tcPr>
+          <w:p>
+            <w:r/>
+            <w:r>
+              <w:t>Cummins Weekly Order Status 엑셀의 Promise Date 변경 확인</w:t>
+            </w:r>
+          </w:p>
+        </w:tc>
+      </w:tr>
+      <w:tr>
+        <w:tc>
+          <w:tcPr>
+            <w:tcW w:type="dxa" w:w="2880"/>
+          </w:tcPr>
+          <w:p>
+            <w:r/>
+            <w:r>
+              <w:t>패들릿 댓글 (리포 카드, 2026-09-28T08:27)</w:t>
+            </w:r>
+          </w:p>
+        </w:tc>
+        <w:tc>
+          <w:tcPr>
+            <w:tcW w:type="dxa" w:w="2880"/>
+          </w:tcPr>
+          <w:p>
+            <w:r/>
+            <w:r>
+              <w:t>〃</w:t>
+            </w:r>
+          </w:p>
+        </w:tc>
+        <w:tc>
+          <w:tcPr>
+            <w:tcW w:type="dxa" w:w="2880"/>
+          </w:tcPr>
+          <w:p>
+            <w:r/>
+            <w:r>
+              <w:t>Packing List 자재 합중량과 B/L 중량 일치 확인</w:t>
+            </w:r>
+          </w:p>
+        </w:tc>
+      </w:tr>
+      <w:tr>
+        <w:tc>
+          <w:tcPr>
+            <w:tcW w:type="dxa" w:w="2880"/>
+          </w:tcPr>
+          <w:p>
+            <w:r/>
+            <w:r>
+              <w:t>메일 (2026-09-29)</w:t>
+            </w:r>
+          </w:p>
+        </w:tc>
+        <w:tc>
+          <w:tcPr>
+            <w:tcW w:type="dxa" w:w="2880"/>
+          </w:tcPr>
+          <w:p>
+            <w:r/>
+            <w:r>
+              <w:rPr>
+                <w:rFonts w:ascii="Consolas" w:hAnsi="Consolas"/>
+              </w:rPr>
+              <w:t>2026-09-29_메일_추가자료.md</w:t>
+            </w:r>
+          </w:p>
+        </w:tc>
+        <w:tc>
+          <w:tcPr>
+            <w:tcW w:type="dxa" w:w="2880"/>
+          </w:tcPr>
+          <w:p>
+            <w:r/>
+            <w:r>
+              <w:t>항차 업무 매뉴얼(pptx), 구매발주서(pdf), OC 회신 메일(eml), OC 엑셀 2개(xls), Cummins Integrated Order Status(xlsx) — 원본은 저장소에 넣지 않고 구조만 기록</w:t>
+            </w:r>
+          </w:p>
+        </w:tc>
+      </w:tr>
+    </w:tbl>
     <w:p>
       <w:r>
-        <w:rPr>
-          <w:rFonts w:ascii="맑은 고딕" w:hAnsi="맑은 고딕" w:eastAsia="맑은 고딕"/>
-          <w:sz w:val="21"/>
-        </w:rPr>
-        <w:t xml:space="preserve">| 패들릿 댓글 (게시물 1, 2026-09-28T08:21) | </w:t>
+        <w:t>패들릿에는 첨부 파일이 없었고(</w:t>
       </w:r>
       <w:r>
         <w:rPr>
-          <w:rFonts w:ascii="Consolas" w:hAnsi="Consolas" w:eastAsia="맑은 고딕"/>
-          <w:sz w:val="20"/>
-        </w:rPr>
-        <w:t>패들릿_제출_원문.md</w:t>
-      </w:r>
-      <w:r>
-        <w:rPr>
-          <w:rFonts w:ascii="맑은 고딕" w:hAnsi="맑은 고딕" w:eastAsia="맑은 고딕"/>
-          <w:sz w:val="21"/>
-        </w:rPr>
-        <w:t xml:space="preserve"> 추가 절 | 업무 흐름: PO(.pdf) 발행 → 공급사 송부 → OC 회신 확인(누락 방지) → EXW DATE 관리 |</w:t>
-      </w:r>
-    </w:p>
-    <w:p>
-      <w:r>
-        <w:rPr>
-          <w:rFonts w:ascii="맑은 고딕" w:hAnsi="맑은 고딕" w:eastAsia="맑은 고딕"/>
-          <w:sz w:val="21"/>
-        </w:rPr>
-        <w:t>| 패들릿 댓글 (리포 카드, 2026-09-28T08:15) | 〃 | 회신 수신일을 OC 일자로 기재·수령 관리, HD360에서 EXW DATE·OC 접수율 확인 중, OC 미접수 팔로우업 자동화, 업체별 메일 분류 |</w:t>
-      </w:r>
-    </w:p>
-    <w:p>
-      <w:r>
-        <w:rPr>
-          <w:rFonts w:ascii="맑은 고딕" w:hAnsi="맑은 고딕" w:eastAsia="맑은 고딕"/>
-          <w:sz w:val="21"/>
-        </w:rPr>
-        <w:t>| 패들릿 댓글 (리포 카드, 2026-09-28T08:16) | 〃 | Cummins Weekly Order Status 엑셀의 Promise Date 변경 확인 |</w:t>
-      </w:r>
-    </w:p>
-    <w:p>
-      <w:r>
-        <w:rPr>
-          <w:rFonts w:ascii="맑은 고딕" w:hAnsi="맑은 고딕" w:eastAsia="맑은 고딕"/>
-          <w:sz w:val="21"/>
-        </w:rPr>
-        <w:t>| 패들릿 댓글 (리포 카드, 2026-09-28T08:27) | 〃 | Packing List 자재 합중량과 B/L 중량 일치 확인 |</w:t>
-      </w:r>
-    </w:p>
-    <w:p>
-      <w:r>
-        <w:rPr>
-          <w:rFonts w:ascii="맑은 고딕" w:hAnsi="맑은 고딕" w:eastAsia="맑은 고딕"/>
-          <w:sz w:val="21"/>
-        </w:rPr>
-        <w:t>첨부 파일은 제출되지 않았습니다(</w:t>
-      </w:r>
-      <w:r>
-        <w:rPr>
-          <w:rFonts w:ascii="Consolas" w:hAnsi="Consolas" w:eastAsia="맑은 고딕"/>
-          <w:sz w:val="20"/>
+          <w:rFonts w:ascii="Consolas" w:hAnsi="Consolas"/>
         </w:rPr>
         <w:t>attachments.json</w:t>
       </w:r>
       <w:r>
-        <w:rPr>
-          <w:rFonts w:ascii="맑은 고딕" w:hAnsi="맑은 고딕" w:eastAsia="맑은 고딕"/>
-          <w:sz w:val="21"/>
-        </w:rPr>
-        <w:t xml:space="preserve"> 비어 있음).</w:t>
+        <w:t xml:space="preserve"> 비어 있음), 2026-09-29 메일로 자료가 왔습니다(11장).</w:t>
       </w:r>
     </w:p>
     <w:sectPr>
@@ -4150,8 +4522,8 @@
     <w:qFormat/>
     <w:rsid w:val="00FC693F"/>
     <w:rPr>
-      <w:rFonts w:ascii="맑은 고딕" w:hAnsi="맑은 고딕" w:eastAsia="맑은 고딕"/>
-      <w:sz w:val="21"/>
+      <w:rFonts w:ascii="Malgun Gothic" w:hAnsi="Malgun Gothic" w:eastAsia="Malgun Gothic"/>
+      <w:sz w:val="20"/>
     </w:rPr>
   </w:style>
   <w:style w:type="paragraph" w:styleId="Header">

--- a/docs/01_프로젝트_기획서.docx
+++ b/docs/01_프로젝트_기획서.docx
@@ -197,7 +197,7 @@
           <w:p>
             <w:r/>
             <w:r>
-              <w:t>초안 v0.3 — 2026-09-29 메일 추가 자료(항차 매뉴얼·실물 PO·OC 회신·Cummins 주간 현황) 반영</w:t>
+              <w:t>초안 v0.3 — 2026-09-29 메일 추가 자료(항차 매뉴얼·실물 PO·OC 회신·Cummins 주간 현황)와 추가 요청(2: Cummins Promise Date → EXW DATE) 반영</w:t>
             </w:r>
           </w:p>
         </w:tc>
@@ -3801,6 +3801,373 @@
     </w:p>
     <w:p>
       <w:pPr>
+        <w:pStyle w:val="Heading2"/>
+      </w:pPr>
+      <w:r>
+        <w:t>11.5 2026-09-29 메일 추가 요청(2) — Cummins Promise Date → EXW DATE</w:t>
+      </w:r>
+    </w:p>
+    <w:p>
+      <w:r>
+        <w:rPr>
+          <w:b/>
+        </w:rPr>
+        <w:t>원문</w:t>
+      </w:r>
+      <w:r>
+        <w:t>(</w:t>
+      </w:r>
+      <w:r>
+        <w:rPr>
+          <w:rFonts w:ascii="Consolas" w:hAnsi="Consolas"/>
+        </w:rPr>
+        <w:t>docs/source/2026-09-29_메일_추가자료.md</w:t>
+      </w:r>
+      <w:r>
+        <w:t xml:space="preserve"> 끝): 「첨부 파일에서 promise date를 exw date에 입력 / 필터링 Status : undispatched / 구분 : HCE / 노란컬럼은 EXW DATE 변경된 건이므로 확인 요망 / 해당 PO 및 Part NO(자재번호) 수량에 맞게 입력 (초기 발주수량으로 OC 전달받은 EXW DATE(출하 일정)와 변경 출하일별 선적 수량이 달라 일치가 안되는 경우 있으므로 체크 필요)」. 기준 시트는 「wk38 분석E」입니다.</w:t>
+      </w:r>
+    </w:p>
+    <w:p>
+      <w:r>
+        <w:rPr>
+          <w:b/>
+        </w:rPr>
+        <w:t>반영 방식 — 새 화면 「Cummins EXW」</w:t>
+      </w:r>
+    </w:p>
+    <w:tbl>
+      <w:tblPr>
+        <w:tblStyle w:val="TableGrid"/>
+        <w:tblW w:type="auto" w:w="0"/>
+        <w:tblLook w:firstColumn="1" w:firstRow="1" w:lastColumn="0" w:lastRow="0" w:noHBand="0" w:noVBand="1" w:val="04A0"/>
+      </w:tblPr>
+      <w:tblGrid>
+        <w:gridCol w:w="4320"/>
+        <w:gridCol w:w="4320"/>
+      </w:tblGrid>
+      <w:tr>
+        <w:tc>
+          <w:tcPr>
+            <w:tcW w:type="dxa" w:w="4320"/>
+          </w:tcPr>
+          <w:p>
+            <w:r>
+              <w:rPr>
+                <w:b/>
+              </w:rPr>
+            </w:r>
+            <w:r>
+              <w:rPr>
+                <w:b/>
+              </w:rPr>
+              <w:t>요청</w:t>
+            </w:r>
+          </w:p>
+        </w:tc>
+        <w:tc>
+          <w:tcPr>
+            <w:tcW w:type="dxa" w:w="4320"/>
+          </w:tcPr>
+          <w:p>
+            <w:r>
+              <w:rPr>
+                <w:b/>
+              </w:rPr>
+            </w:r>
+            <w:r>
+              <w:rPr>
+                <w:b/>
+              </w:rPr>
+              <w:t>도구</w:t>
+            </w:r>
+          </w:p>
+        </w:tc>
+      </w:tr>
+      <w:tr>
+        <w:tc>
+          <w:tcPr>
+            <w:tcW w:type="dxa" w:w="4320"/>
+          </w:tcPr>
+          <w:p>
+            <w:r/>
+            <w:r>
+              <w:t>시트</w:t>
+            </w:r>
+          </w:p>
+        </w:tc>
+        <w:tc>
+          <w:tcPr>
+            <w:tcW w:type="dxa" w:w="4320"/>
+          </w:tcPr>
+          <w:p>
+            <w:r/>
+            <w:r>
+              <w:t>파일을 올리면 이름에 「분석」이 든 시트를 먼저 고르고(없으면 wk 시트), 화면에서 바꿀 수 있습니다. 머리글 행(2행)은 자동으로 찾습니다</w:t>
+            </w:r>
+          </w:p>
+        </w:tc>
+      </w:tr>
+      <w:tr>
+        <w:tc>
+          <w:tcPr>
+            <w:tcW w:type="dxa" w:w="4320"/>
+          </w:tcPr>
+          <w:p>
+            <w:r/>
+            <w:r>
+              <w:t>거르기</w:t>
+            </w:r>
+          </w:p>
+        </w:tc>
+        <w:tc>
+          <w:tcPr>
+            <w:tcW w:type="dxa" w:w="4320"/>
+          </w:tcPr>
+          <w:p>
+            <w:r/>
+            <w:r>
+              <w:t>Status = Undispatched, 구분 = HCE 가 기본값. 대소문자·공백 무시, 비우면 전체. 파일에 있는 값 목록을 고를 수 있게 둠</w:t>
+            </w:r>
+          </w:p>
+        </w:tc>
+      </w:tr>
+      <w:tr>
+        <w:tc>
+          <w:tcPr>
+            <w:tcW w:type="dxa" w:w="4320"/>
+          </w:tcPr>
+          <w:p>
+            <w:r/>
+            <w:r>
+              <w:t>Promise Date → EXW DATE</w:t>
+            </w:r>
+          </w:p>
+        </w:tc>
+        <w:tc>
+          <w:tcPr>
+            <w:tcW w:type="dxa" w:w="4320"/>
+          </w:tcPr>
+          <w:p>
+            <w:r/>
+            <w:r>
+              <w:t xml:space="preserve">Customer PO + Part No. 로 대장 PO(와 PO 품목 줄)를 맞춥니다. 반영하면 PO에 </w:t>
+            </w:r>
+            <w:r>
+              <w:rPr>
+                <w:b/>
+              </w:rPr>
+              <w:t>품번별 출하 일정(날짜 × 수량)</w:t>
+            </w:r>
+            <w:r>
+              <w:t xml:space="preserve"> 을 저장하고, 대장의 약속 EXW DATE는 그 PO의 가장 이른 날짜로 둡니다. 날짜는 엑셀 일련번호·날짜·글자(11/2/2026) 모두 읽습니다</w:t>
+            </w:r>
+          </w:p>
+        </w:tc>
+      </w:tr>
+      <w:tr>
+        <w:tc>
+          <w:tcPr>
+            <w:tcW w:type="dxa" w:w="4320"/>
+          </w:tcPr>
+          <w:p>
+            <w:r/>
+            <w:r>
+              <w:t>분할 선적·수량 체크</w:t>
+            </w:r>
+          </w:p>
+        </w:tc>
+        <w:tc>
+          <w:tcPr>
+            <w:tcW w:type="dxa" w:w="4320"/>
+          </w:tcPr>
+          <w:p>
+            <w:r/>
+            <w:r>
+              <w:t xml:space="preserve">같은 PO·품번에 날짜가 여러 개면 날짜별 수량으로 나눠 보여 줍니다. 파일의 수량 합(같은 구분 안에서 이미 출고된 줄 포함, 취소 제외)을 대장의 </w:t>
+            </w:r>
+            <w:r>
+              <w:rPr>
+                <w:b/>
+              </w:rPr>
+              <w:t>PO 수량(초기 발주)</w:t>
+            </w:r>
+            <w:r>
+              <w:t xml:space="preserve"> 과 </w:t>
+            </w:r>
+            <w:r>
+              <w:rPr>
+                <w:b/>
+              </w:rPr>
+              <w:t>OC 수량</w:t>
+            </w:r>
+            <w:r>
+              <w:t>(OC 엑셀 반영 때 저장)에 대조해 부족·초과를 표시합니다</w:t>
+            </w:r>
+          </w:p>
+        </w:tc>
+      </w:tr>
+      <w:tr>
+        <w:tc>
+          <w:tcPr>
+            <w:tcW w:type="dxa" w:w="4320"/>
+          </w:tcPr>
+          <w:p>
+            <w:r/>
+            <w:r>
+              <w:t>반영 규칙</w:t>
+            </w:r>
+          </w:p>
+        </w:tc>
+        <w:tc>
+          <w:tcPr>
+            <w:tcW w:type="dxa" w:w="4320"/>
+          </w:tcPr>
+          <w:p>
+            <w:r/>
+            <w:r>
+              <w:t>수량이 맞는 묶음만 처음부터 골라 두고(일괄 반영), 불일치·수량 모름은 사람이 확인한 뒤 골라야 반영됩니다. 반영 전/후 EXW 비교 표와 엑셀 내보내기(대장 PO·대장에 없음·파일에 없음·반영 전후 4개 시트)</w:t>
+            </w:r>
+          </w:p>
+        </w:tc>
+      </w:tr>
+      <w:tr>
+        <w:tc>
+          <w:tcPr>
+            <w:tcW w:type="dxa" w:w="4320"/>
+          </w:tcPr>
+          <w:p>
+            <w:r/>
+            <w:r>
+              <w:t>노란 줄</w:t>
+            </w:r>
+          </w:p>
+        </w:tc>
+        <w:tc>
+          <w:tcPr>
+            <w:tcW w:type="dxa" w:w="4320"/>
+          </w:tcPr>
+          <w:p>
+            <w:r/>
+            <w:r>
+              <w:t>셀 채우기 색(노랑)을 읽어 「변경 확인 필요」로 강조합니다. 색과 별도로, 지금 대장의 EXW와 다른 묶음은 「EXW 바뀜」으로 표시합니다(색이 없는 파일이어도 판정됨)</w:t>
+            </w:r>
+          </w:p>
+        </w:tc>
+      </w:tr>
+      <w:tr>
+        <w:tc>
+          <w:tcPr>
+            <w:tcW w:type="dxa" w:w="4320"/>
+          </w:tcPr>
+          <w:p>
+            <w:r/>
+            <w:r>
+              <w:t>대장과 안 맞는 것</w:t>
+            </w:r>
+          </w:p>
+        </w:tc>
+        <w:tc>
+          <w:tcPr>
+            <w:tcW w:type="dxa" w:w="4320"/>
+          </w:tcPr>
+          <w:p>
+            <w:r/>
+            <w:r>
+              <w:t>「대장에 없는 PO·품번」, 「대장(같은 업체, 출고 전)에는 있으나 거른 결과에 없는 PO·품번」(파일에 다른 Status로 있으면 그 값) 목록</w:t>
+            </w:r>
+          </w:p>
+        </w:tc>
+      </w:tr>
+    </w:tbl>
+    <w:p>
+      <w:r>
+        <w:rPr>
+          <w:b/>
+        </w:rPr>
+        <w:t>실물로 확인한 결과(리포 밖에서 확인, 값은 옮기지 않음)</w:t>
+      </w:r>
+    </w:p>
+    <w:p>
+      <w:pPr>
+        <w:pStyle w:val="ListBullet"/>
+      </w:pPr>
+      <w:r>
+        <w:t xml:space="preserve">노란 줄: openpyxl로 센 노란 채우기 줄은 3행부터 31줄(자료 30줄 + 표 아래 통계 줄 1줄)입니다. 도구(SheetJS </w:t>
+      </w:r>
+      <w:r>
+        <w:rPr>
+          <w:rFonts w:ascii="Consolas" w:hAnsi="Consolas"/>
+        </w:rPr>
+        <w:t>cellStyles</w:t>
+      </w:r>
+      <w:r>
+        <w:t>)도 같은 줄을 잡았습니다(화면 표시는 머리글 쪽 1줄을 더해 32줄). 자료 줄로 좁히면 두 방법 모두 30줄입니다. SheetJS 무료판이 셀 채우기 색을 읽는 것을 실물로 확인했습니다.</w:t>
+      </w:r>
+    </w:p>
+    <w:p>
+      <w:pPr>
+        <w:pStyle w:val="ListBullet"/>
+      </w:pPr>
+      <w:r>
+        <w:t>거르기(Undispatched · HCE): 194줄, PO·품번 180묶음, 그 가운데 날짜가 둘 이상으로 나뉜 묶음 4건, 노란 줄 4줄. 노란 30줄 대부분은 이미 Dispatched이거나 구분이 HDX라 거른 결과에서는 빠집니다.</w:t>
+      </w:r>
+    </w:p>
+    <w:p>
+      <w:pPr>
+        <w:pStyle w:val="ListBullet"/>
+      </w:pPr>
+      <w:r>
+        <w:t>지금 대장에는 이 PO들이 없어 모두 「대장에 없는 PO」로 나옵니다. 가상의 대장으로 수량 일치·불일치·수량 모름 판정과 반영을 확인했습니다.</w:t>
+      </w:r>
+    </w:p>
+    <w:p>
+      <w:r>
+        <w:rPr>
+          <w:b/>
+        </w:rPr>
+        <w:t>남은 확인 사항</w:t>
+      </w:r>
+    </w:p>
+    <w:p>
+      <w:pPr>
+        <w:pStyle w:val="ListNumber"/>
+      </w:pPr>
+      <w:r>
+        <w:rPr>
+          <w:b/>
+        </w:rPr>
+        <w:t>Status가 수식입니다.</w:t>
+      </w:r>
+      <w:r>
+        <w:t xml:space="preserve"> 파일을 저장한 날 기준으로 Undispatched/Abnormal이 갈려, 오늘 열면 값이 바뀔 수 있습니다. Promise Date가 지났는데 출고되지 않은 Abnormal 줄도 EXW 입력 대상인지 확인해 주십시오.</w:t>
+      </w:r>
+    </w:p>
+    <w:p>
+      <w:pPr>
+        <w:pStyle w:val="ListNumber"/>
+      </w:pPr>
+      <w:r>
+        <w:t>수량 대조 기준 — 파일 수량 합에 이미 출고된(Dispatched) 줄을 포함했습니다. 남은(Undispatched) 수량만 PO 잔량과 비교하는 편이 맞는지.</w:t>
+      </w:r>
+    </w:p>
+    <w:p>
+      <w:pPr>
+        <w:pStyle w:val="ListNumber"/>
+      </w:pPr>
+      <w:r>
+        <w:t>한 PO에 품번이 여러 개이거나 날짜가 나뉠 때 SRM EXW DATE에 넣는 값 — 도구는 가장 이른 날을 대표로 두고 품번별 일정을 따로 저장합니다. 실제로는 분할 건마다 입력하는지.</w:t>
+      </w:r>
+    </w:p>
+    <w:p>
+      <w:pPr>
+        <w:pStyle w:val="ListNumber"/>
+      </w:pPr>
+      <w:r>
+        <w:t>노란 줄 표시는 누가 언제 칠하는지(전주 대비 변경을 수기로 표시하는지). 색 대신 전주 파일과 비교해도 되는지(「Promise Date」 화면의 두 주차 비교).</w:t>
+      </w:r>
+    </w:p>
+    <w:p>
+      <w:pPr>
         <w:pStyle w:val="Heading1"/>
       </w:pPr>
       <w:r>
@@ -4091,6 +4458,47 @@
             <w:r/>
             <w:r>
               <w:t>Packing List 자재 합중량과 B/L 중량 일치 확인</w:t>
+            </w:r>
+          </w:p>
+        </w:tc>
+      </w:tr>
+      <w:tr>
+        <w:tc>
+          <w:tcPr>
+            <w:tcW w:type="dxa" w:w="2880"/>
+          </w:tcPr>
+          <w:p>
+            <w:r/>
+            <w:r>
+              <w:t>메일 (2026-09-29 오전 11시대)</w:t>
+            </w:r>
+          </w:p>
+        </w:tc>
+        <w:tc>
+          <w:tcPr>
+            <w:tcW w:type="dxa" w:w="2880"/>
+          </w:tcPr>
+          <w:p>
+            <w:r/>
+            <w:r>
+              <w:rPr>
+                <w:rFonts w:ascii="Consolas" w:hAnsi="Consolas"/>
+              </w:rPr>
+              <w:t>2026-09-29_메일_추가자료.md</w:t>
+            </w:r>
+            <w:r>
+              <w:t xml:space="preserve"> 끝</w:t>
+            </w:r>
+          </w:p>
+        </w:tc>
+        <w:tc>
+          <w:tcPr>
+            <w:tcW w:type="dxa" w:w="2880"/>
+          </w:tcPr>
+          <w:p>
+            <w:r/>
+            <w:r>
+              <w:t>「wk38 분석E」 시트의 Promise Date를 EXW DATE로(Undispatched·HCE, 노란 줄 확인, 분할 선적 수량 체크)</w:t>
             </w:r>
           </w:p>
         </w:tc>

--- a/docs/01_프로젝트_기획서.docx
+++ b/docs/01_프로젝트_기획서.docx
@@ -173,7 +173,7 @@
           <w:p>
             <w:r/>
             <w:r>
-              <w:t>2026-09-28 (v0.3: 2026-09-29)</w:t>
+              <w:t>2026-09-28 (v0.3·v0.4: 2026-09-29)</w:t>
             </w:r>
           </w:p>
         </w:tc>
@@ -197,7 +197,7 @@
           <w:p>
             <w:r/>
             <w:r>
-              <w:t>초안 v0.3 — 2026-09-29 메일 추가 자료(항차 매뉴얼·실물 PO·OC 회신·Cummins 주간 현황)와 추가 요청(2: Cummins Promise Date → EXW DATE) 반영</w:t>
+              <w:t>초안 v0.4 — 2026-09-29 메일 추가 자료(항차 매뉴얼·실물 PO·OC 회신·Cummins 주간 현황)와 추가 요청(2: Cummins Promise Date → EXW DATE), 같은 날 오후 늦게 받은 답변(11.6) 반영</w:t>
             </w:r>
           </w:p>
         </w:tc>
@@ -4127,6 +4127,9 @@
         </w:rPr>
         <w:t>남은 확인 사항</w:t>
       </w:r>
+      <w:r>
+        <w:t xml:space="preserve"> — 1~4번은 2026-09-29 오후 늦게 답을 받아 11.6에서 확정했습니다.</w:t>
+      </w:r>
     </w:p>
     <w:p>
       <w:pPr>
@@ -4168,6 +4171,562 @@
     </w:p>
     <w:p>
       <w:pPr>
+        <w:pStyle w:val="Heading2"/>
+      </w:pPr>
+      <w:r>
+        <w:t>11.6 2026-09-29 오후 늦게 답변 반영 — Cummins → EXW DATE 확정</w:t>
+      </w:r>
+    </w:p>
+    <w:p>
+      <w:r>
+        <w:rPr>
+          <w:b/>
+        </w:rPr>
+        <w:t>원문</w:t>
+      </w:r>
+      <w:r>
+        <w:t xml:space="preserve">(패들릿 댓글 2026-09-29T04:07Z, 결과 글 「09-29 반영 결과(2차 · Cummins → EXW DATE)」에 대한 답, </w:t>
+      </w:r>
+      <w:r>
+        <w:rPr>
+          <w:rFonts w:ascii="Consolas" w:hAnsi="Consolas"/>
+        </w:rPr>
+        <w:t>docs/source/2026-09-29_패들릿_답변.md</w:t>
+      </w:r>
+      <w:r>
+        <w:t>):</w:t>
+      </w:r>
+    </w:p>
+    <w:p>
+      <w:pPr>
+        <w:pStyle w:val="Quote"/>
+      </w:pPr>
+      <w:r>
+        <w:t>1. 금일 기준으로 선적되었는지 확인하는 파일로, abnormal은 제외하고 미선적건만 조회 - 선적확인 및 누락방지</w:t>
+      </w:r>
+    </w:p>
+    <w:p>
+      <w:pPr>
+        <w:pStyle w:val="Quote"/>
+      </w:pPr>
+      <w:r>
+        <w:t>2. 수량 대조는 필터링 되어있는 undispatched에서만 진행</w:t>
+      </w:r>
+    </w:p>
+    <w:p>
+      <w:pPr>
+        <w:pStyle w:val="Quote"/>
+      </w:pPr>
+      <w:r>
+        <w:t>3. 분할 선적일 때 EXW DATE에 건별로 넣음.</w:t>
+      </w:r>
+    </w:p>
+    <w:p>
+      <w:pPr>
+        <w:pStyle w:val="Quote"/>
+      </w:pPr>
+      <w:r>
+        <w:t>4. 노란 표시는 기존 OC 받은 건에서 변경되는 것이며, 전 주 송부받은 파일과 다른 경우에도 노란색으로 표시됨.</w:t>
+      </w:r>
+    </w:p>
+    <w:p>
+      <w:r>
+        <w:rPr>
+          <w:b/>
+        </w:rPr>
+        <w:t>확정값과 도구 변경</w:t>
+      </w:r>
+    </w:p>
+    <w:tbl>
+      <w:tblPr>
+        <w:tblStyle w:val="TableGrid"/>
+        <w:tblW w:type="auto" w:w="0"/>
+        <w:tblLook w:firstColumn="1" w:firstRow="1" w:lastColumn="0" w:lastRow="0" w:noHBand="0" w:noVBand="1" w:val="04A0"/>
+      </w:tblPr>
+      <w:tblGrid>
+        <w:gridCol w:w="2880"/>
+        <w:gridCol w:w="2880"/>
+        <w:gridCol w:w="2880"/>
+      </w:tblGrid>
+      <w:tr>
+        <w:tc>
+          <w:tcPr>
+            <w:tcW w:type="dxa" w:w="2880"/>
+          </w:tcPr>
+          <w:p>
+            <w:r>
+              <w:rPr>
+                <w:b/>
+              </w:rPr>
+            </w:r>
+            <w:r>
+              <w:rPr>
+                <w:b/>
+              </w:rPr>
+              <w:t>11.5 확인</w:t>
+            </w:r>
+          </w:p>
+        </w:tc>
+        <w:tc>
+          <w:tcPr>
+            <w:tcW w:type="dxa" w:w="2880"/>
+          </w:tcPr>
+          <w:p>
+            <w:r>
+              <w:rPr>
+                <w:b/>
+              </w:rPr>
+            </w:r>
+            <w:r>
+              <w:rPr>
+                <w:b/>
+              </w:rPr>
+              <w:t>답(확정값)</w:t>
+            </w:r>
+          </w:p>
+        </w:tc>
+        <w:tc>
+          <w:tcPr>
+            <w:tcW w:type="dxa" w:w="2880"/>
+          </w:tcPr>
+          <w:p>
+            <w:r>
+              <w:rPr>
+                <w:b/>
+              </w:rPr>
+            </w:r>
+            <w:r>
+              <w:rPr>
+                <w:b/>
+              </w:rPr>
+              <w:t>도구</w:t>
+            </w:r>
+          </w:p>
+        </w:tc>
+      </w:tr>
+      <w:tr>
+        <w:tc>
+          <w:tcPr>
+            <w:tcW w:type="dxa" w:w="2880"/>
+          </w:tcPr>
+          <w:p>
+            <w:r/>
+            <w:r>
+              <w:t>1. Status 수식·Abnormal 포함 여부</w:t>
+            </w:r>
+          </w:p>
+        </w:tc>
+        <w:tc>
+          <w:tcPr>
+            <w:tcW w:type="dxa" w:w="2880"/>
+          </w:tcPr>
+          <w:p>
+            <w:r/>
+            <w:r>
+              <w:rPr>
+                <w:b/>
+              </w:rPr>
+              <w:t>오늘 기준 미선적(Undispatched)만. Abnormal 제외.</w:t>
+            </w:r>
+            <w:r>
+              <w:t xml:space="preserve"> 목적은 선적 확인과 누락 방지</w:t>
+            </w:r>
+          </w:p>
+        </w:tc>
+        <w:tc>
+          <w:tcPr>
+            <w:tcW w:type="dxa" w:w="2880"/>
+          </w:tcPr>
+          <w:p>
+            <w:r/>
+            <w:r>
+              <w:t xml:space="preserve">기본값 Status = Undispatched · 구분 = HCE 는 그대로(Abnormal·Dispatched 제외 — 기존 기본값과 같음, 확인됨). </w:t>
+            </w:r>
+            <w:r>
+              <w:rPr>
+                <w:b/>
+              </w:rPr>
+              <w:t>새로: Status를 기준일(기본 오늘)로 다시 계산</w:t>
+            </w:r>
+            <w:r>
+              <w:t xml:space="preserve">합니다. 실물 수식 </w:t>
+            </w:r>
+            <w:r>
+              <w:rPr>
+                <w:rFonts w:ascii="Consolas" w:hAnsi="Consolas"/>
+              </w:rPr>
+              <w:t>=IF(COUNTBLANK(INV#)=1, IF(Promise Date&lt;TODAY(),"Abnormal","Undispatched"), "Dispatched")</w:t>
+            </w:r>
+            <w:r>
+              <w:t>과 같은 규칙입니다. 수식 대신 손으로 적은 값(</w:t>
+            </w:r>
+            <w:r>
+              <w:rPr>
+                <w:rFonts w:ascii="Consolas" w:hAnsi="Consolas"/>
+              </w:rPr>
+              <w:t>x</w:t>
+            </w:r>
+            <w:r>
+              <w:t xml:space="preserve"> 등)은 그대로 둡니다. 파일 안에 저장된 값은 마지막으로 저장한 날 기준이라, 며칠 뒤에 열면 그사이 Promise Date가 지난 줄이 여전히 Undispatched로 남아 있기 때문입니다. INV# 열이 없는 파일은 저장값을 씁니다. 「기준일로 Status 바뀜」 칸에 몇 줄이 바뀌었는지 보여 줍니다</w:t>
+            </w:r>
+          </w:p>
+        </w:tc>
+      </w:tr>
+      <w:tr>
+        <w:tc>
+          <w:tcPr>
+            <w:tcW w:type="dxa" w:w="2880"/>
+          </w:tcPr>
+          <w:p>
+            <w:r/>
+            <w:r>
+              <w:t>2. 수량 대조 기준</w:t>
+            </w:r>
+          </w:p>
+        </w:tc>
+        <w:tc>
+          <w:tcPr>
+            <w:tcW w:type="dxa" w:w="2880"/>
+          </w:tcPr>
+          <w:p>
+            <w:r/>
+            <w:r>
+              <w:rPr>
+                <w:b/>
+              </w:rPr>
+              <w:t>거른 Undispatched 줄에서만</w:t>
+            </w:r>
+          </w:p>
+        </w:tc>
+        <w:tc>
+          <w:tcPr>
+            <w:tcW w:type="dxa" w:w="2880"/>
+          </w:tcPr>
+          <w:p>
+            <w:r/>
+            <w:r>
+              <w:t>수량 합 = 거른 미선적 줄의 합(취소 제외)만 PO 수량·OC 수량과 비교합니다(이전에는 출고 줄까지 더했음). 거른 밖(출고·Abnormal) 수량은 「참고」로만 보여 줍니다</w:t>
+            </w:r>
+          </w:p>
+        </w:tc>
+      </w:tr>
+      <w:tr>
+        <w:tc>
+          <w:tcPr>
+            <w:tcW w:type="dxa" w:w="2880"/>
+          </w:tcPr>
+          <w:p>
+            <w:r/>
+            <w:r>
+              <w:t>3. 분할 선적의 SRM 입력</w:t>
+            </w:r>
+          </w:p>
+        </w:tc>
+        <w:tc>
+          <w:tcPr>
+            <w:tcW w:type="dxa" w:w="2880"/>
+          </w:tcPr>
+          <w:p>
+            <w:r/>
+            <w:r>
+              <w:rPr>
+                <w:b/>
+              </w:rPr>
+              <w:t>EXW DATE에 건별로 입력</w:t>
+            </w:r>
+          </w:p>
+        </w:tc>
+        <w:tc>
+          <w:tcPr>
+            <w:tcW w:type="dxa" w:w="2880"/>
+          </w:tcPr>
+          <w:p>
+            <w:r/>
+            <w:r>
+              <w:t>새 표 「SRM EXW DATE 건별 입력 목록」 — PO·품번·날짜마다 한 줄(분할 1/2, 2/2 …), 수량·변경 확인 표시. 표 복사(엑셀 붙여넣기용)와 엑셀 시트 「SRM 건별 입력」. 대장에는 품번별 일정이 건별로 저장되고, 대장 목록의 약속 EXW DATE 칸은 하나라 가장 이른 날을 대표로 보여 줍니다</w:t>
+            </w:r>
+          </w:p>
+        </w:tc>
+      </w:tr>
+      <w:tr>
+        <w:tc>
+          <w:tcPr>
+            <w:tcW w:type="dxa" w:w="2880"/>
+          </w:tcPr>
+          <w:p>
+            <w:r/>
+            <w:r>
+              <w:t>4. 노란 표시의 뜻</w:t>
+            </w:r>
+          </w:p>
+        </w:tc>
+        <w:tc>
+          <w:tcPr>
+            <w:tcW w:type="dxa" w:w="2880"/>
+          </w:tcPr>
+          <w:p>
+            <w:r/>
+            <w:r>
+              <w:rPr>
+                <w:b/>
+              </w:rPr>
+              <w:t>기존 OC에서 변경된 건 + 전 주 받은 파일과 다른 줄</w:t>
+            </w:r>
+          </w:p>
+        </w:tc>
+        <w:tc>
+          <w:tcPr>
+            <w:tcW w:type="dxa" w:w="2880"/>
+          </w:tcPr>
+          <w:p>
+            <w:r/>
+            <w:r>
+              <w:t xml:space="preserve">① 파일의 노란 칠은 그대로 읽습니다. ② </w:t>
+            </w:r>
+            <w:r>
+              <w:rPr>
+                <w:b/>
+              </w:rPr>
+              <w:t>지난주 파일 비교(새 기능)</w:t>
+            </w:r>
+            <w:r>
+              <w:t>: 지난주 파일을 함께 올리면 달라진 줄을 「지난주와 다름: Promise Date 이전 → 이후, QTY 이전 → 이후」로 표시합니다. ③ 기존 OC와의 차이는 대장의 약속 EXW(OC DATE에서 들어온 값)와 다른 묶음에 「OC·대장 EXW와 다름」으로 표시합니다(이전 「EXW 바뀜」 이름을 바꿈). 「변경 확인 필요」 = 노란 칠 또는 지난주와 다름</w:t>
+            </w:r>
+          </w:p>
+        </w:tc>
+      </w:tr>
+    </w:tbl>
+    <w:p>
+      <w:r>
+        <w:rPr>
+          <w:b/>
+        </w:rPr>
+        <w:t>지난주 파일 비교 — 키를 이렇게 고른 이유</w:t>
+      </w:r>
+    </w:p>
+    <w:p>
+      <w:pPr>
+        <w:pStyle w:val="ListBullet"/>
+      </w:pPr>
+      <w:r>
+        <w:rPr>
+          <w:b/>
+        </w:rPr>
+        <w:t>줄 맞추는 키: Customer PO + Part No. + 1OM# + SO#.</w:t>
+      </w:r>
+      <w:r>
+        <w:t xml:space="preserve"> 같은 PO·품번이 분할 선적으로 여러 줄이 되고 그 줄들은 SO#가 다릅니다. PO·품번만으로 맞추면 분할된 줄끼리 엇갈려 「날짜가 바뀌었다」로 잘못 나옵니다(실물 wk38 시트에서 같은 PO·품번이 겹치는 줄이 890줄).</w:t>
+      </w:r>
+    </w:p>
+    <w:p>
+      <w:pPr>
+        <w:pStyle w:val="ListBullet"/>
+      </w:pPr>
+      <w:r>
+        <w:t xml:space="preserve">한 주 사이에 SO#가 새로 붙는 줄이 있어, 첫 번째에서 못 맞춘 줄은 </w:t>
+      </w:r>
+      <w:r>
+        <w:rPr>
+          <w:b/>
+        </w:rPr>
+        <w:t>Customer PO + Part No.의 나온 순서</w:t>
+      </w:r>
+      <w:r>
+        <w:t>로 한 번 더 맞춥니다(「Promise Date」 화면과 같은 방식).</w:t>
+      </w:r>
+    </w:p>
+    <w:p>
+      <w:pPr>
+        <w:pStyle w:val="ListBullet"/>
+      </w:pPr>
+      <w:r>
+        <w:rPr>
+          <w:b/>
+        </w:rPr>
+        <w:t>비교하는 칸: Promise Date와 QTY.</w:t>
+      </w:r>
+      <w:r>
+        <w:t xml:space="preserve"> SRM에 넣는 값이 EXW DATE(= Promise Date)와 그 건의 선적 수량이기 때문입니다. Status는 TODAY() 수식이라 날짜만 지나도 바뀌고, Remarks는 자유 글이라 비교하지 않습니다.</w:t>
+      </w:r>
+    </w:p>
+    <w:p>
+      <w:pPr>
+        <w:pStyle w:val="ListBullet"/>
+      </w:pPr>
+      <w:r>
+        <w:t>지난주에 없던 줄(분할이 새로 생긴 건 등)도 「지난주와 다름」으로 봅니다. 지난주에 있었는데 이번 주에 없는 줄은 따로 목록으로 보여 줍니다.</w:t>
+      </w:r>
+    </w:p>
+    <w:p>
+      <w:pPr>
+        <w:pStyle w:val="ListBullet"/>
+      </w:pPr>
+      <w:r>
+        <w:t xml:space="preserve">같은 파일의 다른 시트(예: </w:t>
+      </w:r>
+      <w:r>
+        <w:rPr>
+          <w:rFonts w:ascii="Consolas" w:hAnsi="Consolas"/>
+        </w:rPr>
+        <w:t>wk37</w:t>
+      </w:r>
+      <w:r>
+        <w:t>)를 지난주로 쓸 수도 있습니다(같은 파일을 한 번 더 고르고 시트를 바꿈).</w:t>
+      </w:r>
+    </w:p>
+    <w:p>
+      <w:r>
+        <w:rPr>
+          <w:b/>
+        </w:rPr>
+        <w:t>실물로 확인한 결과(리포 밖, 값은 옮기지 않음)</w:t>
+      </w:r>
+    </w:p>
+    <w:p>
+      <w:pPr>
+        <w:pStyle w:val="ListBullet"/>
+      </w:pPr>
+      <w:r>
+        <w:t xml:space="preserve">「wk38 분석E」를 저장된 Status로 거르면 194줄·180묶음, </w:t>
+      </w:r>
+      <w:r>
+        <w:rPr>
+          <w:b/>
+        </w:rPr>
+        <w:t>2026-09-29 기준으로 다시 계산하면 159줄·150묶음</w:t>
+      </w:r>
+      <w:r>
+        <w:t>(HCE 안에서 저장 후 Promise Date가 지나 Undispatched → Abnormal이 된 줄 35줄). 건별 입력 목록 152건.</w:t>
+      </w:r>
+    </w:p>
+    <w:p>
+      <w:pPr>
+        <w:pStyle w:val="ListBullet"/>
+      </w:pPr>
+      <w:r>
+        <w:t xml:space="preserve">분석 시트의 Status 칸에 수식 대신 손으로 </w:t>
+      </w:r>
+      <w:r>
+        <w:rPr>
+          <w:rFonts w:ascii="Consolas" w:hAnsi="Consolas"/>
+        </w:rPr>
+        <w:t>x</w:t>
+      </w:r>
+      <w:r>
+        <w:t>/</w:t>
+      </w:r>
+      <w:r>
+        <w:rPr>
+          <w:rFonts w:ascii="Consolas" w:hAnsi="Consolas"/>
+        </w:rPr>
+        <w:t>X</w:t>
+      </w:r>
+      <w:r>
+        <w:t xml:space="preserve">를 적은 줄이 HCE에 5줄 있습니다. 사람이 일부러 적은 값으로 보고 </w:t>
+      </w:r>
+      <w:r>
+        <w:rPr>
+          <w:b/>
+        </w:rPr>
+        <w:t>다시 계산하지 않고 그대로 둡니다</w:t>
+      </w:r>
+      <w:r>
+        <w:t>(Undispatched가 아니므로 거른 결과에서 빠짐). 처음 구현에서는 이 줄까지 수식으로 다시 계산해 4줄이 Undispatched로 되살아나는 것을 실물 확인에서 잡아 고쳤습니다.</w:t>
+      </w:r>
+    </w:p>
+    <w:p>
+      <w:pPr>
+        <w:pStyle w:val="ListBullet"/>
+      </w:pPr>
+      <w:r>
+        <w:t xml:space="preserve">실물 파일의 Status 수식이 </w:t>
+      </w:r>
+      <w:r>
+        <w:rPr>
+          <w:rFonts w:ascii="Consolas" w:hAnsi="Consolas"/>
+        </w:rPr>
+        <w:t>IF(COUNTBLANK(INV#)=1, IF(Promise Date&lt;TODAY(), …))</w:t>
+      </w:r>
+      <w:r>
+        <w:t>임을 셀 수식으로 확인했습니다(분석 시트·wk38·wk21-1 모두 같은 규칙, wk43·wk44는 열 위치만 다름).</w:t>
+      </w:r>
+    </w:p>
+    <w:p>
+      <w:pPr>
+        <w:pStyle w:val="ListBullet"/>
+      </w:pPr>
+      <w:r>
+        <w:t>받은 파일에는 지난주(wk37) 시트가 없어 두 주차 비교는 가상 예시로 확인했습니다. 같은 자료인 「wk38」과 「wk38 분석E」를 비교하면 1,616줄 모두 같음으로 나옵니다(잘못 「다름」으로 잡는 줄 0).</w:t>
+      </w:r>
+    </w:p>
+    <w:p>
+      <w:r>
+        <w:rPr>
+          <w:b/>
+        </w:rPr>
+        <w:t>남은 확인 사항</w:t>
+      </w:r>
+    </w:p>
+    <w:p>
+      <w:pPr>
+        <w:pStyle w:val="ListNumber"/>
+      </w:pPr>
+      <w:r>
+        <w:t>「전 주 송부받은 파일」이 분석 시트인지, Cummins가 보낸 원본 시트(</w:t>
+      </w:r>
+      <w:r>
+        <w:rPr>
+          <w:rFonts w:ascii="Consolas" w:hAnsi="Consolas"/>
+        </w:rPr>
+        <w:t>wk37</w:t>
+      </w:r>
+      <w:r>
+        <w:t xml:space="preserve"> 등)인지 — 도구는 둘 다 받습니다. 다음 주 파일이 오면 실제 두 주차로 한 번 더 확인하겠습니다.</w:t>
+      </w:r>
+    </w:p>
+    <w:p>
+      <w:pPr>
+        <w:pStyle w:val="ListNumber"/>
+      </w:pPr>
+      <w:r>
+        <w:t>노란 칠은 수강생이 직접 칠하는지, Cummins가 칠해서 보내는지. 도구가 지난주와 비교해 찾아 주므로, 칠은 확인용으로만 써도 되는지.</w:t>
+      </w:r>
+    </w:p>
+    <w:p>
+      <w:pPr>
+        <w:pStyle w:val="ListNumber"/>
+      </w:pPr>
+      <w:r>
+        <w:t>미선적 수량 합이 PO·OC 수량과 다를 때(이미 일부 출고된 분할 건) — 부족분이 출고된 수량과 같으면 정상으로 볼지. 지금은 「확인 필요」로 두고 출고 수량을 참고로 옆에 보여 줍니다.</w:t>
+      </w:r>
+    </w:p>
+    <w:p>
+      <w:pPr>
+        <w:pStyle w:val="ListNumber"/>
+      </w:pPr>
+      <w:r>
+        <w:t xml:space="preserve">분석 시트 Status 칸의 </w:t>
+      </w:r>
+      <w:r>
+        <w:rPr>
+          <w:rFonts w:ascii="Consolas" w:hAnsi="Consolas"/>
+        </w:rPr>
+        <w:t>x</w:t>
+      </w:r>
+      <w:r>
+        <w:t xml:space="preserve"> 표시의 뜻(제외 대상 표시인지) — 지금은 손으로 적은 값을 그대로 두어 거른 결과에서 빠집니다.</w:t>
+      </w:r>
+    </w:p>
+    <w:p>
+      <w:pPr>
+        <w:pStyle w:val="ListNumber"/>
+      </w:pPr>
+      <w:r>
+        <w:t>11.4의 1~8번은 아직 답을 받지 않았습니다.</w:t>
+      </w:r>
+    </w:p>
+    <w:p>
+      <w:pPr>
         <w:pStyle w:val="Heading1"/>
       </w:pPr>
       <w:r>
@@ -4458,6 +5017,44 @@
             <w:r/>
             <w:r>
               <w:t>Packing List 자재 합중량과 B/L 중량 일치 확인</w:t>
+            </w:r>
+          </w:p>
+        </w:tc>
+      </w:tr>
+      <w:tr>
+        <w:tc>
+          <w:tcPr>
+            <w:tcW w:type="dxa" w:w="2880"/>
+          </w:tcPr>
+          <w:p>
+            <w:r/>
+            <w:r>
+              <w:t>패들릿 댓글 (결과 글 2차, 2026-09-29T04:07Z)</w:t>
+            </w:r>
+          </w:p>
+        </w:tc>
+        <w:tc>
+          <w:tcPr>
+            <w:tcW w:type="dxa" w:w="2880"/>
+          </w:tcPr>
+          <w:p>
+            <w:r/>
+            <w:r>
+              <w:rPr>
+                <w:rFonts w:ascii="Consolas" w:hAnsi="Consolas"/>
+              </w:rPr>
+              <w:t>2026-09-29_패들릿_답변.md</w:t>
+            </w:r>
+          </w:p>
+        </w:tc>
+        <w:tc>
+          <w:tcPr>
+            <w:tcW w:type="dxa" w:w="2880"/>
+          </w:tcPr>
+          <w:p>
+            <w:r/>
+            <w:r>
+              <w:t>Cummins → EXW 확인 부탁 4건의 답(오늘 기준 미선적만·Abnormal 제외, 수량 대조는 Undispatched만, 분할 건별 입력, 노란 표시 = OC 변경 + 전주 파일과 다름) — 11.6</w:t>
             </w:r>
           </w:p>
         </w:tc>

--- a/docs/01_프로젝트_기획서.docx
+++ b/docs/01_프로젝트_기획서.docx
@@ -173,7 +173,7 @@
           <w:p>
             <w:r/>
             <w:r>
-              <w:t>2026-09-28 (v0.3·v0.4: 2026-09-29)</w:t>
+              <w:t>2026-09-28 (v0.3·v0.4·v0.5: 2026-09-29)</w:t>
             </w:r>
           </w:p>
         </w:tc>
@@ -197,7 +197,7 @@
           <w:p>
             <w:r/>
             <w:r>
-              <w:t>초안 v0.4 — 2026-09-29 메일 추가 자료(항차 매뉴얼·실물 PO·OC 회신·Cummins 주간 현황)와 추가 요청(2: Cummins Promise Date → EXW DATE), 같은 날 오후 늦게 받은 답변(11.6) 반영</w:t>
+              <w:t>초안 v0.5 — 2026-09-29 메일 추가 자료(항차 매뉴얼·실물 PO·OC 회신·Cummins 주간 현황)와 추가 요청(2: Cummins Promise Date → EXW DATE), 같은 날 오후 늦게 받은 답변(11.6), 저녁 새 요청(11.7: 도착 통지 A/N 탭) 반영</w:t>
             </w:r>
           </w:p>
         </w:tc>
@@ -1715,7 +1715,7 @@
           <w:p>
             <w:r/>
             <w:r>
-              <w:t>확장</w:t>
+              <w:t>확장 — 2026-09-29 저녁 요청으로 .eml·붙여넣기 방식을 1단계에 구현(11.7), 메일함 자동 연결은 3단계</w:t>
             </w:r>
           </w:p>
         </w:tc>
@@ -2484,7 +2484,13 @@
         <w:pStyle w:val="ListNumber"/>
       </w:pPr>
       <w:r>
-        <w:t>「A/N」의 사내 의미(Arrival Notice로 이해했습니다)와 관리해야 할 상태 단계</w:t>
+        <w:t xml:space="preserve">「A/N」의 사내 의미(Arrival Notice로 이해했습니다)와 관리해야 할 상태 단계 — </w:t>
+      </w:r>
+      <w:r>
+        <w:rPr>
+          <w:b/>
+        </w:rPr>
+        <w:t>확인됨(2026-09-29 저녁 요청): 포워더가 보내는 Arrival Notice 메일, 관리 목적은 B/L 나온 건의 항차등록(11.7)</w:t>
       </w:r>
     </w:p>
     <w:p>
@@ -4727,6 +4733,550 @@
     </w:p>
     <w:p>
       <w:pPr>
+        <w:pStyle w:val="Heading2"/>
+      </w:pPr>
+      <w:r>
+        <w:t>11.7 2026-09-29 저녁 새 요청 — 도착 통지(A/N) 탭</w:t>
+      </w:r>
+    </w:p>
+    <w:p>
+      <w:r>
+        <w:rPr>
+          <w:b/>
+        </w:rPr>
+        <w:t>원문</w:t>
+      </w:r>
+      <w:r>
+        <w:t xml:space="preserve">(패들릿 새 글 2026-09-29T05:31Z, 녹색, </w:t>
+      </w:r>
+      <w:r>
+        <w:rPr>
+          <w:rFonts w:ascii="Consolas" w:hAnsi="Consolas"/>
+        </w:rPr>
+        <w:t>docs/source/2026-09-29_패들릿_답변.md</w:t>
+      </w:r>
+      <w:r>
+        <w:t xml:space="preserve"> 끝):</w:t>
+      </w:r>
+    </w:p>
+    <w:p>
+      <w:pPr>
+        <w:pStyle w:val="Quote"/>
+      </w:pPr>
+      <w:r>
+        <w:t>제목: 도착일정통지 메일 관리</w:t>
+      </w:r>
+    </w:p>
+    <w:p>
+      <w:pPr>
+        <w:pStyle w:val="Quote"/>
+      </w:pPr>
+      <w:r>
+        <w:t>B/L이 나온 발주 건에 대한 항차등록 업무가 메인이므로, 포워더에서 보내주는 A/N 메일을 관리할 수 있는 탭 생성 요청드립니다.</w:t>
+      </w:r>
+    </w:p>
+    <w:p>
+      <w:r>
+        <w:t xml:space="preserve">이 요청으로 10장 5번(「A/N」의 뜻)은 </w:t>
+      </w:r>
+      <w:r>
+        <w:rPr>
+          <w:b/>
+        </w:rPr>
+        <w:t>Arrival Notice(포워더가 보내는 도착 통지 메일)로 확인됐습니다.</w:t>
+      </w:r>
+      <w:r>
+        <w:t xml:space="preserve"> 5장 「A/N 자동 관리」(확장)를 1단계 범위로 앞당겨, 메일함 직접 연결 없이 .eml·붙여넣기로 구현했습니다.</w:t>
+      </w:r>
+    </w:p>
+    <w:p>
+      <w:r>
+        <w:rPr>
+          <w:b/>
+        </w:rPr>
+        <w:t>반영 방식 — 새 화면 「도착 통지(A/N)」</w:t>
+      </w:r>
+    </w:p>
+    <w:tbl>
+      <w:tblPr>
+        <w:tblStyle w:val="TableGrid"/>
+        <w:tblW w:type="auto" w:w="0"/>
+        <w:tblLook w:firstColumn="1" w:firstRow="1" w:lastColumn="0" w:lastRow="0" w:noHBand="0" w:noVBand="1" w:val="04A0"/>
+      </w:tblPr>
+      <w:tblGrid>
+        <w:gridCol w:w="4320"/>
+        <w:gridCol w:w="4320"/>
+      </w:tblGrid>
+      <w:tr>
+        <w:tc>
+          <w:tcPr>
+            <w:tcW w:type="dxa" w:w="4320"/>
+          </w:tcPr>
+          <w:p>
+            <w:r>
+              <w:rPr>
+                <w:b/>
+              </w:rPr>
+            </w:r>
+            <w:r>
+              <w:rPr>
+                <w:b/>
+              </w:rPr>
+              <w:t>요청·필요</w:t>
+            </w:r>
+          </w:p>
+        </w:tc>
+        <w:tc>
+          <w:tcPr>
+            <w:tcW w:type="dxa" w:w="4320"/>
+          </w:tcPr>
+          <w:p>
+            <w:r>
+              <w:rPr>
+                <w:b/>
+              </w:rPr>
+            </w:r>
+            <w:r>
+              <w:rPr>
+                <w:b/>
+              </w:rPr>
+              <w:t>도구</w:t>
+            </w:r>
+          </w:p>
+        </w:tc>
+      </w:tr>
+      <w:tr>
+        <w:tc>
+          <w:tcPr>
+            <w:tcW w:type="dxa" w:w="4320"/>
+          </w:tcPr>
+          <w:p>
+            <w:r/>
+            <w:r>
+              <w:t>A/N 메일 올리기</w:t>
+            </w:r>
+          </w:p>
+        </w:tc>
+        <w:tc>
+          <w:tcPr>
+            <w:tcW w:type="dxa" w:w="4320"/>
+          </w:tcPr>
+          <w:p>
+            <w:r/>
+            <w:r>
+              <w:t>.eml 여러 통을 끌어 놓기·파일 선택, 또는 본문(메일 원문 전체도 가능) 붙여넣기. 기존 메일 분류·OC 회신과 같은 .eml 읽기(여러 겹 MIME·base64·한글 제목)를 그대로 쓰고, .eml 에 PDF 첨부가 있으면 그 글도 함께 읽습니다. 같은 메일을 두 번 올리면 건너뜁니다</w:t>
+            </w:r>
+          </w:p>
+        </w:tc>
+      </w:tr>
+      <w:tr>
+        <w:tc>
+          <w:tcPr>
+            <w:tcW w:type="dxa" w:w="4320"/>
+          </w:tcPr>
+          <w:p>
+            <w:r/>
+            <w:r>
+              <w:t>칸 읽기</w:t>
+            </w:r>
+          </w:p>
+        </w:tc>
+        <w:tc>
+          <w:tcPr>
+            <w:tcW w:type="dxa" w:w="4320"/>
+          </w:tcPr>
+          <w:p>
+            <w:r/>
+            <w:r>
+              <w:t>B/L 번호(House 우선, Master 따로), 선명·항차, ETD·ETA, 선적항·도착항, 컨테이너 번호(영문 4자+숫자 7자리, 크기), 포워더(라벨 → 보낸 사람 이름 → 도메인), PO 번호, 포장 수량, 중량(kg·lb, kg 환산). 영문·국문 라벨을 넓게 잡고 「라벨 : 값」 줄 · 한 줄 여러 칸(표) · 라벨 다음 줄의 값을 모두 읽습니다. 날짜는 2026-10-08 · 2026.10.08 · 2026년 10월 8일 · 08-OCT-2026 · Oct 08, 2026 · 10/08/2026(일/월 순서는 선택, 헷갈리면 확인 표시)</w:t>
+            </w:r>
+          </w:p>
+        </w:tc>
+      </w:tr>
+      <w:tr>
+        <w:tc>
+          <w:tcPr>
+            <w:tcW w:type="dxa" w:w="4320"/>
+          </w:tcPr>
+          <w:p>
+            <w:r/>
+            <w:r>
+              <w:t>근거와 고치기</w:t>
+            </w:r>
+          </w:p>
+        </w:tc>
+        <w:tc>
+          <w:tcPr>
+            <w:tcW w:type="dxa" w:w="4320"/>
+          </w:tcPr>
+          <w:p>
+            <w:r/>
+            <w:r>
+              <w:t xml:space="preserve">칸마다 </w:t>
+            </w:r>
+            <w:r>
+              <w:rPr>
+                <w:b/>
+              </w:rPr>
+              <w:t>읽은 원문 줄</w:t>
+            </w:r>
+            <w:r>
+              <w:t>을 보여 주고 고칠 수 있습니다. 고친 칸은 「N칸 고침」으로 남고, 메일 원문도 펼쳐 볼 수 있습니다</w:t>
+            </w:r>
+          </w:p>
+        </w:tc>
+      </w:tr>
+      <w:tr>
+        <w:tc>
+          <w:tcPr>
+            <w:tcW w:type="dxa" w:w="4320"/>
+          </w:tcPr>
+          <w:p>
+            <w:r/>
+            <w:r>
+              <w:t>PO 연결</w:t>
+            </w:r>
+          </w:p>
+        </w:tc>
+        <w:tc>
+          <w:tcPr>
+            <w:tcW w:type="dxa" w:w="4320"/>
+          </w:tcPr>
+          <w:p>
+            <w:r/>
+            <w:r>
+              <w:t xml:space="preserve">① A/N 에 적힌 PO 번호가 대장에 있으면 그 PO ② 없으면 </w:t>
+            </w:r>
+            <w:r>
+              <w:rPr>
+                <w:b/>
+              </w:rPr>
+              <w:t>대장에 적힌 B/L 번호</w:t>
+            </w:r>
+            <w:r>
+              <w:t>가 같은 PO. 대장에 없는 PO 번호만 있는 A/N 은 「대장 PO에 붙지 않은 A/N」으로 따로 모읍니다. 대장에 「B/L 번호」·「ETA」 칸을 새로 두었습니다(엑셀 가져오기·내보내기 포함)</w:t>
+            </w:r>
+          </w:p>
+        </w:tc>
+      </w:tr>
+      <w:tr>
+        <w:tc>
+          <w:tcPr>
+            <w:tcW w:type="dxa" w:w="4320"/>
+          </w:tcPr>
+          <w:p>
+            <w:r/>
+            <w:r>
+              <w:t>대장 반영</w:t>
+            </w:r>
+          </w:p>
+        </w:tc>
+        <w:tc>
+          <w:tcPr>
+            <w:tcW w:type="dxa" w:w="4320"/>
+          </w:tcPr>
+          <w:p>
+            <w:r/>
+            <w:r>
+              <w:t>붙은 PO 에 A/N 수신 표시, B/L 번호(비어 있을 때만), ETA(그 B/L 의 가장 최근 A/N 값), ETD(비어 있을 때만)를 넣습니다</w:t>
+            </w:r>
+          </w:p>
+        </w:tc>
+      </w:tr>
+      <w:tr>
+        <w:tc>
+          <w:tcPr>
+            <w:tcW w:type="dxa" w:w="4320"/>
+          </w:tcPr>
+          <w:p>
+            <w:r/>
+            <w:r>
+              <w:rPr>
+                <w:b/>
+              </w:rPr>
+              <w:t>항차등록 대기</w:t>
+            </w:r>
+          </w:p>
+        </w:tc>
+        <w:tc>
+          <w:tcPr>
+            <w:tcW w:type="dxa" w:w="4320"/>
+          </w:tcPr>
+          <w:p>
+            <w:r/>
+            <w:r>
+              <w:t xml:space="preserve">B/L 이 있고 A/N 을 받았는데 「등록 완료」가 아닌 PO × B/L(분할 선적이면 B/L 마다 한 줄), ETA 빠른 순. 대장에 A/N 수신·B/L 을 손으로 적은 PO 도 포함. 골라서 </w:t>
+            </w:r>
+            <w:r>
+              <w:rPr>
+                <w:b/>
+              </w:rPr>
+              <w:t>항차등록일</w:t>
+            </w:r>
+            <w:r>
+              <w:t>과 함께 「등록 완료」로 표시</w:t>
+            </w:r>
+          </w:p>
+        </w:tc>
+      </w:tr>
+      <w:tr>
+        <w:tc>
+          <w:tcPr>
+            <w:tcW w:type="dxa" w:w="4320"/>
+          </w:tcPr>
+          <w:p>
+            <w:r/>
+            <w:r>
+              <w:t>이력</w:t>
+            </w:r>
+          </w:p>
+        </w:tc>
+        <w:tc>
+          <w:tcPr>
+            <w:tcW w:type="dxa" w:w="4320"/>
+          </w:tcPr>
+          <w:p>
+            <w:r/>
+            <w:r>
+              <w:t>등록 완료·등록 취소·조정 ETA 반영을 누른 시각으로 남깁니다(지우지 않음). A/N 에서 찾은 ETA 변경도 같은 표에 받은 날로 보여 줍니다</w:t>
+            </w:r>
+          </w:p>
+        </w:tc>
+      </w:tr>
+      <w:tr>
+        <w:tc>
+          <w:tcPr>
+            <w:tcW w:type="dxa" w:w="4320"/>
+          </w:tcPr>
+          <w:p>
+            <w:r/>
+            <w:r>
+              <w:rPr>
+                <w:b/>
+              </w:rPr>
+              <w:t>ETA 변경</w:t>
+            </w:r>
+          </w:p>
+        </w:tc>
+        <w:tc>
+          <w:tcPr>
+            <w:tcW w:type="dxa" w:w="4320"/>
+          </w:tcPr>
+          <w:p>
+            <w:r/>
+            <w:r>
+              <w:t xml:space="preserve">같은 B/L(House 또는 Master 번호가 겹치면 같은 건)의 A/N 을 받은 시각 순서로 보고 ETA 가 달라지면 「ETA 변경 이전 → 이후」. 수정 A/N 의 「NEW/Revised ETA」를 「OLD ETA」보다 먼저 읽습니다. </w:t>
+            </w:r>
+            <w:r>
+              <w:rPr>
+                <w:b/>
+              </w:rPr>
+              <w:t>등록한 뒤</w:t>
+            </w:r>
+            <w:r>
+              <w:t xml:space="preserve"> ETA 가 바뀌면 등록 완료 목록에 빨간 「등록 후 변경」 표시 → SRM 조정 ETA 를 고친 뒤 「조정 ETA 반영함」</w:t>
+            </w:r>
+          </w:p>
+        </w:tc>
+      </w:tr>
+      <w:tr>
+        <w:tc>
+          <w:tcPr>
+            <w:tcW w:type="dxa" w:w="4320"/>
+          </w:tcPr>
+          <w:p>
+            <w:r/>
+            <w:r>
+              <w:t>내보내기</w:t>
+            </w:r>
+          </w:p>
+        </w:tc>
+        <w:tc>
+          <w:tcPr>
+            <w:tcW w:type="dxa" w:w="4320"/>
+          </w:tcPr>
+          <w:p>
+            <w:r/>
+            <w:r>
+              <w:t>엑셀(항차등록 대기·등록 완료·AN 메일·이력 4시트), CSV(같은 4개 표를 ZIP 으로, 한글 깨짐 방지 BOM)</w:t>
+            </w:r>
+          </w:p>
+        </w:tc>
+      </w:tr>
+    </w:tbl>
+    <w:p>
+      <w:r>
+        <w:rPr>
+          <w:b/>
+        </w:rPr>
+        <w:t>예시 A/N</w:t>
+      </w:r>
+      <w:r>
+        <w:t xml:space="preserve"> — 실물 샘플이 없어 가상의 포워더 3곳 양식으로 만들었습니다(</w:t>
+      </w:r>
+      <w:r>
+        <w:rPr>
+          <w:rFonts w:ascii="Consolas" w:hAnsi="Consolas"/>
+        </w:rPr>
+        <w:t>samples/예시데이터_AN*.eml</w:t>
+      </w:r>
+      <w:r>
+        <w:t>, 모두 지어낸 것): ① 영문 「라벨 : 값」(선명/항차 한 칸, 21-SEP-2026) ② 국문 HTML 표(base64, 2026.10.08) ③ 라벨 다음 줄에 값(Oct 25, 2026, lb 중량, PO 번호 없이 B/L 만 — 대장 B/L 로 연결) ④ ①의 수정 A/N(ETA 변경).</w:t>
+      </w:r>
+    </w:p>
+    <w:p>
+      <w:r>
+        <w:rPr>
+          <w:b/>
+        </w:rPr>
+        <w:t>DB 스키마</w:t>
+      </w:r>
+      <w:r>
+        <w:t xml:space="preserve">: </w:t>
+      </w:r>
+      <w:r>
+        <w:rPr>
+          <w:rFonts w:ascii="Consolas" w:hAnsi="Consolas"/>
+        </w:rPr>
+        <w:t>purchase_order</w:t>
+      </w:r>
+      <w:r>
+        <w:t xml:space="preserve"> 에 </w:t>
+      </w:r>
+      <w:r>
+        <w:rPr>
+          <w:rFonts w:ascii="Consolas" w:hAnsi="Consolas"/>
+        </w:rPr>
+        <w:t>bl_no</w:t>
+      </w:r>
+      <w:r>
+        <w:t>·</w:t>
+      </w:r>
+      <w:r>
+        <w:rPr>
+          <w:rFonts w:ascii="Consolas" w:hAnsi="Consolas"/>
+        </w:rPr>
+        <w:t>eta</w:t>
+      </w:r>
+      <w:r>
+        <w:t xml:space="preserve">, 새 표 </w:t>
+      </w:r>
+      <w:r>
+        <w:rPr>
+          <w:rFonts w:ascii="Consolas" w:hAnsi="Consolas"/>
+        </w:rPr>
+        <w:t>arrival_notice</w:t>
+      </w:r>
+      <w:r>
+        <w:t xml:space="preserve">(메일 한 통 = 한 줄), </w:t>
+      </w:r>
+      <w:r>
+        <w:rPr>
+          <w:rFonts w:ascii="Consolas" w:hAnsi="Consolas"/>
+        </w:rPr>
+        <w:t>voyage_registration</w:t>
+      </w:r>
+      <w:r>
+        <w:t xml:space="preserve">(PO × B/L 등록 완료), </w:t>
+      </w:r>
+      <w:r>
+        <w:rPr>
+          <w:rFonts w:ascii="Consolas" w:hAnsi="Consolas"/>
+        </w:rPr>
+        <w:t>voyage_history</w:t>
+      </w:r>
+      <w:r>
+        <w:t>(기록성 — 읽기·쓰기 정책·권한만). 로컬 PostgreSQL 검증 통과.</w:t>
+      </w:r>
+    </w:p>
+    <w:p>
+      <w:r>
+        <w:rPr>
+          <w:b/>
+        </w:rPr>
+        <w:t>하지 않은 것(이유)</w:t>
+      </w:r>
+    </w:p>
+    <w:p>
+      <w:pPr>
+        <w:pStyle w:val="ListBullet"/>
+      </w:pPr>
+      <w:r>
+        <w:t>메일함에서 A/N 을 자동으로 가져오기 — Outlook 연결 허용 확인 전이라 3단계(기존 계획 그대로). 지금은 .eml 저장·끌어 놓기 또는 붙여넣기입니다.</w:t>
+      </w:r>
+    </w:p>
+    <w:p>
+      <w:pPr>
+        <w:pStyle w:val="ListBullet"/>
+      </w:pPr>
+      <w:r>
+        <w:t>Outlook .msg 파일 — 1단계 방침대로 .eml 만. .msg 를 놓으면 안내 문구가 나옵니다.</w:t>
+      </w:r>
+    </w:p>
+    <w:p>
+      <w:pPr>
+        <w:pStyle w:val="ListBullet"/>
+      </w:pPr>
+      <w:r>
+        <w:t>항차등록(SRM 입력) 자체 — 사람이 SRM 에 입력하고 도구는 대기 목록·등록 표시·이력만 관리합니다.</w:t>
+      </w:r>
+    </w:p>
+    <w:p>
+      <w:r>
+        <w:rPr>
+          <w:b/>
+        </w:rPr>
+        <w:t>수강생께 부탁드릴 것</w:t>
+      </w:r>
+    </w:p>
+    <w:p>
+      <w:pPr>
+        <w:pStyle w:val="ListNumber"/>
+      </w:pPr>
+      <w:r>
+        <w:rPr>
+          <w:b/>
+        </w:rPr>
+        <w:t>실제 A/N 메일 1~2통</w:t>
+      </w:r>
+      <w:r>
+        <w:t>(포워더가 다른 것이면 더 좋습니다) — 회사·사람 이름·주소·연락처·운임 금액은 가려 주셔도 됩니다. B/L 번호·선명·날짜는 모양만 남기고 숫자를 바꿔 주셔도 됩니다. .eml 로 저장하거나 본문을 복사해 주시면, 그 양식의 라벨을 규칙에 넣고 시험에 추가하겠습니다. A/N 이 PDF 첨부로 오는지도 알려 주십시오.</w:t>
+      </w:r>
+    </w:p>
+    <w:p>
+      <w:pPr>
+        <w:pStyle w:val="ListNumber"/>
+      </w:pPr>
+      <w:r>
+        <w:t>「항차등록」이 항차 매뉴얼의 어느 단계까지인지(「항차 입력」 묶음 전체 — B/L Due List·Confirm·ERP 송신까지인지, BL/ETA 입력까지인지). 지금 도구의 「등록 완료」는 항차 체크리스트와 따로 둡니다.</w:t>
+      </w:r>
+    </w:p>
+    <w:p>
+      <w:pPr>
+        <w:pStyle w:val="ListNumber"/>
+      </w:pPr>
+      <w:r>
+        <w:t>SRM 에 넣는 B/L 번호가 House B/L 인지 Master B/L 인지 — 지금은 House 를 먼저 씁니다.</w:t>
+      </w:r>
+    </w:p>
+    <w:p>
+      <w:pPr>
+        <w:pStyle w:val="ListNumber"/>
+      </w:pPr>
+      <w:r>
+        <w:t>등록 뒤 ETA 가 바뀌면 SRM 의 「조정 ETA」를 고치는지(매뉴얼의 최초/조정 ETD·ETA).</w:t>
+      </w:r>
+    </w:p>
+    <w:p>
+      <w:pPr>
+        <w:pStyle w:val="ListNumber"/>
+      </w:pPr>
+      <w:r>
+        <w:t>A/N 을 받는 시점 — B/L 발행 직후(출항 무렵)인지, 도착 며칠 전인지. 대기 목록 기준(지금: A/N 받음 + B/L 있음)을 바꿀지 판단하는 데 씁니다.</w:t>
+      </w:r>
+    </w:p>
+    <w:p>
+      <w:pPr>
         <w:pStyle w:val="Heading1"/>
       </w:pPr>
       <w:r>
@@ -5055,6 +5605,47 @@
             <w:r/>
             <w:r>
               <w:t>Cummins → EXW 확인 부탁 4건의 답(오늘 기준 미선적만·Abnormal 제외, 수량 대조는 Undispatched만, 분할 건별 입력, 노란 표시 = OC 변경 + 전주 파일과 다름) — 11.6</w:t>
+            </w:r>
+          </w:p>
+        </w:tc>
+      </w:tr>
+      <w:tr>
+        <w:tc>
+          <w:tcPr>
+            <w:tcW w:type="dxa" w:w="2880"/>
+          </w:tcPr>
+          <w:p>
+            <w:r/>
+            <w:r>
+              <w:t>패들릿 새 글 (2026-09-29T05:31Z, 녹색)</w:t>
+            </w:r>
+          </w:p>
+        </w:tc>
+        <w:tc>
+          <w:tcPr>
+            <w:tcW w:type="dxa" w:w="2880"/>
+          </w:tcPr>
+          <w:p>
+            <w:r/>
+            <w:r>
+              <w:rPr>
+                <w:rFonts w:ascii="Consolas" w:hAnsi="Consolas"/>
+              </w:rPr>
+              <w:t>2026-09-29_패들릿_답변.md</w:t>
+            </w:r>
+            <w:r>
+              <w:t xml:space="preserve"> 끝</w:t>
+            </w:r>
+          </w:p>
+        </w:tc>
+        <w:tc>
+          <w:tcPr>
+            <w:tcW w:type="dxa" w:w="2880"/>
+          </w:tcPr>
+          <w:p>
+            <w:r/>
+            <w:r>
+              <w:t>「도착일정통지 메일 관리」 — B/L 나온 발주 건의 항차등록이 메인, 포워더 A/N 메일 관리 탭 요청 — 11.7</w:t>
             </w:r>
           </w:p>
         </w:tc>

--- a/docs/01_프로젝트_기획서.docx
+++ b/docs/01_프로젝트_기획서.docx
@@ -173,7 +173,7 @@
           <w:p>
             <w:r/>
             <w:r>
-              <w:t>2026-09-28 (v0.3·v0.4·v0.5: 2026-09-29)</w:t>
+              <w:t>2026-09-28 (v0.3·v0.4·v0.5·v0.6: 2026-09-29)</w:t>
             </w:r>
           </w:p>
         </w:tc>
@@ -197,7 +197,7 @@
           <w:p>
             <w:r/>
             <w:r>
-              <w:t>초안 v0.5 — 2026-09-29 메일 추가 자료(항차 매뉴얼·실물 PO·OC 회신·Cummins 주간 현황)와 추가 요청(2: Cummins Promise Date → EXW DATE), 같은 날 오후 늦게 받은 답변(11.6), 저녁 새 요청(11.7: 도착 통지 A/N 탭) 반영</w:t>
+              <w:t>초안 v0.6 — 2026-09-29 밤 실물 A/N 양식(해상 엑셀·B/L PDF·항공 메일)과 요청(B/L 별 항차등록·TMS NO·해상/항공 구분 불필요) 반영(11.8). 이전: v0.5 — 2026-09-29 메일 추가 자료(항차 매뉴얼·실물 PO·OC 회신·Cummins 주간 현황)와 추가 요청(2: Cummins Promise Date → EXW DATE), 같은 날 오후 늦게 받은 답변(11.6), 저녁 새 요청(11.7: 도착 통지 A/N 탭) 반영</w:t>
             </w:r>
           </w:p>
         </w:tc>
@@ -5277,6 +5277,1315 @@
     </w:p>
     <w:p>
       <w:pPr>
+        <w:pStyle w:val="Heading2"/>
+      </w:pPr>
+      <w:r>
+        <w:t>11.8 2026-09-29 밤 — 실물 A/N 양식 반영 (TMS NO · B/L 별 항차등록)</w:t>
+      </w:r>
+    </w:p>
+    <w:p>
+      <w:r>
+        <w:rPr>
+          <w:b/>
+        </w:rPr>
+        <w:t>원문</w:t>
+      </w:r>
+      <w:r>
+        <w:t xml:space="preserve">(메일 2026-09-29 15:35 KST, 본문 맨 위, </w:t>
+      </w:r>
+      <w:r>
+        <w:rPr>
+          <w:rFonts w:ascii="Consolas" w:hAnsi="Consolas"/>
+        </w:rPr>
+        <w:t>docs/source/2026-09-29_메일_AN양식.md</w:t>
+      </w:r>
+      <w:r>
+        <w:t>):</w:t>
+      </w:r>
+    </w:p>
+    <w:p>
+      <w:pPr>
+        <w:pStyle w:val="Quote"/>
+      </w:pPr>
+      <w:r>
+        <w:t>- 해당 메일에 기재된 B/L 건에 대한 항차 등록 여부 관리가 필요합니다.</w:t>
+      </w:r>
+    </w:p>
+    <w:p>
+      <w:pPr>
+        <w:pStyle w:val="Quote"/>
+      </w:pPr>
+      <w:r>
+        <w:t>- TMS NO 도 데이터 값 포함 부탁드립니다.</w:t>
+      </w:r>
+    </w:p>
+    <w:p>
+      <w:pPr>
+        <w:pStyle w:val="Quote"/>
+      </w:pPr>
+      <w:r>
+        <w:t>- 해상, 항공 건 구별은 꼭 안해도 될 것 같습니다.</w:t>
+      </w:r>
+    </w:p>
+    <w:p>
+      <w:r>
+        <w:t xml:space="preserve">이 메일로 11.7 「수강생께 부탁드릴 것」 1번(실제 A/N)을 받았습니다. 받은 것은 해상 「도착일정통지」 메일(본문 표)과 그 첨부 2개(엑셀·PDF), 항공 「도착일정통지」 메일 1통(.eml)입니다. </w:t>
+      </w:r>
+      <w:r>
+        <w:rPr>
+          <w:b/>
+        </w:rPr>
+        <w:t>원본과 그 안의 값(회사·포워더·SHIPPER 이름, PO·B/L·컨테이너 번호, 운임, 사람 이름)은 저장소에 넣지 않았고, 아래에는 구조만 적습니다.</w:t>
+      </w:r>
+      <w:r>
+        <w:t xml:space="preserve"> 예시 파일은 같은 구조에 지어낸 값으로 새로 만들었습니다.</w:t>
+      </w:r>
+    </w:p>
+    <w:p>
+      <w:r>
+        <w:rPr>
+          <w:b/>
+        </w:rPr>
+        <w:t>받은 실물의 구조</w:t>
+      </w:r>
+    </w:p>
+    <w:tbl>
+      <w:tblPr>
+        <w:tblStyle w:val="TableGrid"/>
+        <w:tblW w:type="auto" w:w="0"/>
+        <w:tblLook w:firstColumn="1" w:firstRow="1" w:lastColumn="0" w:lastRow="0" w:noHBand="0" w:noVBand="1" w:val="04A0"/>
+      </w:tblPr>
+      <w:tblGrid>
+        <w:gridCol w:w="4320"/>
+        <w:gridCol w:w="4320"/>
+      </w:tblGrid>
+      <w:tr>
+        <w:tc>
+          <w:tcPr>
+            <w:tcW w:type="dxa" w:w="4320"/>
+          </w:tcPr>
+          <w:p>
+            <w:r>
+              <w:rPr>
+                <w:b/>
+              </w:rPr>
+            </w:r>
+            <w:r>
+              <w:rPr>
+                <w:b/>
+              </w:rPr>
+              <w:t>자료</w:t>
+            </w:r>
+          </w:p>
+        </w:tc>
+        <w:tc>
+          <w:tcPr>
+            <w:tcW w:type="dxa" w:w="4320"/>
+          </w:tcPr>
+          <w:p>
+            <w:r>
+              <w:rPr>
+                <w:b/>
+              </w:rPr>
+            </w:r>
+            <w:r>
+              <w:rPr>
+                <w:b/>
+              </w:rPr>
+              <w:t>구조</w:t>
+            </w:r>
+          </w:p>
+        </w:tc>
+      </w:tr>
+      <w:tr>
+        <w:tc>
+          <w:tcPr>
+            <w:tcW w:type="dxa" w:w="4320"/>
+          </w:tcPr>
+          <w:p>
+            <w:r/>
+            <w:r>
+              <w:t>① 해상 메일 본문 표(설명으로 받음, 파일 없음)</w:t>
+            </w:r>
+          </w:p>
+        </w:tc>
+        <w:tc>
+          <w:tcPr>
+            <w:tcW w:type="dxa" w:w="4320"/>
+          </w:tcPr>
+          <w:p>
+            <w:r/>
+            <w:r>
+              <w:t>14칸: 신청번호 · PO LIST · Incoterms · Local AR · 적재항 · 도착항 · 편명 · SHIPPER · MBLNO · HBLNO · 화물형태 · 입항일 · 컨테이너번호 · CONTAINER TYPE. 한 줄 = 신청번호 한 건. PO LIST 에 PO 여러 개(쉼표, 전각 「，」, 구분자 없이 10자리가 붙은 것, 줄바꿈). 컨테이너가 여럿이면 화물형태(F40) · 번호 · 형식(40DC)이 되풀이</w:t>
+            </w:r>
+          </w:p>
+        </w:tc>
+      </w:tr>
+      <w:tr>
+        <w:tc>
+          <w:tcPr>
+            <w:tcW w:type="dxa" w:w="4320"/>
+          </w:tcPr>
+          <w:p>
+            <w:r/>
+            <w:r>
+              <w:t>② 해상 엑셀 첨부(.xls, 구형 BIFF)</w:t>
+            </w:r>
+          </w:p>
+        </w:tc>
+        <w:tc>
+          <w:tcPr>
+            <w:tcW w:type="dxa" w:w="4320"/>
+          </w:tcPr>
+          <w:p>
+            <w:r/>
+            <w:r>
+              <w:t xml:space="preserve">시트 1개, 머리글 31칸(①의 14칸 + 적하목록번호 · 품명 · LC NO · 부두 · 장치장장소 · 작업장소 · 장치장이름 · CONSIGNEE · 수량 · 중량 · 용적 · 수량단위 · 포워더 · 선적지 · 사업부 · SUB사업부 · 하역사). </w:t>
+            </w:r>
+            <w:r>
+              <w:rPr>
+                <w:b/>
+              </w:rPr>
+              <w:t>컨테이너마다 한 줄</w:t>
+            </w:r>
+            <w:r>
+              <w:t xml:space="preserve"> — 같은 신청번호가 컨테이너 수만큼 되풀이(실물: 3건 = 6줄, 셋째 건 4줄). LCL 건은 컨테이너 칸이 비고 MBL = HBL. 입항일은 </w:t>
+            </w:r>
+            <w:r>
+              <w:rPr>
+                <w:rFonts w:ascii="Consolas" w:hAnsi="Consolas"/>
+              </w:rPr>
+              <w:t>YYYY-MM-DD</w:t>
+            </w:r>
+            <w:r>
+              <w:t xml:space="preserve"> 글자, 적재항·도착항은 3자 코드, Local AR 은 「통화 : 금액」, 품명은 칸 안 줄바꿈. </w:t>
+            </w:r>
+            <w:r>
+              <w:rPr>
+                <w:b/>
+              </w:rPr>
+              <w:t>TMS NO 칸 없음</w:t>
+            </w:r>
+          </w:p>
+        </w:tc>
+      </w:tr>
+      <w:tr>
+        <w:tc>
+          <w:tcPr>
+            <w:tcW w:type="dxa" w:w="4320"/>
+          </w:tcPr>
+          <w:p>
+            <w:r/>
+            <w:r>
+              <w:t>③ 해상 PDF 첨부(4쪽, A4)</w:t>
+            </w:r>
+          </w:p>
+        </w:tc>
+        <w:tc>
+          <w:tcPr>
+            <w:tcW w:type="dxa" w:w="4320"/>
+          </w:tcPr>
+          <w:p>
+            <w:r/>
+            <w:r>
+              <w:t xml:space="preserve">House B/L 사본 3장 + 「ATTACHED RIDER」 1장. </w:t>
+            </w:r>
+            <w:r>
+              <w:rPr>
+                <w:b/>
+              </w:rPr>
+              <w:t>칸 이름은 배경 그림</w:t>
+            </w:r>
+            <w:r>
+              <w:t xml:space="preserve">이라 글에는 값만 있습니다. B/L 번호가 쪽 위(2번)와 아래에 나오고, 선명과 항차가 한 줄(「선명   0000E」 모양 — 선명 뒤 칸을 띄우고 항차), ON BOARD 날짜는 </w:t>
+            </w:r>
+            <w:r>
+              <w:rPr>
+                <w:rFonts w:ascii="Consolas" w:hAnsi="Consolas"/>
+              </w:rPr>
+              <w:t>MON.DD.YYYY</w:t>
+            </w:r>
+            <w:r>
+              <w:t xml:space="preserve">(영문 월.일.연) 모양, PO 는 「PO NO.:」·「CONTRACT NO.:」 다음 줄. 컨테이너는 「번호 / 봉인번호 / 40HC / 수량 / 중량」. 컨테이너 4개 건은 RIDER 쪽에 「H.B/L:」「Vessel/Voy:」 라벨과 함께. 「INCOTERMSEXW」처럼 붙은 글도 있음. </w:t>
+            </w:r>
+            <w:r>
+              <w:rPr>
+                <w:b/>
+              </w:rPr>
+              <w:t>TMS NO 없음</w:t>
+            </w:r>
+          </w:p>
+        </w:tc>
+      </w:tr>
+      <w:tr>
+        <w:tc>
+          <w:tcPr>
+            <w:tcW w:type="dxa" w:w="4320"/>
+          </w:tcPr>
+          <w:p>
+            <w:r/>
+            <w:r>
+              <w:t>④ 항공 메일(.eml, 1.7MB)</w:t>
+            </w:r>
+          </w:p>
+        </w:tc>
+        <w:tc>
+          <w:tcPr>
+            <w:tcW w:type="dxa" w:w="4320"/>
+          </w:tcPr>
+          <w:p>
+            <w:r/>
+            <w:r>
+              <w:t xml:space="preserve">multipart/mixed ⊃ related ⊃ alternative(text/plain base64 · text/html quoted-printable, 둘 다 </w:t>
+            </w:r>
+            <w:r>
+              <w:rPr>
+                <w:rFonts w:ascii="Consolas" w:hAnsi="Consolas"/>
+              </w:rPr>
+              <w:t>ks_c_5601-1987</w:t>
+            </w:r>
+            <w:r>
+              <w:t xml:space="preserve">) + 서명 그림 + </w:t>
+            </w:r>
+            <w:r>
+              <w:rPr>
+                <w:b/>
+              </w:rPr>
+              <w:t>PDF 첨부 2개</w:t>
+            </w:r>
+            <w:r>
+              <w:t>(HAWB 사본, 각 4쪽). 제목 「[도착일정통지_항공] 회사(사업부) / PO NO: … / 출발공항 / ETA: MM.DD(요일)」(RFC 2047 ks_c_5601-1987). 본문 HTML 표 16칸: No. · SHIPPER NAME · MAWB NO · HAWB NO · FLT · DEPA(POL) · DEST(POD) · ETA(</w:t>
+            </w:r>
+            <w:r>
+              <w:rPr>
+                <w:rFonts w:ascii="Consolas" w:hAnsi="Consolas"/>
+              </w:rPr>
+              <w:t>YYYYMMDD</w:t>
+            </w:r>
+            <w:r>
+              <w:t>) · TIME · CNT · W/T · 신청번호 · P.O NO · Incoterms · PLANT · REMARK. 한 줄 = HAWB 한 건(실물: 같은 PO 로 HAWB 2건). text/plain 쪽은 칸마다 한 줄씩 풀려 있어 HTML 표로 읽어야 합니다. HAWB PDF 에 「PO: …」「</w:t>
+            </w:r>
+            <w:r>
+              <w:rPr>
+                <w:b/>
+              </w:rPr>
+              <w:t>HIPRO: 신청번호와 같은 값</w:t>
+            </w:r>
+            <w:r>
+              <w:t xml:space="preserve">」. </w:t>
+            </w:r>
+            <w:r>
+              <w:rPr>
+                <w:b/>
+              </w:rPr>
+              <w:t>TMS NO 없음</w:t>
+            </w:r>
+          </w:p>
+        </w:tc>
+      </w:tr>
+    </w:tbl>
+    <w:p>
+      <w:r>
+        <w:rPr>
+          <w:b/>
+        </w:rPr>
+        <w:t>TMS NO 는 어디에?</w:t>
+      </w:r>
+      <w:r>
+        <w:t xml:space="preserve"> — 세 자료의 글을 모두(엑셀 머리글 31칸, PDF 글 4쪽, 항공 메일 제목·본문·HTML·첨부 PDF 2개 8쪽) 찾았지만 「TMS」라는 칸·라벨이 없습니다. 비슷한 것은 항공 HAWB PDF 의 「HIPRO: …」 뿐인데 값이 신청번호(영문 3자로 시작하는 12자리 모양)와 같습니다. </w:t>
+      </w:r>
+      <w:r>
+        <w:rPr>
+          <w:b/>
+        </w:rPr>
+        <w:t>TMS NO 가 신청번호인지 다른 번호인지는 추측하지 않고 확인 부탁으로 둡니다.</w:t>
+      </w:r>
+      <w:r>
+        <w:t xml:space="preserve"> 대신 도구가 찾을 칸 이름을 설정(「A/N 의 TMS NO 칸 이름」, 기본 </w:t>
+      </w:r>
+      <w:r>
+        <w:rPr>
+          <w:rFonts w:ascii="Consolas" w:hAnsi="Consolas"/>
+        </w:rPr>
+        <w:t>TMS NO, TMS No., TMS 번호, TMS</w:t>
+      </w:r>
+      <w:r>
+        <w:t>)에 두어, 표 머리글이나 「라벨 : 값」이 그 이름이면 TMS NO 로 읽습니다. TMS NO 가 신청번호라면 설정에 「신청번호」 한 단어만 적으면 됩니다. 칸마다 손으로 고칠 수도 있습니다.</w:t>
+      </w:r>
+    </w:p>
+    <w:p>
+      <w:r>
+        <w:rPr>
+          <w:b/>
+        </w:rPr>
+        <w:t>반영 방식</w:t>
+      </w:r>
+    </w:p>
+    <w:tbl>
+      <w:tblPr>
+        <w:tblStyle w:val="TableGrid"/>
+        <w:tblW w:type="auto" w:w="0"/>
+        <w:tblLook w:firstColumn="1" w:firstRow="1" w:lastColumn="0" w:lastRow="0" w:noHBand="0" w:noVBand="1" w:val="04A0"/>
+      </w:tblPr>
+      <w:tblGrid>
+        <w:gridCol w:w="4320"/>
+        <w:gridCol w:w="4320"/>
+      </w:tblGrid>
+      <w:tr>
+        <w:tc>
+          <w:tcPr>
+            <w:tcW w:type="dxa" w:w="4320"/>
+          </w:tcPr>
+          <w:p>
+            <w:r>
+              <w:rPr>
+                <w:b/>
+              </w:rPr>
+            </w:r>
+            <w:r>
+              <w:rPr>
+                <w:b/>
+              </w:rPr>
+              <w:t>요청·필요</w:t>
+            </w:r>
+          </w:p>
+        </w:tc>
+        <w:tc>
+          <w:tcPr>
+            <w:tcW w:type="dxa" w:w="4320"/>
+          </w:tcPr>
+          <w:p>
+            <w:r>
+              <w:rPr>
+                <w:b/>
+              </w:rPr>
+            </w:r>
+            <w:r>
+              <w:rPr>
+                <w:b/>
+              </w:rPr>
+              <w:t>도구</w:t>
+            </w:r>
+          </w:p>
+        </w:tc>
+      </w:tr>
+      <w:tr>
+        <w:tc>
+          <w:tcPr>
+            <w:tcW w:type="dxa" w:w="4320"/>
+          </w:tcPr>
+          <w:p>
+            <w:r/>
+            <w:r>
+              <w:rPr>
+                <w:b/>
+              </w:rPr>
+              <w:t>B/L 별 항차등록 여부</w:t>
+            </w:r>
+            <w:r>
+              <w:t>(요청 1)</w:t>
+            </w:r>
+          </w:p>
+        </w:tc>
+        <w:tc>
+          <w:tcPr>
+            <w:tcW w:type="dxa" w:w="4320"/>
+          </w:tcPr>
+          <w:p>
+            <w:r/>
+            <w:r>
+              <w:t xml:space="preserve">항차등록 대기·등록 완료의 한 줄 = </w:t>
+            </w:r>
+            <w:r>
+              <w:rPr>
+                <w:b/>
+              </w:rPr>
+              <w:t>B/L 한 건</w:t>
+            </w:r>
+            <w:r>
+              <w:t>(열쇠 = HBL, 없으면 MBL). B/L 한 건에 PO 가 여럿이면 한 줄에 PO 목록(대장에 있는 PO 는 초록, 없는 PO 는 노랑). 대장 PO 연결(PO 번호 또는 대장의 B/L 번호)은 그대로이고, 대장에 없는 PO 만 적힌 B/L 도 목록에 올립니다(메일에 적힌 B/L 은 모두 관리). 예전 「PO × B/L」 등록 표시는 열 때 B/L 별로 옮깁니다(먼저 등록한 날을 두고 PO 를 모음)</w:t>
+            </w:r>
+          </w:p>
+        </w:tc>
+      </w:tr>
+      <w:tr>
+        <w:tc>
+          <w:tcPr>
+            <w:tcW w:type="dxa" w:w="4320"/>
+          </w:tcPr>
+          <w:p>
+            <w:r/>
+            <w:r>
+              <w:rPr>
+                <w:b/>
+              </w:rPr>
+              <w:t>TMS NO</w:t>
+            </w:r>
+            <w:r>
+              <w:t>(요청 2)</w:t>
+            </w:r>
+          </w:p>
+        </w:tc>
+        <w:tc>
+          <w:tcPr>
+            <w:tcW w:type="dxa" w:w="4320"/>
+          </w:tcPr>
+          <w:p>
+            <w:r/>
+            <w:r>
+              <w:t>A/N 칸에 TMS NO 를 두고 대기·완료 목록, 메일 목록, 이력, 엑셀·CSV 에 모두 보입니다. 찾는 칸 이름은 위 설정</w:t>
+            </w:r>
+          </w:p>
+        </w:tc>
+      </w:tr>
+      <w:tr>
+        <w:tc>
+          <w:tcPr>
+            <w:tcW w:type="dxa" w:w="4320"/>
+          </w:tcPr>
+          <w:p>
+            <w:r/>
+            <w:r>
+              <w:rPr>
+                <w:b/>
+              </w:rPr>
+              <w:t>해상·항공 구분 불필요</w:t>
+            </w:r>
+            <w:r>
+              <w:t>(요청 3)</w:t>
+            </w:r>
+          </w:p>
+        </w:tc>
+        <w:tc>
+          <w:tcPr>
+            <w:tcW w:type="dxa" w:w="4320"/>
+          </w:tcPr>
+          <w:p>
+            <w:r/>
+            <w:r>
+              <w:t>「운송 구분」은 참고 칸으로만 채우고(제목의 _해상/_항공, MAWB/HAWB 칸) 아무 판단에도 쓰지 않습니다. 비워도 됩니다. 항공은 HAWB = HBL, MAWB = MBL, 편명 = 선명 칸으로 같은 목록에 섞입니다</w:t>
+            </w:r>
+          </w:p>
+        </w:tc>
+      </w:tr>
+      <w:tr>
+        <w:tc>
+          <w:tcPr>
+            <w:tcW w:type="dxa" w:w="4320"/>
+          </w:tcPr>
+          <w:p>
+            <w:r/>
+            <w:r>
+              <w:t>본문 표 읽기</w:t>
+            </w:r>
+          </w:p>
+        </w:tc>
+        <w:tc>
+          <w:tcPr>
+            <w:tcW w:type="dxa" w:w="4320"/>
+          </w:tcPr>
+          <w:p>
+            <w:r/>
+            <w:r>
+              <w:t xml:space="preserve">.eml 의 HTML 원본에서 표를 행·칸 그대로 읽습니다(rowspan 은 아래 줄에 펼침, </w:t>
+            </w:r>
+            <w:r>
+              <w:rPr>
+                <w:rFonts w:ascii="Consolas" w:hAnsi="Consolas"/>
+              </w:rPr>
+              <w:t>&lt;br&gt;</w:t>
+            </w:r>
+            <w:r>
+              <w:t xml:space="preserve"> 은 칸 안 줄바꿈). 붙여넣은 글은 탭으로 나뉜 표로 읽습니다. 머리글 이름(공백·기호 무시)으로 칸을 찾아 양식이 조금 달라도 읽습니다</w:t>
+            </w:r>
+          </w:p>
+        </w:tc>
+      </w:tr>
+      <w:tr>
+        <w:tc>
+          <w:tcPr>
+            <w:tcW w:type="dxa" w:w="4320"/>
+          </w:tcPr>
+          <w:p>
+            <w:r/>
+            <w:r>
+              <w:t>PO 나누기</w:t>
+            </w:r>
+          </w:p>
+        </w:tc>
+        <w:tc>
+          <w:tcPr>
+            <w:tcW w:type="dxa" w:w="4320"/>
+          </w:tcPr>
+          <w:p>
+            <w:r/>
+            <w:r>
+              <w:t>쉼표·전각 쉼표·줄바꿈·공백, 그리고 사내 PO 모양(영문 1자 + 숫자 9자리)이 붙어 있으면 10자리씩. 설정의 PO 정규식이 있으면 그 규칙으로 끊습니다</w:t>
+            </w:r>
+          </w:p>
+        </w:tc>
+      </w:tr>
+      <w:tr>
+        <w:tc>
+          <w:tcPr>
+            <w:tcW w:type="dxa" w:w="4320"/>
+          </w:tcPr>
+          <w:p>
+            <w:r/>
+            <w:r>
+              <w:t>컨테이너</w:t>
+            </w:r>
+          </w:p>
+        </w:tc>
+        <w:tc>
+          <w:tcPr>
+            <w:tcW w:type="dxa" w:w="4320"/>
+          </w:tcPr>
+          <w:p>
+            <w:r/>
+            <w:r>
+              <w:t>번호(영문 4자 + 숫자 7자리)와 형식(40DC·40HC 등)을 짝지어 목록으로. 같은 신청번호의 여러 줄, 신청번호·B/L 이 빈 이어진 줄, 머리글보다 긴 줄의 되풀이 칸을 모두 한 건에 모읍니다. 개수가 목록·내보내기에 나옵니다</w:t>
+            </w:r>
+          </w:p>
+        </w:tc>
+      </w:tr>
+      <w:tr>
+        <w:tc>
+          <w:tcPr>
+            <w:tcW w:type="dxa" w:w="4320"/>
+          </w:tcPr>
+          <w:p>
+            <w:r/>
+            <w:r>
+              <w:t>첨부 함께 읽기</w:t>
+            </w:r>
+          </w:p>
+        </w:tc>
+        <w:tc>
+          <w:tcPr>
+            <w:tcW w:type="dxa" w:w="4320"/>
+          </w:tcPr>
+          <w:p>
+            <w:r/>
+            <w:r>
+              <w:t xml:space="preserve">.eml 의 엑셀 첨부는 표로, PDF 첨부는 쪽마다 읽어 </w:t>
+            </w:r>
+            <w:r>
+              <w:rPr>
+                <w:b/>
+              </w:rPr>
+              <w:t>같은 B/L 의 빈 칸만</w:t>
+            </w:r>
+            <w:r>
+              <w:t xml:space="preserve"> 채웁니다(해상 PDF → 항차·ON BOARD 날짜, 항공 PDF → HIPRO 신청번호). 표와 첨부의 Incoterms·ETA·선명·신청번호가 다르면 「확인 메모」를 붙입니다. 엑셀·PDF 파일 하나만 올려도 읽습니다</w:t>
+            </w:r>
+          </w:p>
+        </w:tc>
+      </w:tr>
+      <w:tr>
+        <w:tc>
+          <w:tcPr>
+            <w:tcW w:type="dxa" w:w="4320"/>
+          </w:tcPr>
+          <w:p>
+            <w:r/>
+            <w:r>
+              <w:t>B/L 사본 PDF(칸 이름 없음)</w:t>
+            </w:r>
+          </w:p>
+        </w:tc>
+        <w:tc>
+          <w:tcPr>
+            <w:tcW w:type="dxa" w:w="4320"/>
+          </w:tcPr>
+          <w:p>
+            <w:r/>
+            <w:r>
+              <w:t>B/L 번호 = 「H.B/L:」 같은 라벨, 없으면 그 쪽에 두 번 이상 나오는 영문+숫자 번호(PO·컨테이너 모양 제외). B/L 번호가 없는 쪽은 앞 쪽의 건에 붙이고, 같은 B/L 의 RIDER 쪽은 합칩니다. PDF 속 PO 는 사내 모양·설정 정규식·대장에 있는 번호만(송장·계약 번호가 섞이지 않게)</w:t>
+            </w:r>
+          </w:p>
+        </w:tc>
+      </w:tr>
+      <w:tr>
+        <w:tc>
+          <w:tcPr>
+            <w:tcW w:type="dxa" w:w="4320"/>
+          </w:tcPr>
+          <w:p>
+            <w:r/>
+            <w:r>
+              <w:t>새 칸</w:t>
+            </w:r>
+          </w:p>
+        </w:tc>
+        <w:tc>
+          <w:tcPr>
+            <w:tcW w:type="dxa" w:w="4320"/>
+          </w:tcPr>
+          <w:p>
+            <w:r/>
+            <w:r>
+              <w:t xml:space="preserve">TMS NO · 신청번호 · SHIPPER · Incoterms · Local AR(원문 + 내보내기에서 통화·금액 따로) · 화물형태 · 운송 구분(참고). 날짜는 </w:t>
+            </w:r>
+            <w:r>
+              <w:rPr>
+                <w:rFonts w:ascii="Consolas" w:hAnsi="Consolas"/>
+              </w:rPr>
+              <w:t>YYYYMMDD</w:t>
+            </w:r>
+            <w:r>
+              <w:t>·</w:t>
+            </w:r>
+            <w:r>
+              <w:rPr>
+                <w:rFonts w:ascii="Consolas" w:hAnsi="Consolas"/>
+              </w:rPr>
+              <w:t>MON.DD.YYYY</w:t>
+            </w:r>
+            <w:r>
+              <w:t xml:space="preserve"> 모양도</w:t>
+            </w:r>
+          </w:p>
+        </w:tc>
+      </w:tr>
+    </w:tbl>
+    <w:p>
+      <w:r>
+        <w:rPr>
+          <w:b/>
+        </w:rPr>
+        <w:t>보내 주신 파일로 돌려 본 결과</w:t>
+      </w:r>
+      <w:r>
+        <w:t>(이 PC 에서만, 값은 적지 않음)</w:t>
+      </w:r>
+    </w:p>
+    <w:tbl>
+      <w:tblPr>
+        <w:tblStyle w:val="TableGrid"/>
+        <w:tblW w:type="auto" w:w="0"/>
+        <w:tblLook w:firstColumn="1" w:firstRow="1" w:lastColumn="0" w:lastRow="0" w:noHBand="0" w:noVBand="1" w:val="04A0"/>
+      </w:tblPr>
+      <w:tblGrid>
+        <w:gridCol w:w="1440"/>
+        <w:gridCol w:w="1440"/>
+        <w:gridCol w:w="1440"/>
+        <w:gridCol w:w="1440"/>
+        <w:gridCol w:w="1440"/>
+        <w:gridCol w:w="1440"/>
+      </w:tblGrid>
+      <w:tr>
+        <w:tc>
+          <w:tcPr>
+            <w:tcW w:type="dxa" w:w="1440"/>
+          </w:tcPr>
+          <w:p>
+            <w:r>
+              <w:rPr>
+                <w:b/>
+              </w:rPr>
+            </w:r>
+            <w:r>
+              <w:rPr>
+                <w:b/>
+              </w:rPr>
+              <w:t>파일</w:t>
+            </w:r>
+          </w:p>
+        </w:tc>
+        <w:tc>
+          <w:tcPr>
+            <w:tcW w:type="dxa" w:w="1440"/>
+          </w:tcPr>
+          <w:p>
+            <w:r>
+              <w:rPr>
+                <w:b/>
+              </w:rPr>
+            </w:r>
+            <w:r>
+              <w:rPr>
+                <w:b/>
+              </w:rPr>
+              <w:t>읽은 건</w:t>
+            </w:r>
+          </w:p>
+        </w:tc>
+        <w:tc>
+          <w:tcPr>
+            <w:tcW w:type="dxa" w:w="1440"/>
+          </w:tcPr>
+          <w:p>
+            <w:r>
+              <w:rPr>
+                <w:b/>
+              </w:rPr>
+            </w:r>
+            <w:r>
+              <w:rPr>
+                <w:b/>
+              </w:rPr>
+              <w:t>건별 PO 수</w:t>
+            </w:r>
+          </w:p>
+        </w:tc>
+        <w:tc>
+          <w:tcPr>
+            <w:tcW w:type="dxa" w:w="1440"/>
+          </w:tcPr>
+          <w:p>
+            <w:r>
+              <w:rPr>
+                <w:b/>
+              </w:rPr>
+            </w:r>
+            <w:r>
+              <w:rPr>
+                <w:b/>
+              </w:rPr>
+              <w:t>건별 컨테이너 수</w:t>
+            </w:r>
+          </w:p>
+        </w:tc>
+        <w:tc>
+          <w:tcPr>
+            <w:tcW w:type="dxa" w:w="1440"/>
+          </w:tcPr>
+          <w:p>
+            <w:r>
+              <w:rPr>
+                <w:b/>
+              </w:rPr>
+            </w:r>
+            <w:r>
+              <w:rPr>
+                <w:b/>
+              </w:rPr>
+              <w:t>TMS NO</w:t>
+            </w:r>
+          </w:p>
+        </w:tc>
+        <w:tc>
+          <w:tcPr>
+            <w:tcW w:type="dxa" w:w="1440"/>
+          </w:tcPr>
+          <w:p>
+            <w:r>
+              <w:rPr>
+                <w:b/>
+              </w:rPr>
+            </w:r>
+            <w:r>
+              <w:rPr>
+                <w:b/>
+              </w:rPr>
+              <w:t>날짜</w:t>
+            </w:r>
+          </w:p>
+        </w:tc>
+      </w:tr>
+      <w:tr>
+        <w:tc>
+          <w:tcPr>
+            <w:tcW w:type="dxa" w:w="1440"/>
+          </w:tcPr>
+          <w:p>
+            <w:r/>
+            <w:r>
+              <w:t>해상 엑셀(.xls)</w:t>
+            </w:r>
+          </w:p>
+        </w:tc>
+        <w:tc>
+          <w:tcPr>
+            <w:tcW w:type="dxa" w:w="1440"/>
+          </w:tcPr>
+          <w:p>
+            <w:r/>
+            <w:r>
+              <w:t>3건(6줄 → 3건)</w:t>
+            </w:r>
+          </w:p>
+        </w:tc>
+        <w:tc>
+          <w:tcPr>
+            <w:tcW w:type="dxa" w:w="1440"/>
+          </w:tcPr>
+          <w:p>
+            <w:r/>
+            <w:r>
+              <w:t>1 · 3 · 6</w:t>
+            </w:r>
+          </w:p>
+        </w:tc>
+        <w:tc>
+          <w:tcPr>
+            <w:tcW w:type="dxa" w:w="1440"/>
+          </w:tcPr>
+          <w:p>
+            <w:r/>
+            <w:r>
+              <w:t>0 · 1 · 4 (40DC)</w:t>
+            </w:r>
+          </w:p>
+        </w:tc>
+        <w:tc>
+          <w:tcPr>
+            <w:tcW w:type="dxa" w:w="1440"/>
+          </w:tcPr>
+          <w:p>
+            <w:r/>
+            <w:r>
+              <w:t>없음</w:t>
+            </w:r>
+          </w:p>
+        </w:tc>
+        <w:tc>
+          <w:tcPr>
+            <w:tcW w:type="dxa" w:w="1440"/>
+          </w:tcPr>
+          <w:p>
+            <w:r/>
+            <w:r>
+              <w:t>입항일 3건 모두 읽음</w:t>
+            </w:r>
+          </w:p>
+        </w:tc>
+      </w:tr>
+      <w:tr>
+        <w:tc>
+          <w:tcPr>
+            <w:tcW w:type="dxa" w:w="1440"/>
+          </w:tcPr>
+          <w:p>
+            <w:r/>
+            <w:r>
+              <w:t>해상 PDF(4쪽)</w:t>
+            </w:r>
+          </w:p>
+        </w:tc>
+        <w:tc>
+          <w:tcPr>
+            <w:tcW w:type="dxa" w:w="1440"/>
+          </w:tcPr>
+          <w:p>
+            <w:r/>
+            <w:r>
+              <w:t>3건(4쪽 → 3건, RIDER 합침)</w:t>
+            </w:r>
+          </w:p>
+        </w:tc>
+        <w:tc>
+          <w:tcPr>
+            <w:tcW w:type="dxa" w:w="1440"/>
+          </w:tcPr>
+          <w:p>
+            <w:r/>
+            <w:r>
+              <w:t>1 · 3 · 6</w:t>
+            </w:r>
+          </w:p>
+        </w:tc>
+        <w:tc>
+          <w:tcPr>
+            <w:tcW w:type="dxa" w:w="1440"/>
+          </w:tcPr>
+          <w:p>
+            <w:r/>
+            <w:r>
+              <w:t>0 · 1 · 4 (40HC)</w:t>
+            </w:r>
+          </w:p>
+        </w:tc>
+        <w:tc>
+          <w:tcPr>
+            <w:tcW w:type="dxa" w:w="1440"/>
+          </w:tcPr>
+          <w:p>
+            <w:r/>
+            <w:r>
+              <w:t>없음</w:t>
+            </w:r>
+          </w:p>
+        </w:tc>
+        <w:tc>
+          <w:tcPr>
+            <w:tcW w:type="dxa" w:w="1440"/>
+          </w:tcPr>
+          <w:p>
+            <w:r/>
+            <w:r>
+              <w:t>ON BOARD 3건, 선명·항차 3건</w:t>
+            </w:r>
+          </w:p>
+        </w:tc>
+      </w:tr>
+      <w:tr>
+        <w:tc>
+          <w:tcPr>
+            <w:tcW w:type="dxa" w:w="1440"/>
+          </w:tcPr>
+          <w:p>
+            <w:r/>
+            <w:r>
+              <w:t>해상 엑셀 + PDF 함께</w:t>
+            </w:r>
+          </w:p>
+        </w:tc>
+        <w:tc>
+          <w:tcPr>
+            <w:tcW w:type="dxa" w:w="1440"/>
+          </w:tcPr>
+          <w:p>
+            <w:r/>
+            <w:r>
+              <w:t>3건</w:t>
+            </w:r>
+          </w:p>
+        </w:tc>
+        <w:tc>
+          <w:tcPr>
+            <w:tcW w:type="dxa" w:w="1440"/>
+          </w:tcPr>
+          <w:p>
+            <w:r/>
+            <w:r>
+              <w:t>1 · 3 · 6</w:t>
+            </w:r>
+          </w:p>
+        </w:tc>
+        <w:tc>
+          <w:tcPr>
+            <w:tcW w:type="dxa" w:w="1440"/>
+          </w:tcPr>
+          <w:p>
+            <w:r/>
+            <w:r>
+              <w:t>0 · 1 · 4</w:t>
+            </w:r>
+          </w:p>
+        </w:tc>
+        <w:tc>
+          <w:tcPr>
+            <w:tcW w:type="dxa" w:w="1440"/>
+          </w:tcPr>
+          <w:p>
+            <w:r/>
+            <w:r>
+              <w:t>없음</w:t>
+            </w:r>
+          </w:p>
+        </w:tc>
+        <w:tc>
+          <w:tcPr>
+            <w:tcW w:type="dxa" w:w="1440"/>
+          </w:tcPr>
+          <w:p>
+            <w:r/>
+            <w:r>
+              <w:t>입항일 + 출항일 3건. 셋째 건 Incoterms 가 엑셀과 B/L 에서 달라 확인 메모 1건</w:t>
+            </w:r>
+          </w:p>
+        </w:tc>
+      </w:tr>
+      <w:tr>
+        <w:tc>
+          <w:tcPr>
+            <w:tcW w:type="dxa" w:w="1440"/>
+          </w:tcPr>
+          <w:p>
+            <w:r/>
+            <w:r>
+              <w:t>항공 메일(.eml + HAWB PDF 2개)</w:t>
+            </w:r>
+          </w:p>
+        </w:tc>
+        <w:tc>
+          <w:tcPr>
+            <w:tcW w:type="dxa" w:w="1440"/>
+          </w:tcPr>
+          <w:p>
+            <w:r/>
+            <w:r>
+              <w:t>2건(HAWB 별)</w:t>
+            </w:r>
+          </w:p>
+        </w:tc>
+        <w:tc>
+          <w:tcPr>
+            <w:tcW w:type="dxa" w:w="1440"/>
+          </w:tcPr>
+          <w:p>
+            <w:r/>
+            <w:r>
+              <w:t>1 · 1 (같은 PO)</w:t>
+            </w:r>
+          </w:p>
+        </w:tc>
+        <w:tc>
+          <w:tcPr>
+            <w:tcW w:type="dxa" w:w="1440"/>
+          </w:tcPr>
+          <w:p>
+            <w:r/>
+            <w:r>
+              <w:t>0 · 0</w:t>
+            </w:r>
+          </w:p>
+        </w:tc>
+        <w:tc>
+          <w:tcPr>
+            <w:tcW w:type="dxa" w:w="1440"/>
+          </w:tcPr>
+          <w:p>
+            <w:r/>
+            <w:r>
+              <w:t>없음</w:t>
+            </w:r>
+          </w:p>
+        </w:tc>
+        <w:tc>
+          <w:tcPr>
+            <w:tcW w:type="dxa" w:w="1440"/>
+          </w:tcPr>
+          <w:p>
+            <w:r/>
+            <w:r>
+              <w:t>ETA(</w:t>
+            </w:r>
+            <w:r>
+              <w:rPr>
+                <w:rFonts w:ascii="Consolas" w:hAnsi="Consolas"/>
+              </w:rPr>
+              <w:t>YYYYMMDD</w:t>
+            </w:r>
+            <w:r>
+              <w:t>) 2건, 한글 제목·본문 정상, 신청번호 2건</w:t>
+            </w:r>
+          </w:p>
+        </w:tc>
+      </w:tr>
+    </w:tbl>
+    <w:p>
+      <w:r>
+        <w:t>요청 파일의 설명(해상 3건, 셋째 건 PO 6개·컨테이너 4개)과 개수가 맞습니다. 세 파일을 한꺼번에 올리면 항차등록 대기는 B/L 5줄입니다.</w:t>
+      </w:r>
+    </w:p>
+    <w:p>
+      <w:r>
+        <w:rPr>
+          <w:b/>
+        </w:rPr>
+        <w:t>확인 부탁</w:t>
+      </w:r>
+    </w:p>
+    <w:p>
+      <w:pPr>
+        <w:pStyle w:val="ListNumber"/>
+      </w:pPr>
+      <w:r>
+        <w:rPr>
+          <w:b/>
+        </w:rPr>
+        <w:t>TMS NO 가 어느 값인지</w:t>
+      </w:r>
+      <w:r>
+        <w:t xml:space="preserve"> — 받은 세 자료에는 TMS NO 칸이 없었습니다. 신청번호(영문 3자로 시작, 항공 HAWB 에는 「HIPRO」로 적힘)와 같은 번호인지, 다른 시스템 번호라면 어디(메일 제목·본문·엑셀의 다른 양식·사내 화면)에 적혀 오는지 알려 주십시오. 같다면 설정에 「신청번호」를 적으면 되고, 다른 곳이면 그 양식을 받아 규칙에 넣겠습니다.</w:t>
+      </w:r>
+    </w:p>
+    <w:p>
+      <w:pPr>
+        <w:pStyle w:val="ListNumber"/>
+      </w:pPr>
+      <w:r>
+        <w:rPr>
+          <w:b/>
+        </w:rPr>
+        <w:t>Incoterms 가 표와 B/L 에서 다를 때</w:t>
+      </w:r>
+      <w:r>
+        <w:t xml:space="preserve"> — 실물 1건이 엑셀(메일 표)과 B/L 사본에서 달랐습니다. 지금은 메일 표·엑셀 값을 쓰고 「확인 메모」를 붙입니다. 어느 쪽이 기준인지 알려 주십시오. 컨테이너 형식도 엑셀은 40DC, B/L 은 40HC 로 달라 표 값을 씁니다.</w:t>
+      </w:r>
+    </w:p>
+    <w:p>
+      <w:pPr>
+        <w:pStyle w:val="ListNumber"/>
+      </w:pPr>
+      <w:r>
+        <w:rPr>
+          <w:b/>
+        </w:rPr>
+        <w:t>해상 메일 원본(.eml)</w:t>
+      </w:r>
+      <w:r>
+        <w:t xml:space="preserve"> — 해상은 첨부 2개와 표 설명으로 만들었습니다. 본문 표에서 컨테이너가 여러 개일 때 줄을 나누는지(rowspan), 한 칸에 줄바꿈으로 넣는지에 따라 모양이 달라 두 경우를 모두 읽게 했지만, .eml 한 통을 주시면 실제 모양으로 시험을 추가하겠습니다.</w:t>
+      </w:r>
+    </w:p>
+    <w:p>
+      <w:pPr>
+        <w:pStyle w:val="ListNumber"/>
+      </w:pPr>
+      <w:r>
+        <w:t>(11.7 의 3번 유지) SRM 에 넣는 번호가 HBL 인지 MBL 인지 — 지금 열쇠는 HBL, 없으면 MBL 입니다. 항공은 HAWB 입니다.</w:t>
+      </w:r>
+    </w:p>
+    <w:p>
+      <w:r>
+        <w:rPr>
+          <w:b/>
+        </w:rPr>
+        <w:t>DB 스키마</w:t>
+      </w:r>
+      <w:r>
+        <w:t xml:space="preserve">: </w:t>
+      </w:r>
+      <w:r>
+        <w:rPr>
+          <w:rFonts w:ascii="Consolas" w:hAnsi="Consolas"/>
+        </w:rPr>
+        <w:t>arrival_notice</w:t>
+      </w:r>
+      <w:r>
+        <w:t xml:space="preserve"> 에 </w:t>
+      </w:r>
+      <w:r>
+        <w:rPr>
+          <w:rFonts w:ascii="Consolas" w:hAnsi="Consolas"/>
+        </w:rPr>
+        <w:t>tms_no</w:t>
+      </w:r>
+      <w:r>
+        <w:t>·</w:t>
+      </w:r>
+      <w:r>
+        <w:rPr>
+          <w:rFonts w:ascii="Consolas" w:hAnsi="Consolas"/>
+        </w:rPr>
+        <w:t>req_no</w:t>
+      </w:r>
+      <w:r>
+        <w:t>·</w:t>
+      </w:r>
+      <w:r>
+        <w:rPr>
+          <w:rFonts w:ascii="Consolas" w:hAnsi="Consolas"/>
+        </w:rPr>
+        <w:t>shipper</w:t>
+      </w:r>
+      <w:r>
+        <w:t>·</w:t>
+      </w:r>
+      <w:r>
+        <w:rPr>
+          <w:rFonts w:ascii="Consolas" w:hAnsi="Consolas"/>
+        </w:rPr>
+        <w:t>incoterms</w:t>
+      </w:r>
+      <w:r>
+        <w:t>·</w:t>
+      </w:r>
+      <w:r>
+        <w:rPr>
+          <w:rFonts w:ascii="Consolas" w:hAnsi="Consolas"/>
+        </w:rPr>
+        <w:t>local_ar</w:t>
+      </w:r>
+      <w:r>
+        <w:t>(원문)·</w:t>
+      </w:r>
+      <w:r>
+        <w:rPr>
+          <w:rFonts w:ascii="Consolas" w:hAnsi="Consolas"/>
+        </w:rPr>
+        <w:t>local_ar_ccy</w:t>
+      </w:r>
+      <w:r>
+        <w:t>·</w:t>
+      </w:r>
+      <w:r>
+        <w:rPr>
+          <w:rFonts w:ascii="Consolas" w:hAnsi="Consolas"/>
+        </w:rPr>
+        <w:t>local_ar_amount</w:t>
+      </w:r>
+      <w:r>
+        <w:t>·</w:t>
+      </w:r>
+      <w:r>
+        <w:rPr>
+          <w:rFonts w:ascii="Consolas" w:hAnsi="Consolas"/>
+        </w:rPr>
+        <w:t>cargo_type</w:t>
+      </w:r>
+      <w:r>
+        <w:t>·</w:t>
+      </w:r>
+      <w:r>
+        <w:rPr>
+          <w:rFonts w:ascii="Consolas" w:hAnsi="Consolas"/>
+        </w:rPr>
+        <w:t>transport_mode</w:t>
+      </w:r>
+      <w:r>
+        <w:t xml:space="preserve">, </w:t>
+      </w:r>
+      <w:r>
+        <w:rPr>
+          <w:rFonts w:ascii="Consolas" w:hAnsi="Consolas"/>
+        </w:rPr>
+        <w:t>voyage_registration</w:t>
+      </w:r>
+      <w:r>
+        <w:t xml:space="preserve"> 을 B/L 별 한 줄(</w:t>
+      </w:r>
+      <w:r>
+        <w:rPr>
+          <w:rFonts w:ascii="Consolas" w:hAnsi="Consolas"/>
+        </w:rPr>
+        <w:t>unique(owner_id, bl_key)</w:t>
+      </w:r>
+      <w:r>
+        <w:t xml:space="preserve">, </w:t>
+      </w:r>
+      <w:r>
+        <w:rPr>
+          <w:rFonts w:ascii="Consolas" w:hAnsi="Consolas"/>
+        </w:rPr>
+        <w:t>po_nos</w:t>
+      </w:r>
+      <w:r>
+        <w:t>·</w:t>
+      </w:r>
+      <w:r>
+        <w:rPr>
+          <w:rFonts w:ascii="Consolas" w:hAnsi="Consolas"/>
+        </w:rPr>
+        <w:t>tms_no</w:t>
+      </w:r>
+      <w:r>
+        <w:t xml:space="preserve">, 예전 PO × B/L 줄은 가장 이른 등록일로 합침), </w:t>
+      </w:r>
+      <w:r>
+        <w:rPr>
+          <w:rFonts w:ascii="Consolas" w:hAnsi="Consolas"/>
+        </w:rPr>
+        <w:t>voyage_history</w:t>
+      </w:r>
+      <w:r>
+        <w:t xml:space="preserve"> 에 </w:t>
+      </w:r>
+      <w:r>
+        <w:rPr>
+          <w:rFonts w:ascii="Consolas" w:hAnsi="Consolas"/>
+        </w:rPr>
+        <w:t>tms_no</w:t>
+      </w:r>
+      <w:r>
+        <w:t>(PO 없는 B/L 이력 허용). 재실행 안전, 로컬 PostgreSQL 검증 통과(이전 판 위에 적용해 합치기도 확인).</w:t>
+      </w:r>
+    </w:p>
+    <w:p>
+      <w:pPr>
         <w:pStyle w:val="Heading1"/>
       </w:pPr>
       <w:r>
@@ -5646,6 +6955,44 @@
             <w:r/>
             <w:r>
               <w:t>「도착일정통지 메일 관리」 — B/L 나온 발주 건의 항차등록이 메인, 포워더 A/N 메일 관리 탭 요청 — 11.7</w:t>
+            </w:r>
+          </w:p>
+        </w:tc>
+      </w:tr>
+      <w:tr>
+        <w:tc>
+          <w:tcPr>
+            <w:tcW w:type="dxa" w:w="2880"/>
+          </w:tcPr>
+          <w:p>
+            <w:r/>
+            <w:r>
+              <w:t>메일 (2026-09-29 15:35 KST)</w:t>
+            </w:r>
+          </w:p>
+        </w:tc>
+        <w:tc>
+          <w:tcPr>
+            <w:tcW w:type="dxa" w:w="2880"/>
+          </w:tcPr>
+          <w:p>
+            <w:r/>
+            <w:r>
+              <w:rPr>
+                <w:rFonts w:ascii="Consolas" w:hAnsi="Consolas"/>
+              </w:rPr>
+              <w:t>2026-09-29_메일_AN양식.md</w:t>
+            </w:r>
+          </w:p>
+        </w:tc>
+        <w:tc>
+          <w:tcPr>
+            <w:tcW w:type="dxa" w:w="2880"/>
+          </w:tcPr>
+          <w:p>
+            <w:r/>
+            <w:r>
+              <w:t>실물 A/N 양식(해상 본문 표 설명, 해상 엑셀·B/L PDF, 항공 메일 .eml)과 요청 3가지(B/L 별 항차등록 여부, TMS NO, 해상·항공 구분 불필요) — 원본은 저장소에 넣지 않고 구조만 기록, 11.8</w:t>
             </w:r>
           </w:p>
         </w:tc>

--- a/docs/01_프로젝트_기획서.docx
+++ b/docs/01_프로젝트_기획서.docx
@@ -30,11 +30,6 @@
               <w:rPr>
                 <w:b/>
               </w:rPr>
-            </w:r>
-            <w:r>
-              <w:rPr>
-                <w:b/>
-              </w:rPr>
               <w:t>항목</w:t>
             </w:r>
           </w:p>
@@ -44,11 +39,6 @@
             <w:tcW w:type="dxa" w:w="4320"/>
           </w:tcPr>
           <w:p>
-            <w:r>
-              <w:rPr>
-                <w:b/>
-              </w:rPr>
-            </w:r>
             <w:r>
               <w:rPr>
                 <w:b/>
@@ -64,7 +54,6 @@
             <w:tcW w:type="dxa" w:w="4320"/>
           </w:tcPr>
           <w:p>
-            <w:r/>
             <w:r>
               <w:t>리포</w:t>
             </w:r>
@@ -75,7 +64,6 @@
             <w:tcW w:type="dxa" w:w="4320"/>
           </w:tcPr>
           <w:p>
-            <w:r/>
             <w:r>
               <w:t>data09-12</w:t>
             </w:r>
@@ -88,7 +76,6 @@
             <w:tcW w:type="dxa" w:w="4320"/>
           </w:tcPr>
           <w:p>
-            <w:r/>
             <w:r>
               <w:t>제출자</w:t>
             </w:r>
@@ -99,7 +86,6 @@
             <w:tcW w:type="dxa" w:w="4320"/>
           </w:tcPr>
           <w:p>
-            <w:r/>
             <w:r>
               <w:t>김세이</w:t>
             </w:r>
@@ -112,7 +98,6 @@
             <w:tcW w:type="dxa" w:w="4320"/>
           </w:tcPr>
           <w:p>
-            <w:r/>
             <w:r>
               <w:t>직무·소속</w:t>
             </w:r>
@@ -123,7 +108,6 @@
             <w:tcW w:type="dxa" w:w="4320"/>
           </w:tcPr>
           <w:p>
-            <w:r/>
             <w:r>
               <w:t>생산관리팀 외자재 운영 — 해외 공급업체 대상 발주(PO), 납기 관리, A/N 및 선적서류 관리, 커뮤니케이션 업무</w:t>
             </w:r>
@@ -136,7 +120,6 @@
             <w:tcW w:type="dxa" w:w="4320"/>
           </w:tcPr>
           <w:p>
-            <w:r/>
             <w:r>
               <w:t>과정</w:t>
             </w:r>
@@ -147,7 +130,6 @@
             <w:tcW w:type="dxa" w:w="4320"/>
           </w:tcPr>
           <w:p>
-            <w:r/>
             <w:r>
               <w:t>현장 데이터 디지털화 전문가과정 1차수</w:t>
             </w:r>
@@ -160,7 +142,6 @@
             <w:tcW w:type="dxa" w:w="4320"/>
           </w:tcPr>
           <w:p>
-            <w:r/>
             <w:r>
               <w:t>작성일</w:t>
             </w:r>
@@ -171,9 +152,8 @@
             <w:tcW w:type="dxa" w:w="4320"/>
           </w:tcPr>
           <w:p>
-            <w:r/>
-            <w:r>
-              <w:t>2026-09-28 (v0.3·v0.4·v0.5·v0.6: 2026-09-29)</w:t>
+            <w:r>
+              <w:t>2026-09-28 (v0.3·v0.4·v0.5·v0.6: 2026-09-29, v0.7·v0.8: 2026-09-30)</w:t>
             </w:r>
           </w:p>
         </w:tc>
@@ -184,7 +164,6 @@
             <w:tcW w:type="dxa" w:w="4320"/>
           </w:tcPr>
           <w:p>
-            <w:r/>
             <w:r>
               <w:t>문서 상태</w:t>
             </w:r>
@@ -195,9 +174,8 @@
             <w:tcW w:type="dxa" w:w="4320"/>
           </w:tcPr>
           <w:p>
-            <w:r/>
-            <w:r>
-              <w:t>초안 v0.6 — 2026-09-29 밤 실물 A/N 양식(해상 엑셀·B/L PDF·항공 메일)과 요청(B/L 별 항차등록·TMS NO·해상/항공 구분 불필요) 반영(11.8). 이전: v0.5 — 2026-09-29 메일 추가 자료(항차 매뉴얼·실물 PO·OC 회신·Cummins 주간 현황)와 추가 요청(2: Cummins Promise Date → EXW DATE), 같은 날 오후 늦게 받은 답변(11.6), 저녁 새 요청(11.7: 도착 통지 A/N 탭) 반영</w:t>
+            <w:r>
+              <w:t>초안 v0.8 — 2026-09-30 패들릿 「프로젝트 개선」 새 요청 반영(11.10: Invoice PDF → 엑셀·PO 번호, Cummins EXW 구분 HCE 만, Invoice 번호 → B/L → 항차등록 확인, 원산지증명서 요청 관리 탭). 이전: v0.7 — 2026-09-30 패들릿 답변 반영(11.9: TMS NO = HIPRO 신청번호 확정, Incoterms·컨테이너 형식 비교 불필요 확정, SRM = HBL 기준 확정, A/N 은 도착 며칠 전 수신 확정). 이전: v0.6 — 2026-09-29 밤 실물 A/N 양식(해상 엑셀·B/L PDF·항공 메일)과 요청(B/L 별 항차등록·TMS NO·해상/항공 구분 불필요) 반영(11.8). 이전: v0.5 — 2026-09-29 메일 추가 자료(항차 매뉴얼·실물 PO·OC 회신·Cummins 주간 현황)와 추가 요청(2: Cummins Promise Date → EXW DATE), 같은 날 오후 늦게 받은 답변(11.6), 저녁 새 요청(11.7: 도착 통지 A/N 탭) 반영</w:t>
             </w:r>
           </w:p>
         </w:tc>
@@ -205,7 +183,7 @@
     </w:tbl>
     <w:p>
       <w:pPr>
-        <w:pStyle w:val="Heading1"/>
+        <w:pStyle w:val="Heading2"/>
       </w:pPr>
       <w:r>
         <w:t>1. 추진 배경과 현안</w:t>
@@ -392,7 +370,7 @@
     </w:p>
     <w:p>
       <w:pPr>
-        <w:pStyle w:val="Heading1"/>
+        <w:pStyle w:val="Heading2"/>
       </w:pPr>
       <w:r>
         <w:t>2. 목표</w:t>
@@ -400,7 +378,7 @@
     </w:p>
     <w:p>
       <w:pPr>
-        <w:pStyle w:val="Heading2"/>
+        <w:pStyle w:val="Heading3"/>
       </w:pPr>
       <w:r>
         <w:t>2.1 최종 목표 (제출 원문 기준)</w:t>
@@ -440,7 +418,7 @@
     </w:p>
     <w:p>
       <w:pPr>
-        <w:pStyle w:val="Heading2"/>
+        <w:pStyle w:val="Heading3"/>
       </w:pPr>
       <w:r>
         <w:t>2.2 1차 개발 목표</w:t>
@@ -490,7 +468,7 @@
     </w:p>
     <w:p>
       <w:pPr>
-        <w:pStyle w:val="Heading1"/>
+        <w:pStyle w:val="Heading2"/>
       </w:pPr>
       <w:r>
         <w:t>3. 보유 데이터</w:t>
@@ -518,11 +496,6 @@
               <w:rPr>
                 <w:b/>
               </w:rPr>
-            </w:r>
-            <w:r>
-              <w:rPr>
-                <w:b/>
-              </w:rPr>
               <w:t>데이터</w:t>
             </w:r>
           </w:p>
@@ -532,11 +505,6 @@
             <w:tcW w:type="dxa" w:w="2160"/>
           </w:tcPr>
           <w:p>
-            <w:r>
-              <w:rPr>
-                <w:b/>
-              </w:rPr>
-            </w:r>
             <w:r>
               <w:rPr>
                 <w:b/>
@@ -554,11 +522,6 @@
               <w:rPr>
                 <w:b/>
               </w:rPr>
-            </w:r>
-            <w:r>
-              <w:rPr>
-                <w:b/>
-              </w:rPr>
               <w:t>규모·주기</w:t>
             </w:r>
           </w:p>
@@ -568,11 +531,6 @@
             <w:tcW w:type="dxa" w:w="2160"/>
           </w:tcPr>
           <w:p>
-            <w:r>
-              <w:rPr>
-                <w:b/>
-              </w:rPr>
-            </w:r>
             <w:r>
               <w:rPr>
                 <w:b/>
@@ -588,7 +546,6 @@
             <w:tcW w:type="dxa" w:w="2160"/>
           </w:tcPr>
           <w:p>
-            <w:r/>
             <w:r>
               <w:t>공급업체 Contact List 정리본</w:t>
             </w:r>
@@ -599,7 +556,6 @@
             <w:tcW w:type="dxa" w:w="2160"/>
           </w:tcPr>
           <w:p>
-            <w:r/>
             <w:r>
               <w:t>Excel</w:t>
             </w:r>
@@ -610,7 +566,6 @@
             <w:tcW w:type="dxa" w:w="2160"/>
           </w:tcPr>
           <w:p>
-            <w:r/>
             <w:r>
               <w:t>업체 수·열 구성 미상(샘플 필요)</w:t>
             </w:r>
@@ -621,7 +576,6 @@
             <w:tcW w:type="dxa" w:w="2160"/>
           </w:tcPr>
           <w:p>
-            <w:r/>
             <w:r>
               <w:t>업체 담당자 이름·이메일·전화 — 개인정보 포함</w:t>
             </w:r>
@@ -634,7 +588,6 @@
             <w:tcW w:type="dxa" w:w="2160"/>
           </w:tcPr>
           <w:p>
-            <w:r/>
             <w:r>
               <w:t>구매발주서(PO)</w:t>
             </w:r>
@@ -645,7 +598,6 @@
             <w:tcW w:type="dxa" w:w="2160"/>
           </w:tcPr>
           <w:p>
-            <w:r/>
             <w:r>
               <w:t>PDF</w:t>
             </w:r>
@@ -656,7 +608,6 @@
             <w:tcW w:type="dxa" w:w="2160"/>
           </w:tcPr>
           <w:p>
-            <w:r/>
             <w:r>
               <w:t>발주 건마다 발생, 발행 주기·월 건수 미상</w:t>
             </w:r>
@@ -667,7 +618,6 @@
             <w:tcW w:type="dxa" w:w="2160"/>
           </w:tcPr>
           <w:p>
-            <w:r/>
             <w:r>
               <w:t>단가·수량·품번 등 거래 조건 — 영업 비밀</w:t>
             </w:r>
@@ -680,7 +630,6 @@
             <w:tcW w:type="dxa" w:w="2160"/>
           </w:tcPr>
           <w:p>
-            <w:r/>
             <w:r>
               <w:t>업무 메일</w:t>
             </w:r>
@@ -691,7 +640,6 @@
             <w:tcW w:type="dxa" w:w="2160"/>
           </w:tcPr>
           <w:p>
-            <w:r/>
             <w:r>
               <w:t>Outlook 메일</w:t>
             </w:r>
@@ -702,7 +650,6 @@
             <w:tcW w:type="dxa" w:w="2160"/>
           </w:tcPr>
           <w:p>
-            <w:r/>
             <w:r>
               <w:t>업체 커뮤니케이션, A/N·선적서류 수신 포함(가정)</w:t>
             </w:r>
@@ -713,7 +660,6 @@
             <w:tcW w:type="dxa" w:w="2160"/>
           </w:tcPr>
           <w:p>
-            <w:r/>
             <w:r>
               <w:t>거래처 정보 포함 — 민감</w:t>
             </w:r>
@@ -726,7 +672,6 @@
             <w:tcW w:type="dxa" w:w="2160"/>
           </w:tcPr>
           <w:p>
-            <w:r/>
             <w:r>
               <w:t>A/N·선적서류</w:t>
             </w:r>
@@ -737,7 +682,6 @@
             <w:tcW w:type="dxa" w:w="2160"/>
           </w:tcPr>
           <w:p>
-            <w:r/>
             <w:r>
               <w:t>메일 첨부로 수신(가정), 형태 미상</w:t>
             </w:r>
@@ -748,7 +692,6 @@
             <w:tcW w:type="dxa" w:w="2160"/>
           </w:tcPr>
           <w:p>
-            <w:r/>
             <w:r>
               <w:t>선적 건마다</w:t>
             </w:r>
@@ -759,7 +702,6 @@
             <w:tcW w:type="dxa" w:w="2160"/>
           </w:tcPr>
           <w:p>
-            <w:r/>
             <w:r>
               <w:t>확인 필요</w:t>
             </w:r>
@@ -772,7 +714,6 @@
             <w:tcW w:type="dxa" w:w="2160"/>
           </w:tcPr>
           <w:p>
-            <w:r/>
             <w:r>
               <w:t>OC(Order Confirmation) 회신 메일</w:t>
             </w:r>
@@ -783,7 +724,6 @@
             <w:tcW w:type="dxa" w:w="2160"/>
           </w:tcPr>
           <w:p>
-            <w:r/>
             <w:r>
               <w:t>Outlook 메일</w:t>
             </w:r>
@@ -794,7 +734,6 @@
             <w:tcW w:type="dxa" w:w="2160"/>
           </w:tcPr>
           <w:p>
-            <w:r/>
             <w:r>
               <w:t>PO 송부 건마다</w:t>
             </w:r>
@@ -805,7 +744,6 @@
             <w:tcW w:type="dxa" w:w="2160"/>
           </w:tcPr>
           <w:p>
-            <w:r/>
             <w:r>
               <w:t>회신 수신일을 OC 일자로 기재</w:t>
             </w:r>
@@ -818,7 +756,6 @@
             <w:tcW w:type="dxa" w:w="2160"/>
           </w:tcPr>
           <w:p>
-            <w:r/>
             <w:r>
               <w:t>HD360 페이지의 EXW DATE·OC 접수율</w:t>
             </w:r>
@@ -829,7 +766,6 @@
             <w:tcW w:type="dxa" w:w="2160"/>
           </w:tcPr>
           <w:p>
-            <w:r/>
             <w:r>
               <w:t>사내(또는 포털) 웹 화면 — 내려받기 가능 여부 미상</w:t>
             </w:r>
@@ -840,7 +776,6 @@
             <w:tcW w:type="dxa" w:w="2160"/>
           </w:tcPr>
           <w:p>
-            <w:r/>
             <w:r>
               <w:t>수시 확인</w:t>
             </w:r>
@@ -851,7 +786,6 @@
             <w:tcW w:type="dxa" w:w="2160"/>
           </w:tcPr>
           <w:p>
-            <w:r/>
             <w:r>
               <w:t>확인 필요</w:t>
             </w:r>
@@ -864,7 +798,6 @@
             <w:tcW w:type="dxa" w:w="2160"/>
           </w:tcPr>
           <w:p>
-            <w:r/>
             <w:r>
               <w:t>Cummins Weekly Order Status</w:t>
             </w:r>
@@ -875,7 +808,6 @@
             <w:tcW w:type="dxa" w:w="2160"/>
           </w:tcPr>
           <w:p>
-            <w:r/>
             <w:r>
               <w:t>Excel</w:t>
             </w:r>
@@ -886,7 +818,6 @@
             <w:tcW w:type="dxa" w:w="2160"/>
           </w:tcPr>
           <w:p>
-            <w:r/>
             <w:r>
               <w:t>주간(파일명 기준, 가정)</w:t>
             </w:r>
@@ -897,7 +828,6 @@
             <w:tcW w:type="dxa" w:w="2160"/>
           </w:tcPr>
           <w:p>
-            <w:r/>
             <w:r>
               <w:t>열 구성 미상 — PO·품번·Promise Date 포함(가정)</w:t>
             </w:r>
@@ -910,7 +840,6 @@
             <w:tcW w:type="dxa" w:w="2160"/>
           </w:tcPr>
           <w:p>
-            <w:r/>
             <w:r>
               <w:t>Packing List</w:t>
             </w:r>
@@ -921,7 +850,6 @@
             <w:tcW w:type="dxa" w:w="2160"/>
           </w:tcPr>
           <w:p>
-            <w:r/>
             <w:r>
               <w:t>형태 미상(Excel 또는 PDF, 가정)</w:t>
             </w:r>
@@ -932,7 +860,6 @@
             <w:tcW w:type="dxa" w:w="2160"/>
           </w:tcPr>
           <w:p>
-            <w:r/>
             <w:r>
               <w:t>선적 건마다</w:t>
             </w:r>
@@ -943,7 +870,6 @@
             <w:tcW w:type="dxa" w:w="2160"/>
           </w:tcPr>
           <w:p>
-            <w:r/>
             <w:r>
               <w:t>자재별 중량 포함</w:t>
             </w:r>
@@ -956,7 +882,6 @@
             <w:tcW w:type="dxa" w:w="2160"/>
           </w:tcPr>
           <w:p>
-            <w:r/>
             <w:r>
               <w:t>B/L(선하증권)</w:t>
             </w:r>
@@ -967,7 +892,6 @@
             <w:tcW w:type="dxa" w:w="2160"/>
           </w:tcPr>
           <w:p>
-            <w:r/>
             <w:r>
               <w:t>형태 미상(PDF, 가정)</w:t>
             </w:r>
@@ -978,7 +902,6 @@
             <w:tcW w:type="dxa" w:w="2160"/>
           </w:tcPr>
           <w:p>
-            <w:r/>
             <w:r>
               <w:t>선적 건마다</w:t>
             </w:r>
@@ -989,7 +912,6 @@
             <w:tcW w:type="dxa" w:w="2160"/>
           </w:tcPr>
           <w:p>
-            <w:r/>
             <w:r>
               <w:t>총중량 기재</w:t>
             </w:r>
@@ -1004,7 +926,7 @@
     </w:p>
     <w:p>
       <w:pPr>
-        <w:pStyle w:val="Heading1"/>
+        <w:pStyle w:val="Heading2"/>
       </w:pPr>
       <w:r>
         <w:t>4. 해결 방안 개요</w:t>
@@ -1014,7 +936,7 @@
       <w:r>
         <w:rPr>
           <w:rFonts w:ascii="Consolas" w:hAnsi="Consolas"/>
-          <w:sz w:val="16"/>
+          <w:sz w:val="18"/>
         </w:rPr>
         <w:t>flowchart LR</w:t>
         <w:br/>
@@ -1065,11 +987,6 @@
               <w:rPr>
                 <w:b/>
               </w:rPr>
-            </w:r>
-            <w:r>
-              <w:rPr>
-                <w:b/>
-              </w:rPr>
               <w:t>단계</w:t>
             </w:r>
           </w:p>
@@ -1079,11 +996,6 @@
             <w:tcW w:type="dxa" w:w="4320"/>
           </w:tcPr>
           <w:p>
-            <w:r>
-              <w:rPr>
-                <w:b/>
-              </w:rPr>
-            </w:r>
             <w:r>
               <w:rPr>
                 <w:b/>
@@ -1099,7 +1011,6 @@
             <w:tcW w:type="dxa" w:w="4320"/>
           </w:tcPr>
           <w:p>
-            <w:r/>
             <w:r>
               <w:t>수집</w:t>
             </w:r>
@@ -1110,7 +1021,6 @@
             <w:tcW w:type="dxa" w:w="4320"/>
           </w:tcPr>
           <w:p>
-            <w:r/>
             <w:r>
               <w:t>Contact List 엑셀, PO PDF, (확장) Outlook 메일의 A/N·선적서류</w:t>
             </w:r>
@@ -1123,7 +1033,6 @@
             <w:tcW w:type="dxa" w:w="4320"/>
           </w:tcPr>
           <w:p>
-            <w:r/>
             <w:r>
               <w:t>정리</w:t>
             </w:r>
@@ -1134,7 +1043,6 @@
             <w:tcW w:type="dxa" w:w="4320"/>
           </w:tcPr>
           <w:p>
-            <w:r/>
             <w:r>
               <w:t>업체 마스터(업체명·코드·수신자·참조·언어·체크리스트), PO 목록(PO 번호·업체·품목·납기)</w:t>
             </w:r>
@@ -1147,7 +1055,6 @@
             <w:tcW w:type="dxa" w:w="4320"/>
           </w:tcPr>
           <w:p>
-            <w:r/>
             <w:r>
               <w:t>분석·AI</w:t>
             </w:r>
@@ -1158,7 +1065,6 @@
             <w:tcW w:type="dxa" w:w="4320"/>
           </w:tcPr>
           <w:p>
-            <w:r/>
             <w:r>
               <w:t>PO PDF에서 핵심 항목 추출, 납기·선적 상태 계산, 업체·상황에 맞는 Follow-up 메일 문안 생성</w:t>
             </w:r>
@@ -1171,7 +1077,6 @@
             <w:tcW w:type="dxa" w:w="4320"/>
           </w:tcPr>
           <w:p>
-            <w:r/>
             <w:r>
               <w:t>산출물</w:t>
             </w:r>
@@ -1182,7 +1087,6 @@
             <w:tcW w:type="dxa" w:w="4320"/>
           </w:tcPr>
           <w:p>
-            <w:r/>
             <w:r>
               <w:t>발주 메일 초안 묶음, PO·선적·A/N 관리 대장, 업체별 체크리스트, Follow-up 메일 초안</w:t>
             </w:r>
@@ -1192,7 +1096,7 @@
     </w:tbl>
     <w:p>
       <w:pPr>
-        <w:pStyle w:val="Heading1"/>
+        <w:pStyle w:val="Heading2"/>
       </w:pPr>
       <w:r>
         <w:t>5. 주요 기능</w:t>
@@ -1219,11 +1123,6 @@
               <w:rPr>
                 <w:b/>
               </w:rPr>
-            </w:r>
-            <w:r>
-              <w:rPr>
-                <w:b/>
-              </w:rPr>
               <w:t>기능</w:t>
             </w:r>
           </w:p>
@@ -1233,11 +1132,6 @@
             <w:tcW w:type="dxa" w:w="2880"/>
           </w:tcPr>
           <w:p>
-            <w:r>
-              <w:rPr>
-                <w:b/>
-              </w:rPr>
-            </w:r>
             <w:r>
               <w:rPr>
                 <w:b/>
@@ -1255,11 +1149,6 @@
               <w:rPr>
                 <w:b/>
               </w:rPr>
-            </w:r>
-            <w:r>
-              <w:rPr>
-                <w:b/>
-              </w:rPr>
               <w:t>우선순위</w:t>
             </w:r>
           </w:p>
@@ -1271,7 +1160,6 @@
             <w:tcW w:type="dxa" w:w="2880"/>
           </w:tcPr>
           <w:p>
-            <w:r/>
             <w:r>
               <w:t>업체 연락처 조회</w:t>
             </w:r>
@@ -1282,7 +1170,6 @@
             <w:tcW w:type="dxa" w:w="2880"/>
           </w:tcPr>
           <w:p>
-            <w:r/>
             <w:r>
               <w:t>Contact List 엑셀을 올리면 업체명·코드로 검색해 수신자·참조·연락처를 바로 확인</w:t>
             </w:r>
@@ -1293,7 +1180,6 @@
             <w:tcW w:type="dxa" w:w="2880"/>
           </w:tcPr>
           <w:p>
-            <w:r/>
             <w:r>
               <w:t>MVP</w:t>
             </w:r>
@@ -1306,7 +1192,6 @@
             <w:tcW w:type="dxa" w:w="2880"/>
           </w:tcPr>
           <w:p>
-            <w:r/>
             <w:r>
               <w:t>PO–업체 자동 매칭</w:t>
             </w:r>
@@ -1317,7 +1202,6 @@
             <w:tcW w:type="dxa" w:w="2880"/>
           </w:tcPr>
           <w:p>
-            <w:r/>
             <w:r>
               <w:t>PO PDF 파일명 또는 본문에서 업체명·PO 번호를 읽어 업체 마스터와 연결, 못 찾은 건은 목록으로 표시</w:t>
             </w:r>
@@ -1328,7 +1212,6 @@
             <w:tcW w:type="dxa" w:w="2880"/>
           </w:tcPr>
           <w:p>
-            <w:r/>
             <w:r>
               <w:t>MVP</w:t>
             </w:r>
@@ -1341,7 +1224,6 @@
             <w:tcW w:type="dxa" w:w="2880"/>
           </w:tcPr>
           <w:p>
-            <w:r/>
             <w:r>
               <w:t>발주 메일 초안 일괄 생성</w:t>
             </w:r>
@@ -1352,7 +1234,6 @@
             <w:tcW w:type="dxa" w:w="2880"/>
           </w:tcPr>
           <w:p>
-            <w:r/>
             <w:r>
               <w:t>PO마다 수신자·참조·제목·영문 본문·PO 첨부가 채워진 메일 파일(.eml)을 만들어 Outlook에서 열고 보내게 함</w:t>
             </w:r>
@@ -1363,7 +1244,6 @@
             <w:tcW w:type="dxa" w:w="2880"/>
           </w:tcPr>
           <w:p>
-            <w:r/>
             <w:r>
               <w:t>MVP</w:t>
             </w:r>
@@ -1376,7 +1256,6 @@
             <w:tcW w:type="dxa" w:w="2880"/>
           </w:tcPr>
           <w:p>
-            <w:r/>
             <w:r>
               <w:t>PO·선적·A/N 관리 대장</w:t>
             </w:r>
@@ -1387,7 +1266,6 @@
             <w:tcW w:type="dxa" w:w="2880"/>
           </w:tcPr>
           <w:p>
-            <w:r/>
             <w:r>
               <w:t>PO별 발주일, 송부일, OC 수령일, EXW DATE(약속·실제), 선적 예정일, A/N 수신 여부, 선적서류 수신 여부를 기록하고 누락·임박 건을 강조, 엑셀로 내보내기</w:t>
             </w:r>
@@ -1398,7 +1276,6 @@
             <w:tcW w:type="dxa" w:w="2880"/>
           </w:tcPr>
           <w:p>
-            <w:r/>
             <w:r>
               <w:t>MVP</w:t>
             </w:r>
@@ -1411,7 +1288,6 @@
             <w:tcW w:type="dxa" w:w="2880"/>
           </w:tcPr>
           <w:p>
-            <w:r/>
             <w:r>
               <w:t>OC 수령 관리</w:t>
             </w:r>
@@ -1422,7 +1298,6 @@
             <w:tcW w:type="dxa" w:w="2880"/>
           </w:tcPr>
           <w:p>
-            <w:r/>
             <w:r>
               <w:t>공급사 회신 메일을 받은 일자를 OC 일자로 기재, 송부 후 설정한 일수가 지나도 OC가 없는 건을 「OC 미접수」로 표시, OC 접수율 계산</w:t>
             </w:r>
@@ -1433,7 +1308,6 @@
             <w:tcW w:type="dxa" w:w="2880"/>
           </w:tcPr>
           <w:p>
-            <w:r/>
             <w:r>
               <w:t>MVP</w:t>
             </w:r>
@@ -1446,7 +1320,6 @@
             <w:tcW w:type="dxa" w:w="2880"/>
           </w:tcPr>
           <w:p>
-            <w:r/>
             <w:r>
               <w:t>OC 미접수 팔로우업</w:t>
             </w:r>
@@ -1457,7 +1330,6 @@
             <w:tcW w:type="dxa" w:w="2880"/>
           </w:tcPr>
           <w:p>
-            <w:r/>
             <w:r>
               <w:t>OC 미접수 건을 업체별로 묶어 PO 목록이 들어간 팔로우업 메일 초안(.eml) 생성 — 자동 발송은 하지 않음</w:t>
             </w:r>
@@ -1468,7 +1340,6 @@
             <w:tcW w:type="dxa" w:w="2880"/>
           </w:tcPr>
           <w:p>
-            <w:r/>
             <w:r>
               <w:t>MVP</w:t>
             </w:r>
@@ -1481,7 +1352,6 @@
             <w:tcW w:type="dxa" w:w="2880"/>
           </w:tcPr>
           <w:p>
-            <w:r/>
             <w:r>
               <w:t>EXW 준수율·평균 지연일</w:t>
             </w:r>
@@ -1492,7 +1362,6 @@
             <w:tcW w:type="dxa" w:w="2880"/>
           </w:tcPr>
           <w:p>
-            <w:r/>
             <w:r>
               <w:t>약속 EXW DATE와 실제 출고일을 비교해 준수율(%)·평균 지연일을 전체·업체별로 표시</w:t>
             </w:r>
@@ -1503,7 +1372,6 @@
             <w:tcW w:type="dxa" w:w="2880"/>
           </w:tcPr>
           <w:p>
-            <w:r/>
             <w:r>
               <w:t>MVP</w:t>
             </w:r>
@@ -1516,7 +1384,6 @@
             <w:tcW w:type="dxa" w:w="2880"/>
           </w:tcPr>
           <w:p>
-            <w:r/>
             <w:r>
               <w:t>업체별 메일 분류</w:t>
             </w:r>
@@ -1527,7 +1394,6 @@
             <w:tcW w:type="dxa" w:w="2880"/>
           </w:tcPr>
           <w:p>
-            <w:r/>
             <w:r>
               <w:t>Outlook에서 저장한 메일 파일(.eml)을 올리면 발신 도메인으로 업체를 찾아 분류하고, 제목·본문의 PO 번호로 OC 수령일 기재 후보를 제시(사람이 확인 후 반영)</w:t>
             </w:r>
@@ -1538,7 +1404,6 @@
             <w:tcW w:type="dxa" w:w="2880"/>
           </w:tcPr>
           <w:p>
-            <w:r/>
             <w:r>
               <w:t>MVP(반자동) / 확장(메일함 직접 연동)</w:t>
             </w:r>
@@ -1551,7 +1416,6 @@
             <w:tcW w:type="dxa" w:w="2880"/>
           </w:tcPr>
           <w:p>
-            <w:r/>
             <w:r>
               <w:t>Promise Date 변경 확인</w:t>
             </w:r>
@@ -1562,7 +1426,6 @@
             <w:tcW w:type="dxa" w:w="2880"/>
           </w:tcPr>
           <w:p>
-            <w:r/>
             <w:r>
               <w:t>Cummins Weekly Order Status 엑셀 두 주차를 올리면 PO·라인 기준으로 Promise Date가 바뀐 건, 새로 생긴 건, 빠진 건을 목록으로 보여 주고 엑셀로 내보내기</w:t>
             </w:r>
@@ -1573,7 +1436,6 @@
             <w:tcW w:type="dxa" w:w="2880"/>
           </w:tcPr>
           <w:p>
-            <w:r/>
             <w:r>
               <w:t>MVP</w:t>
             </w:r>
@@ -1586,7 +1448,6 @@
             <w:tcW w:type="dxa" w:w="2880"/>
           </w:tcPr>
           <w:p>
-            <w:r/>
             <w:r>
               <w:t>Packing List–B/L 중량 대조</w:t>
             </w:r>
@@ -1597,7 +1458,6 @@
             <w:tcW w:type="dxa" w:w="2880"/>
           </w:tcPr>
           <w:p>
-            <w:r/>
             <w:r>
               <w:t>Packing List 엑셀의 자재 중량 합계를 B/L 중량과 비교해 허용 오차를 넘으면 표시</w:t>
             </w:r>
@@ -1608,7 +1468,6 @@
             <w:tcW w:type="dxa" w:w="2880"/>
           </w:tcPr>
           <w:p>
-            <w:r/>
             <w:r>
               <w:t>MVP(엑셀 Packing List + B/L 중량 입력) / 확장(PDF에서 자동 추출)</w:t>
             </w:r>
@@ -1621,7 +1480,6 @@
             <w:tcW w:type="dxa" w:w="2880"/>
           </w:tcPr>
           <w:p>
-            <w:r/>
             <w:r>
               <w:t>업체별 체크리스트</w:t>
             </w:r>
@@ -1632,7 +1490,6 @@
             <w:tcW w:type="dxa" w:w="2880"/>
           </w:tcPr>
           <w:p>
-            <w:r/>
             <w:r>
               <w:t>업체마다 챙길 항목(필요 선적서류, 특이 요청 등)을 등록해 PO 처리 때 함께 표시</w:t>
             </w:r>
@@ -1643,7 +1500,6 @@
             <w:tcW w:type="dxa" w:w="2880"/>
           </w:tcPr>
           <w:p>
-            <w:r/>
             <w:r>
               <w:t>MVP</w:t>
             </w:r>
@@ -1656,7 +1512,6 @@
             <w:tcW w:type="dxa" w:w="2880"/>
           </w:tcPr>
           <w:p>
-            <w:r/>
             <w:r>
               <w:t>Follow-up 메일 초안</w:t>
             </w:r>
@@ -1667,7 +1522,6 @@
             <w:tcW w:type="dxa" w:w="2880"/>
           </w:tcPr>
           <w:p>
-            <w:r/>
             <w:r>
               <w:t>납기 확인, 선적서류 요청, A/N 미수신 등 상황별 영문 메일 초안을 업체·PO 정보로 채워 생성</w:t>
             </w:r>
@@ -1678,7 +1532,6 @@
             <w:tcW w:type="dxa" w:w="2880"/>
           </w:tcPr>
           <w:p>
-            <w:r/>
             <w:r>
               <w:t>MVP(템플릿) / 확장(생성형 AI 문안)</w:t>
             </w:r>
@@ -1691,7 +1544,6 @@
             <w:tcW w:type="dxa" w:w="2880"/>
           </w:tcPr>
           <w:p>
-            <w:r/>
             <w:r>
               <w:t>A/N 자동 관리</w:t>
             </w:r>
@@ -1702,7 +1554,6 @@
             <w:tcW w:type="dxa" w:w="2880"/>
           </w:tcPr>
           <w:p>
-            <w:r/>
             <w:r>
               <w:t>수신 메일에서 A/N·선적서류를 찾아 관리 대장에 자동 반영</w:t>
             </w:r>
@@ -1713,7 +1564,6 @@
             <w:tcW w:type="dxa" w:w="2880"/>
           </w:tcPr>
           <w:p>
-            <w:r/>
             <w:r>
               <w:t>확장 — 2026-09-29 저녁 요청으로 .eml·붙여넣기 방식을 1단계에 구현(11.7), 메일함 자동 연결은 3단계</w:t>
             </w:r>
@@ -1726,7 +1576,6 @@
             <w:tcW w:type="dxa" w:w="2880"/>
           </w:tcPr>
           <w:p>
-            <w:r/>
             <w:r>
               <w:t>실제 일괄 발송</w:t>
             </w:r>
@@ -1737,7 +1586,6 @@
             <w:tcW w:type="dxa" w:w="2880"/>
           </w:tcPr>
           <w:p>
-            <w:r/>
             <w:r>
               <w:t>확인 버튼 한 번으로 메일 발송(Make 등)</w:t>
             </w:r>
@@ -1748,7 +1596,6 @@
             <w:tcW w:type="dxa" w:w="2880"/>
           </w:tcPr>
           <w:p>
-            <w:r/>
             <w:r>
               <w:t>확장</w:t>
             </w:r>
@@ -1761,7 +1608,6 @@
             <w:tcW w:type="dxa" w:w="2880"/>
           </w:tcPr>
           <w:p>
-            <w:r/>
             <w:r>
               <w:t>담당자 인수인계 보기</w:t>
             </w:r>
@@ -1772,7 +1618,6 @@
             <w:tcW w:type="dxa" w:w="2880"/>
           </w:tcPr>
           <w:p>
-            <w:r/>
             <w:r>
               <w:t>업체별 이력·체크리스트·미결 건을 한 장으로 출력</w:t>
             </w:r>
@@ -1783,7 +1628,6 @@
             <w:tcW w:type="dxa" w:w="2880"/>
           </w:tcPr>
           <w:p>
-            <w:r/>
             <w:r>
               <w:t>확장</w:t>
             </w:r>
@@ -1793,7 +1637,7 @@
     </w:tbl>
     <w:p>
       <w:pPr>
-        <w:pStyle w:val="Heading1"/>
+        <w:pStyle w:val="Heading2"/>
       </w:pPr>
       <w:r>
         <w:t>6. 기대 산출물</w:t>
@@ -1865,7 +1709,7 @@
     </w:p>
     <w:p>
       <w:pPr>
-        <w:pStyle w:val="Heading1"/>
+        <w:pStyle w:val="Heading2"/>
       </w:pPr>
       <w:r>
         <w:t>7. 기술 구성</w:t>
@@ -1891,11 +1735,6 @@
               <w:rPr>
                 <w:b/>
               </w:rPr>
-            </w:r>
-            <w:r>
-              <w:rPr>
-                <w:b/>
-              </w:rPr>
               <w:t>과정 도구</w:t>
             </w:r>
           </w:p>
@@ -1905,11 +1744,6 @@
             <w:tcW w:type="dxa" w:w="4320"/>
           </w:tcPr>
           <w:p>
-            <w:r>
-              <w:rPr>
-                <w:b/>
-              </w:rPr>
-            </w:r>
             <w:r>
               <w:rPr>
                 <w:b/>
@@ -1925,7 +1759,6 @@
             <w:tcW w:type="dxa" w:w="4320"/>
           </w:tcPr>
           <w:p>
-            <w:r/>
             <w:r>
               <w:t>DAY1 암묵지 자산화·전략기획</w:t>
             </w:r>
@@ -1936,7 +1769,6 @@
             <w:tcW w:type="dxa" w:w="4320"/>
           </w:tcPr>
           <w:p>
-            <w:r/>
             <w:r>
               <w:t>업체별로 담당자가 알고 있는 주의사항을 체크리스트로 꺼내 적기 — 업무 연속성의 핵심</w:t>
             </w:r>
@@ -1949,7 +1781,6 @@
             <w:tcW w:type="dxa" w:w="4320"/>
           </w:tcPr>
           <w:p>
-            <w:r/>
             <w:r>
               <w:t>DAY2 코랩(Python)·바이브코딩</w:t>
             </w:r>
@@ -1960,7 +1791,6 @@
             <w:tcW w:type="dxa" w:w="4320"/>
           </w:tcPr>
           <w:p>
-            <w:r/>
             <w:r>
               <w:t>Contact List 정리, PO 목록과 업체 마스터 대조</w:t>
             </w:r>
@@ -1973,7 +1803,6 @@
             <w:tcW w:type="dxa" w:w="4320"/>
           </w:tcPr>
           <w:p>
-            <w:r/>
             <w:r>
               <w:t>DAY3 멀티모달 비정형 정보화</w:t>
             </w:r>
@@ -1984,7 +1813,6 @@
             <w:tcW w:type="dxa" w:w="4320"/>
           </w:tcPr>
           <w:p>
-            <w:r/>
             <w:r>
               <w:t>PO PDF·선적서류에서 PO 번호·업체·납기 등 추출</w:t>
             </w:r>
@@ -1997,7 +1825,6 @@
             <w:tcW w:type="dxa" w:w="4320"/>
           </w:tcPr>
           <w:p>
-            <w:r/>
             <w:r>
               <w:t>DAY4 RAG (Dify, NotebookLM)</w:t>
             </w:r>
@@ -2008,7 +1835,6 @@
             <w:tcW w:type="dxa" w:w="4320"/>
           </w:tcPr>
           <w:p>
-            <w:r/>
             <w:r>
               <w:t>업체별 과거 메일·체크리스트를 근거로 한 Follow-up 문안 도우미 (확장)</w:t>
             </w:r>
@@ -2021,7 +1847,6 @@
             <w:tcW w:type="dxa" w:w="4320"/>
           </w:tcPr>
           <w:p>
-            <w:r/>
             <w:r>
               <w:t>DAY5 Make 자동화 (Sheets·Gmail·OpenAI)</w:t>
             </w:r>
@@ -2032,7 +1857,6 @@
             <w:tcW w:type="dxa" w:w="4320"/>
           </w:tcPr>
           <w:p>
-            <w:r/>
             <w:r>
               <w:t>메일 수신 감지 → 관리 대장 갱신, 미회신 알림, 발송 자동화 (확장)</w:t>
             </w:r>
@@ -2045,7 +1869,6 @@
             <w:tcW w:type="dxa" w:w="4320"/>
           </w:tcPr>
           <w:p>
-            <w:r/>
             <w:r>
               <w:t>생성형 AI</w:t>
             </w:r>
@@ -2056,7 +1879,6 @@
             <w:tcW w:type="dxa" w:w="4320"/>
           </w:tcPr>
           <w:p>
-            <w:r/>
             <w:r>
               <w:t>상황별 영문 Follow-up 메일 문안</w:t>
             </w:r>
@@ -2127,10 +1949,216 @@
     </w:p>
     <w:p>
       <w:pPr>
-        <w:pStyle w:val="Heading1"/>
+        <w:pStyle w:val="Heading2"/>
       </w:pPr>
       <w:r>
         <w:t>8. 개발 단계</w:t>
+      </w:r>
+    </w:p>
+    <w:p>
+      <w:pPr>
+        <w:pStyle w:val="Heading3"/>
+      </w:pPr>
+      <w:r>
+        <w:t>1단계 — 지금 바로 개발 가능한 부분</w:t>
+      </w:r>
+    </w:p>
+    <w:p>
+      <w:r>
+        <w:t xml:space="preserve">제출 자료에 샘플 파일이 없으므로, </w:t>
+      </w:r>
+      <w:r>
+        <w:rPr>
+          <w:b/>
+        </w:rPr>
+        <w:t>가정한 표준 양식으로 먼저 만들고 실제 파일을 받으면 열 이름 매핑만 바꾸는</w:t>
+      </w:r>
+      <w:r>
+        <w:t xml:space="preserve"> 방식으로 진행합니다.</w:t>
+      </w:r>
+    </w:p>
+    <w:p>
+      <w:pPr>
+        <w:pStyle w:val="ListBullet"/>
+      </w:pPr>
+      <w:r>
+        <w:t>업체 마스터: Contact List 엑셀 가져오기(열 매핑 화면 포함), 업체 검색·조회</w:t>
+      </w:r>
+    </w:p>
+    <w:p>
+      <w:pPr>
+        <w:pStyle w:val="ListBullet"/>
+      </w:pPr>
+      <w:r>
+        <w:t>PO 매칭: PO PDF 여러 개를 끌어다 놓으면 파일명·본문에서 PO 번호와 업체명을 찾아 업체 마스터와 연결</w:t>
+      </w:r>
+    </w:p>
+    <w:p>
+      <w:pPr>
+        <w:pStyle w:val="ListBullet"/>
+      </w:pPr>
+      <w:r>
+        <w:t>발주 메일 초안 일괄 생성: 업체별 수신자·참조와 표준 영문 본문으로 .eml 파일 묶음 생성(PO PDF 첨부 포함)</w:t>
+      </w:r>
+    </w:p>
+    <w:p>
+      <w:pPr>
+        <w:pStyle w:val="ListBullet"/>
+      </w:pPr>
+      <w:r>
+        <w:t>관리 대장: PO별 송부일·OC 수령일·약속/실제 EXW DATE·선적 예정일·A/N·선적서류 수신 체크, 임박·누락 강조, 엑셀 내보내기·가져오기</w:t>
+      </w:r>
+    </w:p>
+    <w:p>
+      <w:pPr>
+        <w:pStyle w:val="ListBullet"/>
+      </w:pPr>
+      <w:r>
+        <w:t>OC 수령 관리: OC 수령일 기재, 설정 일수 경과 OC 미접수 표시, OC 접수율</w:t>
+      </w:r>
+    </w:p>
+    <w:p>
+      <w:pPr>
+        <w:pStyle w:val="ListBullet"/>
+      </w:pPr>
+      <w:r>
+        <w:t>OC 미접수 팔로우업: 업체별로 묶은 팔로우업 메일 초안(.eml) 생성</w:t>
+      </w:r>
+    </w:p>
+    <w:p>
+      <w:pPr>
+        <w:pStyle w:val="ListBullet"/>
+      </w:pPr>
+      <w:r>
+        <w:t>EXW 준수율(%)·평균 지연일: 전체·업체별 표와 막대 그래프</w:t>
+      </w:r>
+    </w:p>
+    <w:p>
+      <w:pPr>
+        <w:pStyle w:val="ListBullet"/>
+      </w:pPr>
+      <w:r>
+        <w:t>업체별 메일 분류(반자동): .eml 파일을 발신 도메인으로 업체에 분류, PO 번호가 보이는 회신은 OC 수령일 기재 후보로 제시</w:t>
+      </w:r>
+    </w:p>
+    <w:p>
+      <w:pPr>
+        <w:pStyle w:val="ListBullet"/>
+      </w:pPr>
+      <w:r>
+        <w:t>Promise Date 변경 확인: Weekly Order Status 엑셀 두 파일 비교(열 매핑 화면 포함)</w:t>
+      </w:r>
+    </w:p>
+    <w:p>
+      <w:pPr>
+        <w:pStyle w:val="ListBullet"/>
+      </w:pPr>
+      <w:r>
+        <w:t>Packing List 합중량과 B/L 중량 대조: Packing List 엑셀 열 매핑, B/L 중량 직접 입력, 허용 오차는 설정값</w:t>
+      </w:r>
+    </w:p>
+    <w:p>
+      <w:pPr>
+        <w:pStyle w:val="ListBullet"/>
+      </w:pPr>
+      <w:r>
+        <w:t>업체별 체크리스트 입력·표시, 상황별 Follow-up 메일 템플릿(생성형 AI 없이 빈칸 채우기)</w:t>
+      </w:r>
+    </w:p>
+    <w:p>
+      <w:pPr>
+        <w:pStyle w:val="ListBullet"/>
+      </w:pPr>
+      <w:r>
+        <w:t>판단 기준(OC 대기 일수, EXW 임박 일수, 중량 허용 오차 등)은 모두 화면에서 바꾸는 설정값으로 둡니다.</w:t>
+      </w:r>
+    </w:p>
+    <w:p>
+      <w:pPr>
+        <w:pStyle w:val="Heading3"/>
+      </w:pPr>
+      <w:r>
+        <w:t>2단계</w:t>
+      </w:r>
+    </w:p>
+    <w:p>
+      <w:pPr>
+        <w:pStyle w:val="ListBullet"/>
+      </w:pPr>
+      <w:r>
+        <w:t>실제 Contact List·PO 샘플로 추출 규칙 보정(PO 양식이 업체·시기별로 다른지 확인 후)</w:t>
+      </w:r>
+    </w:p>
+    <w:p>
+      <w:pPr>
+        <w:pStyle w:val="ListBullet"/>
+      </w:pPr>
+      <w:r>
+        <w:t>생성형 AI로 상황·업체에 맞춘 Follow-up 문안 다듬기(외부 AI 사용 허용 시)</w:t>
+      </w:r>
+    </w:p>
+    <w:p>
+      <w:pPr>
+        <w:pStyle w:val="ListBullet"/>
+      </w:pPr>
+      <w:r>
+        <w:t>담당자 인수인계용 업체별 한 장 요약 출력</w:t>
+      </w:r>
+    </w:p>
+    <w:p>
+      <w:pPr>
+        <w:pStyle w:val="ListBullet"/>
+      </w:pPr>
+      <w:r>
+        <w:t>B/L·Packing List PDF에서 중량 자동 추출(양식 확인 후)</w:t>
+      </w:r>
+    </w:p>
+    <w:p>
+      <w:pPr>
+        <w:pStyle w:val="ListBullet"/>
+      </w:pPr>
+      <w:r>
+        <w:t>HD360에서 내려받을 수 있는 자료가 있으면 관리 대장 가져오기에 연결</w:t>
+      </w:r>
+    </w:p>
+    <w:p>
+      <w:pPr>
+        <w:pStyle w:val="Heading3"/>
+      </w:pPr>
+      <w:r>
+        <w:t>3단계</w:t>
+      </w:r>
+    </w:p>
+    <w:p>
+      <w:pPr>
+        <w:pStyle w:val="ListBullet"/>
+      </w:pPr>
+      <w:r>
+        <w:t>Make(또는 사내 허용 도구)로 Outlook 수신 메일에서 A/N·선적서류 감지 → 관리 대장 자동 갱신</w:t>
+      </w:r>
+    </w:p>
+    <w:p>
+      <w:pPr>
+        <w:pStyle w:val="ListBullet"/>
+      </w:pPr>
+      <w:r>
+        <w:t>미회신·지연 건 알림, 확인 후 일괄 발송</w:t>
+      </w:r>
+    </w:p>
+    <w:p>
+      <w:pPr>
+        <w:pStyle w:val="ListBullet"/>
+      </w:pPr>
+      <w:r>
+        <w:t>메일함 직접 연동으로 업체별 메일 자동 분류(Outlook 연결 허용 시)</w:t>
+      </w:r>
+    </w:p>
+    <w:p>
+      <w:pPr>
+        <w:pStyle w:val="ListBullet"/>
+      </w:pPr>
+      <w:r>
+        <w:t>Dify 지식베이스에 업체별 과거 커뮤니케이션을 넣은 문의 응대 도우미</w:t>
       </w:r>
     </w:p>
     <w:p>
@@ -2138,21 +2166,7 @@
         <w:pStyle w:val="Heading2"/>
       </w:pPr>
       <w:r>
-        <w:t>1단계 — 지금 바로 개발 가능한 부분</w:t>
-      </w:r>
-    </w:p>
-    <w:p>
-      <w:r>
-        <w:t xml:space="preserve">제출 자료에 샘플 파일이 없으므로, </w:t>
-      </w:r>
-      <w:r>
-        <w:rPr>
-          <w:b/>
-        </w:rPr>
-        <w:t>가정한 표준 양식으로 먼저 만들고 실제 파일을 받으면 열 이름 매핑만 바꾸는</w:t>
-      </w:r>
-      <w:r>
-        <w:t xml:space="preserve"> 방식으로 진행합니다.</w:t>
+        <w:t>9. 기대 효과</w:t>
       </w:r>
     </w:p>
     <w:p>
@@ -2160,7 +2174,13 @@
         <w:pStyle w:val="ListBullet"/>
       </w:pPr>
       <w:r>
-        <w:t>업체 마스터: Contact List 엑셀 가져오기(열 매핑 화면 포함), 업체 검색·조회</w:t>
+        <w:rPr>
+          <w:b/>
+        </w:rPr>
+        <w:t>발주 업무시간 단축</w:t>
+      </w:r>
+      <w:r>
+        <w:t xml:space="preserve"> — 제출 원문의 목표는 「80% 이상 단축」입니다. 업체 조회와 메일 작성을 PO마다 반복하지 않게 되는 것이 주된 근거입니다. 실제 단축률은 도입 전후 측정이 필요합니다.</w:t>
       </w:r>
     </w:p>
     <w:p>
@@ -2168,7 +2188,13 @@
         <w:pStyle w:val="ListBullet"/>
       </w:pPr>
       <w:r>
-        <w:t>PO 매칭: PO PDF 여러 개를 끌어다 놓으면 파일명·본문에서 PO 번호와 업체명을 찾아 업체 마스터와 연결</w:t>
+        <w:rPr>
+          <w:b/>
+        </w:rPr>
+        <w:t>선적일정 누락 방지</w:t>
+      </w:r>
+      <w:r>
+        <w:t xml:space="preserve"> — PO별 선적·A/N 상태가 대장 한 곳에 모이고 임박·누락 건이 강조됩니다.</w:t>
       </w:r>
     </w:p>
     <w:p>
@@ -2176,7 +2202,13 @@
         <w:pStyle w:val="ListBullet"/>
       </w:pPr>
       <w:r>
-        <w:t>발주 메일 초안 일괄 생성: 업체별 수신자·참조와 표준 영문 본문으로 .eml 파일 묶음 생성(PO PDF 첨부 포함)</w:t>
+        <w:rPr>
+          <w:b/>
+        </w:rPr>
+        <w:t>업체별 관리 표준화</w:t>
+      </w:r>
+      <w:r>
+        <w:t xml:space="preserve"> — 업체마다 체크리스트와 메일 템플릿이 정해져, 누가 처리해도 같은 기준을 따릅니다.</w:t>
       </w:r>
     </w:p>
     <w:p>
@@ -2184,71 +2216,13 @@
         <w:pStyle w:val="ListBullet"/>
       </w:pPr>
       <w:r>
-        <w:t>관리 대장: PO별 송부일·OC 수령일·약속/실제 EXW DATE·선적 예정일·A/N·선적서류 수신 체크, 임박·누락 강조, 엑셀 내보내기·가져오기</w:t>
-      </w:r>
-    </w:p>
-    <w:p>
-      <w:pPr>
-        <w:pStyle w:val="ListBullet"/>
-      </w:pPr>
-      <w:r>
-        <w:t>OC 수령 관리: OC 수령일 기재, 설정 일수 경과 OC 미접수 표시, OC 접수율</w:t>
-      </w:r>
-    </w:p>
-    <w:p>
-      <w:pPr>
-        <w:pStyle w:val="ListBullet"/>
-      </w:pPr>
-      <w:r>
-        <w:t>OC 미접수 팔로우업: 업체별로 묶은 팔로우업 메일 초안(.eml) 생성</w:t>
-      </w:r>
-    </w:p>
-    <w:p>
-      <w:pPr>
-        <w:pStyle w:val="ListBullet"/>
-      </w:pPr>
-      <w:r>
-        <w:t>EXW 준수율(%)·평균 지연일: 전체·업체별 표와 막대 그래프</w:t>
-      </w:r>
-    </w:p>
-    <w:p>
-      <w:pPr>
-        <w:pStyle w:val="ListBullet"/>
-      </w:pPr>
-      <w:r>
-        <w:t>업체별 메일 분류(반자동): .eml 파일을 발신 도메인으로 업체에 분류, PO 번호가 보이는 회신은 OC 수령일 기재 후보로 제시</w:t>
-      </w:r>
-    </w:p>
-    <w:p>
-      <w:pPr>
-        <w:pStyle w:val="ListBullet"/>
-      </w:pPr>
-      <w:r>
-        <w:t>Promise Date 변경 확인: Weekly Order Status 엑셀 두 파일 비교(열 매핑 화면 포함)</w:t>
-      </w:r>
-    </w:p>
-    <w:p>
-      <w:pPr>
-        <w:pStyle w:val="ListBullet"/>
-      </w:pPr>
-      <w:r>
-        <w:t>Packing List 합중량과 B/L 중량 대조: Packing List 엑셀 열 매핑, B/L 중량 직접 입력, 허용 오차는 설정값</w:t>
-      </w:r>
-    </w:p>
-    <w:p>
-      <w:pPr>
-        <w:pStyle w:val="ListBullet"/>
-      </w:pPr>
-      <w:r>
-        <w:t>업체별 체크리스트 입력·표시, 상황별 Follow-up 메일 템플릿(생성형 AI 없이 빈칸 채우기)</w:t>
-      </w:r>
-    </w:p>
-    <w:p>
-      <w:pPr>
-        <w:pStyle w:val="ListBullet"/>
-      </w:pPr>
-      <w:r>
-        <w:t>판단 기준(OC 대기 일수, EXW 임박 일수, 중량 허용 오차 등)은 모두 화면에서 바꾸는 설정값으로 둡니다.</w:t>
+        <w:rPr>
+          <w:b/>
+        </w:rPr>
+        <w:t>업무 연속성 확보</w:t>
+      </w:r>
+      <w:r>
+        <w:t xml:space="preserve"> — 담당자가 바뀌어도 업체 마스터·체크리스트·대장이 남아 이어받을 수 있습니다.</w:t>
       </w:r>
     </w:p>
     <w:p>
@@ -2256,47 +2230,165 @@
         <w:pStyle w:val="Heading2"/>
       </w:pPr>
       <w:r>
-        <w:t>2단계</w:t>
+        <w:t>10. 확인 필요 사항</w:t>
+      </w:r>
+    </w:p>
+    <w:p>
+      <w:r>
+        <w:rPr>
+          <w:b/>
+        </w:rPr>
+        <w:t>샘플 데이터 (개인정보·단가는 가려도 됩니다)</w:t>
       </w:r>
     </w:p>
     <w:p>
       <w:pPr>
-        <w:pStyle w:val="ListBullet"/>
+        <w:pStyle w:val="ListNumber"/>
       </w:pPr>
       <w:r>
-        <w:t>실제 Contact List·PO 샘플로 추출 규칙 보정(PO 양식이 업체·시기별로 다른지 확인 후)</w:t>
+        <w:t>공급업체 Contact List 엑셀 샘플 — 열 구성(업체명, 업체 코드, 담당자, 이메일, 참조, 국가·언어 등)과 업체 수</w:t>
       </w:r>
     </w:p>
     <w:p>
       <w:pPr>
-        <w:pStyle w:val="ListBullet"/>
+        <w:pStyle w:val="ListNumber"/>
       </w:pPr>
       <w:r>
-        <w:t>생성형 AI로 상황·업체에 맞춘 Follow-up 문안 다듬기(외부 AI 사용 허용 시)</w:t>
+        <w:t>구매발주서(PO) PDF 샘플 2~3건 — 사내 시스템에서 출력한 텍스트 PDF인지 스캔본인지, 업체별로 양식이 같은지</w:t>
       </w:r>
     </w:p>
     <w:p>
       <w:pPr>
-        <w:pStyle w:val="ListBullet"/>
+        <w:pStyle w:val="ListNumber"/>
       </w:pPr>
       <w:r>
-        <w:t>담당자 인수인계용 업체별 한 장 요약 출력</w:t>
+        <w:t>현재 쓰는 발주 메일, Follow-up 메일 문안 예시</w:t>
       </w:r>
     </w:p>
     <w:p>
       <w:pPr>
-        <w:pStyle w:val="ListBullet"/>
+        <w:pStyle w:val="ListNumber"/>
       </w:pPr>
       <w:r>
-        <w:t>B/L·Packing List PDF에서 중량 자동 추출(양식 확인 후)</w:t>
+        <w:t>A/N·선적서류가 어떤 형태로(메일 본문, 첨부 PDF, 포워더 시스템 등) 누구에게서 오는지</w:t>
+      </w:r>
+    </w:p>
+    <w:p>
+      <w:r>
+        <w:t>5-1. Cummins Weekly Order Status 엑셀 샘플 두 주차 — 열 이름(PO, 라인, 품번, Promise Date 등)과 한 행을 구분하는 기준</w:t>
+      </w:r>
+    </w:p>
+    <w:p>
+      <w:r>
+        <w:t>5-2. Packing List와 B/L 샘플 — 파일 형태(엑셀·PDF), 중량 단위(kg 등), 순중량·총중량 중 어느 값을 비교하는지</w:t>
+      </w:r>
+    </w:p>
+    <w:p>
+      <w:r>
+        <w:t>5-3. OC 회신 메일 예시 — 제목·본문에 PO 번호가 들어오는지, 업체 메일 도메인이 업체마다 하나인지</w:t>
+      </w:r>
+    </w:p>
+    <w:p>
+      <w:r>
+        <w:t>5-4. HD360 페이지에서 EXW DATE·OC 접수율 자료를 엑셀로 내려받을 수 있는지</w:t>
+      </w:r>
+    </w:p>
+    <w:p>
+      <w:r>
+        <w:rPr>
+          <w:b/>
+        </w:rPr>
+        <w:t>업무 규칙</w:t>
       </w:r>
     </w:p>
     <w:p>
       <w:pPr>
-        <w:pStyle w:val="ListBullet"/>
+        <w:pStyle w:val="ListNumber"/>
       </w:pPr>
       <w:r>
-        <w:t>HD360에서 내려받을 수 있는 자료가 있으면 관리 대장 가져오기에 연결</w:t>
+        <w:t xml:space="preserve">「A/N」의 사내 의미(Arrival Notice로 이해했습니다)와 관리해야 할 상태 단계 — </w:t>
+      </w:r>
+      <w:r>
+        <w:rPr>
+          <w:b/>
+        </w:rPr>
+        <w:t>확인됨(2026-09-29 저녁 요청): 포워더가 보내는 Arrival Notice 메일, 관리 목적은 B/L 나온 건의 항차등록(11.7)</w:t>
+      </w:r>
+    </w:p>
+    <w:p>
+      <w:pPr>
+        <w:pStyle w:val="ListNumber"/>
+      </w:pPr>
+      <w:r>
+        <w:t>월 평균 PO 건수와 한 번에 일괄 발송하는 건수 — 기대 효과 측정 기준</w:t>
+      </w:r>
+    </w:p>
+    <w:p>
+      <w:pPr>
+        <w:pStyle w:val="ListNumber"/>
+      </w:pPr>
+      <w:r>
+        <w:t>업체별 체크리스트에 들어갈 항목 예시</w:t>
+      </w:r>
+    </w:p>
+    <w:p>
+      <w:pPr>
+        <w:pStyle w:val="ListNumber"/>
+      </w:pPr>
+      <w:r>
+        <w:t>PO 번호·업체 코드가 ERP 등 사내 시스템에서 엑셀로 내려받을 수 있는지(PDF 추출보다 정확함)</w:t>
+      </w:r>
+    </w:p>
+    <w:p>
+      <w:r>
+        <w:t>8-1. OC 일자 기준 — 「회신 메일을 받은 날」로 이해했습니다. OC 문서에 적힌 일자와 다를 때 어느 값을 쓰는지</w:t>
+      </w:r>
+    </w:p>
+    <w:p>
+      <w:r>
+        <w:t>8-2. OC 미접수로 보는 기준 일수(송부 후 며칠), EXW 「준수」의 기준(당일까지 출고, 또는 허용 일수)</w:t>
+      </w:r>
+    </w:p>
+    <w:p>
+      <w:r>
+        <w:t>8-3. 중량 일치 판단의 허용 오차(kg 또는 %)</w:t>
+      </w:r>
+    </w:p>
+    <w:p>
+      <w:r>
+        <w:t>8-4. EXW 준수율·평균 지연일 요구 — 패들릿 원문에서 문구가 확인되지 않아, 필요 여부와 산식을 확인해 주십시오</w:t>
+      </w:r>
+    </w:p>
+    <w:p>
+      <w:r>
+        <w:rPr>
+          <w:b/>
+        </w:rPr>
+        <w:t>보안·환경</w:t>
+      </w:r>
+    </w:p>
+    <w:p>
+      <w:pPr>
+        <w:pStyle w:val="ListNumber"/>
+      </w:pPr>
+      <w:r>
+        <w:t>업체 정보·PO를 외부 AI 서비스나 클라우드(Make, OpenAI, Google Sheets)에 넣어도 되는지</w:t>
+      </w:r>
+    </w:p>
+    <w:p>
+      <w:pPr>
+        <w:pStyle w:val="ListNumber"/>
+      </w:pPr>
+      <w:r>
+        <w:t>Outlook이 Microsoft 365(웹) 계정인지, 외부 자동화 도구 연결이 허용되는지</w:t>
+      </w:r>
+    </w:p>
+    <w:p>
+      <w:pPr>
+        <w:pStyle w:val="ListNumber"/>
+      </w:pPr>
+      <w:r>
+        <w:t>관리 대장을 팀원과 공유해야 하는지, 공유한다면 허용되는 저장 위치</w:t>
       </w:r>
     </w:p>
     <w:p>
@@ -2304,282 +2396,12 @@
         <w:pStyle w:val="Heading2"/>
       </w:pPr>
       <w:r>
-        <w:t>3단계</w:t>
+        <w:t>11. 2026-09-29 메일 추가 자료</w:t>
       </w:r>
     </w:p>
     <w:p>
       <w:pPr>
-        <w:pStyle w:val="ListBullet"/>
-      </w:pPr>
-      <w:r>
-        <w:t>Make(또는 사내 허용 도구)로 Outlook 수신 메일에서 A/N·선적서류 감지 → 관리 대장 자동 갱신</w:t>
-      </w:r>
-    </w:p>
-    <w:p>
-      <w:pPr>
-        <w:pStyle w:val="ListBullet"/>
-      </w:pPr>
-      <w:r>
-        <w:t>미회신·지연 건 알림, 확인 후 일괄 발송</w:t>
-      </w:r>
-    </w:p>
-    <w:p>
-      <w:pPr>
-        <w:pStyle w:val="ListBullet"/>
-      </w:pPr>
-      <w:r>
-        <w:t>메일함 직접 연동으로 업체별 메일 자동 분류(Outlook 연결 허용 시)</w:t>
-      </w:r>
-    </w:p>
-    <w:p>
-      <w:pPr>
-        <w:pStyle w:val="ListBullet"/>
-      </w:pPr>
-      <w:r>
-        <w:t>Dify 지식베이스에 업체별 과거 커뮤니케이션을 넣은 문의 응대 도우미</w:t>
-      </w:r>
-    </w:p>
-    <w:p>
-      <w:pPr>
-        <w:pStyle w:val="Heading1"/>
-      </w:pPr>
-      <w:r>
-        <w:t>9. 기대 효과</w:t>
-      </w:r>
-    </w:p>
-    <w:p>
-      <w:pPr>
-        <w:pStyle w:val="ListBullet"/>
-      </w:pPr>
-      <w:r>
-        <w:rPr>
-          <w:b/>
-        </w:rPr>
-        <w:t>발주 업무시간 단축</w:t>
-      </w:r>
-      <w:r>
-        <w:t xml:space="preserve"> — 제출 원문의 목표는 「80% 이상 단축」입니다. 업체 조회와 메일 작성을 PO마다 반복하지 않게 되는 것이 주된 근거입니다. 실제 단축률은 도입 전후 측정이 필요합니다.</w:t>
-      </w:r>
-    </w:p>
-    <w:p>
-      <w:pPr>
-        <w:pStyle w:val="ListBullet"/>
-      </w:pPr>
-      <w:r>
-        <w:rPr>
-          <w:b/>
-        </w:rPr>
-        <w:t>선적일정 누락 방지</w:t>
-      </w:r>
-      <w:r>
-        <w:t xml:space="preserve"> — PO별 선적·A/N 상태가 대장 한 곳에 모이고 임박·누락 건이 강조됩니다.</w:t>
-      </w:r>
-    </w:p>
-    <w:p>
-      <w:pPr>
-        <w:pStyle w:val="ListBullet"/>
-      </w:pPr>
-      <w:r>
-        <w:rPr>
-          <w:b/>
-        </w:rPr>
-        <w:t>업체별 관리 표준화</w:t>
-      </w:r>
-      <w:r>
-        <w:t xml:space="preserve"> — 업체마다 체크리스트와 메일 템플릿이 정해져, 누가 처리해도 같은 기준을 따릅니다.</w:t>
-      </w:r>
-    </w:p>
-    <w:p>
-      <w:pPr>
-        <w:pStyle w:val="ListBullet"/>
-      </w:pPr>
-      <w:r>
-        <w:rPr>
-          <w:b/>
-        </w:rPr>
-        <w:t>업무 연속성 확보</w:t>
-      </w:r>
-      <w:r>
-        <w:t xml:space="preserve"> — 담당자가 바뀌어도 업체 마스터·체크리스트·대장이 남아 이어받을 수 있습니다.</w:t>
-      </w:r>
-    </w:p>
-    <w:p>
-      <w:pPr>
-        <w:pStyle w:val="Heading1"/>
-      </w:pPr>
-      <w:r>
-        <w:t>10. 확인 필요 사항</w:t>
-      </w:r>
-    </w:p>
-    <w:p>
-      <w:r>
-        <w:rPr>
-          <w:b/>
-        </w:rPr>
-        <w:t>샘플 데이터 (개인정보·단가는 가려도 됩니다)</w:t>
-      </w:r>
-    </w:p>
-    <w:p>
-      <w:pPr>
-        <w:pStyle w:val="ListNumber"/>
-      </w:pPr>
-      <w:r>
-        <w:t>공급업체 Contact List 엑셀 샘플 — 열 구성(업체명, 업체 코드, 담당자, 이메일, 참조, 국가·언어 등)과 업체 수</w:t>
-      </w:r>
-    </w:p>
-    <w:p>
-      <w:pPr>
-        <w:pStyle w:val="ListNumber"/>
-      </w:pPr>
-      <w:r>
-        <w:t>구매발주서(PO) PDF 샘플 2~3건 — 사내 시스템에서 출력한 텍스트 PDF인지 스캔본인지, 업체별로 양식이 같은지</w:t>
-      </w:r>
-    </w:p>
-    <w:p>
-      <w:pPr>
-        <w:pStyle w:val="ListNumber"/>
-      </w:pPr>
-      <w:r>
-        <w:t>현재 쓰는 발주 메일, Follow-up 메일 문안 예시</w:t>
-      </w:r>
-    </w:p>
-    <w:p>
-      <w:pPr>
-        <w:pStyle w:val="ListNumber"/>
-      </w:pPr>
-      <w:r>
-        <w:t>A/N·선적서류가 어떤 형태로(메일 본문, 첨부 PDF, 포워더 시스템 등) 누구에게서 오는지</w:t>
-      </w:r>
-    </w:p>
-    <w:p>
-      <w:r>
-        <w:t>5-1. Cummins Weekly Order Status 엑셀 샘플 두 주차 — 열 이름(PO, 라인, 품번, Promise Date 등)과 한 행을 구분하는 기준</w:t>
-      </w:r>
-    </w:p>
-    <w:p>
-      <w:r>
-        <w:t>5-2. Packing List와 B/L 샘플 — 파일 형태(엑셀·PDF), 중량 단위(kg 등), 순중량·총중량 중 어느 값을 비교하는지</w:t>
-      </w:r>
-    </w:p>
-    <w:p>
-      <w:r>
-        <w:t>5-3. OC 회신 메일 예시 — 제목·본문에 PO 번호가 들어오는지, 업체 메일 도메인이 업체마다 하나인지</w:t>
-      </w:r>
-    </w:p>
-    <w:p>
-      <w:r>
-        <w:t>5-4. HD360 페이지에서 EXW DATE·OC 접수율 자료를 엑셀로 내려받을 수 있는지</w:t>
-      </w:r>
-    </w:p>
-    <w:p>
-      <w:r>
-        <w:rPr>
-          <w:b/>
-        </w:rPr>
-        <w:t>업무 규칙</w:t>
-      </w:r>
-    </w:p>
-    <w:p>
-      <w:pPr>
-        <w:pStyle w:val="ListNumber"/>
-      </w:pPr>
-      <w:r>
-        <w:t xml:space="preserve">「A/N」의 사내 의미(Arrival Notice로 이해했습니다)와 관리해야 할 상태 단계 — </w:t>
-      </w:r>
-      <w:r>
-        <w:rPr>
-          <w:b/>
-        </w:rPr>
-        <w:t>확인됨(2026-09-29 저녁 요청): 포워더가 보내는 Arrival Notice 메일, 관리 목적은 B/L 나온 건의 항차등록(11.7)</w:t>
-      </w:r>
-    </w:p>
-    <w:p>
-      <w:pPr>
-        <w:pStyle w:val="ListNumber"/>
-      </w:pPr>
-      <w:r>
-        <w:t>월 평균 PO 건수와 한 번에 일괄 발송하는 건수 — 기대 효과 측정 기준</w:t>
-      </w:r>
-    </w:p>
-    <w:p>
-      <w:pPr>
-        <w:pStyle w:val="ListNumber"/>
-      </w:pPr>
-      <w:r>
-        <w:t>업체별 체크리스트에 들어갈 항목 예시</w:t>
-      </w:r>
-    </w:p>
-    <w:p>
-      <w:pPr>
-        <w:pStyle w:val="ListNumber"/>
-      </w:pPr>
-      <w:r>
-        <w:t>PO 번호·업체 코드가 ERP 등 사내 시스템에서 엑셀로 내려받을 수 있는지(PDF 추출보다 정확함)</w:t>
-      </w:r>
-    </w:p>
-    <w:p>
-      <w:r>
-        <w:t>8-1. OC 일자 기준 — 「회신 메일을 받은 날」로 이해했습니다. OC 문서에 적힌 일자와 다를 때 어느 값을 쓰는지</w:t>
-      </w:r>
-    </w:p>
-    <w:p>
-      <w:r>
-        <w:t>8-2. OC 미접수로 보는 기준 일수(송부 후 며칠), EXW 「준수」의 기준(당일까지 출고, 또는 허용 일수)</w:t>
-      </w:r>
-    </w:p>
-    <w:p>
-      <w:r>
-        <w:t>8-3. 중량 일치 판단의 허용 오차(kg 또는 %)</w:t>
-      </w:r>
-    </w:p>
-    <w:p>
-      <w:r>
-        <w:t>8-4. EXW 준수율·평균 지연일 요구 — 패들릿 원문에서 문구가 확인되지 않아, 필요 여부와 산식을 확인해 주십시오</w:t>
-      </w:r>
-    </w:p>
-    <w:p>
-      <w:r>
-        <w:rPr>
-          <w:b/>
-        </w:rPr>
-        <w:t>보안·환경</w:t>
-      </w:r>
-    </w:p>
-    <w:p>
-      <w:pPr>
-        <w:pStyle w:val="ListNumber"/>
-      </w:pPr>
-      <w:r>
-        <w:t>업체 정보·PO를 외부 AI 서비스나 클라우드(Make, OpenAI, Google Sheets)에 넣어도 되는지</w:t>
-      </w:r>
-    </w:p>
-    <w:p>
-      <w:pPr>
-        <w:pStyle w:val="ListNumber"/>
-      </w:pPr>
-      <w:r>
-        <w:t>Outlook이 Microsoft 365(웹) 계정인지, 외부 자동화 도구 연결이 허용되는지</w:t>
-      </w:r>
-    </w:p>
-    <w:p>
-      <w:pPr>
-        <w:pStyle w:val="ListNumber"/>
-      </w:pPr>
-      <w:r>
-        <w:t>관리 대장을 팀원과 공유해야 하는지, 공유한다면 허용되는 저장 위치</w:t>
-      </w:r>
-    </w:p>
-    <w:p>
-      <w:pPr>
-        <w:pStyle w:val="Heading1"/>
-      </w:pPr>
-      <w:r>
-        <w:t>11. 2026-09-29 메일 추가 자료</w:t>
-      </w:r>
-    </w:p>
-    <w:p>
-      <w:pPr>
-        <w:pStyle w:val="Heading2"/>
+        <w:pStyle w:val="Heading3"/>
       </w:pPr>
       <w:r>
         <w:t>11.1 받은 자료</w:t>
@@ -2619,11 +2441,6 @@
               <w:rPr>
                 <w:b/>
               </w:rPr>
-            </w:r>
-            <w:r>
-              <w:rPr>
-                <w:b/>
-              </w:rPr>
               <w:t>자료</w:t>
             </w:r>
           </w:p>
@@ -2633,11 +2450,6 @@
             <w:tcW w:type="dxa" w:w="4320"/>
           </w:tcPr>
           <w:p>
-            <w:r>
-              <w:rPr>
-                <w:b/>
-              </w:rPr>
-            </w:r>
             <w:r>
               <w:rPr>
                 <w:b/>
@@ -2653,7 +2465,6 @@
             <w:tcW w:type="dxa" w:w="4320"/>
           </w:tcPr>
           <w:p>
-            <w:r/>
             <w:r>
               <w:t>항차 업무 매뉴얼(.pptx)</w:t>
             </w:r>
@@ -2664,7 +2475,6 @@
             <w:tcW w:type="dxa" w:w="4320"/>
           </w:tcPr>
           <w:p>
-            <w:r/>
             <w:r>
               <w:t>업무 흐름 전체(PO 송부 → OC 접수 → L/C·L/G → 항차 입력 → 보세운송), OC Date의 뜻, 지역별 평균 운송기간</w:t>
             </w:r>
@@ -2677,7 +2487,6 @@
             <w:tcW w:type="dxa" w:w="4320"/>
           </w:tcPr>
           <w:p>
-            <w:r/>
             <w:r>
               <w:t>구매발주서(.pdf)</w:t>
             </w:r>
@@ -2688,7 +2497,6 @@
             <w:tcW w:type="dxa" w:w="4320"/>
           </w:tcPr>
           <w:p>
-            <w:r/>
             <w:r>
               <w:t>10장 2번 — 텍스트 PDF이며 양식이 고정. PO 번호 체계(영문 1자 + 숫자 9자리)</w:t>
             </w:r>
@@ -2701,7 +2509,6 @@
             <w:tcW w:type="dxa" w:w="4320"/>
           </w:tcPr>
           <w:p>
-            <w:r/>
             <w:r>
               <w:t>OC 회신 메일(.eml)</w:t>
             </w:r>
@@ -2712,7 +2519,6 @@
             <w:tcW w:type="dxa" w:w="4320"/>
           </w:tcPr>
           <w:p>
-            <w:r/>
             <w:r>
               <w:t>10장 3번·5-3번 — 제목에 PO 번호가 들어오고, 한 메일에 PO 여러 건. 실제 발주 메일 문안(인용 부분)</w:t>
             </w:r>
@@ -2725,7 +2531,6 @@
             <w:tcW w:type="dxa" w:w="4320"/>
           </w:tcPr>
           <w:p>
-            <w:r/>
             <w:r>
               <w:t>OC 엑셀 2개(.xls)</w:t>
             </w:r>
@@ -2736,7 +2541,6 @@
             <w:tcW w:type="dxa" w:w="4320"/>
           </w:tcPr>
           <w:p>
-            <w:r/>
             <w:r>
               <w:t>OC 양식 — 품번·수량·단가·OC 번호가 있고 확정 납기 칸은 없음</w:t>
             </w:r>
@@ -2749,7 +2553,6 @@
             <w:tcW w:type="dxa" w:w="4320"/>
           </w:tcPr>
           <w:p>
-            <w:r/>
             <w:r>
               <w:t>Cummins Integrated Order Status(.xlsx)</w:t>
             </w:r>
@@ -2760,7 +2563,6 @@
             <w:tcW w:type="dxa" w:w="4320"/>
           </w:tcPr>
           <w:p>
-            <w:r/>
             <w:r>
               <w:t>10장 5-1번 — 열 이름과 한 줄을 구분하는 기준</w:t>
             </w:r>
@@ -2784,7 +2586,7 @@
     </w:p>
     <w:p>
       <w:pPr>
-        <w:pStyle w:val="Heading2"/>
+        <w:pStyle w:val="Heading3"/>
       </w:pPr>
       <w:r>
         <w:t>11.2 항차 매뉴얼에서 뽑은 업무 규칙</w:t>
@@ -2807,7 +2609,7 @@
       <w:r>
         <w:rPr>
           <w:rFonts w:ascii="Consolas" w:hAnsi="Consolas"/>
-          <w:sz w:val="16"/>
+          <w:sz w:val="18"/>
         </w:rPr>
         <w:t>flowchart LR</w:t>
         <w:br/>
@@ -2853,11 +2655,6 @@
               <w:rPr>
                 <w:b/>
               </w:rPr>
-            </w:r>
-            <w:r>
-              <w:rPr>
-                <w:b/>
-              </w:rPr>
               <w:t>단계</w:t>
             </w:r>
           </w:p>
@@ -2867,11 +2664,6 @@
             <w:tcW w:type="dxa" w:w="2880"/>
           </w:tcPr>
           <w:p>
-            <w:r>
-              <w:rPr>
-                <w:b/>
-              </w:rPr>
-            </w:r>
             <w:r>
               <w:rPr>
                 <w:b/>
@@ -2889,11 +2681,6 @@
               <w:rPr>
                 <w:b/>
               </w:rPr>
-            </w:r>
-            <w:r>
-              <w:rPr>
-                <w:b/>
-              </w:rPr>
               <w:t>도구 반영</w:t>
             </w:r>
           </w:p>
@@ -2905,7 +2692,6 @@
             <w:tcW w:type="dxa" w:w="2880"/>
           </w:tcPr>
           <w:p>
-            <w:r/>
             <w:r>
               <w:t>PO 송부 대상</w:t>
             </w:r>
@@ -2916,7 +2702,6 @@
             <w:tcW w:type="dxa" w:w="2880"/>
           </w:tcPr>
           <w:p>
-            <w:r/>
             <w:r>
               <w:t>SRM 외자조달 Purchase Order에서 Issue Date 한 달, Status Entered, 구매조직 기준으로 조회(PO 번호가 M·O·B로 시작). Purchasing Type 4종(In house · Mass production · Import-OEM · Import-CKD)만 송부</w:t>
             </w:r>
@@ -2927,7 +2712,6 @@
             <w:tcW w:type="dxa" w:w="2880"/>
           </w:tcPr>
           <w:p>
-            <w:r/>
             <w:r>
               <w:t>PO 번호 규칙에 「영문 1자 + 숫자 9자리」 추가. 유형 필터는 SRM에서 하므로 도구에는 넣지 않음</w:t>
             </w:r>
@@ -2940,7 +2724,6 @@
             <w:tcW w:type="dxa" w:w="2880"/>
           </w:tcPr>
           <w:p>
-            <w:r/>
             <w:r>
               <w:t>납기 입력</w:t>
             </w:r>
@@ -2951,7 +2734,6 @@
             <w:tcW w:type="dxa" w:w="2880"/>
           </w:tcPr>
           <w:p>
-            <w:r/>
             <w:r>
               <w:t>Delivery Date in PO Sheet − 운송 기간 = Incoterms Date. 지역별 평균 운송기간: 미국 60일, 유럽 90일, 일본·중국 15일, 인도 45일</w:t>
             </w:r>
@@ -2962,7 +2744,6 @@
             <w:tcW w:type="dxa" w:w="2880"/>
           </w:tcPr>
           <w:p>
-            <w:r/>
             <w:r>
               <w:t>설정 「지역별 평균 운송기간」(바꿀 수 있음). PO 품목 보기에서 Incoterms Date 참고값 계산</w:t>
             </w:r>
@@ -2975,7 +2756,6 @@
             <w:tcW w:type="dxa" w:w="2880"/>
           </w:tcPr>
           <w:p>
-            <w:r/>
             <w:r>
               <w:t>PO 송부</w:t>
             </w:r>
@@ -2986,7 +2766,6 @@
             <w:tcW w:type="dxa" w:w="2880"/>
           </w:tcPr>
           <w:p>
-            <w:r/>
             <w:r>
               <w:t>PO Sheet 수신자를 본인 메일로 바꿔 PDF 저장 후 각 공급사에 메일 발송</w:t>
             </w:r>
@@ -2997,7 +2776,6 @@
             <w:tcW w:type="dxa" w:w="2880"/>
           </w:tcPr>
           <w:p>
-            <w:r/>
             <w:r>
               <w:t xml:space="preserve">발주 메일 초안(.eml). 실제 메일처럼 </w:t>
             </w:r>
@@ -3019,7 +2797,6 @@
             <w:tcW w:type="dxa" w:w="2880"/>
           </w:tcPr>
           <w:p>
-            <w:r/>
             <w:r>
               <w:t>OC 접수</w:t>
             </w:r>
@@ -3030,7 +2807,6 @@
             <w:tcW w:type="dxa" w:w="2880"/>
           </w:tcPr>
           <w:p>
-            <w:r/>
             <w:r>
               <w:t xml:space="preserve">OC(Order Confirmation) = PO에 대한 공급사 확인 문서. </w:t>
             </w:r>
@@ -3050,7 +2826,6 @@
             <w:tcW w:type="dxa" w:w="2880"/>
           </w:tcPr>
           <w:p>
-            <w:r/>
             <w:r>
               <w:t>OC 엑셀의 날짜를 「OC DATE(출하 예정일)」로 읽어 대장의 약속 EXW DATE로 반영. 메일 받은 날은 「OC 수령일」로 따로 둠</w:t>
             </w:r>
@@ -3063,7 +2838,6 @@
             <w:tcW w:type="dxa" w:w="2880"/>
           </w:tcPr>
           <w:p>
-            <w:r/>
             <w:r>
               <w:t>L/C 요청</w:t>
             </w:r>
@@ -3074,7 +2848,6 @@
             <w:tcW w:type="dxa" w:w="2880"/>
           </w:tcPr>
           <w:p>
-            <w:r/>
             <w:r>
               <w:t>개설일 = 신청 당일 + 2일(영업일), 최종선적일 = 개설일 + 6개월(일반), 유효기일 = 최종선적일 + 3주. HS CODE 확인. 발주서와 함께 개설 요청 메일</w:t>
             </w:r>
@@ -3085,7 +2858,6 @@
             <w:tcW w:type="dxa" w:w="2880"/>
           </w:tcPr>
           <w:p>
-            <w:r/>
             <w:r>
               <w:t>항차 체크리스트의 L/C 단계(해당 업체만) + 일정 계산기. 공휴일은 반영하지 않음</w:t>
             </w:r>
@@ -3098,7 +2870,6 @@
             <w:tcW w:type="dxa" w:w="2880"/>
           </w:tcPr>
           <w:p>
-            <w:r/>
             <w:r>
               <w:t>L/G 요청</w:t>
             </w:r>
@@ -3109,7 +2880,6 @@
             <w:tcW w:type="dxa" w:w="2880"/>
           </w:tcPr>
           <w:p>
-            <w:r/>
             <w:r>
               <w:t>선적서류보다 화물이 먼저 도착할 때(주로 항공) 은행 보증서 발급 요청</w:t>
             </w:r>
@@ -3120,7 +2890,6 @@
             <w:tcW w:type="dxa" w:w="2880"/>
           </w:tcPr>
           <w:p>
-            <w:r/>
             <w:r>
               <w:t>체크리스트 설명에만 둠(도구 기능 없음)</w:t>
             </w:r>
@@ -3133,7 +2902,6 @@
             <w:tcW w:type="dxa" w:w="2880"/>
           </w:tcPr>
           <w:p>
-            <w:r/>
             <w:r>
               <w:t>항차 입력</w:t>
             </w:r>
@@ -3144,7 +2912,6 @@
             <w:tcW w:type="dxa" w:w="2880"/>
           </w:tcPr>
           <w:p>
-            <w:r/>
             <w:r>
               <w:t>수입운송의뢰에서 B/L·C/I·P/L(AL) 내려받기 → 선적납기관리에서 선적 수량·인보이스 총금액을 C/I와 대조, Invoice Date·BL Date·총금액 입력, 최초/조정 ETD·ETA(없으면 ETD = BL Date, ETA = 운송일 계산) → 선적서류 확정 → B/L Due List 첨부(BL·C/I·P/L·COO) 후 선적문서 생성 → Bill of Lading에 Total Net/Gross Weight·Vessel Name 입력 후 Confirm → 외자 대금 지불 요청(Invoice ERP 송신) → SAP BL/IV 관리 IV·GR·WorkFlow → 결재에 BL·INV·PL 첨부</w:t>
             </w:r>
@@ -3155,7 +2922,6 @@
             <w:tcW w:type="dxa" w:w="2880"/>
           </w:tcPr>
           <w:p>
-            <w:r/>
             <w:r>
               <w:t>관리 대장 「항차 체크리스트」 13단계(PO 한 건마다, 날짜 기록). ETA 자동 계산. Total Gross Weight 입력 전 「중량 대조」 화면 연결</w:t>
             </w:r>
@@ -3168,7 +2934,6 @@
             <w:tcW w:type="dxa" w:w="2880"/>
           </w:tcPr>
           <w:p>
-            <w:r/>
             <w:r>
               <w:t>무환(NCV) 항차</w:t>
             </w:r>
@@ -3179,7 +2944,6 @@
             <w:tcW w:type="dxa" w:w="2880"/>
           </w:tcPr>
           <w:p>
-            <w:r/>
             <w:r>
               <w:t>샘플·보상 등 대금 없는 건은 Bill of Lading(수작업)으로 입력</w:t>
             </w:r>
@@ -3190,7 +2954,6 @@
             <w:tcW w:type="dxa" w:w="2880"/>
           </w:tcPr>
           <w:p>
-            <w:r/>
             <w:r>
               <w:t>기록만(도구 기능 없음)</w:t>
             </w:r>
@@ -3203,7 +2966,6 @@
             <w:tcW w:type="dxa" w:w="2880"/>
           </w:tcPr>
           <w:p>
-            <w:r/>
             <w:r>
               <w:t>전표처리 취소</w:t>
             </w:r>
@@ -3214,7 +2976,6 @@
             <w:tcW w:type="dxa" w:w="2880"/>
           </w:tcPr>
           <w:p>
-            <w:r/>
             <w:r>
               <w:t>인보이스 누락·단가 오기재 시 송장·인바운드 취소 → ERP 송신 취소 → Confirm Cancel → 선적서류확정 취소 → 재항차</w:t>
             </w:r>
@@ -3225,7 +2986,6 @@
             <w:tcW w:type="dxa" w:w="2880"/>
           </w:tcPr>
           <w:p>
-            <w:r/>
             <w:r>
               <w:t>기록만</w:t>
             </w:r>
@@ -3238,7 +2998,6 @@
             <w:tcW w:type="dxa" w:w="2880"/>
           </w:tcPr>
           <w:p>
-            <w:r/>
             <w:r>
               <w:t>PCR</w:t>
             </w:r>
@@ -3249,7 +3008,6 @@
             <w:tcW w:type="dxa" w:w="2880"/>
           </w:tcPr>
           <w:p>
-            <w:r/>
             <w:r>
               <w:t>발송된 PO의 수량·단가 변경(C) 또는 삭제(D) 절차</w:t>
             </w:r>
@@ -3260,7 +3018,6 @@
             <w:tcW w:type="dxa" w:w="2880"/>
           </w:tcPr>
           <w:p>
-            <w:r/>
             <w:r>
               <w:t>OC 대조에서 수량·단가가 다르면 PCR 여부를 판단할 근거로 씀</w:t>
             </w:r>
@@ -3273,7 +3030,6 @@
             <w:tcW w:type="dxa" w:w="2880"/>
           </w:tcPr>
           <w:p>
-            <w:r/>
             <w:r>
               <w:t>보세운송·독차</w:t>
             </w:r>
@@ -3284,7 +3040,6 @@
             <w:tcW w:type="dxa" w:w="2880"/>
           </w:tcPr>
           <w:p>
-            <w:r/>
             <w:r>
               <w:t>오후 3시 전 도착 화물은 다음 날 08시 창고 도착하는 데일리 보세운송 요청 가능(B/L 첨부 필수), 그 밖은 독차 요청</w:t>
             </w:r>
@@ -3295,7 +3050,6 @@
             <w:tcW w:type="dxa" w:w="2880"/>
           </w:tcPr>
           <w:p>
-            <w:r/>
             <w:r>
               <w:t>체크리스트 마지막 단계</w:t>
             </w:r>
@@ -3305,7 +3059,7 @@
     </w:tbl>
     <w:p>
       <w:pPr>
-        <w:pStyle w:val="Heading2"/>
+        <w:pStyle w:val="Heading3"/>
       </w:pPr>
       <w:r>
         <w:t>11.3 실물 구조에 맞춘 도구 보강(1단계 추가분)</w:t>
@@ -3331,11 +3085,6 @@
               <w:rPr>
                 <w:b/>
               </w:rPr>
-            </w:r>
-            <w:r>
-              <w:rPr>
-                <w:b/>
-              </w:rPr>
               <w:t>요청</w:t>
             </w:r>
           </w:p>
@@ -3345,11 +3094,6 @@
             <w:tcW w:type="dxa" w:w="4320"/>
           </w:tcPr>
           <w:p>
-            <w:r>
-              <w:rPr>
-                <w:b/>
-              </w:rPr>
-            </w:r>
             <w:r>
               <w:rPr>
                 <w:b/>
@@ -3365,7 +3109,6 @@
             <w:tcW w:type="dxa" w:w="4320"/>
           </w:tcPr>
           <w:p>
-            <w:r/>
             <w:r>
               <w:t>PO(.pdf) 발행 → 송부</w:t>
             </w:r>
@@ -3376,7 +3119,6 @@
             <w:tcW w:type="dxa" w:w="4320"/>
           </w:tcPr>
           <w:p>
-            <w:r/>
             <w:r>
               <w:t xml:space="preserve">구매발주서 본문에서 PO 번호·공급사·발주일·품목 줄(품번·단위·수량·통화·단가·금액·납기·Mfr 품번)·Contract Amount·인코텀즈·원산지를 읽음. 수량×단가와 금액, 합계와 Contract Amount가 다르면 경고. PDF를 열 수 없는 PC를 위해 </w:t>
             </w:r>
@@ -3398,7 +3140,6 @@
             <w:tcW w:type="dxa" w:w="4320"/>
           </w:tcPr>
           <w:p>
-            <w:r/>
             <w:r>
               <w:t>OC 회신 확인(누락 방지)</w:t>
             </w:r>
@@ -3409,7 +3150,6 @@
             <w:tcW w:type="dxa" w:w="4320"/>
           </w:tcPr>
           <w:p>
-            <w:r/>
             <w:r>
               <w:t>.eml을 바이트로 읽어 MIME 여러 겹(mixed·related·alternative)·base64·quoted-printable·RFC 2047 제목·RFC 2231 파일명을 풂. 제목·본문·</w:t>
             </w:r>
@@ -3431,7 +3171,6 @@
             <w:tcW w:type="dxa" w:w="4320"/>
           </w:tcPr>
           <w:p>
-            <w:r/>
             <w:r>
               <w:t>OC 내용 대조</w:t>
             </w:r>
@@ -3442,7 +3181,6 @@
             <w:tcW w:type="dxa" w:w="4320"/>
           </w:tcPr>
           <w:p>
-            <w:r/>
             <w:r>
               <w:t>첨부 OC 엑셀(구형 .xls 포함)을 읽어 OC 번호·OC DATE·품목(수량·단가·공급사 품번)을 PO 품목과 대조 — 수량·단가 다름, 공급사 품번 다름, PO에 없는 품번, OC에 없는 PO 줄, PO 납기보다 늦은 출하 예정일을 표시. OC 번호와 OC DATE를 대장에 반영(이미 약속 EXW가 있으면 체크해야 바꿈)</w:t>
             </w:r>
@@ -3455,7 +3193,6 @@
             <w:tcW w:type="dxa" w:w="4320"/>
           </w:tcPr>
           <w:p>
-            <w:r/>
             <w:r>
               <w:t>EXW DATE 관리</w:t>
             </w:r>
@@ -3466,7 +3203,6 @@
             <w:tcW w:type="dxa" w:w="4320"/>
           </w:tcPr>
           <w:p>
-            <w:r/>
             <w:r>
               <w:t>대장에 PO 납기·OC 번호·항차 진행 칸 추가. 항차 체크리스트, ETA·L/C 계산</w:t>
             </w:r>
@@ -3479,7 +3215,6 @@
             <w:tcW w:type="dxa" w:w="4320"/>
           </w:tcPr>
           <w:p>
-            <w:r/>
             <w:r>
               <w:t>OC 미접수 팔로우업</w:t>
             </w:r>
@@ -3490,7 +3225,6 @@
             <w:tcW w:type="dxa" w:w="4320"/>
           </w:tcPr>
           <w:p>
-            <w:r/>
             <w:r>
               <w:t xml:space="preserve">기존 기능 유지(업체별 묶음 초안). 발주 메일 기본 문안을 실제 메일 구성으로 바꿈: 제목 </w:t>
             </w:r>
@@ -3512,7 +3246,6 @@
             <w:tcW w:type="dxa" w:w="4320"/>
           </w:tcPr>
           <w:p>
-            <w:r/>
             <w:r>
               <w:t>업체별 메일 분류</w:t>
             </w:r>
@@ -3523,7 +3256,6 @@
             <w:tcW w:type="dxa" w:w="4320"/>
           </w:tcPr>
           <w:p>
-            <w:r/>
             <w:r>
               <w:t>분류표에 분류 근거(메일 도메인·PO 번호)·OC 첨부·대장에 없는 PO 열 추가</w:t>
             </w:r>
@@ -3536,7 +3268,6 @@
             <w:tcW w:type="dxa" w:w="4320"/>
           </w:tcPr>
           <w:p>
-            <w:r/>
             <w:r>
               <w:t>Promise Date 변경 확인</w:t>
             </w:r>
@@ -3547,7 +3278,6 @@
             <w:tcW w:type="dxa" w:w="4320"/>
           </w:tcPr>
           <w:p>
-            <w:r/>
             <w:r>
               <w:t>실물 열(Customer PO·Part No.·1OM#·SO#·Req Date·Status·Remarks) 자동 연결. 한 파일의 두 시트를 ①·②에 각각 고름. 같은 PO·품번 여러 줄은 1OM#·SO#로 맞추고, 그래도 겹치면 나온 순서로 맞춤. 밀림·당김·취소·날짜 확인 거르기, 엑셀 내보내기. 파일이 한 주차뿐이면 Promise Date 칸(</w:t>
             </w:r>
@@ -3578,7 +3308,6 @@
             <w:tcW w:type="dxa" w:w="4320"/>
           </w:tcPr>
           <w:p>
-            <w:r/>
             <w:r>
               <w:t>Packing List ↔ B/L 중량</w:t>
             </w:r>
@@ -3589,7 +3318,6 @@
             <w:tcW w:type="dxa" w:w="4320"/>
           </w:tcPr>
           <w:p>
-            <w:r/>
             <w:r>
               <w:t xml:space="preserve">실물 샘플이 아직 없어 엑셀 외에 </w:t>
             </w:r>
@@ -3611,7 +3339,6 @@
             <w:tcW w:type="dxa" w:w="4320"/>
           </w:tcPr>
           <w:p>
-            <w:r/>
             <w:r>
               <w:t>업체별 체크리스트</w:t>
             </w:r>
@@ -3622,7 +3349,6 @@
             <w:tcW w:type="dxa" w:w="4320"/>
           </w:tcPr>
           <w:p>
-            <w:r/>
             <w:r>
               <w:t>업체 수정 창에 「구매발주서 조건으로 기본 항목 넣기」 — OC 7일 이내, 원산지 표기, Shipping Mark, Invoice 기재 사항, 선적 후 5일 이내 서류, ISPM 15</w:t>
             </w:r>
@@ -3690,7 +3416,7 @@
     </w:p>
     <w:p>
       <w:pPr>
-        <w:pStyle w:val="Heading2"/>
+        <w:pStyle w:val="Heading3"/>
       </w:pPr>
       <w:r>
         <w:t>11.4 남은 확인 사항</w:t>
@@ -3807,7 +3533,7 @@
     </w:p>
     <w:p>
       <w:pPr>
-        <w:pStyle w:val="Heading2"/>
+        <w:pStyle w:val="Heading3"/>
       </w:pPr>
       <w:r>
         <w:t>11.5 2026-09-29 메일 추가 요청(2) — Cummins Promise Date → EXW DATE</w:t>
@@ -3861,11 +3587,6 @@
               <w:rPr>
                 <w:b/>
               </w:rPr>
-            </w:r>
-            <w:r>
-              <w:rPr>
-                <w:b/>
-              </w:rPr>
               <w:t>요청</w:t>
             </w:r>
           </w:p>
@@ -3875,11 +3596,6 @@
             <w:tcW w:type="dxa" w:w="4320"/>
           </w:tcPr>
           <w:p>
-            <w:r>
-              <w:rPr>
-                <w:b/>
-              </w:rPr>
-            </w:r>
             <w:r>
               <w:rPr>
                 <w:b/>
@@ -3895,7 +3611,6 @@
             <w:tcW w:type="dxa" w:w="4320"/>
           </w:tcPr>
           <w:p>
-            <w:r/>
             <w:r>
               <w:t>시트</w:t>
             </w:r>
@@ -3906,7 +3621,6 @@
             <w:tcW w:type="dxa" w:w="4320"/>
           </w:tcPr>
           <w:p>
-            <w:r/>
             <w:r>
               <w:t>파일을 올리면 이름에 「분석」이 든 시트를 먼저 고르고(없으면 wk 시트), 화면에서 바꿀 수 있습니다. 머리글 행(2행)은 자동으로 찾습니다</w:t>
             </w:r>
@@ -3919,7 +3633,6 @@
             <w:tcW w:type="dxa" w:w="4320"/>
           </w:tcPr>
           <w:p>
-            <w:r/>
             <w:r>
               <w:t>거르기</w:t>
             </w:r>
@@ -3930,7 +3643,6 @@
             <w:tcW w:type="dxa" w:w="4320"/>
           </w:tcPr>
           <w:p>
-            <w:r/>
             <w:r>
               <w:t>Status = Undispatched, 구분 = HCE 가 기본값. 대소문자·공백 무시, 비우면 전체. 파일에 있는 값 목록을 고를 수 있게 둠</w:t>
             </w:r>
@@ -3943,7 +3655,6 @@
             <w:tcW w:type="dxa" w:w="4320"/>
           </w:tcPr>
           <w:p>
-            <w:r/>
             <w:r>
               <w:t>Promise Date → EXW DATE</w:t>
             </w:r>
@@ -3954,7 +3665,6 @@
             <w:tcW w:type="dxa" w:w="4320"/>
           </w:tcPr>
           <w:p>
-            <w:r/>
             <w:r>
               <w:t xml:space="preserve">Customer PO + Part No. 로 대장 PO(와 PO 품목 줄)를 맞춥니다. 반영하면 PO에 </w:t>
             </w:r>
@@ -3976,7 +3686,6 @@
             <w:tcW w:type="dxa" w:w="4320"/>
           </w:tcPr>
           <w:p>
-            <w:r/>
             <w:r>
               <w:t>분할 선적·수량 체크</w:t>
             </w:r>
@@ -3987,7 +3696,6 @@
             <w:tcW w:type="dxa" w:w="4320"/>
           </w:tcPr>
           <w:p>
-            <w:r/>
             <w:r>
               <w:t xml:space="preserve">같은 PO·품번에 날짜가 여러 개면 날짜별 수량으로 나눠 보여 줍니다. 파일의 수량 합(같은 구분 안에서 이미 출고된 줄 포함, 취소 제외)을 대장의 </w:t>
             </w:r>
@@ -4018,7 +3726,6 @@
             <w:tcW w:type="dxa" w:w="4320"/>
           </w:tcPr>
           <w:p>
-            <w:r/>
             <w:r>
               <w:t>반영 규칙</w:t>
             </w:r>
@@ -4029,7 +3736,6 @@
             <w:tcW w:type="dxa" w:w="4320"/>
           </w:tcPr>
           <w:p>
-            <w:r/>
             <w:r>
               <w:t>수량이 맞는 묶음만 처음부터 골라 두고(일괄 반영), 불일치·수량 모름은 사람이 확인한 뒤 골라야 반영됩니다. 반영 전/후 EXW 비교 표와 엑셀 내보내기(대장 PO·대장에 없음·파일에 없음·반영 전후 4개 시트)</w:t>
             </w:r>
@@ -4042,7 +3748,6 @@
             <w:tcW w:type="dxa" w:w="4320"/>
           </w:tcPr>
           <w:p>
-            <w:r/>
             <w:r>
               <w:t>노란 줄</w:t>
             </w:r>
@@ -4053,7 +3758,6 @@
             <w:tcW w:type="dxa" w:w="4320"/>
           </w:tcPr>
           <w:p>
-            <w:r/>
             <w:r>
               <w:t>셀 채우기 색(노랑)을 읽어 「변경 확인 필요」로 강조합니다. 색과 별도로, 지금 대장의 EXW와 다른 묶음은 「EXW 바뀜」으로 표시합니다(색이 없는 파일이어도 판정됨)</w:t>
             </w:r>
@@ -4066,7 +3770,6 @@
             <w:tcW w:type="dxa" w:w="4320"/>
           </w:tcPr>
           <w:p>
-            <w:r/>
             <w:r>
               <w:t>대장과 안 맞는 것</w:t>
             </w:r>
@@ -4077,7 +3780,6 @@
             <w:tcW w:type="dxa" w:w="4320"/>
           </w:tcPr>
           <w:p>
-            <w:r/>
             <w:r>
               <w:t>「대장에 없는 PO·품번」, 「대장(같은 업체, 출고 전)에는 있으나 거른 결과에 없는 PO·품번」(파일에 다른 Status로 있으면 그 값) 목록</w:t>
             </w:r>
@@ -4177,7 +3879,7 @@
     </w:p>
     <w:p>
       <w:pPr>
-        <w:pStyle w:val="Heading2"/>
+        <w:pStyle w:val="Heading3"/>
       </w:pPr>
       <w:r>
         <w:t>11.6 2026-09-29 오후 늦게 답변 반영 — Cummins → EXW DATE 확정</w:t>
@@ -4205,7 +3907,7 @@
     </w:p>
     <w:p>
       <w:pPr>
-        <w:pStyle w:val="Quote"/>
+        <w:pStyle w:val="IntenseQuote"/>
       </w:pPr>
       <w:r>
         <w:t>1. 금일 기준으로 선적되었는지 확인하는 파일로, abnormal은 제외하고 미선적건만 조회 - 선적확인 및 누락방지</w:t>
@@ -4213,7 +3915,7 @@
     </w:p>
     <w:p>
       <w:pPr>
-        <w:pStyle w:val="Quote"/>
+        <w:pStyle w:val="IntenseQuote"/>
       </w:pPr>
       <w:r>
         <w:t>2. 수량 대조는 필터링 되어있는 undispatched에서만 진행</w:t>
@@ -4221,7 +3923,7 @@
     </w:p>
     <w:p>
       <w:pPr>
-        <w:pStyle w:val="Quote"/>
+        <w:pStyle w:val="IntenseQuote"/>
       </w:pPr>
       <w:r>
         <w:t>3. 분할 선적일 때 EXW DATE에 건별로 넣음.</w:t>
@@ -4229,7 +3931,7 @@
     </w:p>
     <w:p>
       <w:pPr>
-        <w:pStyle w:val="Quote"/>
+        <w:pStyle w:val="IntenseQuote"/>
       </w:pPr>
       <w:r>
         <w:t>4. 노란 표시는 기존 OC 받은 건에서 변경되는 것이며, 전 주 송부받은 파일과 다른 경우에도 노란색으로 표시됨.</w:t>
@@ -4264,11 +3966,6 @@
               <w:rPr>
                 <w:b/>
               </w:rPr>
-            </w:r>
-            <w:r>
-              <w:rPr>
-                <w:b/>
-              </w:rPr>
               <w:t>11.5 확인</w:t>
             </w:r>
           </w:p>
@@ -4278,11 +3975,6 @@
             <w:tcW w:type="dxa" w:w="2880"/>
           </w:tcPr>
           <w:p>
-            <w:r>
-              <w:rPr>
-                <w:b/>
-              </w:rPr>
-            </w:r>
             <w:r>
               <w:rPr>
                 <w:b/>
@@ -4300,11 +3992,6 @@
               <w:rPr>
                 <w:b/>
               </w:rPr>
-            </w:r>
-            <w:r>
-              <w:rPr>
-                <w:b/>
-              </w:rPr>
               <w:t>도구</w:t>
             </w:r>
           </w:p>
@@ -4316,7 +4003,6 @@
             <w:tcW w:type="dxa" w:w="2880"/>
           </w:tcPr>
           <w:p>
-            <w:r/>
             <w:r>
               <w:t>1. Status 수식·Abnormal 포함 여부</w:t>
             </w:r>
@@ -4327,7 +4013,6 @@
             <w:tcW w:type="dxa" w:w="2880"/>
           </w:tcPr>
           <w:p>
-            <w:r/>
             <w:r>
               <w:rPr>
                 <w:b/>
@@ -4344,7 +4029,6 @@
             <w:tcW w:type="dxa" w:w="2880"/>
           </w:tcPr>
           <w:p>
-            <w:r/>
             <w:r>
               <w:t xml:space="preserve">기본값 Status = Undispatched · 구분 = HCE 는 그대로(Abnormal·Dispatched 제외 — 기존 기본값과 같음, 확인됨). </w:t>
             </w:r>
@@ -4384,7 +4068,6 @@
             <w:tcW w:type="dxa" w:w="2880"/>
           </w:tcPr>
           <w:p>
-            <w:r/>
             <w:r>
               <w:t>2. 수량 대조 기준</w:t>
             </w:r>
@@ -4395,7 +4078,6 @@
             <w:tcW w:type="dxa" w:w="2880"/>
           </w:tcPr>
           <w:p>
-            <w:r/>
             <w:r>
               <w:rPr>
                 <w:b/>
@@ -4409,7 +4091,6 @@
             <w:tcW w:type="dxa" w:w="2880"/>
           </w:tcPr>
           <w:p>
-            <w:r/>
             <w:r>
               <w:t>수량 합 = 거른 미선적 줄의 합(취소 제외)만 PO 수량·OC 수량과 비교합니다(이전에는 출고 줄까지 더했음). 거른 밖(출고·Abnormal) 수량은 「참고」로만 보여 줍니다</w:t>
             </w:r>
@@ -4422,7 +4103,6 @@
             <w:tcW w:type="dxa" w:w="2880"/>
           </w:tcPr>
           <w:p>
-            <w:r/>
             <w:r>
               <w:t>3. 분할 선적의 SRM 입력</w:t>
             </w:r>
@@ -4433,7 +4113,6 @@
             <w:tcW w:type="dxa" w:w="2880"/>
           </w:tcPr>
           <w:p>
-            <w:r/>
             <w:r>
               <w:rPr>
                 <w:b/>
@@ -4447,7 +4126,6 @@
             <w:tcW w:type="dxa" w:w="2880"/>
           </w:tcPr>
           <w:p>
-            <w:r/>
             <w:r>
               <w:t>새 표 「SRM EXW DATE 건별 입력 목록」 — PO·품번·날짜마다 한 줄(분할 1/2, 2/2 …), 수량·변경 확인 표시. 표 복사(엑셀 붙여넣기용)와 엑셀 시트 「SRM 건별 입력」. 대장에는 품번별 일정이 건별로 저장되고, 대장 목록의 약속 EXW DATE 칸은 하나라 가장 이른 날을 대표로 보여 줍니다</w:t>
             </w:r>
@@ -4460,7 +4138,6 @@
             <w:tcW w:type="dxa" w:w="2880"/>
           </w:tcPr>
           <w:p>
-            <w:r/>
             <w:r>
               <w:t>4. 노란 표시의 뜻</w:t>
             </w:r>
@@ -4471,7 +4148,6 @@
             <w:tcW w:type="dxa" w:w="2880"/>
           </w:tcPr>
           <w:p>
-            <w:r/>
             <w:r>
               <w:rPr>
                 <w:b/>
@@ -4485,7 +4161,6 @@
             <w:tcW w:type="dxa" w:w="2880"/>
           </w:tcPr>
           <w:p>
-            <w:r/>
             <w:r>
               <w:t xml:space="preserve">① 파일의 노란 칠은 그대로 읽습니다. ② </w:t>
             </w:r>
@@ -4733,7 +4408,7 @@
     </w:p>
     <w:p>
       <w:pPr>
-        <w:pStyle w:val="Heading2"/>
+        <w:pStyle w:val="Heading3"/>
       </w:pPr>
       <w:r>
         <w:t>11.7 2026-09-29 저녁 새 요청 — 도착 통지(A/N) 탭</w:t>
@@ -4761,7 +4436,7 @@
     </w:p>
     <w:p>
       <w:pPr>
-        <w:pStyle w:val="Quote"/>
+        <w:pStyle w:val="IntenseQuote"/>
       </w:pPr>
       <w:r>
         <w:t>제목: 도착일정통지 메일 관리</w:t>
@@ -4769,7 +4444,7 @@
     </w:p>
     <w:p>
       <w:pPr>
-        <w:pStyle w:val="Quote"/>
+        <w:pStyle w:val="IntenseQuote"/>
       </w:pPr>
       <w:r>
         <w:t>B/L이 나온 발주 건에 대한 항차등록 업무가 메인이므로, 포워더에서 보내주는 A/N 메일을 관리할 수 있는 탭 생성 요청드립니다.</w:t>
@@ -4817,11 +4492,6 @@
               <w:rPr>
                 <w:b/>
               </w:rPr>
-            </w:r>
-            <w:r>
-              <w:rPr>
-                <w:b/>
-              </w:rPr>
               <w:t>요청·필요</w:t>
             </w:r>
           </w:p>
@@ -4831,11 +4501,6 @@
             <w:tcW w:type="dxa" w:w="4320"/>
           </w:tcPr>
           <w:p>
-            <w:r>
-              <w:rPr>
-                <w:b/>
-              </w:rPr>
-            </w:r>
             <w:r>
               <w:rPr>
                 <w:b/>
@@ -4851,7 +4516,6 @@
             <w:tcW w:type="dxa" w:w="4320"/>
           </w:tcPr>
           <w:p>
-            <w:r/>
             <w:r>
               <w:t>A/N 메일 올리기</w:t>
             </w:r>
@@ -4862,7 +4526,6 @@
             <w:tcW w:type="dxa" w:w="4320"/>
           </w:tcPr>
           <w:p>
-            <w:r/>
             <w:r>
               <w:t>.eml 여러 통을 끌어 놓기·파일 선택, 또는 본문(메일 원문 전체도 가능) 붙여넣기. 기존 메일 분류·OC 회신과 같은 .eml 읽기(여러 겹 MIME·base64·한글 제목)를 그대로 쓰고, .eml 에 PDF 첨부가 있으면 그 글도 함께 읽습니다. 같은 메일을 두 번 올리면 건너뜁니다</w:t>
             </w:r>
@@ -4875,7 +4538,6 @@
             <w:tcW w:type="dxa" w:w="4320"/>
           </w:tcPr>
           <w:p>
-            <w:r/>
             <w:r>
               <w:t>칸 읽기</w:t>
             </w:r>
@@ -4886,7 +4548,6 @@
             <w:tcW w:type="dxa" w:w="4320"/>
           </w:tcPr>
           <w:p>
-            <w:r/>
             <w:r>
               <w:t>B/L 번호(House 우선, Master 따로), 선명·항차, ETD·ETA, 선적항·도착항, 컨테이너 번호(영문 4자+숫자 7자리, 크기), 포워더(라벨 → 보낸 사람 이름 → 도메인), PO 번호, 포장 수량, 중량(kg·lb, kg 환산). 영문·국문 라벨을 넓게 잡고 「라벨 : 값」 줄 · 한 줄 여러 칸(표) · 라벨 다음 줄의 값을 모두 읽습니다. 날짜는 2026-10-08 · 2026.10.08 · 2026년 10월 8일 · 08-OCT-2026 · Oct 08, 2026 · 10/08/2026(일/월 순서는 선택, 헷갈리면 확인 표시)</w:t>
             </w:r>
@@ -4899,7 +4560,6 @@
             <w:tcW w:type="dxa" w:w="4320"/>
           </w:tcPr>
           <w:p>
-            <w:r/>
             <w:r>
               <w:t>근거와 고치기</w:t>
             </w:r>
@@ -4910,7 +4570,6 @@
             <w:tcW w:type="dxa" w:w="4320"/>
           </w:tcPr>
           <w:p>
-            <w:r/>
             <w:r>
               <w:t xml:space="preserve">칸마다 </w:t>
             </w:r>
@@ -4932,7 +4591,6 @@
             <w:tcW w:type="dxa" w:w="4320"/>
           </w:tcPr>
           <w:p>
-            <w:r/>
             <w:r>
               <w:t>PO 연결</w:t>
             </w:r>
@@ -4943,7 +4601,6 @@
             <w:tcW w:type="dxa" w:w="4320"/>
           </w:tcPr>
           <w:p>
-            <w:r/>
             <w:r>
               <w:t xml:space="preserve">① A/N 에 적힌 PO 번호가 대장에 있으면 그 PO ② 없으면 </w:t>
             </w:r>
@@ -4965,7 +4622,6 @@
             <w:tcW w:type="dxa" w:w="4320"/>
           </w:tcPr>
           <w:p>
-            <w:r/>
             <w:r>
               <w:t>대장 반영</w:t>
             </w:r>
@@ -4976,7 +4632,6 @@
             <w:tcW w:type="dxa" w:w="4320"/>
           </w:tcPr>
           <w:p>
-            <w:r/>
             <w:r>
               <w:t>붙은 PO 에 A/N 수신 표시, B/L 번호(비어 있을 때만), ETA(그 B/L 의 가장 최근 A/N 값), ETD(비어 있을 때만)를 넣습니다</w:t>
             </w:r>
@@ -4989,7 +4644,6 @@
             <w:tcW w:type="dxa" w:w="4320"/>
           </w:tcPr>
           <w:p>
-            <w:r/>
             <w:r>
               <w:rPr>
                 <w:b/>
@@ -5003,7 +4657,6 @@
             <w:tcW w:type="dxa" w:w="4320"/>
           </w:tcPr>
           <w:p>
-            <w:r/>
             <w:r>
               <w:t xml:space="preserve">B/L 이 있고 A/N 을 받았는데 「등록 완료」가 아닌 PO × B/L(분할 선적이면 B/L 마다 한 줄), ETA 빠른 순. 대장에 A/N 수신·B/L 을 손으로 적은 PO 도 포함. 골라서 </w:t>
             </w:r>
@@ -5025,7 +4678,6 @@
             <w:tcW w:type="dxa" w:w="4320"/>
           </w:tcPr>
           <w:p>
-            <w:r/>
             <w:r>
               <w:t>이력</w:t>
             </w:r>
@@ -5036,7 +4688,6 @@
             <w:tcW w:type="dxa" w:w="4320"/>
           </w:tcPr>
           <w:p>
-            <w:r/>
             <w:r>
               <w:t>등록 완료·등록 취소·조정 ETA 반영을 누른 시각으로 남깁니다(지우지 않음). A/N 에서 찾은 ETA 변경도 같은 표에 받은 날로 보여 줍니다</w:t>
             </w:r>
@@ -5049,7 +4700,6 @@
             <w:tcW w:type="dxa" w:w="4320"/>
           </w:tcPr>
           <w:p>
-            <w:r/>
             <w:r>
               <w:rPr>
                 <w:b/>
@@ -5063,7 +4713,6 @@
             <w:tcW w:type="dxa" w:w="4320"/>
           </w:tcPr>
           <w:p>
-            <w:r/>
             <w:r>
               <w:t xml:space="preserve">같은 B/L(House 또는 Master 번호가 겹치면 같은 건)의 A/N 을 받은 시각 순서로 보고 ETA 가 달라지면 「ETA 변경 이전 → 이후」. 수정 A/N 의 「NEW/Revised ETA」를 「OLD ETA」보다 먼저 읽습니다. </w:t>
             </w:r>
@@ -5085,7 +4734,6 @@
             <w:tcW w:type="dxa" w:w="4320"/>
           </w:tcPr>
           <w:p>
-            <w:r/>
             <w:r>
               <w:t>내보내기</w:t>
             </w:r>
@@ -5096,7 +4744,6 @@
             <w:tcW w:type="dxa" w:w="4320"/>
           </w:tcPr>
           <w:p>
-            <w:r/>
             <w:r>
               <w:t>엑셀(항차등록 대기·등록 완료·AN 메일·이력 4시트), CSV(같은 4개 표를 ZIP 으로, 한글 깨짐 방지 BOM)</w:t>
             </w:r>
@@ -5277,7 +4924,7 @@
     </w:p>
     <w:p>
       <w:pPr>
-        <w:pStyle w:val="Heading2"/>
+        <w:pStyle w:val="Heading3"/>
       </w:pPr>
       <w:r>
         <w:t>11.8 2026-09-29 밤 — 실물 A/N 양식 반영 (TMS NO · B/L 별 항차등록)</w:t>
@@ -5305,7 +4952,7 @@
     </w:p>
     <w:p>
       <w:pPr>
-        <w:pStyle w:val="Quote"/>
+        <w:pStyle w:val="IntenseQuote"/>
       </w:pPr>
       <w:r>
         <w:t>- 해당 메일에 기재된 B/L 건에 대한 항차 등록 여부 관리가 필요합니다.</w:t>
@@ -5313,7 +4960,7 @@
     </w:p>
     <w:p>
       <w:pPr>
-        <w:pStyle w:val="Quote"/>
+        <w:pStyle w:val="IntenseQuote"/>
       </w:pPr>
       <w:r>
         <w:t>- TMS NO 도 데이터 값 포함 부탁드립니다.</w:t>
@@ -5321,7 +4968,7 @@
     </w:p>
     <w:p>
       <w:pPr>
-        <w:pStyle w:val="Quote"/>
+        <w:pStyle w:val="IntenseQuote"/>
       </w:pPr>
       <w:r>
         <w:t>- 해상, 항공 건 구별은 꼭 안해도 될 것 같습니다.</w:t>
@@ -5369,11 +5016,6 @@
               <w:rPr>
                 <w:b/>
               </w:rPr>
-            </w:r>
-            <w:r>
-              <w:rPr>
-                <w:b/>
-              </w:rPr>
               <w:t>자료</w:t>
             </w:r>
           </w:p>
@@ -5383,11 +5025,6 @@
             <w:tcW w:type="dxa" w:w="4320"/>
           </w:tcPr>
           <w:p>
-            <w:r>
-              <w:rPr>
-                <w:b/>
-              </w:rPr>
-            </w:r>
             <w:r>
               <w:rPr>
                 <w:b/>
@@ -5403,7 +5040,6 @@
             <w:tcW w:type="dxa" w:w="4320"/>
           </w:tcPr>
           <w:p>
-            <w:r/>
             <w:r>
               <w:t>① 해상 메일 본문 표(설명으로 받음, 파일 없음)</w:t>
             </w:r>
@@ -5414,7 +5050,6 @@
             <w:tcW w:type="dxa" w:w="4320"/>
           </w:tcPr>
           <w:p>
-            <w:r/>
             <w:r>
               <w:t>14칸: 신청번호 · PO LIST · Incoterms · Local AR · 적재항 · 도착항 · 편명 · SHIPPER · MBLNO · HBLNO · 화물형태 · 입항일 · 컨테이너번호 · CONTAINER TYPE. 한 줄 = 신청번호 한 건. PO LIST 에 PO 여러 개(쉼표, 전각 「，」, 구분자 없이 10자리가 붙은 것, 줄바꿈). 컨테이너가 여럿이면 화물형태(F40) · 번호 · 형식(40DC)이 되풀이</w:t>
             </w:r>
@@ -5427,7 +5062,6 @@
             <w:tcW w:type="dxa" w:w="4320"/>
           </w:tcPr>
           <w:p>
-            <w:r/>
             <w:r>
               <w:t>② 해상 엑셀 첨부(.xls, 구형 BIFF)</w:t>
             </w:r>
@@ -5438,7 +5072,6 @@
             <w:tcW w:type="dxa" w:w="4320"/>
           </w:tcPr>
           <w:p>
-            <w:r/>
             <w:r>
               <w:t xml:space="preserve">시트 1개, 머리글 31칸(①의 14칸 + 적하목록번호 · 품명 · LC NO · 부두 · 장치장장소 · 작업장소 · 장치장이름 · CONSIGNEE · 수량 · 중량 · 용적 · 수량단위 · 포워더 · 선적지 · 사업부 · SUB사업부 · 하역사). </w:t>
             </w:r>
@@ -5475,7 +5108,6 @@
             <w:tcW w:type="dxa" w:w="4320"/>
           </w:tcPr>
           <w:p>
-            <w:r/>
             <w:r>
               <w:t>③ 해상 PDF 첨부(4쪽, A4)</w:t>
             </w:r>
@@ -5486,7 +5118,6 @@
             <w:tcW w:type="dxa" w:w="4320"/>
           </w:tcPr>
           <w:p>
-            <w:r/>
             <w:r>
               <w:t xml:space="preserve">House B/L 사본 3장 + 「ATTACHED RIDER」 1장. </w:t>
             </w:r>
@@ -5523,7 +5154,6 @@
             <w:tcW w:type="dxa" w:w="4320"/>
           </w:tcPr>
           <w:p>
-            <w:r/>
             <w:r>
               <w:t>④ 항공 메일(.eml, 1.7MB)</w:t>
             </w:r>
@@ -5534,7 +5164,6 @@
             <w:tcW w:type="dxa" w:w="4320"/>
           </w:tcPr>
           <w:p>
-            <w:r/>
             <w:r>
               <w:t xml:space="preserve">multipart/mixed ⊃ related ⊃ alternative(text/plain base64 · text/html quoted-printable, 둘 다 </w:t>
             </w:r>
@@ -5641,11 +5270,6 @@
               <w:rPr>
                 <w:b/>
               </w:rPr>
-            </w:r>
-            <w:r>
-              <w:rPr>
-                <w:b/>
-              </w:rPr>
               <w:t>요청·필요</w:t>
             </w:r>
           </w:p>
@@ -5655,11 +5279,6 @@
             <w:tcW w:type="dxa" w:w="4320"/>
           </w:tcPr>
           <w:p>
-            <w:r>
-              <w:rPr>
-                <w:b/>
-              </w:rPr>
-            </w:r>
             <w:r>
               <w:rPr>
                 <w:b/>
@@ -5675,7 +5294,6 @@
             <w:tcW w:type="dxa" w:w="4320"/>
           </w:tcPr>
           <w:p>
-            <w:r/>
             <w:r>
               <w:rPr>
                 <w:b/>
@@ -5692,7 +5310,6 @@
             <w:tcW w:type="dxa" w:w="4320"/>
           </w:tcPr>
           <w:p>
-            <w:r/>
             <w:r>
               <w:t xml:space="preserve">항차등록 대기·등록 완료의 한 줄 = </w:t>
             </w:r>
@@ -5714,7 +5331,6 @@
             <w:tcW w:type="dxa" w:w="4320"/>
           </w:tcPr>
           <w:p>
-            <w:r/>
             <w:r>
               <w:rPr>
                 <w:b/>
@@ -5731,7 +5347,6 @@
             <w:tcW w:type="dxa" w:w="4320"/>
           </w:tcPr>
           <w:p>
-            <w:r/>
             <w:r>
               <w:t>A/N 칸에 TMS NO 를 두고 대기·완료 목록, 메일 목록, 이력, 엑셀·CSV 에 모두 보입니다. 찾는 칸 이름은 위 설정</w:t>
             </w:r>
@@ -5744,7 +5359,6 @@
             <w:tcW w:type="dxa" w:w="4320"/>
           </w:tcPr>
           <w:p>
-            <w:r/>
             <w:r>
               <w:rPr>
                 <w:b/>
@@ -5761,7 +5375,6 @@
             <w:tcW w:type="dxa" w:w="4320"/>
           </w:tcPr>
           <w:p>
-            <w:r/>
             <w:r>
               <w:t>「운송 구분」은 참고 칸으로만 채우고(제목의 _해상/_항공, MAWB/HAWB 칸) 아무 판단에도 쓰지 않습니다. 비워도 됩니다. 항공은 HAWB = HBL, MAWB = MBL, 편명 = 선명 칸으로 같은 목록에 섞입니다</w:t>
             </w:r>
@@ -5774,7 +5387,6 @@
             <w:tcW w:type="dxa" w:w="4320"/>
           </w:tcPr>
           <w:p>
-            <w:r/>
             <w:r>
               <w:t>본문 표 읽기</w:t>
             </w:r>
@@ -5785,7 +5397,6 @@
             <w:tcW w:type="dxa" w:w="4320"/>
           </w:tcPr>
           <w:p>
-            <w:r/>
             <w:r>
               <w:t xml:space="preserve">.eml 의 HTML 원본에서 표를 행·칸 그대로 읽습니다(rowspan 은 아래 줄에 펼침, </w:t>
             </w:r>
@@ -5807,7 +5418,6 @@
             <w:tcW w:type="dxa" w:w="4320"/>
           </w:tcPr>
           <w:p>
-            <w:r/>
             <w:r>
               <w:t>PO 나누기</w:t>
             </w:r>
@@ -5818,7 +5428,6 @@
             <w:tcW w:type="dxa" w:w="4320"/>
           </w:tcPr>
           <w:p>
-            <w:r/>
             <w:r>
               <w:t>쉼표·전각 쉼표·줄바꿈·공백, 그리고 사내 PO 모양(영문 1자 + 숫자 9자리)이 붙어 있으면 10자리씩. 설정의 PO 정규식이 있으면 그 규칙으로 끊습니다</w:t>
             </w:r>
@@ -5831,7 +5440,6 @@
             <w:tcW w:type="dxa" w:w="4320"/>
           </w:tcPr>
           <w:p>
-            <w:r/>
             <w:r>
               <w:t>컨테이너</w:t>
             </w:r>
@@ -5842,7 +5450,6 @@
             <w:tcW w:type="dxa" w:w="4320"/>
           </w:tcPr>
           <w:p>
-            <w:r/>
             <w:r>
               <w:t>번호(영문 4자 + 숫자 7자리)와 형식(40DC·40HC 등)을 짝지어 목록으로. 같은 신청번호의 여러 줄, 신청번호·B/L 이 빈 이어진 줄, 머리글보다 긴 줄의 되풀이 칸을 모두 한 건에 모읍니다. 개수가 목록·내보내기에 나옵니다</w:t>
             </w:r>
@@ -5855,7 +5462,6 @@
             <w:tcW w:type="dxa" w:w="4320"/>
           </w:tcPr>
           <w:p>
-            <w:r/>
             <w:r>
               <w:t>첨부 함께 읽기</w:t>
             </w:r>
@@ -5866,7 +5472,6 @@
             <w:tcW w:type="dxa" w:w="4320"/>
           </w:tcPr>
           <w:p>
-            <w:r/>
             <w:r>
               <w:t xml:space="preserve">.eml 의 엑셀 첨부는 표로, PDF 첨부는 쪽마다 읽어 </w:t>
             </w:r>
@@ -5888,7 +5493,6 @@
             <w:tcW w:type="dxa" w:w="4320"/>
           </w:tcPr>
           <w:p>
-            <w:r/>
             <w:r>
               <w:t>B/L 사본 PDF(칸 이름 없음)</w:t>
             </w:r>
@@ -5899,7 +5503,6 @@
             <w:tcW w:type="dxa" w:w="4320"/>
           </w:tcPr>
           <w:p>
-            <w:r/>
             <w:r>
               <w:t>B/L 번호 = 「H.B/L:」 같은 라벨, 없으면 그 쪽에 두 번 이상 나오는 영문+숫자 번호(PO·컨테이너 모양 제외). B/L 번호가 없는 쪽은 앞 쪽의 건에 붙이고, 같은 B/L 의 RIDER 쪽은 합칩니다. PDF 속 PO 는 사내 모양·설정 정규식·대장에 있는 번호만(송장·계약 번호가 섞이지 않게)</w:t>
             </w:r>
@@ -5912,7 +5515,6 @@
             <w:tcW w:type="dxa" w:w="4320"/>
           </w:tcPr>
           <w:p>
-            <w:r/>
             <w:r>
               <w:t>새 칸</w:t>
             </w:r>
@@ -5923,7 +5525,6 @@
             <w:tcW w:type="dxa" w:w="4320"/>
           </w:tcPr>
           <w:p>
-            <w:r/>
             <w:r>
               <w:t xml:space="preserve">TMS NO · 신청번호 · SHIPPER · Incoterms · Local AR(원문 + 내보내기에서 통화·금액 따로) · 화물형태 · 운송 구분(참고). 날짜는 </w:t>
             </w:r>
@@ -5984,11 +5585,6 @@
               <w:rPr>
                 <w:b/>
               </w:rPr>
-            </w:r>
-            <w:r>
-              <w:rPr>
-                <w:b/>
-              </w:rPr>
               <w:t>파일</w:t>
             </w:r>
           </w:p>
@@ -5998,11 +5594,6 @@
             <w:tcW w:type="dxa" w:w="1440"/>
           </w:tcPr>
           <w:p>
-            <w:r>
-              <w:rPr>
-                <w:b/>
-              </w:rPr>
-            </w:r>
             <w:r>
               <w:rPr>
                 <w:b/>
@@ -6020,11 +5611,6 @@
               <w:rPr>
                 <w:b/>
               </w:rPr>
-            </w:r>
-            <w:r>
-              <w:rPr>
-                <w:b/>
-              </w:rPr>
               <w:t>건별 PO 수</w:t>
             </w:r>
           </w:p>
@@ -6034,11 +5620,6 @@
             <w:tcW w:type="dxa" w:w="1440"/>
           </w:tcPr>
           <w:p>
-            <w:r>
-              <w:rPr>
-                <w:b/>
-              </w:rPr>
-            </w:r>
             <w:r>
               <w:rPr>
                 <w:b/>
@@ -6056,11 +5637,6 @@
               <w:rPr>
                 <w:b/>
               </w:rPr>
-            </w:r>
-            <w:r>
-              <w:rPr>
-                <w:b/>
-              </w:rPr>
               <w:t>TMS NO</w:t>
             </w:r>
           </w:p>
@@ -6070,11 +5646,6 @@
             <w:tcW w:type="dxa" w:w="1440"/>
           </w:tcPr>
           <w:p>
-            <w:r>
-              <w:rPr>
-                <w:b/>
-              </w:rPr>
-            </w:r>
             <w:r>
               <w:rPr>
                 <w:b/>
@@ -6090,7 +5661,6 @@
             <w:tcW w:type="dxa" w:w="1440"/>
           </w:tcPr>
           <w:p>
-            <w:r/>
             <w:r>
               <w:t>해상 엑셀(.xls)</w:t>
             </w:r>
@@ -6101,7 +5671,6 @@
             <w:tcW w:type="dxa" w:w="1440"/>
           </w:tcPr>
           <w:p>
-            <w:r/>
             <w:r>
               <w:t>3건(6줄 → 3건)</w:t>
             </w:r>
@@ -6112,7 +5681,6 @@
             <w:tcW w:type="dxa" w:w="1440"/>
           </w:tcPr>
           <w:p>
-            <w:r/>
             <w:r>
               <w:t>1 · 3 · 6</w:t>
             </w:r>
@@ -6123,7 +5691,6 @@
             <w:tcW w:type="dxa" w:w="1440"/>
           </w:tcPr>
           <w:p>
-            <w:r/>
             <w:r>
               <w:t>0 · 1 · 4 (40DC)</w:t>
             </w:r>
@@ -6134,7 +5701,6 @@
             <w:tcW w:type="dxa" w:w="1440"/>
           </w:tcPr>
           <w:p>
-            <w:r/>
             <w:r>
               <w:t>없음</w:t>
             </w:r>
@@ -6145,7 +5711,6 @@
             <w:tcW w:type="dxa" w:w="1440"/>
           </w:tcPr>
           <w:p>
-            <w:r/>
             <w:r>
               <w:t>입항일 3건 모두 읽음</w:t>
             </w:r>
@@ -6158,7 +5723,6 @@
             <w:tcW w:type="dxa" w:w="1440"/>
           </w:tcPr>
           <w:p>
-            <w:r/>
             <w:r>
               <w:t>해상 PDF(4쪽)</w:t>
             </w:r>
@@ -6169,7 +5733,6 @@
             <w:tcW w:type="dxa" w:w="1440"/>
           </w:tcPr>
           <w:p>
-            <w:r/>
             <w:r>
               <w:t>3건(4쪽 → 3건, RIDER 합침)</w:t>
             </w:r>
@@ -6180,7 +5743,6 @@
             <w:tcW w:type="dxa" w:w="1440"/>
           </w:tcPr>
           <w:p>
-            <w:r/>
             <w:r>
               <w:t>1 · 3 · 6</w:t>
             </w:r>
@@ -6191,7 +5753,6 @@
             <w:tcW w:type="dxa" w:w="1440"/>
           </w:tcPr>
           <w:p>
-            <w:r/>
             <w:r>
               <w:t>0 · 1 · 4 (40HC)</w:t>
             </w:r>
@@ -6202,7 +5763,6 @@
             <w:tcW w:type="dxa" w:w="1440"/>
           </w:tcPr>
           <w:p>
-            <w:r/>
             <w:r>
               <w:t>없음</w:t>
             </w:r>
@@ -6213,7 +5773,6 @@
             <w:tcW w:type="dxa" w:w="1440"/>
           </w:tcPr>
           <w:p>
-            <w:r/>
             <w:r>
               <w:t>ON BOARD 3건, 선명·항차 3건</w:t>
             </w:r>
@@ -6226,7 +5785,6 @@
             <w:tcW w:type="dxa" w:w="1440"/>
           </w:tcPr>
           <w:p>
-            <w:r/>
             <w:r>
               <w:t>해상 엑셀 + PDF 함께</w:t>
             </w:r>
@@ -6237,7 +5795,6 @@
             <w:tcW w:type="dxa" w:w="1440"/>
           </w:tcPr>
           <w:p>
-            <w:r/>
             <w:r>
               <w:t>3건</w:t>
             </w:r>
@@ -6248,7 +5805,6 @@
             <w:tcW w:type="dxa" w:w="1440"/>
           </w:tcPr>
           <w:p>
-            <w:r/>
             <w:r>
               <w:t>1 · 3 · 6</w:t>
             </w:r>
@@ -6259,7 +5815,6 @@
             <w:tcW w:type="dxa" w:w="1440"/>
           </w:tcPr>
           <w:p>
-            <w:r/>
             <w:r>
               <w:t>0 · 1 · 4</w:t>
             </w:r>
@@ -6270,7 +5825,6 @@
             <w:tcW w:type="dxa" w:w="1440"/>
           </w:tcPr>
           <w:p>
-            <w:r/>
             <w:r>
               <w:t>없음</w:t>
             </w:r>
@@ -6281,7 +5835,6 @@
             <w:tcW w:type="dxa" w:w="1440"/>
           </w:tcPr>
           <w:p>
-            <w:r/>
             <w:r>
               <w:t>입항일 + 출항일 3건. 셋째 건 Incoterms 가 엑셀과 B/L 에서 달라 확인 메모 1건</w:t>
             </w:r>
@@ -6294,7 +5847,6 @@
             <w:tcW w:type="dxa" w:w="1440"/>
           </w:tcPr>
           <w:p>
-            <w:r/>
             <w:r>
               <w:t>항공 메일(.eml + HAWB PDF 2개)</w:t>
             </w:r>
@@ -6305,7 +5857,6 @@
             <w:tcW w:type="dxa" w:w="1440"/>
           </w:tcPr>
           <w:p>
-            <w:r/>
             <w:r>
               <w:t>2건(HAWB 별)</w:t>
             </w:r>
@@ -6316,7 +5867,6 @@
             <w:tcW w:type="dxa" w:w="1440"/>
           </w:tcPr>
           <w:p>
-            <w:r/>
             <w:r>
               <w:t>1 · 1 (같은 PO)</w:t>
             </w:r>
@@ -6327,7 +5877,6 @@
             <w:tcW w:type="dxa" w:w="1440"/>
           </w:tcPr>
           <w:p>
-            <w:r/>
             <w:r>
               <w:t>0 · 0</w:t>
             </w:r>
@@ -6338,7 +5887,6 @@
             <w:tcW w:type="dxa" w:w="1440"/>
           </w:tcPr>
           <w:p>
-            <w:r/>
             <w:r>
               <w:t>없음</w:t>
             </w:r>
@@ -6349,7 +5897,6 @@
             <w:tcW w:type="dxa" w:w="1440"/>
           </w:tcPr>
           <w:p>
-            <w:r/>
             <w:r>
               <w:t>ETA(</w:t>
             </w:r>
@@ -6431,6 +5978,11 @@
     </w:p>
     <w:p>
       <w:r>
+        <w:t>→ 1·2·4번과 11.7 의 3·5번은 2026-09-30 답변으로 확정(11.9). 3번(해상 .eml)은 메일로 보내 주시기로 함.</w:t>
+      </w:r>
+    </w:p>
+    <w:p>
+      <w:r>
         <w:rPr>
           <w:b/>
         </w:rPr>
@@ -6586,10 +6138,59 @@
     </w:p>
     <w:p>
       <w:pPr>
-        <w:pStyle w:val="Heading1"/>
+        <w:pStyle w:val="Heading3"/>
       </w:pPr>
       <w:r>
-        <w:t>부록. 제출 원문 요약</w:t>
+        <w:t>11.9 2026-09-30 반영 — 패들릿 답변 (TMS NO · Incoterms · HBL · A/N 시점)</w:t>
+      </w:r>
+    </w:p>
+    <w:p>
+      <w:r>
+        <w:rPr>
+          <w:b/>
+        </w:rPr>
+        <w:t>원문</w:t>
+      </w:r>
+      <w:r>
+        <w:t xml:space="preserve">(패들릿 댓글, 시각 UTC, </w:t>
+      </w:r>
+      <w:r>
+        <w:rPr>
+          <w:rFonts w:ascii="Consolas" w:hAnsi="Consolas"/>
+        </w:rPr>
+        <w:t>docs/source/2026-09-30_패들릿_답변.md</w:t>
+      </w:r>
+      <w:r>
+        <w:t>):</w:t>
+      </w:r>
+    </w:p>
+    <w:p>
+      <w:pPr>
+        <w:pStyle w:val="IntenseQuote"/>
+      </w:pPr>
+      <w:r>
+        <w:t>(2026-09-29T07:32 — 5차 결과 글에) 1. TMS는 HIPRO 신청번호입니다. 2. INCOTERMS 컨테이너 형식은 비교하지 않아도 무방합니다. 3. SRM은 HBL 기준입니다.</w:t>
+      </w:r>
+    </w:p>
+    <w:p>
+      <w:pPr>
+        <w:pStyle w:val="IntenseQuote"/>
+      </w:pPr>
+    </w:p>
+    <w:p>
+      <w:pPr>
+        <w:pStyle w:val="IntenseQuote"/>
+      </w:pPr>
+      <w:r>
+        <w:t>(2026-09-29T06:20 — 4차 결과 글에) SRM에는 HB/L으로 기재하고, A/N은 항공, 해상에 따라 다르지만 선적 후 부산항, 인천항 도착 며칠 전에 안내 메일을 전달받습니다. A/N 메일은 메일로 전달드리겠습니다.</w:t>
+      </w:r>
+    </w:p>
+    <w:p>
+      <w:r>
+        <w:rPr>
+          <w:b/>
+        </w:rPr>
+        <w:t>확정값과 도구 변경</w:t>
       </w:r>
     </w:p>
     <w:tbl>
@@ -6613,12 +6214,20 @@
               <w:rPr>
                 <w:b/>
               </w:rPr>
-            </w:r>
+              <w:t>확인 부탁</w:t>
+            </w:r>
+          </w:p>
+        </w:tc>
+        <w:tc>
+          <w:tcPr>
+            <w:tcW w:type="dxa" w:w="2880"/>
+          </w:tcPr>
+          <w:p>
             <w:r>
               <w:rPr>
                 <w:b/>
               </w:rPr>
-              <w:t>출처</w:t>
+              <w:t>답(확정)</w:t>
             </w:r>
           </w:p>
         </w:tc>
@@ -6631,12 +6240,32 @@
               <w:rPr>
                 <w:b/>
               </w:rPr>
-            </w:r>
+              <w:t>도구</w:t>
+            </w:r>
+          </w:p>
+        </w:tc>
+      </w:tr>
+      <w:tr>
+        <w:tc>
+          <w:tcPr>
+            <w:tcW w:type="dxa" w:w="2880"/>
+          </w:tcPr>
+          <w:p>
+            <w:r>
+              <w:t>11.8-1 TMS NO 가 어느 값인지</w:t>
+            </w:r>
+          </w:p>
+        </w:tc>
+        <w:tc>
+          <w:tcPr>
+            <w:tcW w:type="dxa" w:w="2880"/>
+          </w:tcPr>
+          <w:p>
             <w:r>
               <w:rPr>
                 <w:b/>
               </w:rPr>
-              <w:t>파일·게시물</w:t>
+              <w:t>TMS NO = HIPRO 신청번호</w:t>
             </w:r>
           </w:p>
         </w:tc>
@@ -6645,62 +6274,744 @@
             <w:tcW w:type="dxa" w:w="2880"/>
           </w:tcPr>
           <w:p>
+            <w:r>
+              <w:t xml:space="preserve">설정 「A/N 의 TMS NO 칸 이름」 기본값을 </w:t>
+            </w:r>
+            <w:r>
+              <w:rPr>
+                <w:rFonts w:ascii="Consolas" w:hAnsi="Consolas"/>
+              </w:rPr>
+              <w:t>TMS NO, TMS No., TMS 번호, TMS, 신청번호, HIPRO</w:t>
+            </w:r>
+            <w:r>
+              <w:t xml:space="preserve"> 로 바꿈 — 「TMS NO」라고 적힌 칸이 따로 오면 그 칸, 없으면 </w:t>
+            </w:r>
             <w:r>
               <w:rPr>
                 <w:b/>
               </w:rPr>
+              <w:t>신청번호(HIPRO) 값을 TMS NO 로</w:t>
+            </w:r>
+            <w:r>
+              <w:t xml:space="preserve"> 읽습니다. 신청번호가 「신청 NO」 같은 다른 칸 이름으로 읽혀도 TMS NO 에 채웁니다(근거: 「신청번호(HIPRO)와 같음」). 어제 읽어 TMS NO 가 빈 채로 저장된 A/N 도 대기·완료 목록과 내보내기에서 신청번호를 TMS NO 로 보여 줍니다. 저장된 설정이 예전 기본값 그대로면 열 때 새 기본값으로 바꾸고, 직접 바꾼 값은 그대로 둡니다. </w:t>
             </w:r>
             <w:r>
               <w:rPr>
                 <w:b/>
               </w:rPr>
-              <w:t>내용</w:t>
-            </w:r>
-          </w:p>
-        </w:tc>
-      </w:tr>
-      <w:tr>
-        <w:tc>
-          <w:tcPr>
-            <w:tcW w:type="dxa" w:w="2880"/>
-          </w:tcPr>
-          <w:p>
-            <w:r/>
-            <w:r>
-              <w:t>패들릿 게시물 1 (2026-09-28T06:25)</w:t>
-            </w:r>
-          </w:p>
-        </w:tc>
-        <w:tc>
-          <w:tcPr>
-            <w:tcW w:type="dxa" w:w="2880"/>
-          </w:tcPr>
-          <w:p>
-            <w:r/>
-            <w:r>
-              <w:t xml:space="preserve">「외자재운영관리 Agent」 — </w:t>
+              <w:t>설정에서 계속 바꿀 수 있습니다</w:t>
+            </w:r>
+            <w:r>
+              <w:t xml:space="preserve">(예: </w:t>
             </w:r>
             <w:r>
               <w:rPr>
                 <w:rFonts w:ascii="Consolas" w:hAnsi="Consolas"/>
               </w:rPr>
-              <w:t>기획_원문.md</w:t>
-            </w:r>
-          </w:p>
-        </w:tc>
+              <w:t>TMS NO</w:t>
+            </w:r>
+            <w:r>
+              <w:t xml:space="preserve"> 만 두면 신청번호를 TMS NO 로 쓰지 않음)</w:t>
+            </w:r>
+          </w:p>
+        </w:tc>
+      </w:tr>
+      <w:tr>
         <w:tc>
           <w:tcPr>
             <w:tcW w:type="dxa" w:w="2880"/>
           </w:tcPr>
           <w:p>
-            <w:r/>
-            <w:r>
-              <w:t>직무·소속(생산관리팀 외자재 운영), 현안 1건(연락처 자동 조회, PO 일괄 발송, A/N 자동 관리, 업체별 체크리스트, Follow-up 메일 자동 생성), 보유 데이터(Contact List 엑셀, PO pdf, outlook 메일), 기대 산출물(발주 업무시간 80% 이상 단축 등 4항목)</w:t>
+            <w:r>
+              <w:t>11.8-2 Incoterms·컨테이너 형식이 표와 B/L 에서 다를 때</w:t>
+            </w:r>
+          </w:p>
+        </w:tc>
+        <w:tc>
+          <w:tcPr>
+            <w:tcW w:type="dxa" w:w="2880"/>
+          </w:tcPr>
+          <w:p>
+            <w:r>
+              <w:rPr>
+                <w:b/>
+              </w:rPr>
+              <w:t>비교하지 않아도 됨</w:t>
+            </w:r>
+          </w:p>
+        </w:tc>
+        <w:tc>
+          <w:tcPr>
+            <w:tcW w:type="dxa" w:w="2880"/>
+          </w:tcPr>
+          <w:p>
+            <w:r>
+              <w:t xml:space="preserve">Incoterms 가 다를 때 붙던 「확인 메모」를 없앴습니다. 설정에 「Incoterms 가 다르면 『참고』로 적기」 선택을 두되 </w:t>
+            </w:r>
+            <w:r>
+              <w:rPr>
+                <w:b/>
+              </w:rPr>
+              <w:t>기본 끔</w:t>
+            </w:r>
+            <w:r>
+              <w:t>이고, 켜도 경고·확인 메모가 아니라 확인·고치기 창과 내보내기 「참고」 칸에 조용히 적기만 합니다. 컨테이너 형식은 원래 비교하지 않고 메일 표(엑셀) 값을 씁니다(그대로). ETA·선명·신청번호가 다를 때의 확인 메모는 그대로 둡니다</w:t>
+            </w:r>
+          </w:p>
+        </w:tc>
+      </w:tr>
+      <w:tr>
+        <w:tc>
+          <w:tcPr>
+            <w:tcW w:type="dxa" w:w="2880"/>
+          </w:tcPr>
+          <w:p>
+            <w:r>
+              <w:t>11.7-3 · 11.8-4 SRM 에 넣는 번호</w:t>
+            </w:r>
+          </w:p>
+        </w:tc>
+        <w:tc>
+          <w:tcPr>
+            <w:tcW w:type="dxa" w:w="2880"/>
+          </w:tcPr>
+          <w:p>
+            <w:r>
+              <w:rPr>
+                <w:b/>
+              </w:rPr>
+              <w:t>HBL(House B/L)</w:t>
+            </w:r>
+          </w:p>
+        </w:tc>
+        <w:tc>
+          <w:tcPr>
+            <w:tcW w:type="dxa" w:w="2880"/>
+          </w:tcPr>
+          <w:p>
+            <w:r>
+              <w:t xml:space="preserve">열쇠는 지금처럼 HBL(항공은 HAWB). HBL 없이 MBL 만 적힌 A/N 은 </w:t>
+            </w:r>
+            <w:r>
+              <w:rPr>
+                <w:b/>
+              </w:rPr>
+              <w:t>MBL 로 대신 올리되(되살림 유지) 「HBL 없음 · MBL로 대신」 표시</w:t>
+            </w:r>
+            <w:r>
+              <w:t>를 대기·완료 목록과 읽은 A/N 목록에 붙이고, 내보내기에 「B/L 구분」 칸(</w:t>
+            </w:r>
+            <w:r>
+              <w:rPr>
+                <w:rFonts w:ascii="Consolas" w:hAnsi="Consolas"/>
+              </w:rPr>
+              <w:t>HBL</w:t>
+            </w:r>
+            <w:r>
+              <w:t xml:space="preserve"> / </w:t>
+            </w:r>
+            <w:r>
+              <w:rPr>
+                <w:rFonts w:ascii="Consolas" w:hAnsi="Consolas"/>
+              </w:rPr>
+              <w:t>MBL(HBL 없음 — 확인)</w:t>
+            </w:r>
+            <w:r>
+              <w:t>)을 더했습니다. 같은 MBL 과 HBL 이 함께 적힌 A/N 이 오면 한 건으로 이어져 표시가 사라지고, 확인·고치기에서 B/L 칸에 HBL 을 넣거나 MBL 칸을 채워도 사라집니다</w:t>
+            </w:r>
+          </w:p>
+        </w:tc>
+      </w:tr>
+      <w:tr>
+        <w:tc>
+          <w:tcPr>
+            <w:tcW w:type="dxa" w:w="2880"/>
+          </w:tcPr>
+          <w:p>
+            <w:r>
+              <w:t>11.7-5 A/N 을 받는 시점</w:t>
+            </w:r>
+          </w:p>
+        </w:tc>
+        <w:tc>
+          <w:tcPr>
+            <w:tcW w:type="dxa" w:w="2880"/>
+          </w:tcPr>
+          <w:p>
+            <w:r>
+              <w:rPr>
+                <w:b/>
+              </w:rPr>
+              <w:t>선적 후, 부산·인천 도착 며칠 전</w:t>
+            </w:r>
+            <w:r>
+              <w:t>(항공·해상에 따라 다름)</w:t>
+            </w:r>
+          </w:p>
+        </w:tc>
+        <w:tc>
+          <w:tcPr>
+            <w:tcW w:type="dxa" w:w="2880"/>
+          </w:tcPr>
+          <w:p>
+            <w:r>
+              <w:t>확인됨 — 대기 목록 기준(A/N 받음 + B/L 있음)과 ETA 가 빠른 순 정렬을 그대로 둡니다. A/N 을 받으면 곧 도착이므로 대기 목록 맨 위가 가장 급한 건입니다</w:t>
+            </w:r>
+          </w:p>
+        </w:tc>
+      </w:tr>
+      <w:tr>
+        <w:tc>
+          <w:tcPr>
+            <w:tcW w:type="dxa" w:w="2880"/>
+          </w:tcPr>
+          <w:p>
+            <w:r>
+              <w:t>11.8-3 해상 메일 원본(.eml)</w:t>
+            </w:r>
+          </w:p>
+        </w:tc>
+        <w:tc>
+          <w:tcPr>
+            <w:tcW w:type="dxa" w:w="2880"/>
+          </w:tcPr>
+          <w:p>
+            <w:r>
+              <w:t>메일로 보내 주시기로 함</w:t>
+            </w:r>
+          </w:p>
+        </w:tc>
+        <w:tc>
+          <w:tcPr>
+            <w:tcW w:type="dxa" w:w="2880"/>
+          </w:tcPr>
+          <w:p>
+            <w:r>
+              <w:t>받으면 실제 모양으로 시험을 추가합니다(남은 확인)</w:t>
             </w:r>
           </w:p>
         </w:tc>
       </w:tr>
     </w:tbl>
+    <w:p>
+      <w:r>
+        <w:rPr>
+          <w:b/>
+        </w:rPr>
+        <w:t>남은 확인</w:t>
+      </w:r>
+    </w:p>
+    <w:p>
+      <w:pPr>
+        <w:pStyle w:val="ListBullet"/>
+      </w:pPr>
+      <w:r>
+        <w:t>해상 「도착일정통지」 .eml 원본(메일로 보내 주신다고 함) — 받으면 본문 표 모양(rowspan·칸 안 줄바꿈)을 실물로 시험.</w:t>
+      </w:r>
+    </w:p>
+    <w:p>
+      <w:pPr>
+        <w:pStyle w:val="ListBullet"/>
+      </w:pPr>
+      <w:r>
+        <w:t>(11.7-2·4 유지) 「항차등록」이 매뉴얼의 어느 단계까지인지, 등록 뒤 ETA 가 바뀌면 SRM 「조정 ETA」를 고치는지.</w:t>
+      </w:r>
+    </w:p>
+    <w:p>
+      <w:pPr>
+        <w:pStyle w:val="Heading3"/>
+      </w:pPr>
+      <w:r>
+        <w:t>11.10 2026-09-30 새 요청 — 「프로젝트 개선 - 김세이」 (Invoice → 엑셀 · HCE · Invoice → B/L → 항차 · 원산지증명서)</w:t>
+      </w:r>
+    </w:p>
+    <w:p>
+      <w:r>
+        <w:rPr>
+          <w:b/>
+        </w:rPr>
+        <w:t>원문</w:t>
+      </w:r>
+      <w:r>
+        <w:t xml:space="preserve">(패들릿 새 글과 댓글, </w:t>
+      </w:r>
+      <w:r>
+        <w:rPr>
+          <w:rFonts w:ascii="Consolas" w:hAnsi="Consolas"/>
+        </w:rPr>
+        <w:t>docs/source/2026-09-30_패들릿_개선요청.md</w:t>
+      </w:r>
+      <w:r>
+        <w:t>):</w:t>
+      </w:r>
+    </w:p>
+    <w:p>
+      <w:pPr>
+        <w:pStyle w:val="IntenseQuote"/>
+      </w:pPr>
+      <w:r>
+        <w:t>[INVOICE PDF 파일 &gt; 엑셀 변환] PO번호 추가 요청</w:t>
+      </w:r>
+    </w:p>
+    <w:p>
+      <w:pPr>
+        <w:pStyle w:val="IntenseQuote"/>
+      </w:pPr>
+    </w:p>
+    <w:p>
+      <w:pPr>
+        <w:pStyle w:val="IntenseQuote"/>
+      </w:pPr>
+      <w:r>
+        <w:t>[기존 프로젝트 개선] 1. Cummins EXW에서 구분 HCE만 조회되도록 요청 2. 인보이스 번호가 기재되어있다면 해당 건이 항차 등록 완료되어있는지 B/L 과 매칭하여 확인 3. 통관팀이 요청한 원산지증명서 요청 메일 관리 탭 &gt; 업체에 메일 초안 작성 후 전달</w:t>
+      </w:r>
+    </w:p>
+    <w:p>
+      <w:r>
+        <w:t>예시로 든 도구는 같은 부서 권도연 님의 hd-project16 「외자부품 Invoice 엑셀 자동 변환」(현대건설기계 과정 수강생 프로젝트)입니다.</w:t>
+      </w:r>
+    </w:p>
+    <w:p>
+      <w:r>
+        <w:rPr>
+          <w:b/>
+        </w:rPr>
+        <w:t>반영</w:t>
+      </w:r>
+    </w:p>
+    <w:tbl>
+      <w:tblPr>
+        <w:tblStyle w:val="TableGrid"/>
+        <w:tblW w:type="auto" w:w="0"/>
+        <w:tblLook w:firstColumn="1" w:firstRow="1" w:lastColumn="0" w:lastRow="0" w:noHBand="0" w:noVBand="1" w:val="04A0"/>
+      </w:tblPr>
+      <w:tblGrid>
+        <w:gridCol w:w="4320"/>
+        <w:gridCol w:w="4320"/>
+      </w:tblGrid>
+      <w:tr>
+        <w:tc>
+          <w:tcPr>
+            <w:tcW w:type="dxa" w:w="4320"/>
+          </w:tcPr>
+          <w:p>
+            <w:r>
+              <w:rPr>
+                <w:b/>
+              </w:rPr>
+              <w:t>요청</w:t>
+            </w:r>
+          </w:p>
+        </w:tc>
+        <w:tc>
+          <w:tcPr>
+            <w:tcW w:type="dxa" w:w="4320"/>
+          </w:tcPr>
+          <w:p>
+            <w:r>
+              <w:rPr>
+                <w:b/>
+              </w:rPr>
+              <w:t>반영 방식</w:t>
+            </w:r>
+          </w:p>
+        </w:tc>
+      </w:tr>
+      <w:tr>
+        <w:tc>
+          <w:tcPr>
+            <w:tcW w:type="dxa" w:w="4320"/>
+          </w:tcPr>
+          <w:p>
+            <w:r>
+              <w:t>Invoice PDF → 엑셀 + PO 번호</w:t>
+            </w:r>
+          </w:p>
+        </w:tc>
+        <w:tc>
+          <w:tcPr>
+            <w:tcW w:type="dxa" w:w="4320"/>
+          </w:tcPr>
+          <w:p>
+            <w:r>
+              <w:t xml:space="preserve">새 탭 「Invoice → 엑셀」. </w:t>
+            </w:r>
+            <w:r>
+              <w:rPr>
+                <w:b/>
+              </w:rPr>
+              <w:t>hd-project16(권도연, 같은 부서) 기반 확장</w:t>
+            </w:r>
+            <w:r>
+              <w:t xml:space="preserve"> — 그 도구의 동작 방식(열 이름 대신 「수량 × 단가 = 금액」이 맞는 숫자 조합으로 칸을 찾음, 유럽식 1.234,56 을 계산으로 가려냄, 표 전체에서 흔한 자리로 수량·단가가 뒤바뀌지 않게, 계산이 안 맞는 줄은 버리지 않고 「짐작」 표시, 부품 한 줄마다 헤더를 붙인 엑셀)을 참고해 이 도구 안에 새로 작성했습니다(</w:t>
+            </w:r>
+            <w:r>
+              <w:rPr>
+                <w:rFonts w:ascii="Consolas" w:hAnsi="Consolas"/>
+              </w:rPr>
+              <w:t>js/invoice.js</w:t>
+            </w:r>
+            <w:r>
+              <w:t xml:space="preserve">, 코드는 옮기지 않음). 더한 것: </w:t>
+            </w:r>
+            <w:r>
+              <w:rPr>
+                <w:b/>
+              </w:rPr>
+              <w:t>PO 번호</w:t>
+            </w:r>
+            <w:r>
+              <w:t>를 줄마다(표의 Order No 칸) · PO 구역(「PO No. …」 줄 아래) · 위쪽 헤더 세 곳에서 찾고 어디서 왔는지 표시, 품번에 PO 가 잡히지 않게 PO 를 숫자 칸에서 뺌, Incoterms·장소, Invoice 에 적힌 B/L·AWB, 적힌 Sub Total(없으면 Total − 부대비용)과 금액 합 대조, 날짜 일·월 애매 표시와 바꾸기, 칸 바로 고치기(수량·단가를 고치면 금액 재계산, 금액을 고치면 그대로), 대장 PO 여부, ERP 업로드 엑셀(ERP 업로드·Invoice 요약·검산 확인 필요·부품으로 안 넣은 줄)·CSV. 읽은 Invoice 는 브라우저에 저장(PDF 원본은 저장하지 않음)</w:t>
+            </w:r>
+          </w:p>
+        </w:tc>
+      </w:tr>
+      <w:tr>
+        <w:tc>
+          <w:tcPr>
+            <w:tcW w:type="dxa" w:w="4320"/>
+          </w:tcPr>
+          <w:p>
+            <w:r>
+              <w:t>스캔본</w:t>
+            </w:r>
+          </w:p>
+        </w:tc>
+        <w:tc>
+          <w:tcPr>
+            <w:tcW w:type="dxa" w:w="4320"/>
+          </w:tcPr>
+          <w:p>
+            <w:r>
+              <w:t xml:space="preserve">이 도구는 문자인식(OCR) 엔진을 싣지 않았습니다(hd-project16 은 15MB 엔진 동봉). 대신 이 저장소의 방식대로 </w:t>
+            </w:r>
+            <w:r>
+              <w:rPr>
+                <w:b/>
+              </w:rPr>
+              <w:t>반자동 AI</w:t>
+            </w:r>
+            <w:r>
+              <w:t xml:space="preserve">: 요청문(JSON 형식·규칙)을 복사해 ChatGPT 등에 Invoice 와 함께 넣고 답을 붙여넣으면 같은 표로 읽어 검산합니다. </w:t>
+            </w:r>
+            <w:r>
+              <w:rPr>
+                <w:b/>
+              </w:rPr>
+              <w:t>선택</w:t>
+            </w:r>
+            <w:r>
+              <w:t>: 사용자가 주소·모델·키를 넣으면(OpenAI 호환, 사내 서버 가능) 쪽 그림을 함께 보내 자동으로 읽습니다. 키는 리포에 없고, 기억을 켠 경우에만 브라우저에 저장</w:t>
+            </w:r>
+          </w:p>
+        </w:tc>
+      </w:tr>
+      <w:tr>
+        <w:tc>
+          <w:tcPr>
+            <w:tcW w:type="dxa" w:w="4320"/>
+          </w:tcPr>
+          <w:p>
+            <w:r>
+              <w:t>1. Cummins EXW 구분 HCE 만</w:t>
+            </w:r>
+          </w:p>
+        </w:tc>
+        <w:tc>
+          <w:tcPr>
+            <w:tcW w:type="dxa" w:w="4320"/>
+          </w:tcPr>
+          <w:p>
+            <w:r>
+              <w:t xml:space="preserve">이미 기본 거르기 값이 HCE 였지만 글칸이라 비우거나 바뀌기 쉬웠습니다. </w:t>
+            </w:r>
+            <w:r>
+              <w:rPr>
+                <w:b/>
+              </w:rPr>
+              <w:t>「이 구분만 보기」 체크(기본 켬, 설정 `cum_gubun_only`)</w:t>
+            </w:r>
+            <w:r>
+              <w:t xml:space="preserve"> 와 구분 값(설정 </w:t>
+            </w:r>
+            <w:r>
+              <w:rPr>
+                <w:rFonts w:ascii="Consolas" w:hAnsi="Consolas"/>
+              </w:rPr>
+              <w:t>cum_gubun</w:t>
+            </w:r>
+            <w:r>
+              <w:t xml:space="preserve">, 기본 HCE)으로 바꾸고, 켜져 있으면 </w:t>
+            </w:r>
+            <w:r>
+              <w:rPr>
+                <w:b/>
+              </w:rPr>
+              <w:t>EXW 후보·SRM 건별 목록·대장에 없음·지난주 파일 비교까지 모두 HCE 줄만</w:t>
+            </w:r>
+            <w:r>
+              <w:t>으로 계산합니다(예전에는 지난주 비교가 전체 구분이었음). 「HCE 만 보는 중 · 다른 구분 N줄 숨김(HDX 1줄)」 안내와 「전체 구분 보기」 단추. 「구분(HCE/…)」처럼 뒤에 글자가 붙은 머리글도 찾고, 구분 열이 없으면 거르지 못한다고 알립니다</w:t>
+            </w:r>
+          </w:p>
+        </w:tc>
+      </w:tr>
+      <w:tr>
+        <w:tc>
+          <w:tcPr>
+            <w:tcW w:type="dxa" w:w="4320"/>
+          </w:tcPr>
+          <w:p>
+            <w:r>
+              <w:t>2. Invoice 번호 → B/L → 항차등록</w:t>
+            </w:r>
+          </w:p>
+        </w:tc>
+        <w:tc>
+          <w:tcPr>
+            <w:tcW w:type="dxa" w:w="4320"/>
+          </w:tcPr>
+          <w:p>
+            <w:r>
+              <w:t xml:space="preserve">A/N 에 </w:t>
+            </w:r>
+            <w:r>
+              <w:rPr>
+                <w:b/>
+              </w:rPr>
+              <w:t>Invoice 번호 칸</w:t>
+            </w:r>
+            <w:r>
+              <w:t xml:space="preserve">을 더해 읽습니다(라벨 「Invoice No」·「INV:」·「인보이스 번호」, A/N 엑셀 칸 「Invoice No」, B/L·HAWB 사본의 「INV: …」). 연결 순서: ① A/N 에 같은 Invoice 번호가 적힌 B/L(가장 확실 — 이것이 있으면 같은 PO 의 다른 B/L 은 뺌) ② Invoice 의 PO 가 든 A/N 의 B/L ③ 대장 PO 의 B/L ④ Invoice 에 적힌 B/L. 그 B/L 의 </w:t>
+            </w:r>
+            <w:r>
+              <w:rPr>
+                <w:b/>
+              </w:rPr>
+              <w:t>항차등록 대기 / 완료(날짜) / 등록 후 ETA 변경</w:t>
+            </w:r>
+            <w:r>
+              <w:t>을 Invoice 목록·상세와 「Invoice 번호 → B/L → 항차등록 확인」 칸(번호만 넣어도 됨)에 보여 줍니다. PO 로만 찾아 B/L 이 여러 건이면(분할 선적) 그렇다고 알립니다</w:t>
+            </w:r>
+          </w:p>
+        </w:tc>
+      </w:tr>
+      <w:tr>
+        <w:tc>
+          <w:tcPr>
+            <w:tcW w:type="dxa" w:w="4320"/>
+          </w:tcPr>
+          <w:p>
+            <w:r>
+              <w:t>3. 원산지증명서 요청 메일 관리</w:t>
+            </w:r>
+          </w:p>
+        </w:tc>
+        <w:tc>
+          <w:tcPr>
+            <w:tcW w:type="dxa" w:w="4320"/>
+          </w:tcPr>
+          <w:p>
+            <w:r>
+              <w:t xml:space="preserve">새 탭 「원산지증명서」. 통관팀 요청 적기(요청일·통관팀 담당·Invoice·B/L·PO·업체·필요한 C/O 종류·기한·메모) — 번호 하나만 적고 「번호로 채우기」를 누르면 대장·A/N·읽은 Invoice 에서 업체·PO·B/L 을 채움. 업체 </w:t>
+            </w:r>
+            <w:r>
+              <w:rPr>
+                <w:b/>
+              </w:rPr>
+              <w:t>영문 요청 메일 초안</w:t>
+            </w:r>
+            <w:r>
+              <w:t xml:space="preserve">(설정의 새 템플릿 「원산지증명서(C/O) 요청」, 기한은 영문 날짜) + </w:t>
+            </w:r>
+            <w:r>
+              <w:rPr>
+                <w:b/>
+              </w:rPr>
+              <w:t>국문 요약</w:t>
+            </w:r>
+            <w:r>
+              <w:t xml:space="preserve">(기본은 화면에만, 체크하면 메일 끝에도) → 메일 프로그램으로 열기(mailto)·전체/본문 복사·.eml 저장. 같은 업체의 미발송 요청은 한 통으로 묶기. 상태: 요청 접수 → 메일 작성 → 업체에 요청 → C/O 수령 → 통관팀 전달(또는 취소), 날짜와 함께 </w:t>
+            </w:r>
+            <w:r>
+              <w:rPr>
+                <w:b/>
+              </w:rPr>
+              <w:t>이력</w:t>
+            </w:r>
+            <w:r>
+              <w:t>(고치거나 지우지 않음). 기한 지남·임박·업체 미요청 2일 초과·통관팀 전달 전 표시, 엑셀(요청·이력). 메일을 직접 보내지는 않습니다</w:t>
+            </w:r>
+          </w:p>
+        </w:tc>
+      </w:tr>
+      <w:tr>
+        <w:tc>
+          <w:tcPr>
+            <w:tcW w:type="dxa" w:w="4320"/>
+          </w:tcPr>
+          <w:p>
+            <w:r>
+              <w:t>DB</w:t>
+            </w:r>
+          </w:p>
+        </w:tc>
+        <w:tc>
+          <w:tcPr>
+            <w:tcW w:type="dxa" w:w="4320"/>
+          </w:tcPr>
+          <w:p>
+            <w:r>
+              <w:rPr>
+                <w:rFonts w:ascii="Consolas" w:hAnsi="Consolas"/>
+              </w:rPr>
+              <w:t>supabase/schema.sql</w:t>
+            </w:r>
+            <w:r>
+              <w:t xml:space="preserve">: </w:t>
+            </w:r>
+            <w:r>
+              <w:rPr>
+                <w:rFonts w:ascii="Consolas" w:hAnsi="Consolas"/>
+              </w:rPr>
+              <w:t>workspace.cum_gubun·cum_gubun_only</w:t>
+            </w:r>
+            <w:r>
+              <w:t xml:space="preserve">, </w:t>
+            </w:r>
+            <w:r>
+              <w:rPr>
+                <w:rFonts w:ascii="Consolas" w:hAnsi="Consolas"/>
+              </w:rPr>
+              <w:t>arrival_notice.invoice_nos</w:t>
+            </w:r>
+            <w:r>
+              <w:t xml:space="preserve">, 메일 문안 종류에 </w:t>
+            </w:r>
+            <w:r>
+              <w:rPr>
+                <w:rFonts w:ascii="Consolas" w:hAnsi="Consolas"/>
+              </w:rPr>
+              <w:t>co_request</w:t>
+            </w:r>
+            <w:r>
+              <w:t xml:space="preserve">, 새 표 </w:t>
+            </w:r>
+            <w:r>
+              <w:rPr>
+                <w:rFonts w:ascii="Consolas" w:hAnsi="Consolas"/>
+              </w:rPr>
+              <w:t>invoice_doc</w:t>
+            </w:r>
+            <w:r>
+              <w:t>·</w:t>
+            </w:r>
+            <w:r>
+              <w:rPr>
+                <w:rFonts w:ascii="Consolas" w:hAnsi="Consolas"/>
+              </w:rPr>
+              <w:t>invoice_line</w:t>
+            </w:r>
+            <w:r>
+              <w:t>(붙는 Invoice 도 본인 것인지 정책으로 확인)·</w:t>
+            </w:r>
+            <w:r>
+              <w:rPr>
+                <w:rFonts w:ascii="Consolas" w:hAnsi="Consolas"/>
+              </w:rPr>
+              <w:t>co_request</w:t>
+            </w:r>
+            <w:r>
+              <w:t>·</w:t>
+            </w:r>
+            <w:r>
+              <w:rPr>
+                <w:rFonts w:ascii="Consolas" w:hAnsi="Consolas"/>
+              </w:rPr>
+              <w:t>co_request_history</w:t>
+            </w:r>
+            <w:r>
+              <w:t>(기록성). 로컬 PostgreSQL 하네스 통과</w:t>
+            </w:r>
+          </w:p>
+        </w:tc>
+      </w:tr>
+    </w:tbl>
+    <w:p>
+      <w:r>
+        <w:rPr>
+          <w:b/>
+        </w:rPr>
+        <w:t>가정(확인 부탁)</w:t>
+      </w:r>
+    </w:p>
+    <w:p>
+      <w:pPr>
+        <w:pStyle w:val="ListNumber"/>
+      </w:pPr>
+      <w:r>
+        <w:rPr>
+          <w:b/>
+        </w:rPr>
+        <w:t>Invoice 와 B/L 은 어떻게 이어지나요?</w:t>
+      </w:r>
+      <w:r>
+        <w:t xml:space="preserve"> 도구는 ① A/N(또는 B/L·HAWB 사본)에 적힌 Invoice 번호 ② Invoice 의 PO 번호 ③ 대장 PO 의 B/L 순서로 찾습니다. 실제로는 어느 것으로 맞추시는지(SRM·HIPRO 에서 Invoice 번호와 B/L 이 한 화면에 있는지, 포워더 A/N 메일에 Invoice 번호가 오는지) 알려 주세요.</w:t>
+      </w:r>
+    </w:p>
+    <w:p>
+      <w:pPr>
+        <w:pStyle w:val="ListNumber"/>
+      </w:pPr>
+      <w:r>
+        <w:t>Invoice 의 PO 번호는 줄마다 있나요, 위쪽에 하나인가요? 공급사마다 다르면 대표 양식 2~3개.</w:t>
+      </w:r>
+    </w:p>
+    <w:p>
+      <w:pPr>
+        <w:pStyle w:val="ListNumber"/>
+      </w:pPr>
+      <w:r>
+        <w:rPr>
+          <w:b/>
+        </w:rPr>
+        <w:t>실물 Invoice(전자 PDF·스캔본) 1~2장 — 단가·업체명은 가려도 됩니다.</w:t>
+      </w:r>
+      <w:r>
+        <w:t xml:space="preserve"> 지금은 지어낸 두 양식(독일식 숫자·PO 위쪽 / 줄마다 PO)으로만 시험했습니다.</w:t>
+      </w:r>
+    </w:p>
+    <w:p>
+      <w:pPr>
+        <w:pStyle w:val="ListNumber"/>
+      </w:pPr>
+      <w:r>
+        <w:t>ERP 업로드 엑셀의 열 순서·이름(HIPRO·SAP 양식이 정해져 있으면 그대로 맞춤).</w:t>
+      </w:r>
+    </w:p>
+    <w:p>
+      <w:pPr>
+        <w:pStyle w:val="ListNumber"/>
+      </w:pPr>
+      <w:r>
+        <w:t>통관팀이 요청하는 원산지증명서 종류(협정·서식 이름), 요청이 오는 방식(메일·메신저), 업체 메일에 꼭 넣을 문구와 기한 관행.</w:t>
+      </w:r>
+    </w:p>
+    <w:p>
+      <w:pPr>
+        <w:pStyle w:val="ListNumber"/>
+      </w:pPr>
+      <w:r>
+        <w:t>Cummins 구분 값이 HCE 외에 무엇이 있는지(지금은 HCE 만 보는 것이 기본, 설정에서 바꿀 수 있음).</w:t>
+      </w:r>
+    </w:p>
+    <w:p>
+      <w:pPr>
+        <w:pStyle w:val="Heading2"/>
+      </w:pPr>
+      <w:r>
+        <w:t>부록. 제출 원문 요약</w:t>
+      </w:r>
+    </w:p>
     <w:tbl>
       <w:tblPr>
         <w:tblStyle w:val="TableGrid"/>
@@ -6722,12 +7033,20 @@
               <w:rPr>
                 <w:b/>
               </w:rPr>
-            </w:r>
+              <w:t>출처</w:t>
+            </w:r>
+          </w:p>
+        </w:tc>
+        <w:tc>
+          <w:tcPr>
+            <w:tcW w:type="dxa" w:w="2880"/>
+          </w:tcPr>
+          <w:p>
             <w:r>
               <w:rPr>
                 <w:b/>
               </w:rPr>
-              <w:t>패들릿 댓글 (게시물 1, 2026-09-28T08:21)</w:t>
+              <w:t>파일·게시물</w:t>
             </w:r>
           </w:p>
         </w:tc>
@@ -6740,37 +7059,7 @@
               <w:rPr>
                 <w:b/>
               </w:rPr>
-            </w:r>
-            <w:r>
-              <w:rPr>
-                <w:rFonts w:ascii="Consolas" w:hAnsi="Consolas"/>
-                <w:b/>
-              </w:rPr>
-              <w:t>패들릿_제출_원문.md</w:t>
-            </w:r>
-            <w:r>
-              <w:rPr>
-                <w:b/>
-              </w:rPr>
-              <w:t xml:space="preserve"> 추가 절</w:t>
-            </w:r>
-          </w:p>
-        </w:tc>
-        <w:tc>
-          <w:tcPr>
-            <w:tcW w:type="dxa" w:w="2880"/>
-          </w:tcPr>
-          <w:p>
-            <w:r>
-              <w:rPr>
-                <w:b/>
-              </w:rPr>
-            </w:r>
-            <w:r>
-              <w:rPr>
-                <w:b/>
-              </w:rPr>
-              <w:t>업무 흐름: PO(.pdf) 발행 → 공급사 송부 → OC 회신 확인(누락 방지) → EXW DATE 관리</w:t>
+              <w:t>내용</w:t>
             </w:r>
           </w:p>
         </w:tc>
@@ -6781,9 +7070,8 @@
             <w:tcW w:type="dxa" w:w="2880"/>
           </w:tcPr>
           <w:p>
-            <w:r/>
-            <w:r>
-              <w:t>패들릿 댓글 (리포 카드, 2026-09-28T08:15)</w:t>
+            <w:r>
+              <w:t>패들릿 게시물 1 (2026-09-28T06:25)</w:t>
             </w:r>
           </w:p>
         </w:tc>
@@ -6792,117 +7080,14 @@
             <w:tcW w:type="dxa" w:w="2880"/>
           </w:tcPr>
           <w:p>
-            <w:r/>
-            <w:r>
-              <w:t>〃</w:t>
-            </w:r>
-          </w:p>
-        </w:tc>
-        <w:tc>
-          <w:tcPr>
-            <w:tcW w:type="dxa" w:w="2880"/>
-          </w:tcPr>
-          <w:p>
-            <w:r/>
-            <w:r>
-              <w:t>회신 수신일을 OC 일자로 기재·수령 관리, HD360에서 EXW DATE·OC 접수율 확인 중, OC 미접수 팔로우업 자동화, 업체별 메일 분류</w:t>
-            </w:r>
-          </w:p>
-        </w:tc>
-      </w:tr>
-      <w:tr>
-        <w:tc>
-          <w:tcPr>
-            <w:tcW w:type="dxa" w:w="2880"/>
-          </w:tcPr>
-          <w:p>
-            <w:r/>
-            <w:r>
-              <w:t>패들릿 댓글 (리포 카드, 2026-09-28T08:16)</w:t>
-            </w:r>
-          </w:p>
-        </w:tc>
-        <w:tc>
-          <w:tcPr>
-            <w:tcW w:type="dxa" w:w="2880"/>
-          </w:tcPr>
-          <w:p>
-            <w:r/>
-            <w:r>
-              <w:t>〃</w:t>
-            </w:r>
-          </w:p>
-        </w:tc>
-        <w:tc>
-          <w:tcPr>
-            <w:tcW w:type="dxa" w:w="2880"/>
-          </w:tcPr>
-          <w:p>
-            <w:r/>
-            <w:r>
-              <w:t>Cummins Weekly Order Status 엑셀의 Promise Date 변경 확인</w:t>
-            </w:r>
-          </w:p>
-        </w:tc>
-      </w:tr>
-      <w:tr>
-        <w:tc>
-          <w:tcPr>
-            <w:tcW w:type="dxa" w:w="2880"/>
-          </w:tcPr>
-          <w:p>
-            <w:r/>
-            <w:r>
-              <w:t>패들릿 댓글 (리포 카드, 2026-09-28T08:27)</w:t>
-            </w:r>
-          </w:p>
-        </w:tc>
-        <w:tc>
-          <w:tcPr>
-            <w:tcW w:type="dxa" w:w="2880"/>
-          </w:tcPr>
-          <w:p>
-            <w:r/>
-            <w:r>
-              <w:t>〃</w:t>
-            </w:r>
-          </w:p>
-        </w:tc>
-        <w:tc>
-          <w:tcPr>
-            <w:tcW w:type="dxa" w:w="2880"/>
-          </w:tcPr>
-          <w:p>
-            <w:r/>
-            <w:r>
-              <w:t>Packing List 자재 합중량과 B/L 중량 일치 확인</w:t>
-            </w:r>
-          </w:p>
-        </w:tc>
-      </w:tr>
-      <w:tr>
-        <w:tc>
-          <w:tcPr>
-            <w:tcW w:type="dxa" w:w="2880"/>
-          </w:tcPr>
-          <w:p>
-            <w:r/>
-            <w:r>
-              <w:t>패들릿 댓글 (결과 글 2차, 2026-09-29T04:07Z)</w:t>
-            </w:r>
-          </w:p>
-        </w:tc>
-        <w:tc>
-          <w:tcPr>
-            <w:tcW w:type="dxa" w:w="2880"/>
-          </w:tcPr>
-          <w:p>
-            <w:r/>
+            <w:r>
+              <w:t xml:space="preserve">「외자재운영관리 Agent」 — </w:t>
+            </w:r>
             <w:r>
               <w:rPr>
                 <w:rFonts w:ascii="Consolas" w:hAnsi="Consolas"/>
               </w:rPr>
-              <w:t>2026-09-29_패들릿_답변.md</w:t>
+              <w:t>기획_원문.md</w:t>
             </w:r>
           </w:p>
         </w:tc>
@@ -6911,172 +7096,126 @@
             <w:tcW w:type="dxa" w:w="2880"/>
           </w:tcPr>
           <w:p>
-            <w:r/>
-            <w:r>
-              <w:t>Cummins → EXW 확인 부탁 4건의 답(오늘 기준 미선적만·Abnormal 제외, 수량 대조는 Undispatched만, 분할 건별 입력, 노란 표시 = OC 변경 + 전주 파일과 다름) — 11.6</w:t>
-            </w:r>
-          </w:p>
-        </w:tc>
-      </w:tr>
-      <w:tr>
-        <w:tc>
-          <w:tcPr>
-            <w:tcW w:type="dxa" w:w="2880"/>
-          </w:tcPr>
-          <w:p>
-            <w:r/>
-            <w:r>
-              <w:t>패들릿 새 글 (2026-09-29T05:31Z, 녹색)</w:t>
-            </w:r>
-          </w:p>
-        </w:tc>
-        <w:tc>
-          <w:tcPr>
-            <w:tcW w:type="dxa" w:w="2880"/>
-          </w:tcPr>
-          <w:p>
-            <w:r/>
-            <w:r>
-              <w:rPr>
-                <w:rFonts w:ascii="Consolas" w:hAnsi="Consolas"/>
-              </w:rPr>
-              <w:t>2026-09-29_패들릿_답변.md</w:t>
-            </w:r>
-            <w:r>
-              <w:t xml:space="preserve"> 끝</w:t>
-            </w:r>
-          </w:p>
-        </w:tc>
-        <w:tc>
-          <w:tcPr>
-            <w:tcW w:type="dxa" w:w="2880"/>
-          </w:tcPr>
-          <w:p>
-            <w:r/>
-            <w:r>
-              <w:t>「도착일정통지 메일 관리」 — B/L 나온 발주 건의 항차등록이 메인, 포워더 A/N 메일 관리 탭 요청 — 11.7</w:t>
-            </w:r>
-          </w:p>
-        </w:tc>
-      </w:tr>
-      <w:tr>
-        <w:tc>
-          <w:tcPr>
-            <w:tcW w:type="dxa" w:w="2880"/>
-          </w:tcPr>
-          <w:p>
-            <w:r/>
-            <w:r>
-              <w:t>메일 (2026-09-29 15:35 KST)</w:t>
-            </w:r>
-          </w:p>
-        </w:tc>
-        <w:tc>
-          <w:tcPr>
-            <w:tcW w:type="dxa" w:w="2880"/>
-          </w:tcPr>
-          <w:p>
-            <w:r/>
-            <w:r>
-              <w:rPr>
-                <w:rFonts w:ascii="Consolas" w:hAnsi="Consolas"/>
-              </w:rPr>
-              <w:t>2026-09-29_메일_AN양식.md</w:t>
-            </w:r>
-          </w:p>
-        </w:tc>
-        <w:tc>
-          <w:tcPr>
-            <w:tcW w:type="dxa" w:w="2880"/>
-          </w:tcPr>
-          <w:p>
-            <w:r/>
-            <w:r>
-              <w:t>실물 A/N 양식(해상 본문 표 설명, 해상 엑셀·B/L PDF, 항공 메일 .eml)과 요청 3가지(B/L 별 항차등록 여부, TMS NO, 해상·항공 구분 불필요) — 원본은 저장소에 넣지 않고 구조만 기록, 11.8</w:t>
-            </w:r>
-          </w:p>
-        </w:tc>
-      </w:tr>
-      <w:tr>
-        <w:tc>
-          <w:tcPr>
-            <w:tcW w:type="dxa" w:w="2880"/>
-          </w:tcPr>
-          <w:p>
-            <w:r/>
-            <w:r>
-              <w:t>메일 (2026-09-29 오전 11시대)</w:t>
-            </w:r>
-          </w:p>
-        </w:tc>
-        <w:tc>
-          <w:tcPr>
-            <w:tcW w:type="dxa" w:w="2880"/>
-          </w:tcPr>
-          <w:p>
-            <w:r/>
-            <w:r>
-              <w:rPr>
-                <w:rFonts w:ascii="Consolas" w:hAnsi="Consolas"/>
-              </w:rPr>
-              <w:t>2026-09-29_메일_추가자료.md</w:t>
-            </w:r>
-            <w:r>
-              <w:t xml:space="preserve"> 끝</w:t>
-            </w:r>
-          </w:p>
-        </w:tc>
-        <w:tc>
-          <w:tcPr>
-            <w:tcW w:type="dxa" w:w="2880"/>
-          </w:tcPr>
-          <w:p>
-            <w:r/>
-            <w:r>
-              <w:t>「wk38 분석E」 시트의 Promise Date를 EXW DATE로(Undispatched·HCE, 노란 줄 확인, 분할 선적 수량 체크)</w:t>
-            </w:r>
-          </w:p>
-        </w:tc>
-      </w:tr>
-      <w:tr>
-        <w:tc>
-          <w:tcPr>
-            <w:tcW w:type="dxa" w:w="2880"/>
-          </w:tcPr>
-          <w:p>
-            <w:r/>
-            <w:r>
-              <w:t>메일 (2026-09-29)</w:t>
-            </w:r>
-          </w:p>
-        </w:tc>
-        <w:tc>
-          <w:tcPr>
-            <w:tcW w:type="dxa" w:w="2880"/>
-          </w:tcPr>
-          <w:p>
-            <w:r/>
-            <w:r>
-              <w:rPr>
-                <w:rFonts w:ascii="Consolas" w:hAnsi="Consolas"/>
-              </w:rPr>
-              <w:t>2026-09-29_메일_추가자료.md</w:t>
-            </w:r>
-          </w:p>
-        </w:tc>
-        <w:tc>
-          <w:tcPr>
-            <w:tcW w:type="dxa" w:w="2880"/>
-          </w:tcPr>
-          <w:p>
-            <w:r/>
-            <w:r>
-              <w:t>항차 업무 매뉴얼(pptx), 구매발주서(pdf), OC 회신 메일(eml), OC 엑셀 2개(xls), Cummins Integrated Order Status(xlsx) — 원본은 저장소에 넣지 않고 구조만 기록</w:t>
+            <w:r>
+              <w:t>직무·소속(생산관리팀 외자재 운영), 현안 1건(연락처 자동 조회, PO 일괄 발송, A/N 자동 관리, 업체별 체크리스트, Follow-up 메일 자동 생성), 보유 데이터(Contact List 엑셀, PO pdf, outlook 메일), 기대 산출물(발주 업무시간 80% 이상 단축 등 4항목)</w:t>
             </w:r>
           </w:p>
         </w:tc>
       </w:tr>
     </w:tbl>
+    <w:p>
+      <w:r>
+        <w:t xml:space="preserve">| 패들릿 댓글 (게시물 1, 2026-09-28T08:21) | </w:t>
+      </w:r>
+      <w:r>
+        <w:rPr>
+          <w:rFonts w:ascii="Consolas" w:hAnsi="Consolas"/>
+        </w:rPr>
+        <w:t>패들릿_제출_원문.md</w:t>
+      </w:r>
+      <w:r>
+        <w:t xml:space="preserve"> 추가 절 | 업무 흐름: PO(.pdf) 발행 → 공급사 송부 → OC 회신 확인(누락 방지) → EXW DATE 관리 |</w:t>
+      </w:r>
+    </w:p>
+    <w:p>
+      <w:r>
+        <w:t>| 패들릿 댓글 (리포 카드, 2026-09-28T08:15) | 〃 | 회신 수신일을 OC 일자로 기재·수령 관리, HD360에서 EXW DATE·OC 접수율 확인 중, OC 미접수 팔로우업 자동화, 업체별 메일 분류 |</w:t>
+      </w:r>
+    </w:p>
+    <w:p>
+      <w:r>
+        <w:t>| 패들릿 댓글 (리포 카드, 2026-09-28T08:16) | 〃 | Cummins Weekly Order Status 엑셀의 Promise Date 변경 확인 |</w:t>
+      </w:r>
+    </w:p>
+    <w:p>
+      <w:r>
+        <w:t>| 패들릿 댓글 (리포 카드, 2026-09-28T08:27) | 〃 | Packing List 자재 합중량과 B/L 중량 일치 확인 |</w:t>
+      </w:r>
+    </w:p>
+    <w:p>
+      <w:r>
+        <w:t xml:space="preserve">| 패들릿 댓글 (결과 글 2차, 2026-09-29T04:07Z) | </w:t>
+      </w:r>
+      <w:r>
+        <w:rPr>
+          <w:rFonts w:ascii="Consolas" w:hAnsi="Consolas"/>
+        </w:rPr>
+        <w:t>2026-09-29_패들릿_답변.md</w:t>
+      </w:r>
+      <w:r>
+        <w:t xml:space="preserve"> | Cummins → EXW 확인 부탁 4건의 답(오늘 기준 미선적만·Abnormal 제외, 수량 대조는 Undispatched만, 분할 건별 입력, 노란 표시 = OC 변경 + 전주 파일과 다름) — 11.6 |</w:t>
+      </w:r>
+    </w:p>
+    <w:p>
+      <w:r>
+        <w:t xml:space="preserve">| 패들릿 새 글 (2026-09-29T05:31Z, 녹색) | </w:t>
+      </w:r>
+      <w:r>
+        <w:rPr>
+          <w:rFonts w:ascii="Consolas" w:hAnsi="Consolas"/>
+        </w:rPr>
+        <w:t>2026-09-29_패들릿_답변.md</w:t>
+      </w:r>
+      <w:r>
+        <w:t xml:space="preserve"> 끝 | 「도착일정통지 메일 관리」 — B/L 나온 발주 건의 항차등록이 메인, 포워더 A/N 메일 관리 탭 요청 — 11.7 |</w:t>
+      </w:r>
+    </w:p>
+    <w:p>
+      <w:r>
+        <w:t xml:space="preserve">| 메일 (2026-09-29 15:35 KST) | </w:t>
+      </w:r>
+      <w:r>
+        <w:rPr>
+          <w:rFonts w:ascii="Consolas" w:hAnsi="Consolas"/>
+        </w:rPr>
+        <w:t>2026-09-29_메일_AN양식.md</w:t>
+      </w:r>
+      <w:r>
+        <w:t xml:space="preserve"> | 실물 A/N 양식(해상 본문 표 설명, 해상 엑셀·B/L PDF, 항공 메일 .eml)과 요청 3가지(B/L 별 항차등록 여부, TMS NO, 해상·항공 구분 불필요) — 원본은 저장소에 넣지 않고 구조만 기록, 11.8 |</w:t>
+      </w:r>
+    </w:p>
+    <w:p>
+      <w:r>
+        <w:t xml:space="preserve">| 메일 (2026-09-29 오전 11시대) | </w:t>
+      </w:r>
+      <w:r>
+        <w:rPr>
+          <w:rFonts w:ascii="Consolas" w:hAnsi="Consolas"/>
+        </w:rPr>
+        <w:t>2026-09-29_메일_추가자료.md</w:t>
+      </w:r>
+      <w:r>
+        <w:t xml:space="preserve"> 끝 | 「wk38 분석E」 시트의 Promise Date를 EXW DATE로(Undispatched·HCE, 노란 줄 확인, 분할 선적 수량 체크) |</w:t>
+      </w:r>
+    </w:p>
+    <w:p>
+      <w:r>
+        <w:t xml:space="preserve">| 패들릿 새 글·댓글 (2026-09-30T00:41~01:00Z) | </w:t>
+      </w:r>
+      <w:r>
+        <w:rPr>
+          <w:rFonts w:ascii="Consolas" w:hAnsi="Consolas"/>
+        </w:rPr>
+        <w:t>2026-09-30_패들릿_개선요청.md</w:t>
+      </w:r>
+      <w:r>
+        <w:t xml:space="preserve"> | Invoice PDF → 엑셀(PO 번호 추가, hd-project16 참고), Cummins EXW 구분 HCE 만, Invoice 번호 → B/L → 항차등록 확인, 원산지증명서 요청 메일 관리 탭 — 11.10 |</w:t>
+      </w:r>
+    </w:p>
+    <w:p>
+      <w:r>
+        <w:t xml:space="preserve">| 메일 (2026-09-29) | </w:t>
+      </w:r>
+      <w:r>
+        <w:rPr>
+          <w:rFonts w:ascii="Consolas" w:hAnsi="Consolas"/>
+        </w:rPr>
+        <w:t>2026-09-29_메일_추가자료.md</w:t>
+      </w:r>
+      <w:r>
+        <w:t xml:space="preserve"> | 항차 업무 매뉴얼(pptx), 구매발주서(pdf), OC 회신 메일(eml), OC 엑셀 2개(xls), Cummins Integrated Order Status(xlsx) — 원본은 저장소에 넣지 않고 구조만 기록 |</w:t>
+      </w:r>
+    </w:p>
     <w:p>
       <w:r>
         <w:t>패들릿에는 첨부 파일이 없었고(</w:t>
@@ -7465,7 +7604,7 @@
     <w:qFormat/>
     <w:rsid w:val="00FC693F"/>
     <w:rPr>
-      <w:rFonts w:ascii="Malgun Gothic" w:hAnsi="Malgun Gothic" w:eastAsia="Malgun Gothic"/>
+      <w:rFonts w:ascii="Malgun Gothic" w:hAnsi="Malgun Gothic"/>
       <w:sz w:val="20"/>
     </w:rPr>
   </w:style>

--- a/docs/01_프로젝트_기획서.docx
+++ b/docs/01_프로젝트_기획서.docx
@@ -30,6 +30,11 @@
               <w:rPr>
                 <w:b/>
               </w:rPr>
+            </w:r>
+            <w:r>
+              <w:rPr>
+                <w:b/>
+              </w:rPr>
               <w:t>항목</w:t>
             </w:r>
           </w:p>
@@ -39,6 +44,11 @@
             <w:tcW w:type="dxa" w:w="4320"/>
           </w:tcPr>
           <w:p>
+            <w:r>
+              <w:rPr>
+                <w:b/>
+              </w:rPr>
+            </w:r>
             <w:r>
               <w:rPr>
                 <w:b/>
@@ -54,6 +64,7 @@
             <w:tcW w:type="dxa" w:w="4320"/>
           </w:tcPr>
           <w:p>
+            <w:r/>
             <w:r>
               <w:t>리포</w:t>
             </w:r>
@@ -64,6 +75,7 @@
             <w:tcW w:type="dxa" w:w="4320"/>
           </w:tcPr>
           <w:p>
+            <w:r/>
             <w:r>
               <w:t>data09-12</w:t>
             </w:r>
@@ -76,6 +88,7 @@
             <w:tcW w:type="dxa" w:w="4320"/>
           </w:tcPr>
           <w:p>
+            <w:r/>
             <w:r>
               <w:t>제출자</w:t>
             </w:r>
@@ -86,6 +99,7 @@
             <w:tcW w:type="dxa" w:w="4320"/>
           </w:tcPr>
           <w:p>
+            <w:r/>
             <w:r>
               <w:t>김세이</w:t>
             </w:r>
@@ -98,6 +112,7 @@
             <w:tcW w:type="dxa" w:w="4320"/>
           </w:tcPr>
           <w:p>
+            <w:r/>
             <w:r>
               <w:t>직무·소속</w:t>
             </w:r>
@@ -108,6 +123,7 @@
             <w:tcW w:type="dxa" w:w="4320"/>
           </w:tcPr>
           <w:p>
+            <w:r/>
             <w:r>
               <w:t>생산관리팀 외자재 운영 — 해외 공급업체 대상 발주(PO), 납기 관리, A/N 및 선적서류 관리, 커뮤니케이션 업무</w:t>
             </w:r>
@@ -120,6 +136,7 @@
             <w:tcW w:type="dxa" w:w="4320"/>
           </w:tcPr>
           <w:p>
+            <w:r/>
             <w:r>
               <w:t>과정</w:t>
             </w:r>
@@ -130,6 +147,7 @@
             <w:tcW w:type="dxa" w:w="4320"/>
           </w:tcPr>
           <w:p>
+            <w:r/>
             <w:r>
               <w:t>현장 데이터 디지털화 전문가과정 1차수</w:t>
             </w:r>
@@ -142,6 +160,7 @@
             <w:tcW w:type="dxa" w:w="4320"/>
           </w:tcPr>
           <w:p>
+            <w:r/>
             <w:r>
               <w:t>작성일</w:t>
             </w:r>
@@ -152,6 +171,7 @@
             <w:tcW w:type="dxa" w:w="4320"/>
           </w:tcPr>
           <w:p>
+            <w:r/>
             <w:r>
               <w:t>2026-09-28 (v0.3·v0.4·v0.5·v0.6: 2026-09-29, v0.7·v0.8: 2026-09-30)</w:t>
             </w:r>
@@ -164,6 +184,7 @@
             <w:tcW w:type="dxa" w:w="4320"/>
           </w:tcPr>
           <w:p>
+            <w:r/>
             <w:r>
               <w:t>문서 상태</w:t>
             </w:r>
@@ -174,6 +195,7 @@
             <w:tcW w:type="dxa" w:w="4320"/>
           </w:tcPr>
           <w:p>
+            <w:r/>
             <w:r>
               <w:t>초안 v0.8 — 2026-09-30 패들릿 「프로젝트 개선」 새 요청 반영(11.10: Invoice PDF → 엑셀·PO 번호, Cummins EXW 구분 HCE 만, Invoice 번호 → B/L → 항차등록 확인, 원산지증명서 요청 관리 탭). 이전: v0.7 — 2026-09-30 패들릿 답변 반영(11.9: TMS NO = HIPRO 신청번호 확정, Incoterms·컨테이너 형식 비교 불필요 확정, SRM = HBL 기준 확정, A/N 은 도착 며칠 전 수신 확정). 이전: v0.6 — 2026-09-29 밤 실물 A/N 양식(해상 엑셀·B/L PDF·항공 메일)과 요청(B/L 별 항차등록·TMS NO·해상/항공 구분 불필요) 반영(11.8). 이전: v0.5 — 2026-09-29 메일 추가 자료(항차 매뉴얼·실물 PO·OC 회신·Cummins 주간 현황)와 추가 요청(2: Cummins Promise Date → EXW DATE), 같은 날 오후 늦게 받은 답변(11.6), 저녁 새 요청(11.7: 도착 통지 A/N 탭) 반영</w:t>
             </w:r>
@@ -183,7 +205,15 @@
     </w:tbl>
     <w:p>
       <w:pPr>
-        <w:pStyle w:val="Heading2"/>
+        <w:pStyle w:val="Quote"/>
+      </w:pPr>
+      <w:r>
+        <w:t>이 도구는 외부망(인터넷 · AI 사용 가능) 버전입니다. 사내 폐쇄망용은 [data09-28](https://github.com/aebonlee/data09-28) — 개선 요청 중 Invoice → 엑셀 · Invoice 번호 → B/L → 항차등록 확인 · 원산지증명서 관리를 인터넷 · AI 없이 도는 판으로 옮긴 것(2026-09-30).</w:t>
+      </w:r>
+    </w:p>
+    <w:p>
+      <w:pPr>
+        <w:pStyle w:val="Heading1"/>
       </w:pPr>
       <w:r>
         <w:t>1. 추진 배경과 현안</w:t>
@@ -370,7 +400,7 @@
     </w:p>
     <w:p>
       <w:pPr>
-        <w:pStyle w:val="Heading2"/>
+        <w:pStyle w:val="Heading1"/>
       </w:pPr>
       <w:r>
         <w:t>2. 목표</w:t>
@@ -378,7 +408,7 @@
     </w:p>
     <w:p>
       <w:pPr>
-        <w:pStyle w:val="Heading3"/>
+        <w:pStyle w:val="Heading2"/>
       </w:pPr>
       <w:r>
         <w:t>2.1 최종 목표 (제출 원문 기준)</w:t>
@@ -418,7 +448,7 @@
     </w:p>
     <w:p>
       <w:pPr>
-        <w:pStyle w:val="Heading3"/>
+        <w:pStyle w:val="Heading2"/>
       </w:pPr>
       <w:r>
         <w:t>2.2 1차 개발 목표</w:t>
@@ -468,7 +498,7 @@
     </w:p>
     <w:p>
       <w:pPr>
-        <w:pStyle w:val="Heading2"/>
+        <w:pStyle w:val="Heading1"/>
       </w:pPr>
       <w:r>
         <w:t>3. 보유 데이터</w:t>
@@ -496,6 +526,11 @@
               <w:rPr>
                 <w:b/>
               </w:rPr>
+            </w:r>
+            <w:r>
+              <w:rPr>
+                <w:b/>
+              </w:rPr>
               <w:t>데이터</w:t>
             </w:r>
           </w:p>
@@ -505,6 +540,11 @@
             <w:tcW w:type="dxa" w:w="2160"/>
           </w:tcPr>
           <w:p>
+            <w:r>
+              <w:rPr>
+                <w:b/>
+              </w:rPr>
+            </w:r>
             <w:r>
               <w:rPr>
                 <w:b/>
@@ -522,6 +562,11 @@
               <w:rPr>
                 <w:b/>
               </w:rPr>
+            </w:r>
+            <w:r>
+              <w:rPr>
+                <w:b/>
+              </w:rPr>
               <w:t>규모·주기</w:t>
             </w:r>
           </w:p>
@@ -531,6 +576,11 @@
             <w:tcW w:type="dxa" w:w="2160"/>
           </w:tcPr>
           <w:p>
+            <w:r>
+              <w:rPr>
+                <w:b/>
+              </w:rPr>
+            </w:r>
             <w:r>
               <w:rPr>
                 <w:b/>
@@ -546,6 +596,7 @@
             <w:tcW w:type="dxa" w:w="2160"/>
           </w:tcPr>
           <w:p>
+            <w:r/>
             <w:r>
               <w:t>공급업체 Contact List 정리본</w:t>
             </w:r>
@@ -556,6 +607,7 @@
             <w:tcW w:type="dxa" w:w="2160"/>
           </w:tcPr>
           <w:p>
+            <w:r/>
             <w:r>
               <w:t>Excel</w:t>
             </w:r>
@@ -566,6 +618,7 @@
             <w:tcW w:type="dxa" w:w="2160"/>
           </w:tcPr>
           <w:p>
+            <w:r/>
             <w:r>
               <w:t>업체 수·열 구성 미상(샘플 필요)</w:t>
             </w:r>
@@ -576,6 +629,7 @@
             <w:tcW w:type="dxa" w:w="2160"/>
           </w:tcPr>
           <w:p>
+            <w:r/>
             <w:r>
               <w:t>업체 담당자 이름·이메일·전화 — 개인정보 포함</w:t>
             </w:r>
@@ -588,6 +642,7 @@
             <w:tcW w:type="dxa" w:w="2160"/>
           </w:tcPr>
           <w:p>
+            <w:r/>
             <w:r>
               <w:t>구매발주서(PO)</w:t>
             </w:r>
@@ -598,6 +653,7 @@
             <w:tcW w:type="dxa" w:w="2160"/>
           </w:tcPr>
           <w:p>
+            <w:r/>
             <w:r>
               <w:t>PDF</w:t>
             </w:r>
@@ -608,6 +664,7 @@
             <w:tcW w:type="dxa" w:w="2160"/>
           </w:tcPr>
           <w:p>
+            <w:r/>
             <w:r>
               <w:t>발주 건마다 발생, 발행 주기·월 건수 미상</w:t>
             </w:r>
@@ -618,6 +675,7 @@
             <w:tcW w:type="dxa" w:w="2160"/>
           </w:tcPr>
           <w:p>
+            <w:r/>
             <w:r>
               <w:t>단가·수량·품번 등 거래 조건 — 영업 비밀</w:t>
             </w:r>
@@ -630,6 +688,7 @@
             <w:tcW w:type="dxa" w:w="2160"/>
           </w:tcPr>
           <w:p>
+            <w:r/>
             <w:r>
               <w:t>업무 메일</w:t>
             </w:r>
@@ -640,6 +699,7 @@
             <w:tcW w:type="dxa" w:w="2160"/>
           </w:tcPr>
           <w:p>
+            <w:r/>
             <w:r>
               <w:t>Outlook 메일</w:t>
             </w:r>
@@ -650,6 +710,7 @@
             <w:tcW w:type="dxa" w:w="2160"/>
           </w:tcPr>
           <w:p>
+            <w:r/>
             <w:r>
               <w:t>업체 커뮤니케이션, A/N·선적서류 수신 포함(가정)</w:t>
             </w:r>
@@ -660,6 +721,7 @@
             <w:tcW w:type="dxa" w:w="2160"/>
           </w:tcPr>
           <w:p>
+            <w:r/>
             <w:r>
               <w:t>거래처 정보 포함 — 민감</w:t>
             </w:r>
@@ -672,6 +734,7 @@
             <w:tcW w:type="dxa" w:w="2160"/>
           </w:tcPr>
           <w:p>
+            <w:r/>
             <w:r>
               <w:t>A/N·선적서류</w:t>
             </w:r>
@@ -682,6 +745,7 @@
             <w:tcW w:type="dxa" w:w="2160"/>
           </w:tcPr>
           <w:p>
+            <w:r/>
             <w:r>
               <w:t>메일 첨부로 수신(가정), 형태 미상</w:t>
             </w:r>
@@ -692,6 +756,7 @@
             <w:tcW w:type="dxa" w:w="2160"/>
           </w:tcPr>
           <w:p>
+            <w:r/>
             <w:r>
               <w:t>선적 건마다</w:t>
             </w:r>
@@ -702,6 +767,7 @@
             <w:tcW w:type="dxa" w:w="2160"/>
           </w:tcPr>
           <w:p>
+            <w:r/>
             <w:r>
               <w:t>확인 필요</w:t>
             </w:r>
@@ -714,6 +780,7 @@
             <w:tcW w:type="dxa" w:w="2160"/>
           </w:tcPr>
           <w:p>
+            <w:r/>
             <w:r>
               <w:t>OC(Order Confirmation) 회신 메일</w:t>
             </w:r>
@@ -724,6 +791,7 @@
             <w:tcW w:type="dxa" w:w="2160"/>
           </w:tcPr>
           <w:p>
+            <w:r/>
             <w:r>
               <w:t>Outlook 메일</w:t>
             </w:r>
@@ -734,6 +802,7 @@
             <w:tcW w:type="dxa" w:w="2160"/>
           </w:tcPr>
           <w:p>
+            <w:r/>
             <w:r>
               <w:t>PO 송부 건마다</w:t>
             </w:r>
@@ -744,6 +813,7 @@
             <w:tcW w:type="dxa" w:w="2160"/>
           </w:tcPr>
           <w:p>
+            <w:r/>
             <w:r>
               <w:t>회신 수신일을 OC 일자로 기재</w:t>
             </w:r>
@@ -756,6 +826,7 @@
             <w:tcW w:type="dxa" w:w="2160"/>
           </w:tcPr>
           <w:p>
+            <w:r/>
             <w:r>
               <w:t>HD360 페이지의 EXW DATE·OC 접수율</w:t>
             </w:r>
@@ -766,6 +837,7 @@
             <w:tcW w:type="dxa" w:w="2160"/>
           </w:tcPr>
           <w:p>
+            <w:r/>
             <w:r>
               <w:t>사내(또는 포털) 웹 화면 — 내려받기 가능 여부 미상</w:t>
             </w:r>
@@ -776,6 +848,7 @@
             <w:tcW w:type="dxa" w:w="2160"/>
           </w:tcPr>
           <w:p>
+            <w:r/>
             <w:r>
               <w:t>수시 확인</w:t>
             </w:r>
@@ -786,6 +859,7 @@
             <w:tcW w:type="dxa" w:w="2160"/>
           </w:tcPr>
           <w:p>
+            <w:r/>
             <w:r>
               <w:t>확인 필요</w:t>
             </w:r>
@@ -798,6 +872,7 @@
             <w:tcW w:type="dxa" w:w="2160"/>
           </w:tcPr>
           <w:p>
+            <w:r/>
             <w:r>
               <w:t>Cummins Weekly Order Status</w:t>
             </w:r>
@@ -808,6 +883,7 @@
             <w:tcW w:type="dxa" w:w="2160"/>
           </w:tcPr>
           <w:p>
+            <w:r/>
             <w:r>
               <w:t>Excel</w:t>
             </w:r>
@@ -818,6 +894,7 @@
             <w:tcW w:type="dxa" w:w="2160"/>
           </w:tcPr>
           <w:p>
+            <w:r/>
             <w:r>
               <w:t>주간(파일명 기준, 가정)</w:t>
             </w:r>
@@ -828,6 +905,7 @@
             <w:tcW w:type="dxa" w:w="2160"/>
           </w:tcPr>
           <w:p>
+            <w:r/>
             <w:r>
               <w:t>열 구성 미상 — PO·품번·Promise Date 포함(가정)</w:t>
             </w:r>
@@ -840,6 +918,7 @@
             <w:tcW w:type="dxa" w:w="2160"/>
           </w:tcPr>
           <w:p>
+            <w:r/>
             <w:r>
               <w:t>Packing List</w:t>
             </w:r>
@@ -850,6 +929,7 @@
             <w:tcW w:type="dxa" w:w="2160"/>
           </w:tcPr>
           <w:p>
+            <w:r/>
             <w:r>
               <w:t>형태 미상(Excel 또는 PDF, 가정)</w:t>
             </w:r>
@@ -860,6 +940,7 @@
             <w:tcW w:type="dxa" w:w="2160"/>
           </w:tcPr>
           <w:p>
+            <w:r/>
             <w:r>
               <w:t>선적 건마다</w:t>
             </w:r>
@@ -870,6 +951,7 @@
             <w:tcW w:type="dxa" w:w="2160"/>
           </w:tcPr>
           <w:p>
+            <w:r/>
             <w:r>
               <w:t>자재별 중량 포함</w:t>
             </w:r>
@@ -882,6 +964,7 @@
             <w:tcW w:type="dxa" w:w="2160"/>
           </w:tcPr>
           <w:p>
+            <w:r/>
             <w:r>
               <w:t>B/L(선하증권)</w:t>
             </w:r>
@@ -892,6 +975,7 @@
             <w:tcW w:type="dxa" w:w="2160"/>
           </w:tcPr>
           <w:p>
+            <w:r/>
             <w:r>
               <w:t>형태 미상(PDF, 가정)</w:t>
             </w:r>
@@ -902,6 +986,7 @@
             <w:tcW w:type="dxa" w:w="2160"/>
           </w:tcPr>
           <w:p>
+            <w:r/>
             <w:r>
               <w:t>선적 건마다</w:t>
             </w:r>
@@ -912,6 +997,7 @@
             <w:tcW w:type="dxa" w:w="2160"/>
           </w:tcPr>
           <w:p>
+            <w:r/>
             <w:r>
               <w:t>총중량 기재</w:t>
             </w:r>
@@ -926,7 +1012,7 @@
     </w:p>
     <w:p>
       <w:pPr>
-        <w:pStyle w:val="Heading2"/>
+        <w:pStyle w:val="Heading1"/>
       </w:pPr>
       <w:r>
         <w:t>4. 해결 방안 개요</w:t>
@@ -936,7 +1022,7 @@
       <w:r>
         <w:rPr>
           <w:rFonts w:ascii="Consolas" w:hAnsi="Consolas"/>
-          <w:sz w:val="18"/>
+          <w:sz w:val="16"/>
         </w:rPr>
         <w:t>flowchart LR</w:t>
         <w:br/>
@@ -987,6 +1073,11 @@
               <w:rPr>
                 <w:b/>
               </w:rPr>
+            </w:r>
+            <w:r>
+              <w:rPr>
+                <w:b/>
+              </w:rPr>
               <w:t>단계</w:t>
             </w:r>
           </w:p>
@@ -996,6 +1087,11 @@
             <w:tcW w:type="dxa" w:w="4320"/>
           </w:tcPr>
           <w:p>
+            <w:r>
+              <w:rPr>
+                <w:b/>
+              </w:rPr>
+            </w:r>
             <w:r>
               <w:rPr>
                 <w:b/>
@@ -1011,6 +1107,7 @@
             <w:tcW w:type="dxa" w:w="4320"/>
           </w:tcPr>
           <w:p>
+            <w:r/>
             <w:r>
               <w:t>수집</w:t>
             </w:r>
@@ -1021,6 +1118,7 @@
             <w:tcW w:type="dxa" w:w="4320"/>
           </w:tcPr>
           <w:p>
+            <w:r/>
             <w:r>
               <w:t>Contact List 엑셀, PO PDF, (확장) Outlook 메일의 A/N·선적서류</w:t>
             </w:r>
@@ -1033,6 +1131,7 @@
             <w:tcW w:type="dxa" w:w="4320"/>
           </w:tcPr>
           <w:p>
+            <w:r/>
             <w:r>
               <w:t>정리</w:t>
             </w:r>
@@ -1043,6 +1142,7 @@
             <w:tcW w:type="dxa" w:w="4320"/>
           </w:tcPr>
           <w:p>
+            <w:r/>
             <w:r>
               <w:t>업체 마스터(업체명·코드·수신자·참조·언어·체크리스트), PO 목록(PO 번호·업체·품목·납기)</w:t>
             </w:r>
@@ -1055,6 +1155,7 @@
             <w:tcW w:type="dxa" w:w="4320"/>
           </w:tcPr>
           <w:p>
+            <w:r/>
             <w:r>
               <w:t>분석·AI</w:t>
             </w:r>
@@ -1065,6 +1166,7 @@
             <w:tcW w:type="dxa" w:w="4320"/>
           </w:tcPr>
           <w:p>
+            <w:r/>
             <w:r>
               <w:t>PO PDF에서 핵심 항목 추출, 납기·선적 상태 계산, 업체·상황에 맞는 Follow-up 메일 문안 생성</w:t>
             </w:r>
@@ -1077,6 +1179,7 @@
             <w:tcW w:type="dxa" w:w="4320"/>
           </w:tcPr>
           <w:p>
+            <w:r/>
             <w:r>
               <w:t>산출물</w:t>
             </w:r>
@@ -1087,6 +1190,7 @@
             <w:tcW w:type="dxa" w:w="4320"/>
           </w:tcPr>
           <w:p>
+            <w:r/>
             <w:r>
               <w:t>발주 메일 초안 묶음, PO·선적·A/N 관리 대장, 업체별 체크리스트, Follow-up 메일 초안</w:t>
             </w:r>
@@ -1096,7 +1200,7 @@
     </w:tbl>
     <w:p>
       <w:pPr>
-        <w:pStyle w:val="Heading2"/>
+        <w:pStyle w:val="Heading1"/>
       </w:pPr>
       <w:r>
         <w:t>5. 주요 기능</w:t>
@@ -1123,6 +1227,11 @@
               <w:rPr>
                 <w:b/>
               </w:rPr>
+            </w:r>
+            <w:r>
+              <w:rPr>
+                <w:b/>
+              </w:rPr>
               <w:t>기능</w:t>
             </w:r>
           </w:p>
@@ -1132,6 +1241,11 @@
             <w:tcW w:type="dxa" w:w="2880"/>
           </w:tcPr>
           <w:p>
+            <w:r>
+              <w:rPr>
+                <w:b/>
+              </w:rPr>
+            </w:r>
             <w:r>
               <w:rPr>
                 <w:b/>
@@ -1149,6 +1263,11 @@
               <w:rPr>
                 <w:b/>
               </w:rPr>
+            </w:r>
+            <w:r>
+              <w:rPr>
+                <w:b/>
+              </w:rPr>
               <w:t>우선순위</w:t>
             </w:r>
           </w:p>
@@ -1160,6 +1279,7 @@
             <w:tcW w:type="dxa" w:w="2880"/>
           </w:tcPr>
           <w:p>
+            <w:r/>
             <w:r>
               <w:t>업체 연락처 조회</w:t>
             </w:r>
@@ -1170,6 +1290,7 @@
             <w:tcW w:type="dxa" w:w="2880"/>
           </w:tcPr>
           <w:p>
+            <w:r/>
             <w:r>
               <w:t>Contact List 엑셀을 올리면 업체명·코드로 검색해 수신자·참조·연락처를 바로 확인</w:t>
             </w:r>
@@ -1180,6 +1301,7 @@
             <w:tcW w:type="dxa" w:w="2880"/>
           </w:tcPr>
           <w:p>
+            <w:r/>
             <w:r>
               <w:t>MVP</w:t>
             </w:r>
@@ -1192,6 +1314,7 @@
             <w:tcW w:type="dxa" w:w="2880"/>
           </w:tcPr>
           <w:p>
+            <w:r/>
             <w:r>
               <w:t>PO–업체 자동 매칭</w:t>
             </w:r>
@@ -1202,6 +1325,7 @@
             <w:tcW w:type="dxa" w:w="2880"/>
           </w:tcPr>
           <w:p>
+            <w:r/>
             <w:r>
               <w:t>PO PDF 파일명 또는 본문에서 업체명·PO 번호를 읽어 업체 마스터와 연결, 못 찾은 건은 목록으로 표시</w:t>
             </w:r>
@@ -1212,6 +1336,7 @@
             <w:tcW w:type="dxa" w:w="2880"/>
           </w:tcPr>
           <w:p>
+            <w:r/>
             <w:r>
               <w:t>MVP</w:t>
             </w:r>
@@ -1224,6 +1349,7 @@
             <w:tcW w:type="dxa" w:w="2880"/>
           </w:tcPr>
           <w:p>
+            <w:r/>
             <w:r>
               <w:t>발주 메일 초안 일괄 생성</w:t>
             </w:r>
@@ -1234,6 +1360,7 @@
             <w:tcW w:type="dxa" w:w="2880"/>
           </w:tcPr>
           <w:p>
+            <w:r/>
             <w:r>
               <w:t>PO마다 수신자·참조·제목·영문 본문·PO 첨부가 채워진 메일 파일(.eml)을 만들어 Outlook에서 열고 보내게 함</w:t>
             </w:r>
@@ -1244,6 +1371,7 @@
             <w:tcW w:type="dxa" w:w="2880"/>
           </w:tcPr>
           <w:p>
+            <w:r/>
             <w:r>
               <w:t>MVP</w:t>
             </w:r>
@@ -1256,6 +1384,7 @@
             <w:tcW w:type="dxa" w:w="2880"/>
           </w:tcPr>
           <w:p>
+            <w:r/>
             <w:r>
               <w:t>PO·선적·A/N 관리 대장</w:t>
             </w:r>
@@ -1266,6 +1395,7 @@
             <w:tcW w:type="dxa" w:w="2880"/>
           </w:tcPr>
           <w:p>
+            <w:r/>
             <w:r>
               <w:t>PO별 발주일, 송부일, OC 수령일, EXW DATE(약속·실제), 선적 예정일, A/N 수신 여부, 선적서류 수신 여부를 기록하고 누락·임박 건을 강조, 엑셀로 내보내기</w:t>
             </w:r>
@@ -1276,6 +1406,7 @@
             <w:tcW w:type="dxa" w:w="2880"/>
           </w:tcPr>
           <w:p>
+            <w:r/>
             <w:r>
               <w:t>MVP</w:t>
             </w:r>
@@ -1288,6 +1419,7 @@
             <w:tcW w:type="dxa" w:w="2880"/>
           </w:tcPr>
           <w:p>
+            <w:r/>
             <w:r>
               <w:t>OC 수령 관리</w:t>
             </w:r>
@@ -1298,6 +1430,7 @@
             <w:tcW w:type="dxa" w:w="2880"/>
           </w:tcPr>
           <w:p>
+            <w:r/>
             <w:r>
               <w:t>공급사 회신 메일을 받은 일자를 OC 일자로 기재, 송부 후 설정한 일수가 지나도 OC가 없는 건을 「OC 미접수」로 표시, OC 접수율 계산</w:t>
             </w:r>
@@ -1308,6 +1441,7 @@
             <w:tcW w:type="dxa" w:w="2880"/>
           </w:tcPr>
           <w:p>
+            <w:r/>
             <w:r>
               <w:t>MVP</w:t>
             </w:r>
@@ -1320,6 +1454,7 @@
             <w:tcW w:type="dxa" w:w="2880"/>
           </w:tcPr>
           <w:p>
+            <w:r/>
             <w:r>
               <w:t>OC 미접수 팔로우업</w:t>
             </w:r>
@@ -1330,6 +1465,7 @@
             <w:tcW w:type="dxa" w:w="2880"/>
           </w:tcPr>
           <w:p>
+            <w:r/>
             <w:r>
               <w:t>OC 미접수 건을 업체별로 묶어 PO 목록이 들어간 팔로우업 메일 초안(.eml) 생성 — 자동 발송은 하지 않음</w:t>
             </w:r>
@@ -1340,6 +1476,7 @@
             <w:tcW w:type="dxa" w:w="2880"/>
           </w:tcPr>
           <w:p>
+            <w:r/>
             <w:r>
               <w:t>MVP</w:t>
             </w:r>
@@ -1352,6 +1489,7 @@
             <w:tcW w:type="dxa" w:w="2880"/>
           </w:tcPr>
           <w:p>
+            <w:r/>
             <w:r>
               <w:t>EXW 준수율·평균 지연일</w:t>
             </w:r>
@@ -1362,6 +1500,7 @@
             <w:tcW w:type="dxa" w:w="2880"/>
           </w:tcPr>
           <w:p>
+            <w:r/>
             <w:r>
               <w:t>약속 EXW DATE와 실제 출고일을 비교해 준수율(%)·평균 지연일을 전체·업체별로 표시</w:t>
             </w:r>
@@ -1372,6 +1511,7 @@
             <w:tcW w:type="dxa" w:w="2880"/>
           </w:tcPr>
           <w:p>
+            <w:r/>
             <w:r>
               <w:t>MVP</w:t>
             </w:r>
@@ -1384,6 +1524,7 @@
             <w:tcW w:type="dxa" w:w="2880"/>
           </w:tcPr>
           <w:p>
+            <w:r/>
             <w:r>
               <w:t>업체별 메일 분류</w:t>
             </w:r>
@@ -1394,6 +1535,7 @@
             <w:tcW w:type="dxa" w:w="2880"/>
           </w:tcPr>
           <w:p>
+            <w:r/>
             <w:r>
               <w:t>Outlook에서 저장한 메일 파일(.eml)을 올리면 발신 도메인으로 업체를 찾아 분류하고, 제목·본문의 PO 번호로 OC 수령일 기재 후보를 제시(사람이 확인 후 반영)</w:t>
             </w:r>
@@ -1404,6 +1546,7 @@
             <w:tcW w:type="dxa" w:w="2880"/>
           </w:tcPr>
           <w:p>
+            <w:r/>
             <w:r>
               <w:t>MVP(반자동) / 확장(메일함 직접 연동)</w:t>
             </w:r>
@@ -1416,6 +1559,7 @@
             <w:tcW w:type="dxa" w:w="2880"/>
           </w:tcPr>
           <w:p>
+            <w:r/>
             <w:r>
               <w:t>Promise Date 변경 확인</w:t>
             </w:r>
@@ -1426,6 +1570,7 @@
             <w:tcW w:type="dxa" w:w="2880"/>
           </w:tcPr>
           <w:p>
+            <w:r/>
             <w:r>
               <w:t>Cummins Weekly Order Status 엑셀 두 주차를 올리면 PO·라인 기준으로 Promise Date가 바뀐 건, 새로 생긴 건, 빠진 건을 목록으로 보여 주고 엑셀로 내보내기</w:t>
             </w:r>
@@ -1436,6 +1581,7 @@
             <w:tcW w:type="dxa" w:w="2880"/>
           </w:tcPr>
           <w:p>
+            <w:r/>
             <w:r>
               <w:t>MVP</w:t>
             </w:r>
@@ -1448,6 +1594,7 @@
             <w:tcW w:type="dxa" w:w="2880"/>
           </w:tcPr>
           <w:p>
+            <w:r/>
             <w:r>
               <w:t>Packing List–B/L 중량 대조</w:t>
             </w:r>
@@ -1458,6 +1605,7 @@
             <w:tcW w:type="dxa" w:w="2880"/>
           </w:tcPr>
           <w:p>
+            <w:r/>
             <w:r>
               <w:t>Packing List 엑셀의 자재 중량 합계를 B/L 중량과 비교해 허용 오차를 넘으면 표시</w:t>
             </w:r>
@@ -1468,6 +1616,7 @@
             <w:tcW w:type="dxa" w:w="2880"/>
           </w:tcPr>
           <w:p>
+            <w:r/>
             <w:r>
               <w:t>MVP(엑셀 Packing List + B/L 중량 입력) / 확장(PDF에서 자동 추출)</w:t>
             </w:r>
@@ -1480,6 +1629,7 @@
             <w:tcW w:type="dxa" w:w="2880"/>
           </w:tcPr>
           <w:p>
+            <w:r/>
             <w:r>
               <w:t>업체별 체크리스트</w:t>
             </w:r>
@@ -1490,6 +1640,7 @@
             <w:tcW w:type="dxa" w:w="2880"/>
           </w:tcPr>
           <w:p>
+            <w:r/>
             <w:r>
               <w:t>업체마다 챙길 항목(필요 선적서류, 특이 요청 등)을 등록해 PO 처리 때 함께 표시</w:t>
             </w:r>
@@ -1500,6 +1651,7 @@
             <w:tcW w:type="dxa" w:w="2880"/>
           </w:tcPr>
           <w:p>
+            <w:r/>
             <w:r>
               <w:t>MVP</w:t>
             </w:r>
@@ -1512,6 +1664,7 @@
             <w:tcW w:type="dxa" w:w="2880"/>
           </w:tcPr>
           <w:p>
+            <w:r/>
             <w:r>
               <w:t>Follow-up 메일 초안</w:t>
             </w:r>
@@ -1522,6 +1675,7 @@
             <w:tcW w:type="dxa" w:w="2880"/>
           </w:tcPr>
           <w:p>
+            <w:r/>
             <w:r>
               <w:t>납기 확인, 선적서류 요청, A/N 미수신 등 상황별 영문 메일 초안을 업체·PO 정보로 채워 생성</w:t>
             </w:r>
@@ -1532,6 +1686,7 @@
             <w:tcW w:type="dxa" w:w="2880"/>
           </w:tcPr>
           <w:p>
+            <w:r/>
             <w:r>
               <w:t>MVP(템플릿) / 확장(생성형 AI 문안)</w:t>
             </w:r>
@@ -1544,6 +1699,7 @@
             <w:tcW w:type="dxa" w:w="2880"/>
           </w:tcPr>
           <w:p>
+            <w:r/>
             <w:r>
               <w:t>A/N 자동 관리</w:t>
             </w:r>
@@ -1554,6 +1710,7 @@
             <w:tcW w:type="dxa" w:w="2880"/>
           </w:tcPr>
           <w:p>
+            <w:r/>
             <w:r>
               <w:t>수신 메일에서 A/N·선적서류를 찾아 관리 대장에 자동 반영</w:t>
             </w:r>
@@ -1564,6 +1721,7 @@
             <w:tcW w:type="dxa" w:w="2880"/>
           </w:tcPr>
           <w:p>
+            <w:r/>
             <w:r>
               <w:t>확장 — 2026-09-29 저녁 요청으로 .eml·붙여넣기 방식을 1단계에 구현(11.7), 메일함 자동 연결은 3단계</w:t>
             </w:r>
@@ -1576,6 +1734,7 @@
             <w:tcW w:type="dxa" w:w="2880"/>
           </w:tcPr>
           <w:p>
+            <w:r/>
             <w:r>
               <w:t>실제 일괄 발송</w:t>
             </w:r>
@@ -1586,6 +1745,7 @@
             <w:tcW w:type="dxa" w:w="2880"/>
           </w:tcPr>
           <w:p>
+            <w:r/>
             <w:r>
               <w:t>확인 버튼 한 번으로 메일 발송(Make 등)</w:t>
             </w:r>
@@ -1596,6 +1756,7 @@
             <w:tcW w:type="dxa" w:w="2880"/>
           </w:tcPr>
           <w:p>
+            <w:r/>
             <w:r>
               <w:t>확장</w:t>
             </w:r>
@@ -1608,6 +1769,7 @@
             <w:tcW w:type="dxa" w:w="2880"/>
           </w:tcPr>
           <w:p>
+            <w:r/>
             <w:r>
               <w:t>담당자 인수인계 보기</w:t>
             </w:r>
@@ -1618,6 +1780,7 @@
             <w:tcW w:type="dxa" w:w="2880"/>
           </w:tcPr>
           <w:p>
+            <w:r/>
             <w:r>
               <w:t>업체별 이력·체크리스트·미결 건을 한 장으로 출력</w:t>
             </w:r>
@@ -1628,6 +1791,7 @@
             <w:tcW w:type="dxa" w:w="2880"/>
           </w:tcPr>
           <w:p>
+            <w:r/>
             <w:r>
               <w:t>확장</w:t>
             </w:r>
@@ -1637,7 +1801,7 @@
     </w:tbl>
     <w:p>
       <w:pPr>
-        <w:pStyle w:val="Heading2"/>
+        <w:pStyle w:val="Heading1"/>
       </w:pPr>
       <w:r>
         <w:t>6. 기대 산출물</w:t>
@@ -1709,7 +1873,7 @@
     </w:p>
     <w:p>
       <w:pPr>
-        <w:pStyle w:val="Heading2"/>
+        <w:pStyle w:val="Heading1"/>
       </w:pPr>
       <w:r>
         <w:t>7. 기술 구성</w:t>
@@ -1735,6 +1899,11 @@
               <w:rPr>
                 <w:b/>
               </w:rPr>
+            </w:r>
+            <w:r>
+              <w:rPr>
+                <w:b/>
+              </w:rPr>
               <w:t>과정 도구</w:t>
             </w:r>
           </w:p>
@@ -1744,6 +1913,11 @@
             <w:tcW w:type="dxa" w:w="4320"/>
           </w:tcPr>
           <w:p>
+            <w:r>
+              <w:rPr>
+                <w:b/>
+              </w:rPr>
+            </w:r>
             <w:r>
               <w:rPr>
                 <w:b/>
@@ -1759,6 +1933,7 @@
             <w:tcW w:type="dxa" w:w="4320"/>
           </w:tcPr>
           <w:p>
+            <w:r/>
             <w:r>
               <w:t>DAY1 암묵지 자산화·전략기획</w:t>
             </w:r>
@@ -1769,6 +1944,7 @@
             <w:tcW w:type="dxa" w:w="4320"/>
           </w:tcPr>
           <w:p>
+            <w:r/>
             <w:r>
               <w:t>업체별로 담당자가 알고 있는 주의사항을 체크리스트로 꺼내 적기 — 업무 연속성의 핵심</w:t>
             </w:r>
@@ -1781,6 +1957,7 @@
             <w:tcW w:type="dxa" w:w="4320"/>
           </w:tcPr>
           <w:p>
+            <w:r/>
             <w:r>
               <w:t>DAY2 코랩(Python)·바이브코딩</w:t>
             </w:r>
@@ -1791,6 +1968,7 @@
             <w:tcW w:type="dxa" w:w="4320"/>
           </w:tcPr>
           <w:p>
+            <w:r/>
             <w:r>
               <w:t>Contact List 정리, PO 목록과 업체 마스터 대조</w:t>
             </w:r>
@@ -1803,6 +1981,7 @@
             <w:tcW w:type="dxa" w:w="4320"/>
           </w:tcPr>
           <w:p>
+            <w:r/>
             <w:r>
               <w:t>DAY3 멀티모달 비정형 정보화</w:t>
             </w:r>
@@ -1813,6 +1992,7 @@
             <w:tcW w:type="dxa" w:w="4320"/>
           </w:tcPr>
           <w:p>
+            <w:r/>
             <w:r>
               <w:t>PO PDF·선적서류에서 PO 번호·업체·납기 등 추출</w:t>
             </w:r>
@@ -1825,6 +2005,7 @@
             <w:tcW w:type="dxa" w:w="4320"/>
           </w:tcPr>
           <w:p>
+            <w:r/>
             <w:r>
               <w:t>DAY4 RAG (Dify, NotebookLM)</w:t>
             </w:r>
@@ -1835,6 +2016,7 @@
             <w:tcW w:type="dxa" w:w="4320"/>
           </w:tcPr>
           <w:p>
+            <w:r/>
             <w:r>
               <w:t>업체별 과거 메일·체크리스트를 근거로 한 Follow-up 문안 도우미 (확장)</w:t>
             </w:r>
@@ -1847,6 +2029,7 @@
             <w:tcW w:type="dxa" w:w="4320"/>
           </w:tcPr>
           <w:p>
+            <w:r/>
             <w:r>
               <w:t>DAY5 Make 자동화 (Sheets·Gmail·OpenAI)</w:t>
             </w:r>
@@ -1857,6 +2040,7 @@
             <w:tcW w:type="dxa" w:w="4320"/>
           </w:tcPr>
           <w:p>
+            <w:r/>
             <w:r>
               <w:t>메일 수신 감지 → 관리 대장 갱신, 미회신 알림, 발송 자동화 (확장)</w:t>
             </w:r>
@@ -1869,6 +2053,7 @@
             <w:tcW w:type="dxa" w:w="4320"/>
           </w:tcPr>
           <w:p>
+            <w:r/>
             <w:r>
               <w:t>생성형 AI</w:t>
             </w:r>
@@ -1879,6 +2064,7 @@
             <w:tcW w:type="dxa" w:w="4320"/>
           </w:tcPr>
           <w:p>
+            <w:r/>
             <w:r>
               <w:t>상황별 영문 Follow-up 메일 문안</w:t>
             </w:r>
@@ -1949,7 +2135,7 @@
     </w:p>
     <w:p>
       <w:pPr>
-        <w:pStyle w:val="Heading2"/>
+        <w:pStyle w:val="Heading1"/>
       </w:pPr>
       <w:r>
         <w:t>8. 개발 단계</w:t>
@@ -1957,7 +2143,7 @@
     </w:p>
     <w:p>
       <w:pPr>
-        <w:pStyle w:val="Heading3"/>
+        <w:pStyle w:val="Heading2"/>
       </w:pPr>
       <w:r>
         <w:t>1단계 — 지금 바로 개발 가능한 부분</w:t>
@@ -2075,7 +2261,7 @@
     </w:p>
     <w:p>
       <w:pPr>
-        <w:pStyle w:val="Heading3"/>
+        <w:pStyle w:val="Heading2"/>
       </w:pPr>
       <w:r>
         <w:t>2단계</w:t>
@@ -2123,7 +2309,7 @@
     </w:p>
     <w:p>
       <w:pPr>
-        <w:pStyle w:val="Heading3"/>
+        <w:pStyle w:val="Heading2"/>
       </w:pPr>
       <w:r>
         <w:t>3단계</w:t>
@@ -2163,7 +2349,7 @@
     </w:p>
     <w:p>
       <w:pPr>
-        <w:pStyle w:val="Heading2"/>
+        <w:pStyle w:val="Heading1"/>
       </w:pPr>
       <w:r>
         <w:t>9. 기대 효과</w:t>
@@ -2227,7 +2413,7 @@
     </w:p>
     <w:p>
       <w:pPr>
-        <w:pStyle w:val="Heading2"/>
+        <w:pStyle w:val="Heading1"/>
       </w:pPr>
       <w:r>
         <w:t>10. 확인 필요 사항</w:t>
@@ -2393,7 +2579,7 @@
     </w:p>
     <w:p>
       <w:pPr>
-        <w:pStyle w:val="Heading2"/>
+        <w:pStyle w:val="Heading1"/>
       </w:pPr>
       <w:r>
         <w:t>11. 2026-09-29 메일 추가 자료</w:t>
@@ -2401,7 +2587,7 @@
     </w:p>
     <w:p>
       <w:pPr>
-        <w:pStyle w:val="Heading3"/>
+        <w:pStyle w:val="Heading2"/>
       </w:pPr>
       <w:r>
         <w:t>11.1 받은 자료</w:t>
@@ -2441,6 +2627,11 @@
               <w:rPr>
                 <w:b/>
               </w:rPr>
+            </w:r>
+            <w:r>
+              <w:rPr>
+                <w:b/>
+              </w:rPr>
               <w:t>자료</w:t>
             </w:r>
           </w:p>
@@ -2450,6 +2641,11 @@
             <w:tcW w:type="dxa" w:w="4320"/>
           </w:tcPr>
           <w:p>
+            <w:r>
+              <w:rPr>
+                <w:b/>
+              </w:rPr>
+            </w:r>
             <w:r>
               <w:rPr>
                 <w:b/>
@@ -2465,6 +2661,7 @@
             <w:tcW w:type="dxa" w:w="4320"/>
           </w:tcPr>
           <w:p>
+            <w:r/>
             <w:r>
               <w:t>항차 업무 매뉴얼(.pptx)</w:t>
             </w:r>
@@ -2475,6 +2672,7 @@
             <w:tcW w:type="dxa" w:w="4320"/>
           </w:tcPr>
           <w:p>
+            <w:r/>
             <w:r>
               <w:t>업무 흐름 전체(PO 송부 → OC 접수 → L/C·L/G → 항차 입력 → 보세운송), OC Date의 뜻, 지역별 평균 운송기간</w:t>
             </w:r>
@@ -2487,6 +2685,7 @@
             <w:tcW w:type="dxa" w:w="4320"/>
           </w:tcPr>
           <w:p>
+            <w:r/>
             <w:r>
               <w:t>구매발주서(.pdf)</w:t>
             </w:r>
@@ -2497,6 +2696,7 @@
             <w:tcW w:type="dxa" w:w="4320"/>
           </w:tcPr>
           <w:p>
+            <w:r/>
             <w:r>
               <w:t>10장 2번 — 텍스트 PDF이며 양식이 고정. PO 번호 체계(영문 1자 + 숫자 9자리)</w:t>
             </w:r>
@@ -2509,6 +2709,7 @@
             <w:tcW w:type="dxa" w:w="4320"/>
           </w:tcPr>
           <w:p>
+            <w:r/>
             <w:r>
               <w:t>OC 회신 메일(.eml)</w:t>
             </w:r>
@@ -2519,6 +2720,7 @@
             <w:tcW w:type="dxa" w:w="4320"/>
           </w:tcPr>
           <w:p>
+            <w:r/>
             <w:r>
               <w:t>10장 3번·5-3번 — 제목에 PO 번호가 들어오고, 한 메일에 PO 여러 건. 실제 발주 메일 문안(인용 부분)</w:t>
             </w:r>
@@ -2531,6 +2733,7 @@
             <w:tcW w:type="dxa" w:w="4320"/>
           </w:tcPr>
           <w:p>
+            <w:r/>
             <w:r>
               <w:t>OC 엑셀 2개(.xls)</w:t>
             </w:r>
@@ -2541,6 +2744,7 @@
             <w:tcW w:type="dxa" w:w="4320"/>
           </w:tcPr>
           <w:p>
+            <w:r/>
             <w:r>
               <w:t>OC 양식 — 품번·수량·단가·OC 번호가 있고 확정 납기 칸은 없음</w:t>
             </w:r>
@@ -2553,6 +2757,7 @@
             <w:tcW w:type="dxa" w:w="4320"/>
           </w:tcPr>
           <w:p>
+            <w:r/>
             <w:r>
               <w:t>Cummins Integrated Order Status(.xlsx)</w:t>
             </w:r>
@@ -2563,6 +2768,7 @@
             <w:tcW w:type="dxa" w:w="4320"/>
           </w:tcPr>
           <w:p>
+            <w:r/>
             <w:r>
               <w:t>10장 5-1번 — 열 이름과 한 줄을 구분하는 기준</w:t>
             </w:r>
@@ -2586,7 +2792,7 @@
     </w:p>
     <w:p>
       <w:pPr>
-        <w:pStyle w:val="Heading3"/>
+        <w:pStyle w:val="Heading2"/>
       </w:pPr>
       <w:r>
         <w:t>11.2 항차 매뉴얼에서 뽑은 업무 규칙</w:t>
@@ -2609,7 +2815,7 @@
       <w:r>
         <w:rPr>
           <w:rFonts w:ascii="Consolas" w:hAnsi="Consolas"/>
-          <w:sz w:val="18"/>
+          <w:sz w:val="16"/>
         </w:rPr>
         <w:t>flowchart LR</w:t>
         <w:br/>
@@ -2655,6 +2861,11 @@
               <w:rPr>
                 <w:b/>
               </w:rPr>
+            </w:r>
+            <w:r>
+              <w:rPr>
+                <w:b/>
+              </w:rPr>
               <w:t>단계</w:t>
             </w:r>
           </w:p>
@@ -2664,6 +2875,11 @@
             <w:tcW w:type="dxa" w:w="2880"/>
           </w:tcPr>
           <w:p>
+            <w:r>
+              <w:rPr>
+                <w:b/>
+              </w:rPr>
+            </w:r>
             <w:r>
               <w:rPr>
                 <w:b/>
@@ -2681,6 +2897,11 @@
               <w:rPr>
                 <w:b/>
               </w:rPr>
+            </w:r>
+            <w:r>
+              <w:rPr>
+                <w:b/>
+              </w:rPr>
               <w:t>도구 반영</w:t>
             </w:r>
           </w:p>
@@ -2692,6 +2913,7 @@
             <w:tcW w:type="dxa" w:w="2880"/>
           </w:tcPr>
           <w:p>
+            <w:r/>
             <w:r>
               <w:t>PO 송부 대상</w:t>
             </w:r>
@@ -2702,6 +2924,7 @@
             <w:tcW w:type="dxa" w:w="2880"/>
           </w:tcPr>
           <w:p>
+            <w:r/>
             <w:r>
               <w:t>SRM 외자조달 Purchase Order에서 Issue Date 한 달, Status Entered, 구매조직 기준으로 조회(PO 번호가 M·O·B로 시작). Purchasing Type 4종(In house · Mass production · Import-OEM · Import-CKD)만 송부</w:t>
             </w:r>
@@ -2712,6 +2935,7 @@
             <w:tcW w:type="dxa" w:w="2880"/>
           </w:tcPr>
           <w:p>
+            <w:r/>
             <w:r>
               <w:t>PO 번호 규칙에 「영문 1자 + 숫자 9자리」 추가. 유형 필터는 SRM에서 하므로 도구에는 넣지 않음</w:t>
             </w:r>
@@ -2724,6 +2948,7 @@
             <w:tcW w:type="dxa" w:w="2880"/>
           </w:tcPr>
           <w:p>
+            <w:r/>
             <w:r>
               <w:t>납기 입력</w:t>
             </w:r>
@@ -2734,6 +2959,7 @@
             <w:tcW w:type="dxa" w:w="2880"/>
           </w:tcPr>
           <w:p>
+            <w:r/>
             <w:r>
               <w:t>Delivery Date in PO Sheet − 운송 기간 = Incoterms Date. 지역별 평균 운송기간: 미국 60일, 유럽 90일, 일본·중국 15일, 인도 45일</w:t>
             </w:r>
@@ -2744,6 +2970,7 @@
             <w:tcW w:type="dxa" w:w="2880"/>
           </w:tcPr>
           <w:p>
+            <w:r/>
             <w:r>
               <w:t>설정 「지역별 평균 운송기간」(바꿀 수 있음). PO 품목 보기에서 Incoterms Date 참고값 계산</w:t>
             </w:r>
@@ -2756,6 +2983,7 @@
             <w:tcW w:type="dxa" w:w="2880"/>
           </w:tcPr>
           <w:p>
+            <w:r/>
             <w:r>
               <w:t>PO 송부</w:t>
             </w:r>
@@ -2766,6 +2994,7 @@
             <w:tcW w:type="dxa" w:w="2880"/>
           </w:tcPr>
           <w:p>
+            <w:r/>
             <w:r>
               <w:t>PO Sheet 수신자를 본인 메일로 바꿔 PDF 저장 후 각 공급사에 메일 발송</w:t>
             </w:r>
@@ -2776,6 +3005,7 @@
             <w:tcW w:type="dxa" w:w="2880"/>
           </w:tcPr>
           <w:p>
+            <w:r/>
             <w:r>
               <w:t xml:space="preserve">발주 메일 초안(.eml). 실제 메일처럼 </w:t>
             </w:r>
@@ -2797,6 +3027,7 @@
             <w:tcW w:type="dxa" w:w="2880"/>
           </w:tcPr>
           <w:p>
+            <w:r/>
             <w:r>
               <w:t>OC 접수</w:t>
             </w:r>
@@ -2807,6 +3038,7 @@
             <w:tcW w:type="dxa" w:w="2880"/>
           </w:tcPr>
           <w:p>
+            <w:r/>
             <w:r>
               <w:t xml:space="preserve">OC(Order Confirmation) = PO에 대한 공급사 확인 문서. </w:t>
             </w:r>
@@ -2826,6 +3058,7 @@
             <w:tcW w:type="dxa" w:w="2880"/>
           </w:tcPr>
           <w:p>
+            <w:r/>
             <w:r>
               <w:t>OC 엑셀의 날짜를 「OC DATE(출하 예정일)」로 읽어 대장의 약속 EXW DATE로 반영. 메일 받은 날은 「OC 수령일」로 따로 둠</w:t>
             </w:r>
@@ -2838,6 +3071,7 @@
             <w:tcW w:type="dxa" w:w="2880"/>
           </w:tcPr>
           <w:p>
+            <w:r/>
             <w:r>
               <w:t>L/C 요청</w:t>
             </w:r>
@@ -2848,6 +3082,7 @@
             <w:tcW w:type="dxa" w:w="2880"/>
           </w:tcPr>
           <w:p>
+            <w:r/>
             <w:r>
               <w:t>개설일 = 신청 당일 + 2일(영업일), 최종선적일 = 개설일 + 6개월(일반), 유효기일 = 최종선적일 + 3주. HS CODE 확인. 발주서와 함께 개설 요청 메일</w:t>
             </w:r>
@@ -2858,6 +3093,7 @@
             <w:tcW w:type="dxa" w:w="2880"/>
           </w:tcPr>
           <w:p>
+            <w:r/>
             <w:r>
               <w:t>항차 체크리스트의 L/C 단계(해당 업체만) + 일정 계산기. 공휴일은 반영하지 않음</w:t>
             </w:r>
@@ -2870,6 +3106,7 @@
             <w:tcW w:type="dxa" w:w="2880"/>
           </w:tcPr>
           <w:p>
+            <w:r/>
             <w:r>
               <w:t>L/G 요청</w:t>
             </w:r>
@@ -2880,6 +3117,7 @@
             <w:tcW w:type="dxa" w:w="2880"/>
           </w:tcPr>
           <w:p>
+            <w:r/>
             <w:r>
               <w:t>선적서류보다 화물이 먼저 도착할 때(주로 항공) 은행 보증서 발급 요청</w:t>
             </w:r>
@@ -2890,6 +3128,7 @@
             <w:tcW w:type="dxa" w:w="2880"/>
           </w:tcPr>
           <w:p>
+            <w:r/>
             <w:r>
               <w:t>체크리스트 설명에만 둠(도구 기능 없음)</w:t>
             </w:r>
@@ -2902,6 +3141,7 @@
             <w:tcW w:type="dxa" w:w="2880"/>
           </w:tcPr>
           <w:p>
+            <w:r/>
             <w:r>
               <w:t>항차 입력</w:t>
             </w:r>
@@ -2912,6 +3152,7 @@
             <w:tcW w:type="dxa" w:w="2880"/>
           </w:tcPr>
           <w:p>
+            <w:r/>
             <w:r>
               <w:t>수입운송의뢰에서 B/L·C/I·P/L(AL) 내려받기 → 선적납기관리에서 선적 수량·인보이스 총금액을 C/I와 대조, Invoice Date·BL Date·총금액 입력, 최초/조정 ETD·ETA(없으면 ETD = BL Date, ETA = 운송일 계산) → 선적서류 확정 → B/L Due List 첨부(BL·C/I·P/L·COO) 후 선적문서 생성 → Bill of Lading에 Total Net/Gross Weight·Vessel Name 입력 후 Confirm → 외자 대금 지불 요청(Invoice ERP 송신) → SAP BL/IV 관리 IV·GR·WorkFlow → 결재에 BL·INV·PL 첨부</w:t>
             </w:r>
@@ -2922,6 +3163,7 @@
             <w:tcW w:type="dxa" w:w="2880"/>
           </w:tcPr>
           <w:p>
+            <w:r/>
             <w:r>
               <w:t>관리 대장 「항차 체크리스트」 13단계(PO 한 건마다, 날짜 기록). ETA 자동 계산. Total Gross Weight 입력 전 「중량 대조」 화면 연결</w:t>
             </w:r>
@@ -2934,6 +3176,7 @@
             <w:tcW w:type="dxa" w:w="2880"/>
           </w:tcPr>
           <w:p>
+            <w:r/>
             <w:r>
               <w:t>무환(NCV) 항차</w:t>
             </w:r>
@@ -2944,6 +3187,7 @@
             <w:tcW w:type="dxa" w:w="2880"/>
           </w:tcPr>
           <w:p>
+            <w:r/>
             <w:r>
               <w:t>샘플·보상 등 대금 없는 건은 Bill of Lading(수작업)으로 입력</w:t>
             </w:r>
@@ -2954,6 +3198,7 @@
             <w:tcW w:type="dxa" w:w="2880"/>
           </w:tcPr>
           <w:p>
+            <w:r/>
             <w:r>
               <w:t>기록만(도구 기능 없음)</w:t>
             </w:r>
@@ -2966,6 +3211,7 @@
             <w:tcW w:type="dxa" w:w="2880"/>
           </w:tcPr>
           <w:p>
+            <w:r/>
             <w:r>
               <w:t>전표처리 취소</w:t>
             </w:r>
@@ -2976,6 +3222,7 @@
             <w:tcW w:type="dxa" w:w="2880"/>
           </w:tcPr>
           <w:p>
+            <w:r/>
             <w:r>
               <w:t>인보이스 누락·단가 오기재 시 송장·인바운드 취소 → ERP 송신 취소 → Confirm Cancel → 선적서류확정 취소 → 재항차</w:t>
             </w:r>
@@ -2986,6 +3233,7 @@
             <w:tcW w:type="dxa" w:w="2880"/>
           </w:tcPr>
           <w:p>
+            <w:r/>
             <w:r>
               <w:t>기록만</w:t>
             </w:r>
@@ -2998,6 +3246,7 @@
             <w:tcW w:type="dxa" w:w="2880"/>
           </w:tcPr>
           <w:p>
+            <w:r/>
             <w:r>
               <w:t>PCR</w:t>
             </w:r>
@@ -3008,6 +3257,7 @@
             <w:tcW w:type="dxa" w:w="2880"/>
           </w:tcPr>
           <w:p>
+            <w:r/>
             <w:r>
               <w:t>발송된 PO의 수량·단가 변경(C) 또는 삭제(D) 절차</w:t>
             </w:r>
@@ -3018,6 +3268,7 @@
             <w:tcW w:type="dxa" w:w="2880"/>
           </w:tcPr>
           <w:p>
+            <w:r/>
             <w:r>
               <w:t>OC 대조에서 수량·단가가 다르면 PCR 여부를 판단할 근거로 씀</w:t>
             </w:r>
@@ -3030,6 +3281,7 @@
             <w:tcW w:type="dxa" w:w="2880"/>
           </w:tcPr>
           <w:p>
+            <w:r/>
             <w:r>
               <w:t>보세운송·독차</w:t>
             </w:r>
@@ -3040,6 +3292,7 @@
             <w:tcW w:type="dxa" w:w="2880"/>
           </w:tcPr>
           <w:p>
+            <w:r/>
             <w:r>
               <w:t>오후 3시 전 도착 화물은 다음 날 08시 창고 도착하는 데일리 보세운송 요청 가능(B/L 첨부 필수), 그 밖은 독차 요청</w:t>
             </w:r>
@@ -3050,6 +3303,7 @@
             <w:tcW w:type="dxa" w:w="2880"/>
           </w:tcPr>
           <w:p>
+            <w:r/>
             <w:r>
               <w:t>체크리스트 마지막 단계</w:t>
             </w:r>
@@ -3059,7 +3313,7 @@
     </w:tbl>
     <w:p>
       <w:pPr>
-        <w:pStyle w:val="Heading3"/>
+        <w:pStyle w:val="Heading2"/>
       </w:pPr>
       <w:r>
         <w:t>11.3 실물 구조에 맞춘 도구 보강(1단계 추가분)</w:t>
@@ -3085,6 +3339,11 @@
               <w:rPr>
                 <w:b/>
               </w:rPr>
+            </w:r>
+            <w:r>
+              <w:rPr>
+                <w:b/>
+              </w:rPr>
               <w:t>요청</w:t>
             </w:r>
           </w:p>
@@ -3094,6 +3353,11 @@
             <w:tcW w:type="dxa" w:w="4320"/>
           </w:tcPr>
           <w:p>
+            <w:r>
+              <w:rPr>
+                <w:b/>
+              </w:rPr>
+            </w:r>
             <w:r>
               <w:rPr>
                 <w:b/>
@@ -3109,6 +3373,7 @@
             <w:tcW w:type="dxa" w:w="4320"/>
           </w:tcPr>
           <w:p>
+            <w:r/>
             <w:r>
               <w:t>PO(.pdf) 발행 → 송부</w:t>
             </w:r>
@@ -3119,6 +3384,7 @@
             <w:tcW w:type="dxa" w:w="4320"/>
           </w:tcPr>
           <w:p>
+            <w:r/>
             <w:r>
               <w:t xml:space="preserve">구매발주서 본문에서 PO 번호·공급사·발주일·품목 줄(품번·단위·수량·통화·단가·금액·납기·Mfr 품번)·Contract Amount·인코텀즈·원산지를 읽음. 수량×단가와 금액, 합계와 Contract Amount가 다르면 경고. PDF를 열 수 없는 PC를 위해 </w:t>
             </w:r>
@@ -3140,6 +3406,7 @@
             <w:tcW w:type="dxa" w:w="4320"/>
           </w:tcPr>
           <w:p>
+            <w:r/>
             <w:r>
               <w:t>OC 회신 확인(누락 방지)</w:t>
             </w:r>
@@ -3150,6 +3417,7 @@
             <w:tcW w:type="dxa" w:w="4320"/>
           </w:tcPr>
           <w:p>
+            <w:r/>
             <w:r>
               <w:t>.eml을 바이트로 읽어 MIME 여러 겹(mixed·related·alternative)·base64·quoted-printable·RFC 2047 제목·RFC 2231 파일명을 풂. 제목·본문·</w:t>
             </w:r>
@@ -3171,6 +3439,7 @@
             <w:tcW w:type="dxa" w:w="4320"/>
           </w:tcPr>
           <w:p>
+            <w:r/>
             <w:r>
               <w:t>OC 내용 대조</w:t>
             </w:r>
@@ -3181,6 +3450,7 @@
             <w:tcW w:type="dxa" w:w="4320"/>
           </w:tcPr>
           <w:p>
+            <w:r/>
             <w:r>
               <w:t>첨부 OC 엑셀(구형 .xls 포함)을 읽어 OC 번호·OC DATE·품목(수량·단가·공급사 품번)을 PO 품목과 대조 — 수량·단가 다름, 공급사 품번 다름, PO에 없는 품번, OC에 없는 PO 줄, PO 납기보다 늦은 출하 예정일을 표시. OC 번호와 OC DATE를 대장에 반영(이미 약속 EXW가 있으면 체크해야 바꿈)</w:t>
             </w:r>
@@ -3193,6 +3463,7 @@
             <w:tcW w:type="dxa" w:w="4320"/>
           </w:tcPr>
           <w:p>
+            <w:r/>
             <w:r>
               <w:t>EXW DATE 관리</w:t>
             </w:r>
@@ -3203,6 +3474,7 @@
             <w:tcW w:type="dxa" w:w="4320"/>
           </w:tcPr>
           <w:p>
+            <w:r/>
             <w:r>
               <w:t>대장에 PO 납기·OC 번호·항차 진행 칸 추가. 항차 체크리스트, ETA·L/C 계산</w:t>
             </w:r>
@@ -3215,6 +3487,7 @@
             <w:tcW w:type="dxa" w:w="4320"/>
           </w:tcPr>
           <w:p>
+            <w:r/>
             <w:r>
               <w:t>OC 미접수 팔로우업</w:t>
             </w:r>
@@ -3225,6 +3498,7 @@
             <w:tcW w:type="dxa" w:w="4320"/>
           </w:tcPr>
           <w:p>
+            <w:r/>
             <w:r>
               <w:t xml:space="preserve">기존 기능 유지(업체별 묶음 초안). 발주 메일 기본 문안을 실제 메일 구성으로 바꿈: 제목 </w:t>
             </w:r>
@@ -3246,6 +3520,7 @@
             <w:tcW w:type="dxa" w:w="4320"/>
           </w:tcPr>
           <w:p>
+            <w:r/>
             <w:r>
               <w:t>업체별 메일 분류</w:t>
             </w:r>
@@ -3256,6 +3531,7 @@
             <w:tcW w:type="dxa" w:w="4320"/>
           </w:tcPr>
           <w:p>
+            <w:r/>
             <w:r>
               <w:t>분류표에 분류 근거(메일 도메인·PO 번호)·OC 첨부·대장에 없는 PO 열 추가</w:t>
             </w:r>
@@ -3268,6 +3544,7 @@
             <w:tcW w:type="dxa" w:w="4320"/>
           </w:tcPr>
           <w:p>
+            <w:r/>
             <w:r>
               <w:t>Promise Date 변경 확인</w:t>
             </w:r>
@@ -3278,6 +3555,7 @@
             <w:tcW w:type="dxa" w:w="4320"/>
           </w:tcPr>
           <w:p>
+            <w:r/>
             <w:r>
               <w:t>실물 열(Customer PO·Part No.·1OM#·SO#·Req Date·Status·Remarks) 자동 연결. 한 파일의 두 시트를 ①·②에 각각 고름. 같은 PO·품번 여러 줄은 1OM#·SO#로 맞추고, 그래도 겹치면 나온 순서로 맞춤. 밀림·당김·취소·날짜 확인 거르기, 엑셀 내보내기. 파일이 한 주차뿐이면 Promise Date 칸(</w:t>
             </w:r>
@@ -3308,6 +3586,7 @@
             <w:tcW w:type="dxa" w:w="4320"/>
           </w:tcPr>
           <w:p>
+            <w:r/>
             <w:r>
               <w:t>Packing List ↔ B/L 중량</w:t>
             </w:r>
@@ -3318,6 +3597,7 @@
             <w:tcW w:type="dxa" w:w="4320"/>
           </w:tcPr>
           <w:p>
+            <w:r/>
             <w:r>
               <w:t xml:space="preserve">실물 샘플이 아직 없어 엑셀 외에 </w:t>
             </w:r>
@@ -3339,6 +3619,7 @@
             <w:tcW w:type="dxa" w:w="4320"/>
           </w:tcPr>
           <w:p>
+            <w:r/>
             <w:r>
               <w:t>업체별 체크리스트</w:t>
             </w:r>
@@ -3349,6 +3630,7 @@
             <w:tcW w:type="dxa" w:w="4320"/>
           </w:tcPr>
           <w:p>
+            <w:r/>
             <w:r>
               <w:t>업체 수정 창에 「구매발주서 조건으로 기본 항목 넣기」 — OC 7일 이내, 원산지 표기, Shipping Mark, Invoice 기재 사항, 선적 후 5일 이내 서류, ISPM 15</w:t>
             </w:r>
@@ -3416,7 +3698,7 @@
     </w:p>
     <w:p>
       <w:pPr>
-        <w:pStyle w:val="Heading3"/>
+        <w:pStyle w:val="Heading2"/>
       </w:pPr>
       <w:r>
         <w:t>11.4 남은 확인 사항</w:t>
@@ -3533,7 +3815,7 @@
     </w:p>
     <w:p>
       <w:pPr>
-        <w:pStyle w:val="Heading3"/>
+        <w:pStyle w:val="Heading2"/>
       </w:pPr>
       <w:r>
         <w:t>11.5 2026-09-29 메일 추가 요청(2) — Cummins Promise Date → EXW DATE</w:t>
@@ -3587,6 +3869,11 @@
               <w:rPr>
                 <w:b/>
               </w:rPr>
+            </w:r>
+            <w:r>
+              <w:rPr>
+                <w:b/>
+              </w:rPr>
               <w:t>요청</w:t>
             </w:r>
           </w:p>
@@ -3596,6 +3883,11 @@
             <w:tcW w:type="dxa" w:w="4320"/>
           </w:tcPr>
           <w:p>
+            <w:r>
+              <w:rPr>
+                <w:b/>
+              </w:rPr>
+            </w:r>
             <w:r>
               <w:rPr>
                 <w:b/>
@@ -3611,6 +3903,7 @@
             <w:tcW w:type="dxa" w:w="4320"/>
           </w:tcPr>
           <w:p>
+            <w:r/>
             <w:r>
               <w:t>시트</w:t>
             </w:r>
@@ -3621,6 +3914,7 @@
             <w:tcW w:type="dxa" w:w="4320"/>
           </w:tcPr>
           <w:p>
+            <w:r/>
             <w:r>
               <w:t>파일을 올리면 이름에 「분석」이 든 시트를 먼저 고르고(없으면 wk 시트), 화면에서 바꿀 수 있습니다. 머리글 행(2행)은 자동으로 찾습니다</w:t>
             </w:r>
@@ -3633,6 +3927,7 @@
             <w:tcW w:type="dxa" w:w="4320"/>
           </w:tcPr>
           <w:p>
+            <w:r/>
             <w:r>
               <w:t>거르기</w:t>
             </w:r>
@@ -3643,6 +3938,7 @@
             <w:tcW w:type="dxa" w:w="4320"/>
           </w:tcPr>
           <w:p>
+            <w:r/>
             <w:r>
               <w:t>Status = Undispatched, 구분 = HCE 가 기본값. 대소문자·공백 무시, 비우면 전체. 파일에 있는 값 목록을 고를 수 있게 둠</w:t>
             </w:r>
@@ -3655,6 +3951,7 @@
             <w:tcW w:type="dxa" w:w="4320"/>
           </w:tcPr>
           <w:p>
+            <w:r/>
             <w:r>
               <w:t>Promise Date → EXW DATE</w:t>
             </w:r>
@@ -3665,6 +3962,7 @@
             <w:tcW w:type="dxa" w:w="4320"/>
           </w:tcPr>
           <w:p>
+            <w:r/>
             <w:r>
               <w:t xml:space="preserve">Customer PO + Part No. 로 대장 PO(와 PO 품목 줄)를 맞춥니다. 반영하면 PO에 </w:t>
             </w:r>
@@ -3686,6 +3984,7 @@
             <w:tcW w:type="dxa" w:w="4320"/>
           </w:tcPr>
           <w:p>
+            <w:r/>
             <w:r>
               <w:t>분할 선적·수량 체크</w:t>
             </w:r>
@@ -3696,6 +3995,7 @@
             <w:tcW w:type="dxa" w:w="4320"/>
           </w:tcPr>
           <w:p>
+            <w:r/>
             <w:r>
               <w:t xml:space="preserve">같은 PO·품번에 날짜가 여러 개면 날짜별 수량으로 나눠 보여 줍니다. 파일의 수량 합(같은 구분 안에서 이미 출고된 줄 포함, 취소 제외)을 대장의 </w:t>
             </w:r>
@@ -3726,6 +4026,7 @@
             <w:tcW w:type="dxa" w:w="4320"/>
           </w:tcPr>
           <w:p>
+            <w:r/>
             <w:r>
               <w:t>반영 규칙</w:t>
             </w:r>
@@ -3736,6 +4037,7 @@
             <w:tcW w:type="dxa" w:w="4320"/>
           </w:tcPr>
           <w:p>
+            <w:r/>
             <w:r>
               <w:t>수량이 맞는 묶음만 처음부터 골라 두고(일괄 반영), 불일치·수량 모름은 사람이 확인한 뒤 골라야 반영됩니다. 반영 전/후 EXW 비교 표와 엑셀 내보내기(대장 PO·대장에 없음·파일에 없음·반영 전후 4개 시트)</w:t>
             </w:r>
@@ -3748,6 +4050,7 @@
             <w:tcW w:type="dxa" w:w="4320"/>
           </w:tcPr>
           <w:p>
+            <w:r/>
             <w:r>
               <w:t>노란 줄</w:t>
             </w:r>
@@ -3758,6 +4061,7 @@
             <w:tcW w:type="dxa" w:w="4320"/>
           </w:tcPr>
           <w:p>
+            <w:r/>
             <w:r>
               <w:t>셀 채우기 색(노랑)을 읽어 「변경 확인 필요」로 강조합니다. 색과 별도로, 지금 대장의 EXW와 다른 묶음은 「EXW 바뀜」으로 표시합니다(색이 없는 파일이어도 판정됨)</w:t>
             </w:r>
@@ -3770,6 +4074,7 @@
             <w:tcW w:type="dxa" w:w="4320"/>
           </w:tcPr>
           <w:p>
+            <w:r/>
             <w:r>
               <w:t>대장과 안 맞는 것</w:t>
             </w:r>
@@ -3780,6 +4085,7 @@
             <w:tcW w:type="dxa" w:w="4320"/>
           </w:tcPr>
           <w:p>
+            <w:r/>
             <w:r>
               <w:t>「대장에 없는 PO·품번」, 「대장(같은 업체, 출고 전)에는 있으나 거른 결과에 없는 PO·품번」(파일에 다른 Status로 있으면 그 값) 목록</w:t>
             </w:r>
@@ -3879,7 +4185,7 @@
     </w:p>
     <w:p>
       <w:pPr>
-        <w:pStyle w:val="Heading3"/>
+        <w:pStyle w:val="Heading2"/>
       </w:pPr>
       <w:r>
         <w:t>11.6 2026-09-29 오후 늦게 답변 반영 — Cummins → EXW DATE 확정</w:t>
@@ -3907,7 +4213,7 @@
     </w:p>
     <w:p>
       <w:pPr>
-        <w:pStyle w:val="IntenseQuote"/>
+        <w:pStyle w:val="Quote"/>
       </w:pPr>
       <w:r>
         <w:t>1. 금일 기준으로 선적되었는지 확인하는 파일로, abnormal은 제외하고 미선적건만 조회 - 선적확인 및 누락방지</w:t>
@@ -3915,7 +4221,7 @@
     </w:p>
     <w:p>
       <w:pPr>
-        <w:pStyle w:val="IntenseQuote"/>
+        <w:pStyle w:val="Quote"/>
       </w:pPr>
       <w:r>
         <w:t>2. 수량 대조는 필터링 되어있는 undispatched에서만 진행</w:t>
@@ -3923,7 +4229,7 @@
     </w:p>
     <w:p>
       <w:pPr>
-        <w:pStyle w:val="IntenseQuote"/>
+        <w:pStyle w:val="Quote"/>
       </w:pPr>
       <w:r>
         <w:t>3. 분할 선적일 때 EXW DATE에 건별로 넣음.</w:t>
@@ -3931,7 +4237,7 @@
     </w:p>
     <w:p>
       <w:pPr>
-        <w:pStyle w:val="IntenseQuote"/>
+        <w:pStyle w:val="Quote"/>
       </w:pPr>
       <w:r>
         <w:t>4. 노란 표시는 기존 OC 받은 건에서 변경되는 것이며, 전 주 송부받은 파일과 다른 경우에도 노란색으로 표시됨.</w:t>
@@ -3966,6 +4272,11 @@
               <w:rPr>
                 <w:b/>
               </w:rPr>
+            </w:r>
+            <w:r>
+              <w:rPr>
+                <w:b/>
+              </w:rPr>
               <w:t>11.5 확인</w:t>
             </w:r>
           </w:p>
@@ -3975,6 +4286,11 @@
             <w:tcW w:type="dxa" w:w="2880"/>
           </w:tcPr>
           <w:p>
+            <w:r>
+              <w:rPr>
+                <w:b/>
+              </w:rPr>
+            </w:r>
             <w:r>
               <w:rPr>
                 <w:b/>
@@ -3992,6 +4308,11 @@
               <w:rPr>
                 <w:b/>
               </w:rPr>
+            </w:r>
+            <w:r>
+              <w:rPr>
+                <w:b/>
+              </w:rPr>
               <w:t>도구</w:t>
             </w:r>
           </w:p>
@@ -4003,6 +4324,7 @@
             <w:tcW w:type="dxa" w:w="2880"/>
           </w:tcPr>
           <w:p>
+            <w:r/>
             <w:r>
               <w:t>1. Status 수식·Abnormal 포함 여부</w:t>
             </w:r>
@@ -4013,6 +4335,7 @@
             <w:tcW w:type="dxa" w:w="2880"/>
           </w:tcPr>
           <w:p>
+            <w:r/>
             <w:r>
               <w:rPr>
                 <w:b/>
@@ -4029,6 +4352,7 @@
             <w:tcW w:type="dxa" w:w="2880"/>
           </w:tcPr>
           <w:p>
+            <w:r/>
             <w:r>
               <w:t xml:space="preserve">기본값 Status = Undispatched · 구분 = HCE 는 그대로(Abnormal·Dispatched 제외 — 기존 기본값과 같음, 확인됨). </w:t>
             </w:r>
@@ -4068,6 +4392,7 @@
             <w:tcW w:type="dxa" w:w="2880"/>
           </w:tcPr>
           <w:p>
+            <w:r/>
             <w:r>
               <w:t>2. 수량 대조 기준</w:t>
             </w:r>
@@ -4078,6 +4403,7 @@
             <w:tcW w:type="dxa" w:w="2880"/>
           </w:tcPr>
           <w:p>
+            <w:r/>
             <w:r>
               <w:rPr>
                 <w:b/>
@@ -4091,6 +4417,7 @@
             <w:tcW w:type="dxa" w:w="2880"/>
           </w:tcPr>
           <w:p>
+            <w:r/>
             <w:r>
               <w:t>수량 합 = 거른 미선적 줄의 합(취소 제외)만 PO 수량·OC 수량과 비교합니다(이전에는 출고 줄까지 더했음). 거른 밖(출고·Abnormal) 수량은 「참고」로만 보여 줍니다</w:t>
             </w:r>
@@ -4103,6 +4430,7 @@
             <w:tcW w:type="dxa" w:w="2880"/>
           </w:tcPr>
           <w:p>
+            <w:r/>
             <w:r>
               <w:t>3. 분할 선적의 SRM 입력</w:t>
             </w:r>
@@ -4113,6 +4441,7 @@
             <w:tcW w:type="dxa" w:w="2880"/>
           </w:tcPr>
           <w:p>
+            <w:r/>
             <w:r>
               <w:rPr>
                 <w:b/>
@@ -4126,6 +4455,7 @@
             <w:tcW w:type="dxa" w:w="2880"/>
           </w:tcPr>
           <w:p>
+            <w:r/>
             <w:r>
               <w:t>새 표 「SRM EXW DATE 건별 입력 목록」 — PO·품번·날짜마다 한 줄(분할 1/2, 2/2 …), 수량·변경 확인 표시. 표 복사(엑셀 붙여넣기용)와 엑셀 시트 「SRM 건별 입력」. 대장에는 품번별 일정이 건별로 저장되고, 대장 목록의 약속 EXW DATE 칸은 하나라 가장 이른 날을 대표로 보여 줍니다</w:t>
             </w:r>
@@ -4138,6 +4468,7 @@
             <w:tcW w:type="dxa" w:w="2880"/>
           </w:tcPr>
           <w:p>
+            <w:r/>
             <w:r>
               <w:t>4. 노란 표시의 뜻</w:t>
             </w:r>
@@ -4148,6 +4479,7 @@
             <w:tcW w:type="dxa" w:w="2880"/>
           </w:tcPr>
           <w:p>
+            <w:r/>
             <w:r>
               <w:rPr>
                 <w:b/>
@@ -4161,6 +4493,7 @@
             <w:tcW w:type="dxa" w:w="2880"/>
           </w:tcPr>
           <w:p>
+            <w:r/>
             <w:r>
               <w:t xml:space="preserve">① 파일의 노란 칠은 그대로 읽습니다. ② </w:t>
             </w:r>
@@ -4408,7 +4741,7 @@
     </w:p>
     <w:p>
       <w:pPr>
-        <w:pStyle w:val="Heading3"/>
+        <w:pStyle w:val="Heading2"/>
       </w:pPr>
       <w:r>
         <w:t>11.7 2026-09-29 저녁 새 요청 — 도착 통지(A/N) 탭</w:t>
@@ -4436,7 +4769,7 @@
     </w:p>
     <w:p>
       <w:pPr>
-        <w:pStyle w:val="IntenseQuote"/>
+        <w:pStyle w:val="Quote"/>
       </w:pPr>
       <w:r>
         <w:t>제목: 도착일정통지 메일 관리</w:t>
@@ -4444,7 +4777,7 @@
     </w:p>
     <w:p>
       <w:pPr>
-        <w:pStyle w:val="IntenseQuote"/>
+        <w:pStyle w:val="Quote"/>
       </w:pPr>
       <w:r>
         <w:t>B/L이 나온 발주 건에 대한 항차등록 업무가 메인이므로, 포워더에서 보내주는 A/N 메일을 관리할 수 있는 탭 생성 요청드립니다.</w:t>
@@ -4492,6 +4825,11 @@
               <w:rPr>
                 <w:b/>
               </w:rPr>
+            </w:r>
+            <w:r>
+              <w:rPr>
+                <w:b/>
+              </w:rPr>
               <w:t>요청·필요</w:t>
             </w:r>
           </w:p>
@@ -4501,6 +4839,11 @@
             <w:tcW w:type="dxa" w:w="4320"/>
           </w:tcPr>
           <w:p>
+            <w:r>
+              <w:rPr>
+                <w:b/>
+              </w:rPr>
+            </w:r>
             <w:r>
               <w:rPr>
                 <w:b/>
@@ -4516,6 +4859,7 @@
             <w:tcW w:type="dxa" w:w="4320"/>
           </w:tcPr>
           <w:p>
+            <w:r/>
             <w:r>
               <w:t>A/N 메일 올리기</w:t>
             </w:r>
@@ -4526,6 +4870,7 @@
             <w:tcW w:type="dxa" w:w="4320"/>
           </w:tcPr>
           <w:p>
+            <w:r/>
             <w:r>
               <w:t>.eml 여러 통을 끌어 놓기·파일 선택, 또는 본문(메일 원문 전체도 가능) 붙여넣기. 기존 메일 분류·OC 회신과 같은 .eml 읽기(여러 겹 MIME·base64·한글 제목)를 그대로 쓰고, .eml 에 PDF 첨부가 있으면 그 글도 함께 읽습니다. 같은 메일을 두 번 올리면 건너뜁니다</w:t>
             </w:r>
@@ -4538,6 +4883,7 @@
             <w:tcW w:type="dxa" w:w="4320"/>
           </w:tcPr>
           <w:p>
+            <w:r/>
             <w:r>
               <w:t>칸 읽기</w:t>
             </w:r>
@@ -4548,6 +4894,7 @@
             <w:tcW w:type="dxa" w:w="4320"/>
           </w:tcPr>
           <w:p>
+            <w:r/>
             <w:r>
               <w:t>B/L 번호(House 우선, Master 따로), 선명·항차, ETD·ETA, 선적항·도착항, 컨테이너 번호(영문 4자+숫자 7자리, 크기), 포워더(라벨 → 보낸 사람 이름 → 도메인), PO 번호, 포장 수량, 중량(kg·lb, kg 환산). 영문·국문 라벨을 넓게 잡고 「라벨 : 값」 줄 · 한 줄 여러 칸(표) · 라벨 다음 줄의 값을 모두 읽습니다. 날짜는 2026-10-08 · 2026.10.08 · 2026년 10월 8일 · 08-OCT-2026 · Oct 08, 2026 · 10/08/2026(일/월 순서는 선택, 헷갈리면 확인 표시)</w:t>
             </w:r>
@@ -4560,6 +4907,7 @@
             <w:tcW w:type="dxa" w:w="4320"/>
           </w:tcPr>
           <w:p>
+            <w:r/>
             <w:r>
               <w:t>근거와 고치기</w:t>
             </w:r>
@@ -4570,6 +4918,7 @@
             <w:tcW w:type="dxa" w:w="4320"/>
           </w:tcPr>
           <w:p>
+            <w:r/>
             <w:r>
               <w:t xml:space="preserve">칸마다 </w:t>
             </w:r>
@@ -4591,6 +4940,7 @@
             <w:tcW w:type="dxa" w:w="4320"/>
           </w:tcPr>
           <w:p>
+            <w:r/>
             <w:r>
               <w:t>PO 연결</w:t>
             </w:r>
@@ -4601,6 +4951,7 @@
             <w:tcW w:type="dxa" w:w="4320"/>
           </w:tcPr>
           <w:p>
+            <w:r/>
             <w:r>
               <w:t xml:space="preserve">① A/N 에 적힌 PO 번호가 대장에 있으면 그 PO ② 없으면 </w:t>
             </w:r>
@@ -4622,6 +4973,7 @@
             <w:tcW w:type="dxa" w:w="4320"/>
           </w:tcPr>
           <w:p>
+            <w:r/>
             <w:r>
               <w:t>대장 반영</w:t>
             </w:r>
@@ -4632,6 +4984,7 @@
             <w:tcW w:type="dxa" w:w="4320"/>
           </w:tcPr>
           <w:p>
+            <w:r/>
             <w:r>
               <w:t>붙은 PO 에 A/N 수신 표시, B/L 번호(비어 있을 때만), ETA(그 B/L 의 가장 최근 A/N 값), ETD(비어 있을 때만)를 넣습니다</w:t>
             </w:r>
@@ -4644,6 +4997,7 @@
             <w:tcW w:type="dxa" w:w="4320"/>
           </w:tcPr>
           <w:p>
+            <w:r/>
             <w:r>
               <w:rPr>
                 <w:b/>
@@ -4657,6 +5011,7 @@
             <w:tcW w:type="dxa" w:w="4320"/>
           </w:tcPr>
           <w:p>
+            <w:r/>
             <w:r>
               <w:t xml:space="preserve">B/L 이 있고 A/N 을 받았는데 「등록 완료」가 아닌 PO × B/L(분할 선적이면 B/L 마다 한 줄), ETA 빠른 순. 대장에 A/N 수신·B/L 을 손으로 적은 PO 도 포함. 골라서 </w:t>
             </w:r>
@@ -4678,6 +5033,7 @@
             <w:tcW w:type="dxa" w:w="4320"/>
           </w:tcPr>
           <w:p>
+            <w:r/>
             <w:r>
               <w:t>이력</w:t>
             </w:r>
@@ -4688,6 +5044,7 @@
             <w:tcW w:type="dxa" w:w="4320"/>
           </w:tcPr>
           <w:p>
+            <w:r/>
             <w:r>
               <w:t>등록 완료·등록 취소·조정 ETA 반영을 누른 시각으로 남깁니다(지우지 않음). A/N 에서 찾은 ETA 변경도 같은 표에 받은 날로 보여 줍니다</w:t>
             </w:r>
@@ -4700,6 +5057,7 @@
             <w:tcW w:type="dxa" w:w="4320"/>
           </w:tcPr>
           <w:p>
+            <w:r/>
             <w:r>
               <w:rPr>
                 <w:b/>
@@ -4713,6 +5071,7 @@
             <w:tcW w:type="dxa" w:w="4320"/>
           </w:tcPr>
           <w:p>
+            <w:r/>
             <w:r>
               <w:t xml:space="preserve">같은 B/L(House 또는 Master 번호가 겹치면 같은 건)의 A/N 을 받은 시각 순서로 보고 ETA 가 달라지면 「ETA 변경 이전 → 이후」. 수정 A/N 의 「NEW/Revised ETA」를 「OLD ETA」보다 먼저 읽습니다. </w:t>
             </w:r>
@@ -4734,6 +5093,7 @@
             <w:tcW w:type="dxa" w:w="4320"/>
           </w:tcPr>
           <w:p>
+            <w:r/>
             <w:r>
               <w:t>내보내기</w:t>
             </w:r>
@@ -4744,6 +5104,7 @@
             <w:tcW w:type="dxa" w:w="4320"/>
           </w:tcPr>
           <w:p>
+            <w:r/>
             <w:r>
               <w:t>엑셀(항차등록 대기·등록 완료·AN 메일·이력 4시트), CSV(같은 4개 표를 ZIP 으로, 한글 깨짐 방지 BOM)</w:t>
             </w:r>
@@ -4924,7 +5285,7 @@
     </w:p>
     <w:p>
       <w:pPr>
-        <w:pStyle w:val="Heading3"/>
+        <w:pStyle w:val="Heading2"/>
       </w:pPr>
       <w:r>
         <w:t>11.8 2026-09-29 밤 — 실물 A/N 양식 반영 (TMS NO · B/L 별 항차등록)</w:t>
@@ -4952,7 +5313,7 @@
     </w:p>
     <w:p>
       <w:pPr>
-        <w:pStyle w:val="IntenseQuote"/>
+        <w:pStyle w:val="Quote"/>
       </w:pPr>
       <w:r>
         <w:t>- 해당 메일에 기재된 B/L 건에 대한 항차 등록 여부 관리가 필요합니다.</w:t>
@@ -4960,7 +5321,7 @@
     </w:p>
     <w:p>
       <w:pPr>
-        <w:pStyle w:val="IntenseQuote"/>
+        <w:pStyle w:val="Quote"/>
       </w:pPr>
       <w:r>
         <w:t>- TMS NO 도 데이터 값 포함 부탁드립니다.</w:t>
@@ -4968,7 +5329,7 @@
     </w:p>
     <w:p>
       <w:pPr>
-        <w:pStyle w:val="IntenseQuote"/>
+        <w:pStyle w:val="Quote"/>
       </w:pPr>
       <w:r>
         <w:t>- 해상, 항공 건 구별은 꼭 안해도 될 것 같습니다.</w:t>
@@ -5016,6 +5377,11 @@
               <w:rPr>
                 <w:b/>
               </w:rPr>
+            </w:r>
+            <w:r>
+              <w:rPr>
+                <w:b/>
+              </w:rPr>
               <w:t>자료</w:t>
             </w:r>
           </w:p>
@@ -5025,6 +5391,11 @@
             <w:tcW w:type="dxa" w:w="4320"/>
           </w:tcPr>
           <w:p>
+            <w:r>
+              <w:rPr>
+                <w:b/>
+              </w:rPr>
+            </w:r>
             <w:r>
               <w:rPr>
                 <w:b/>
@@ -5040,6 +5411,7 @@
             <w:tcW w:type="dxa" w:w="4320"/>
           </w:tcPr>
           <w:p>
+            <w:r/>
             <w:r>
               <w:t>① 해상 메일 본문 표(설명으로 받음, 파일 없음)</w:t>
             </w:r>
@@ -5050,6 +5422,7 @@
             <w:tcW w:type="dxa" w:w="4320"/>
           </w:tcPr>
           <w:p>
+            <w:r/>
             <w:r>
               <w:t>14칸: 신청번호 · PO LIST · Incoterms · Local AR · 적재항 · 도착항 · 편명 · SHIPPER · MBLNO · HBLNO · 화물형태 · 입항일 · 컨테이너번호 · CONTAINER TYPE. 한 줄 = 신청번호 한 건. PO LIST 에 PO 여러 개(쉼표, 전각 「，」, 구분자 없이 10자리가 붙은 것, 줄바꿈). 컨테이너가 여럿이면 화물형태(F40) · 번호 · 형식(40DC)이 되풀이</w:t>
             </w:r>
@@ -5062,6 +5435,7 @@
             <w:tcW w:type="dxa" w:w="4320"/>
           </w:tcPr>
           <w:p>
+            <w:r/>
             <w:r>
               <w:t>② 해상 엑셀 첨부(.xls, 구형 BIFF)</w:t>
             </w:r>
@@ -5072,6 +5446,7 @@
             <w:tcW w:type="dxa" w:w="4320"/>
           </w:tcPr>
           <w:p>
+            <w:r/>
             <w:r>
               <w:t xml:space="preserve">시트 1개, 머리글 31칸(①의 14칸 + 적하목록번호 · 품명 · LC NO · 부두 · 장치장장소 · 작업장소 · 장치장이름 · CONSIGNEE · 수량 · 중량 · 용적 · 수량단위 · 포워더 · 선적지 · 사업부 · SUB사업부 · 하역사). </w:t>
             </w:r>
@@ -5108,6 +5483,7 @@
             <w:tcW w:type="dxa" w:w="4320"/>
           </w:tcPr>
           <w:p>
+            <w:r/>
             <w:r>
               <w:t>③ 해상 PDF 첨부(4쪽, A4)</w:t>
             </w:r>
@@ -5118,6 +5494,7 @@
             <w:tcW w:type="dxa" w:w="4320"/>
           </w:tcPr>
           <w:p>
+            <w:r/>
             <w:r>
               <w:t xml:space="preserve">House B/L 사본 3장 + 「ATTACHED RIDER」 1장. </w:t>
             </w:r>
@@ -5154,6 +5531,7 @@
             <w:tcW w:type="dxa" w:w="4320"/>
           </w:tcPr>
           <w:p>
+            <w:r/>
             <w:r>
               <w:t>④ 항공 메일(.eml, 1.7MB)</w:t>
             </w:r>
@@ -5164,6 +5542,7 @@
             <w:tcW w:type="dxa" w:w="4320"/>
           </w:tcPr>
           <w:p>
+            <w:r/>
             <w:r>
               <w:t xml:space="preserve">multipart/mixed ⊃ related ⊃ alternative(text/plain base64 · text/html quoted-printable, 둘 다 </w:t>
             </w:r>
@@ -5270,6 +5649,11 @@
               <w:rPr>
                 <w:b/>
               </w:rPr>
+            </w:r>
+            <w:r>
+              <w:rPr>
+                <w:b/>
+              </w:rPr>
               <w:t>요청·필요</w:t>
             </w:r>
           </w:p>
@@ -5279,6 +5663,11 @@
             <w:tcW w:type="dxa" w:w="4320"/>
           </w:tcPr>
           <w:p>
+            <w:r>
+              <w:rPr>
+                <w:b/>
+              </w:rPr>
+            </w:r>
             <w:r>
               <w:rPr>
                 <w:b/>
@@ -5294,6 +5683,7 @@
             <w:tcW w:type="dxa" w:w="4320"/>
           </w:tcPr>
           <w:p>
+            <w:r/>
             <w:r>
               <w:rPr>
                 <w:b/>
@@ -5310,6 +5700,7 @@
             <w:tcW w:type="dxa" w:w="4320"/>
           </w:tcPr>
           <w:p>
+            <w:r/>
             <w:r>
               <w:t xml:space="preserve">항차등록 대기·등록 완료의 한 줄 = </w:t>
             </w:r>
@@ -5331,6 +5722,7 @@
             <w:tcW w:type="dxa" w:w="4320"/>
           </w:tcPr>
           <w:p>
+            <w:r/>
             <w:r>
               <w:rPr>
                 <w:b/>
@@ -5347,6 +5739,7 @@
             <w:tcW w:type="dxa" w:w="4320"/>
           </w:tcPr>
           <w:p>
+            <w:r/>
             <w:r>
               <w:t>A/N 칸에 TMS NO 를 두고 대기·완료 목록, 메일 목록, 이력, 엑셀·CSV 에 모두 보입니다. 찾는 칸 이름은 위 설정</w:t>
             </w:r>
@@ -5359,6 +5752,7 @@
             <w:tcW w:type="dxa" w:w="4320"/>
           </w:tcPr>
           <w:p>
+            <w:r/>
             <w:r>
               <w:rPr>
                 <w:b/>
@@ -5375,6 +5769,7 @@
             <w:tcW w:type="dxa" w:w="4320"/>
           </w:tcPr>
           <w:p>
+            <w:r/>
             <w:r>
               <w:t>「운송 구분」은 참고 칸으로만 채우고(제목의 _해상/_항공, MAWB/HAWB 칸) 아무 판단에도 쓰지 않습니다. 비워도 됩니다. 항공은 HAWB = HBL, MAWB = MBL, 편명 = 선명 칸으로 같은 목록에 섞입니다</w:t>
             </w:r>
@@ -5387,6 +5782,7 @@
             <w:tcW w:type="dxa" w:w="4320"/>
           </w:tcPr>
           <w:p>
+            <w:r/>
             <w:r>
               <w:t>본문 표 읽기</w:t>
             </w:r>
@@ -5397,6 +5793,7 @@
             <w:tcW w:type="dxa" w:w="4320"/>
           </w:tcPr>
           <w:p>
+            <w:r/>
             <w:r>
               <w:t xml:space="preserve">.eml 의 HTML 원본에서 표를 행·칸 그대로 읽습니다(rowspan 은 아래 줄에 펼침, </w:t>
             </w:r>
@@ -5418,6 +5815,7 @@
             <w:tcW w:type="dxa" w:w="4320"/>
           </w:tcPr>
           <w:p>
+            <w:r/>
             <w:r>
               <w:t>PO 나누기</w:t>
             </w:r>
@@ -5428,6 +5826,7 @@
             <w:tcW w:type="dxa" w:w="4320"/>
           </w:tcPr>
           <w:p>
+            <w:r/>
             <w:r>
               <w:t>쉼표·전각 쉼표·줄바꿈·공백, 그리고 사내 PO 모양(영문 1자 + 숫자 9자리)이 붙어 있으면 10자리씩. 설정의 PO 정규식이 있으면 그 규칙으로 끊습니다</w:t>
             </w:r>
@@ -5440,6 +5839,7 @@
             <w:tcW w:type="dxa" w:w="4320"/>
           </w:tcPr>
           <w:p>
+            <w:r/>
             <w:r>
               <w:t>컨테이너</w:t>
             </w:r>
@@ -5450,6 +5850,7 @@
             <w:tcW w:type="dxa" w:w="4320"/>
           </w:tcPr>
           <w:p>
+            <w:r/>
             <w:r>
               <w:t>번호(영문 4자 + 숫자 7자리)와 형식(40DC·40HC 등)을 짝지어 목록으로. 같은 신청번호의 여러 줄, 신청번호·B/L 이 빈 이어진 줄, 머리글보다 긴 줄의 되풀이 칸을 모두 한 건에 모읍니다. 개수가 목록·내보내기에 나옵니다</w:t>
             </w:r>
@@ -5462,6 +5863,7 @@
             <w:tcW w:type="dxa" w:w="4320"/>
           </w:tcPr>
           <w:p>
+            <w:r/>
             <w:r>
               <w:t>첨부 함께 읽기</w:t>
             </w:r>
@@ -5472,6 +5874,7 @@
             <w:tcW w:type="dxa" w:w="4320"/>
           </w:tcPr>
           <w:p>
+            <w:r/>
             <w:r>
               <w:t xml:space="preserve">.eml 의 엑셀 첨부는 표로, PDF 첨부는 쪽마다 읽어 </w:t>
             </w:r>
@@ -5493,6 +5896,7 @@
             <w:tcW w:type="dxa" w:w="4320"/>
           </w:tcPr>
           <w:p>
+            <w:r/>
             <w:r>
               <w:t>B/L 사본 PDF(칸 이름 없음)</w:t>
             </w:r>
@@ -5503,6 +5907,7 @@
             <w:tcW w:type="dxa" w:w="4320"/>
           </w:tcPr>
           <w:p>
+            <w:r/>
             <w:r>
               <w:t>B/L 번호 = 「H.B/L:」 같은 라벨, 없으면 그 쪽에 두 번 이상 나오는 영문+숫자 번호(PO·컨테이너 모양 제외). B/L 번호가 없는 쪽은 앞 쪽의 건에 붙이고, 같은 B/L 의 RIDER 쪽은 합칩니다. PDF 속 PO 는 사내 모양·설정 정규식·대장에 있는 번호만(송장·계약 번호가 섞이지 않게)</w:t>
             </w:r>
@@ -5515,6 +5920,7 @@
             <w:tcW w:type="dxa" w:w="4320"/>
           </w:tcPr>
           <w:p>
+            <w:r/>
             <w:r>
               <w:t>새 칸</w:t>
             </w:r>
@@ -5525,6 +5931,7 @@
             <w:tcW w:type="dxa" w:w="4320"/>
           </w:tcPr>
           <w:p>
+            <w:r/>
             <w:r>
               <w:t xml:space="preserve">TMS NO · 신청번호 · SHIPPER · Incoterms · Local AR(원문 + 내보내기에서 통화·금액 따로) · 화물형태 · 운송 구분(참고). 날짜는 </w:t>
             </w:r>
@@ -5585,6 +5992,11 @@
               <w:rPr>
                 <w:b/>
               </w:rPr>
+            </w:r>
+            <w:r>
+              <w:rPr>
+                <w:b/>
+              </w:rPr>
               <w:t>파일</w:t>
             </w:r>
           </w:p>
@@ -5594,6 +6006,11 @@
             <w:tcW w:type="dxa" w:w="1440"/>
           </w:tcPr>
           <w:p>
+            <w:r>
+              <w:rPr>
+                <w:b/>
+              </w:rPr>
+            </w:r>
             <w:r>
               <w:rPr>
                 <w:b/>
@@ -5611,6 +6028,11 @@
               <w:rPr>
                 <w:b/>
               </w:rPr>
+            </w:r>
+            <w:r>
+              <w:rPr>
+                <w:b/>
+              </w:rPr>
               <w:t>건별 PO 수</w:t>
             </w:r>
           </w:p>
@@ -5620,6 +6042,11 @@
             <w:tcW w:type="dxa" w:w="1440"/>
           </w:tcPr>
           <w:p>
+            <w:r>
+              <w:rPr>
+                <w:b/>
+              </w:rPr>
+            </w:r>
             <w:r>
               <w:rPr>
                 <w:b/>
@@ -5637,6 +6064,11 @@
               <w:rPr>
                 <w:b/>
               </w:rPr>
+            </w:r>
+            <w:r>
+              <w:rPr>
+                <w:b/>
+              </w:rPr>
               <w:t>TMS NO</w:t>
             </w:r>
           </w:p>
@@ -5646,6 +6078,11 @@
             <w:tcW w:type="dxa" w:w="1440"/>
           </w:tcPr>
           <w:p>
+            <w:r>
+              <w:rPr>
+                <w:b/>
+              </w:rPr>
+            </w:r>
             <w:r>
               <w:rPr>
                 <w:b/>
@@ -5661,6 +6098,7 @@
             <w:tcW w:type="dxa" w:w="1440"/>
           </w:tcPr>
           <w:p>
+            <w:r/>
             <w:r>
               <w:t>해상 엑셀(.xls)</w:t>
             </w:r>
@@ -5671,6 +6109,7 @@
             <w:tcW w:type="dxa" w:w="1440"/>
           </w:tcPr>
           <w:p>
+            <w:r/>
             <w:r>
               <w:t>3건(6줄 → 3건)</w:t>
             </w:r>
@@ -5681,6 +6120,7 @@
             <w:tcW w:type="dxa" w:w="1440"/>
           </w:tcPr>
           <w:p>
+            <w:r/>
             <w:r>
               <w:t>1 · 3 · 6</w:t>
             </w:r>
@@ -5691,6 +6131,7 @@
             <w:tcW w:type="dxa" w:w="1440"/>
           </w:tcPr>
           <w:p>
+            <w:r/>
             <w:r>
               <w:t>0 · 1 · 4 (40DC)</w:t>
             </w:r>
@@ -5701,6 +6142,7 @@
             <w:tcW w:type="dxa" w:w="1440"/>
           </w:tcPr>
           <w:p>
+            <w:r/>
             <w:r>
               <w:t>없음</w:t>
             </w:r>
@@ -5711,6 +6153,7 @@
             <w:tcW w:type="dxa" w:w="1440"/>
           </w:tcPr>
           <w:p>
+            <w:r/>
             <w:r>
               <w:t>입항일 3건 모두 읽음</w:t>
             </w:r>
@@ -5723,6 +6166,7 @@
             <w:tcW w:type="dxa" w:w="1440"/>
           </w:tcPr>
           <w:p>
+            <w:r/>
             <w:r>
               <w:t>해상 PDF(4쪽)</w:t>
             </w:r>
@@ -5733,6 +6177,7 @@
             <w:tcW w:type="dxa" w:w="1440"/>
           </w:tcPr>
           <w:p>
+            <w:r/>
             <w:r>
               <w:t>3건(4쪽 → 3건, RIDER 합침)</w:t>
             </w:r>
@@ -5743,6 +6188,7 @@
             <w:tcW w:type="dxa" w:w="1440"/>
           </w:tcPr>
           <w:p>
+            <w:r/>
             <w:r>
               <w:t>1 · 3 · 6</w:t>
             </w:r>
@@ -5753,6 +6199,7 @@
             <w:tcW w:type="dxa" w:w="1440"/>
           </w:tcPr>
           <w:p>
+            <w:r/>
             <w:r>
               <w:t>0 · 1 · 4 (40HC)</w:t>
             </w:r>
@@ -5763,6 +6210,7 @@
             <w:tcW w:type="dxa" w:w="1440"/>
           </w:tcPr>
           <w:p>
+            <w:r/>
             <w:r>
               <w:t>없음</w:t>
             </w:r>
@@ -5773,6 +6221,7 @@
             <w:tcW w:type="dxa" w:w="1440"/>
           </w:tcPr>
           <w:p>
+            <w:r/>
             <w:r>
               <w:t>ON BOARD 3건, 선명·항차 3건</w:t>
             </w:r>
@@ -5785,6 +6234,7 @@
             <w:tcW w:type="dxa" w:w="1440"/>
           </w:tcPr>
           <w:p>
+            <w:r/>
             <w:r>
               <w:t>해상 엑셀 + PDF 함께</w:t>
             </w:r>
@@ -5795,6 +6245,7 @@
             <w:tcW w:type="dxa" w:w="1440"/>
           </w:tcPr>
           <w:p>
+            <w:r/>
             <w:r>
               <w:t>3건</w:t>
             </w:r>
@@ -5805,6 +6256,7 @@
             <w:tcW w:type="dxa" w:w="1440"/>
           </w:tcPr>
           <w:p>
+            <w:r/>
             <w:r>
               <w:t>1 · 3 · 6</w:t>
             </w:r>
@@ -5815,6 +6267,7 @@
             <w:tcW w:type="dxa" w:w="1440"/>
           </w:tcPr>
           <w:p>
+            <w:r/>
             <w:r>
               <w:t>0 · 1 · 4</w:t>
             </w:r>
@@ -5825,6 +6278,7 @@
             <w:tcW w:type="dxa" w:w="1440"/>
           </w:tcPr>
           <w:p>
+            <w:r/>
             <w:r>
               <w:t>없음</w:t>
             </w:r>
@@ -5835,6 +6289,7 @@
             <w:tcW w:type="dxa" w:w="1440"/>
           </w:tcPr>
           <w:p>
+            <w:r/>
             <w:r>
               <w:t>입항일 + 출항일 3건. 셋째 건 Incoterms 가 엑셀과 B/L 에서 달라 확인 메모 1건</w:t>
             </w:r>
@@ -5847,6 +6302,7 @@
             <w:tcW w:type="dxa" w:w="1440"/>
           </w:tcPr>
           <w:p>
+            <w:r/>
             <w:r>
               <w:t>항공 메일(.eml + HAWB PDF 2개)</w:t>
             </w:r>
@@ -5857,6 +6313,7 @@
             <w:tcW w:type="dxa" w:w="1440"/>
           </w:tcPr>
           <w:p>
+            <w:r/>
             <w:r>
               <w:t>2건(HAWB 별)</w:t>
             </w:r>
@@ -5867,6 +6324,7 @@
             <w:tcW w:type="dxa" w:w="1440"/>
           </w:tcPr>
           <w:p>
+            <w:r/>
             <w:r>
               <w:t>1 · 1 (같은 PO)</w:t>
             </w:r>
@@ -5877,6 +6335,7 @@
             <w:tcW w:type="dxa" w:w="1440"/>
           </w:tcPr>
           <w:p>
+            <w:r/>
             <w:r>
               <w:t>0 · 0</w:t>
             </w:r>
@@ -5887,6 +6346,7 @@
             <w:tcW w:type="dxa" w:w="1440"/>
           </w:tcPr>
           <w:p>
+            <w:r/>
             <w:r>
               <w:t>없음</w:t>
             </w:r>
@@ -5897,6 +6357,7 @@
             <w:tcW w:type="dxa" w:w="1440"/>
           </w:tcPr>
           <w:p>
+            <w:r/>
             <w:r>
               <w:t>ETA(</w:t>
             </w:r>
@@ -6138,7 +6599,7 @@
     </w:p>
     <w:p>
       <w:pPr>
-        <w:pStyle w:val="Heading3"/>
+        <w:pStyle w:val="Heading2"/>
       </w:pPr>
       <w:r>
         <w:t>11.9 2026-09-30 반영 — 패들릿 답변 (TMS NO · Incoterms · HBL · A/N 시점)</w:t>
@@ -6166,20 +6627,20 @@
     </w:p>
     <w:p>
       <w:pPr>
-        <w:pStyle w:val="IntenseQuote"/>
+        <w:pStyle w:val="Quote"/>
       </w:pPr>
       <w:r>
         <w:t>(2026-09-29T07:32 — 5차 결과 글에) 1. TMS는 HIPRO 신청번호입니다. 2. INCOTERMS 컨테이너 형식은 비교하지 않아도 무방합니다. 3. SRM은 HBL 기준입니다.</w:t>
+      </w:r>
+    </w:p>
+    <w:p>
+      <w:r>
+        <w:t>&gt;</w:t>
       </w:r>
     </w:p>
     <w:p>
       <w:pPr>
-        <w:pStyle w:val="IntenseQuote"/>
-      </w:pPr>
-    </w:p>
-    <w:p>
-      <w:pPr>
-        <w:pStyle w:val="IntenseQuote"/>
+        <w:pStyle w:val="Quote"/>
       </w:pPr>
       <w:r>
         <w:t>(2026-09-29T06:20 — 4차 결과 글에) SRM에는 HB/L으로 기재하고, A/N은 항공, 해상에 따라 다르지만 선적 후 부산항, 인천항 도착 며칠 전에 안내 메일을 전달받습니다. A/N 메일은 메일로 전달드리겠습니다.</w:t>
@@ -6214,6 +6675,11 @@
               <w:rPr>
                 <w:b/>
               </w:rPr>
+            </w:r>
+            <w:r>
+              <w:rPr>
+                <w:b/>
+              </w:rPr>
               <w:t>확인 부탁</w:t>
             </w:r>
           </w:p>
@@ -6223,6 +6689,11 @@
             <w:tcW w:type="dxa" w:w="2880"/>
           </w:tcPr>
           <w:p>
+            <w:r>
+              <w:rPr>
+                <w:b/>
+              </w:rPr>
+            </w:r>
             <w:r>
               <w:rPr>
                 <w:b/>
@@ -6240,6 +6711,11 @@
               <w:rPr>
                 <w:b/>
               </w:rPr>
+            </w:r>
+            <w:r>
+              <w:rPr>
+                <w:b/>
+              </w:rPr>
               <w:t>도구</w:t>
             </w:r>
           </w:p>
@@ -6251,6 +6727,7 @@
             <w:tcW w:type="dxa" w:w="2880"/>
           </w:tcPr>
           <w:p>
+            <w:r/>
             <w:r>
               <w:t>11.8-1 TMS NO 가 어느 값인지</w:t>
             </w:r>
@@ -6261,6 +6738,7 @@
             <w:tcW w:type="dxa" w:w="2880"/>
           </w:tcPr>
           <w:p>
+            <w:r/>
             <w:r>
               <w:rPr>
                 <w:b/>
@@ -6274,6 +6752,7 @@
             <w:tcW w:type="dxa" w:w="2880"/>
           </w:tcPr>
           <w:p>
+            <w:r/>
             <w:r>
               <w:t xml:space="preserve">설정 「A/N 의 TMS NO 칸 이름」 기본값을 </w:t>
             </w:r>
@@ -6322,6 +6801,7 @@
             <w:tcW w:type="dxa" w:w="2880"/>
           </w:tcPr>
           <w:p>
+            <w:r/>
             <w:r>
               <w:t>11.8-2 Incoterms·컨테이너 형식이 표와 B/L 에서 다를 때</w:t>
             </w:r>
@@ -6332,6 +6812,7 @@
             <w:tcW w:type="dxa" w:w="2880"/>
           </w:tcPr>
           <w:p>
+            <w:r/>
             <w:r>
               <w:rPr>
                 <w:b/>
@@ -6345,6 +6826,7 @@
             <w:tcW w:type="dxa" w:w="2880"/>
           </w:tcPr>
           <w:p>
+            <w:r/>
             <w:r>
               <w:t xml:space="preserve">Incoterms 가 다를 때 붙던 「확인 메모」를 없앴습니다. 설정에 「Incoterms 가 다르면 『참고』로 적기」 선택을 두되 </w:t>
             </w:r>
@@ -6366,6 +6848,7 @@
             <w:tcW w:type="dxa" w:w="2880"/>
           </w:tcPr>
           <w:p>
+            <w:r/>
             <w:r>
               <w:t>11.7-3 · 11.8-4 SRM 에 넣는 번호</w:t>
             </w:r>
@@ -6376,6 +6859,7 @@
             <w:tcW w:type="dxa" w:w="2880"/>
           </w:tcPr>
           <w:p>
+            <w:r/>
             <w:r>
               <w:rPr>
                 <w:b/>
@@ -6389,6 +6873,7 @@
             <w:tcW w:type="dxa" w:w="2880"/>
           </w:tcPr>
           <w:p>
+            <w:r/>
             <w:r>
               <w:t xml:space="preserve">열쇠는 지금처럼 HBL(항공은 HAWB). HBL 없이 MBL 만 적힌 A/N 은 </w:t>
             </w:r>
@@ -6428,6 +6913,7 @@
             <w:tcW w:type="dxa" w:w="2880"/>
           </w:tcPr>
           <w:p>
+            <w:r/>
             <w:r>
               <w:t>11.7-5 A/N 을 받는 시점</w:t>
             </w:r>
@@ -6438,6 +6924,7 @@
             <w:tcW w:type="dxa" w:w="2880"/>
           </w:tcPr>
           <w:p>
+            <w:r/>
             <w:r>
               <w:rPr>
                 <w:b/>
@@ -6454,6 +6941,7 @@
             <w:tcW w:type="dxa" w:w="2880"/>
           </w:tcPr>
           <w:p>
+            <w:r/>
             <w:r>
               <w:t>확인됨 — 대기 목록 기준(A/N 받음 + B/L 있음)과 ETA 가 빠른 순 정렬을 그대로 둡니다. A/N 을 받으면 곧 도착이므로 대기 목록 맨 위가 가장 급한 건입니다</w:t>
             </w:r>
@@ -6466,6 +6954,7 @@
             <w:tcW w:type="dxa" w:w="2880"/>
           </w:tcPr>
           <w:p>
+            <w:r/>
             <w:r>
               <w:t>11.8-3 해상 메일 원본(.eml)</w:t>
             </w:r>
@@ -6476,6 +6965,7 @@
             <w:tcW w:type="dxa" w:w="2880"/>
           </w:tcPr>
           <w:p>
+            <w:r/>
             <w:r>
               <w:t>메일로 보내 주시기로 함</w:t>
             </w:r>
@@ -6486,6 +6976,7 @@
             <w:tcW w:type="dxa" w:w="2880"/>
           </w:tcPr>
           <w:p>
+            <w:r/>
             <w:r>
               <w:t>받으면 실제 모양으로 시험을 추가합니다(남은 확인)</w:t>
             </w:r>
@@ -6519,7 +7010,7 @@
     </w:p>
     <w:p>
       <w:pPr>
-        <w:pStyle w:val="Heading3"/>
+        <w:pStyle w:val="Heading2"/>
       </w:pPr>
       <w:r>
         <w:t>11.10 2026-09-30 새 요청 — 「프로젝트 개선 - 김세이」 (Invoice → 엑셀 · HCE · Invoice → B/L → 항차 · 원산지증명서)</w:t>
@@ -6547,20 +7038,20 @@
     </w:p>
     <w:p>
       <w:pPr>
-        <w:pStyle w:val="IntenseQuote"/>
+        <w:pStyle w:val="Quote"/>
       </w:pPr>
       <w:r>
         <w:t>[INVOICE PDF 파일 &gt; 엑셀 변환] PO번호 추가 요청</w:t>
+      </w:r>
+    </w:p>
+    <w:p>
+      <w:r>
+        <w:t>&gt;</w:t>
       </w:r>
     </w:p>
     <w:p>
       <w:pPr>
-        <w:pStyle w:val="IntenseQuote"/>
-      </w:pPr>
-    </w:p>
-    <w:p>
-      <w:pPr>
-        <w:pStyle w:val="IntenseQuote"/>
+        <w:pStyle w:val="Quote"/>
       </w:pPr>
       <w:r>
         <w:t>[기존 프로젝트 개선] 1. Cummins EXW에서 구분 HCE만 조회되도록 요청 2. 인보이스 번호가 기재되어있다면 해당 건이 항차 등록 완료되어있는지 B/L 과 매칭하여 확인 3. 통관팀이 요청한 원산지증명서 요청 메일 관리 탭 &gt; 업체에 메일 초안 작성 후 전달</w:t>
@@ -6599,6 +7090,11 @@
               <w:rPr>
                 <w:b/>
               </w:rPr>
+            </w:r>
+            <w:r>
+              <w:rPr>
+                <w:b/>
+              </w:rPr>
               <w:t>요청</w:t>
             </w:r>
           </w:p>
@@ -6608,6 +7104,11 @@
             <w:tcW w:type="dxa" w:w="4320"/>
           </w:tcPr>
           <w:p>
+            <w:r>
+              <w:rPr>
+                <w:b/>
+              </w:rPr>
+            </w:r>
             <w:r>
               <w:rPr>
                 <w:b/>
@@ -6623,6 +7124,7 @@
             <w:tcW w:type="dxa" w:w="4320"/>
           </w:tcPr>
           <w:p>
+            <w:r/>
             <w:r>
               <w:t>Invoice PDF → 엑셀 + PO 번호</w:t>
             </w:r>
@@ -6633,6 +7135,7 @@
             <w:tcW w:type="dxa" w:w="4320"/>
           </w:tcPr>
           <w:p>
+            <w:r/>
             <w:r>
               <w:t xml:space="preserve">새 탭 「Invoice → 엑셀」. </w:t>
             </w:r>
@@ -6672,6 +7175,7 @@
             <w:tcW w:type="dxa" w:w="4320"/>
           </w:tcPr>
           <w:p>
+            <w:r/>
             <w:r>
               <w:t>스캔본</w:t>
             </w:r>
@@ -6682,6 +7186,7 @@
             <w:tcW w:type="dxa" w:w="4320"/>
           </w:tcPr>
           <w:p>
+            <w:r/>
             <w:r>
               <w:t xml:space="preserve">이 도구는 문자인식(OCR) 엔진을 싣지 않았습니다(hd-project16 은 15MB 엔진 동봉). 대신 이 저장소의 방식대로 </w:t>
             </w:r>
@@ -6712,6 +7217,7 @@
             <w:tcW w:type="dxa" w:w="4320"/>
           </w:tcPr>
           <w:p>
+            <w:r/>
             <w:r>
               <w:t>1. Cummins EXW 구분 HCE 만</w:t>
             </w:r>
@@ -6722,6 +7228,7 @@
             <w:tcW w:type="dxa" w:w="4320"/>
           </w:tcPr>
           <w:p>
+            <w:r/>
             <w:r>
               <w:t xml:space="preserve">이미 기본 거르기 값이 HCE 였지만 글칸이라 비우거나 바뀌기 쉬웠습니다. </w:t>
             </w:r>
@@ -6761,6 +7268,7 @@
             <w:tcW w:type="dxa" w:w="4320"/>
           </w:tcPr>
           <w:p>
+            <w:r/>
             <w:r>
               <w:t>2. Invoice 번호 → B/L → 항차등록</w:t>
             </w:r>
@@ -6771,6 +7279,7 @@
             <w:tcW w:type="dxa" w:w="4320"/>
           </w:tcPr>
           <w:p>
+            <w:r/>
             <w:r>
               <w:t xml:space="preserve">A/N 에 </w:t>
             </w:r>
@@ -6801,6 +7310,7 @@
             <w:tcW w:type="dxa" w:w="4320"/>
           </w:tcPr>
           <w:p>
+            <w:r/>
             <w:r>
               <w:t>3. 원산지증명서 요청 메일 관리</w:t>
             </w:r>
@@ -6811,6 +7321,7 @@
             <w:tcW w:type="dxa" w:w="4320"/>
           </w:tcPr>
           <w:p>
+            <w:r/>
             <w:r>
               <w:t xml:space="preserve">새 탭 「원산지증명서」. 통관팀 요청 적기(요청일·통관팀 담당·Invoice·B/L·PO·업체·필요한 C/O 종류·기한·메모) — 번호 하나만 적고 「번호로 채우기」를 누르면 대장·A/N·읽은 Invoice 에서 업체·PO·B/L 을 채움. 업체 </w:t>
             </w:r>
@@ -6850,6 +7361,7 @@
             <w:tcW w:type="dxa" w:w="4320"/>
           </w:tcPr>
           <w:p>
+            <w:r/>
             <w:r>
               <w:t>DB</w:t>
             </w:r>
@@ -6860,6 +7372,7 @@
             <w:tcW w:type="dxa" w:w="4320"/>
           </w:tcPr>
           <w:p>
+            <w:r/>
             <w:r>
               <w:rPr>
                 <w:rFonts w:ascii="Consolas" w:hAnsi="Consolas"/>
@@ -7006,7 +7519,7 @@
     </w:p>
     <w:p>
       <w:pPr>
-        <w:pStyle w:val="Heading2"/>
+        <w:pStyle w:val="Heading1"/>
       </w:pPr>
       <w:r>
         <w:t>부록. 제출 원문 요약</w:t>
@@ -7033,6 +7546,11 @@
               <w:rPr>
                 <w:b/>
               </w:rPr>
+            </w:r>
+            <w:r>
+              <w:rPr>
+                <w:b/>
+              </w:rPr>
               <w:t>출처</w:t>
             </w:r>
           </w:p>
@@ -7042,6 +7560,11 @@
             <w:tcW w:type="dxa" w:w="2880"/>
           </w:tcPr>
           <w:p>
+            <w:r>
+              <w:rPr>
+                <w:b/>
+              </w:rPr>
+            </w:r>
             <w:r>
               <w:rPr>
                 <w:b/>
@@ -7059,6 +7582,11 @@
               <w:rPr>
                 <w:b/>
               </w:rPr>
+            </w:r>
+            <w:r>
+              <w:rPr>
+                <w:b/>
+              </w:rPr>
               <w:t>내용</w:t>
             </w:r>
           </w:p>
@@ -7070,6 +7598,7 @@
             <w:tcW w:type="dxa" w:w="2880"/>
           </w:tcPr>
           <w:p>
+            <w:r/>
             <w:r>
               <w:t>패들릿 게시물 1 (2026-09-28T06:25)</w:t>
             </w:r>
@@ -7080,6 +7609,7 @@
             <w:tcW w:type="dxa" w:w="2880"/>
           </w:tcPr>
           <w:p>
+            <w:r/>
             <w:r>
               <w:t xml:space="preserve">「외자재운영관리 Agent」 — </w:t>
             </w:r>
@@ -7096,6 +7626,7 @@
             <w:tcW w:type="dxa" w:w="2880"/>
           </w:tcPr>
           <w:p>
+            <w:r/>
             <w:r>
               <w:t>직무·소속(생산관리팀 외자재 운영), 현안 1건(연락처 자동 조회, PO 일괄 발송, A/N 자동 관리, 업체별 체크리스트, Follow-up 메일 자동 생성), 보유 데이터(Contact List 엑셀, PO pdf, outlook 메일), 기대 산출물(발주 업무시간 80% 이상 단축 등 4항목)</w:t>
             </w:r>
@@ -7103,119 +7634,420 @@
         </w:tc>
       </w:tr>
     </w:tbl>
-    <w:p>
-      <w:r>
-        <w:t xml:space="preserve">| 패들릿 댓글 (게시물 1, 2026-09-28T08:21) | </w:t>
-      </w:r>
-      <w:r>
-        <w:rPr>
-          <w:rFonts w:ascii="Consolas" w:hAnsi="Consolas"/>
-        </w:rPr>
-        <w:t>패들릿_제출_원문.md</w:t>
-      </w:r>
-      <w:r>
-        <w:t xml:space="preserve"> 추가 절 | 업무 흐름: PO(.pdf) 발행 → 공급사 송부 → OC 회신 확인(누락 방지) → EXW DATE 관리 |</w:t>
-      </w:r>
-    </w:p>
-    <w:p>
-      <w:r>
-        <w:t>| 패들릿 댓글 (리포 카드, 2026-09-28T08:15) | 〃 | 회신 수신일을 OC 일자로 기재·수령 관리, HD360에서 EXW DATE·OC 접수율 확인 중, OC 미접수 팔로우업 자동화, 업체별 메일 분류 |</w:t>
-      </w:r>
-    </w:p>
-    <w:p>
-      <w:r>
-        <w:t>| 패들릿 댓글 (리포 카드, 2026-09-28T08:16) | 〃 | Cummins Weekly Order Status 엑셀의 Promise Date 변경 확인 |</w:t>
-      </w:r>
-    </w:p>
-    <w:p>
-      <w:r>
-        <w:t>| 패들릿 댓글 (리포 카드, 2026-09-28T08:27) | 〃 | Packing List 자재 합중량과 B/L 중량 일치 확인 |</w:t>
-      </w:r>
-    </w:p>
-    <w:p>
-      <w:r>
-        <w:t xml:space="preserve">| 패들릿 댓글 (결과 글 2차, 2026-09-29T04:07Z) | </w:t>
-      </w:r>
-      <w:r>
-        <w:rPr>
-          <w:rFonts w:ascii="Consolas" w:hAnsi="Consolas"/>
-        </w:rPr>
-        <w:t>2026-09-29_패들릿_답변.md</w:t>
-      </w:r>
-      <w:r>
-        <w:t xml:space="preserve"> | Cummins → EXW 확인 부탁 4건의 답(오늘 기준 미선적만·Abnormal 제외, 수량 대조는 Undispatched만, 분할 건별 입력, 노란 표시 = OC 변경 + 전주 파일과 다름) — 11.6 |</w:t>
-      </w:r>
-    </w:p>
-    <w:p>
-      <w:r>
-        <w:t xml:space="preserve">| 패들릿 새 글 (2026-09-29T05:31Z, 녹색) | </w:t>
-      </w:r>
-      <w:r>
-        <w:rPr>
-          <w:rFonts w:ascii="Consolas" w:hAnsi="Consolas"/>
-        </w:rPr>
-        <w:t>2026-09-29_패들릿_답변.md</w:t>
-      </w:r>
-      <w:r>
-        <w:t xml:space="preserve"> 끝 | 「도착일정통지 메일 관리」 — B/L 나온 발주 건의 항차등록이 메인, 포워더 A/N 메일 관리 탭 요청 — 11.7 |</w:t>
-      </w:r>
-    </w:p>
-    <w:p>
-      <w:r>
-        <w:t xml:space="preserve">| 메일 (2026-09-29 15:35 KST) | </w:t>
-      </w:r>
-      <w:r>
-        <w:rPr>
-          <w:rFonts w:ascii="Consolas" w:hAnsi="Consolas"/>
-        </w:rPr>
-        <w:t>2026-09-29_메일_AN양식.md</w:t>
-      </w:r>
-      <w:r>
-        <w:t xml:space="preserve"> | 실물 A/N 양식(해상 본문 표 설명, 해상 엑셀·B/L PDF, 항공 메일 .eml)과 요청 3가지(B/L 별 항차등록 여부, TMS NO, 해상·항공 구분 불필요) — 원본은 저장소에 넣지 않고 구조만 기록, 11.8 |</w:t>
-      </w:r>
-    </w:p>
-    <w:p>
-      <w:r>
-        <w:t xml:space="preserve">| 메일 (2026-09-29 오전 11시대) | </w:t>
-      </w:r>
-      <w:r>
-        <w:rPr>
-          <w:rFonts w:ascii="Consolas" w:hAnsi="Consolas"/>
-        </w:rPr>
-        <w:t>2026-09-29_메일_추가자료.md</w:t>
-      </w:r>
-      <w:r>
-        <w:t xml:space="preserve"> 끝 | 「wk38 분석E」 시트의 Promise Date를 EXW DATE로(Undispatched·HCE, 노란 줄 확인, 분할 선적 수량 체크) |</w:t>
-      </w:r>
-    </w:p>
-    <w:p>
-      <w:r>
-        <w:t xml:space="preserve">| 패들릿 새 글·댓글 (2026-09-30T00:41~01:00Z) | </w:t>
-      </w:r>
-      <w:r>
-        <w:rPr>
-          <w:rFonts w:ascii="Consolas" w:hAnsi="Consolas"/>
-        </w:rPr>
-        <w:t>2026-09-30_패들릿_개선요청.md</w:t>
-      </w:r>
-      <w:r>
-        <w:t xml:space="preserve"> | Invoice PDF → 엑셀(PO 번호 추가, hd-project16 참고), Cummins EXW 구분 HCE 만, Invoice 번호 → B/L → 항차등록 확인, 원산지증명서 요청 메일 관리 탭 — 11.10 |</w:t>
-      </w:r>
-    </w:p>
-    <w:p>
-      <w:r>
-        <w:t xml:space="preserve">| 메일 (2026-09-29) | </w:t>
-      </w:r>
-      <w:r>
-        <w:rPr>
-          <w:rFonts w:ascii="Consolas" w:hAnsi="Consolas"/>
-        </w:rPr>
-        <w:t>2026-09-29_메일_추가자료.md</w:t>
-      </w:r>
-      <w:r>
-        <w:t xml:space="preserve"> | 항차 업무 매뉴얼(pptx), 구매발주서(pdf), OC 회신 메일(eml), OC 엑셀 2개(xls), Cummins Integrated Order Status(xlsx) — 원본은 저장소에 넣지 않고 구조만 기록 |</w:t>
-      </w:r>
-    </w:p>
+    <w:tbl>
+      <w:tblPr>
+        <w:tblStyle w:val="TableGrid"/>
+        <w:tblW w:type="auto" w:w="0"/>
+        <w:tblLook w:firstColumn="1" w:firstRow="1" w:lastColumn="0" w:lastRow="0" w:noHBand="0" w:noVBand="1" w:val="04A0"/>
+      </w:tblPr>
+      <w:tblGrid>
+        <w:gridCol w:w="2880"/>
+        <w:gridCol w:w="2880"/>
+        <w:gridCol w:w="2880"/>
+      </w:tblGrid>
+      <w:tr>
+        <w:tc>
+          <w:tcPr>
+            <w:tcW w:type="dxa" w:w="2880"/>
+          </w:tcPr>
+          <w:p>
+            <w:r>
+              <w:rPr>
+                <w:b/>
+              </w:rPr>
+            </w:r>
+            <w:r>
+              <w:rPr>
+                <w:b/>
+              </w:rPr>
+              <w:t>패들릿 댓글 (게시물 1, 2026-09-28T08:21)</w:t>
+            </w:r>
+          </w:p>
+        </w:tc>
+        <w:tc>
+          <w:tcPr>
+            <w:tcW w:type="dxa" w:w="2880"/>
+          </w:tcPr>
+          <w:p>
+            <w:r>
+              <w:rPr>
+                <w:b/>
+              </w:rPr>
+            </w:r>
+            <w:r>
+              <w:rPr>
+                <w:rFonts w:ascii="Consolas" w:hAnsi="Consolas"/>
+                <w:b/>
+              </w:rPr>
+              <w:t>패들릿_제출_원문.md</w:t>
+            </w:r>
+            <w:r>
+              <w:rPr>
+                <w:b/>
+              </w:rPr>
+              <w:t xml:space="preserve"> 추가 절</w:t>
+            </w:r>
+          </w:p>
+        </w:tc>
+        <w:tc>
+          <w:tcPr>
+            <w:tcW w:type="dxa" w:w="2880"/>
+          </w:tcPr>
+          <w:p>
+            <w:r>
+              <w:rPr>
+                <w:b/>
+              </w:rPr>
+            </w:r>
+            <w:r>
+              <w:rPr>
+                <w:b/>
+              </w:rPr>
+              <w:t>업무 흐름: PO(.pdf) 발행 → 공급사 송부 → OC 회신 확인(누락 방지) → EXW DATE 관리</w:t>
+            </w:r>
+          </w:p>
+        </w:tc>
+      </w:tr>
+      <w:tr>
+        <w:tc>
+          <w:tcPr>
+            <w:tcW w:type="dxa" w:w="2880"/>
+          </w:tcPr>
+          <w:p>
+            <w:r/>
+            <w:r>
+              <w:t>패들릿 댓글 (리포 카드, 2026-09-28T08:15)</w:t>
+            </w:r>
+          </w:p>
+        </w:tc>
+        <w:tc>
+          <w:tcPr>
+            <w:tcW w:type="dxa" w:w="2880"/>
+          </w:tcPr>
+          <w:p>
+            <w:r/>
+            <w:r>
+              <w:t>〃</w:t>
+            </w:r>
+          </w:p>
+        </w:tc>
+        <w:tc>
+          <w:tcPr>
+            <w:tcW w:type="dxa" w:w="2880"/>
+          </w:tcPr>
+          <w:p>
+            <w:r/>
+            <w:r>
+              <w:t>회신 수신일을 OC 일자로 기재·수령 관리, HD360에서 EXW DATE·OC 접수율 확인 중, OC 미접수 팔로우업 자동화, 업체별 메일 분류</w:t>
+            </w:r>
+          </w:p>
+        </w:tc>
+      </w:tr>
+      <w:tr>
+        <w:tc>
+          <w:tcPr>
+            <w:tcW w:type="dxa" w:w="2880"/>
+          </w:tcPr>
+          <w:p>
+            <w:r/>
+            <w:r>
+              <w:t>패들릿 댓글 (리포 카드, 2026-09-28T08:16)</w:t>
+            </w:r>
+          </w:p>
+        </w:tc>
+        <w:tc>
+          <w:tcPr>
+            <w:tcW w:type="dxa" w:w="2880"/>
+          </w:tcPr>
+          <w:p>
+            <w:r/>
+            <w:r>
+              <w:t>〃</w:t>
+            </w:r>
+          </w:p>
+        </w:tc>
+        <w:tc>
+          <w:tcPr>
+            <w:tcW w:type="dxa" w:w="2880"/>
+          </w:tcPr>
+          <w:p>
+            <w:r/>
+            <w:r>
+              <w:t>Cummins Weekly Order Status 엑셀의 Promise Date 변경 확인</w:t>
+            </w:r>
+          </w:p>
+        </w:tc>
+      </w:tr>
+      <w:tr>
+        <w:tc>
+          <w:tcPr>
+            <w:tcW w:type="dxa" w:w="2880"/>
+          </w:tcPr>
+          <w:p>
+            <w:r/>
+            <w:r>
+              <w:t>패들릿 댓글 (리포 카드, 2026-09-28T08:27)</w:t>
+            </w:r>
+          </w:p>
+        </w:tc>
+        <w:tc>
+          <w:tcPr>
+            <w:tcW w:type="dxa" w:w="2880"/>
+          </w:tcPr>
+          <w:p>
+            <w:r/>
+            <w:r>
+              <w:t>〃</w:t>
+            </w:r>
+          </w:p>
+        </w:tc>
+        <w:tc>
+          <w:tcPr>
+            <w:tcW w:type="dxa" w:w="2880"/>
+          </w:tcPr>
+          <w:p>
+            <w:r/>
+            <w:r>
+              <w:t>Packing List 자재 합중량과 B/L 중량 일치 확인</w:t>
+            </w:r>
+          </w:p>
+        </w:tc>
+      </w:tr>
+      <w:tr>
+        <w:tc>
+          <w:tcPr>
+            <w:tcW w:type="dxa" w:w="2880"/>
+          </w:tcPr>
+          <w:p>
+            <w:r/>
+            <w:r>
+              <w:t>패들릿 댓글 (결과 글 2차, 2026-09-29T04:07Z)</w:t>
+            </w:r>
+          </w:p>
+        </w:tc>
+        <w:tc>
+          <w:tcPr>
+            <w:tcW w:type="dxa" w:w="2880"/>
+          </w:tcPr>
+          <w:p>
+            <w:r/>
+            <w:r>
+              <w:rPr>
+                <w:rFonts w:ascii="Consolas" w:hAnsi="Consolas"/>
+              </w:rPr>
+              <w:t>2026-09-29_패들릿_답변.md</w:t>
+            </w:r>
+          </w:p>
+        </w:tc>
+        <w:tc>
+          <w:tcPr>
+            <w:tcW w:type="dxa" w:w="2880"/>
+          </w:tcPr>
+          <w:p>
+            <w:r/>
+            <w:r>
+              <w:t>Cummins → EXW 확인 부탁 4건의 답(오늘 기준 미선적만·Abnormal 제외, 수량 대조는 Undispatched만, 분할 건별 입력, 노란 표시 = OC 변경 + 전주 파일과 다름) — 11.6</w:t>
+            </w:r>
+          </w:p>
+        </w:tc>
+      </w:tr>
+      <w:tr>
+        <w:tc>
+          <w:tcPr>
+            <w:tcW w:type="dxa" w:w="2880"/>
+          </w:tcPr>
+          <w:p>
+            <w:r/>
+            <w:r>
+              <w:t>패들릿 새 글 (2026-09-29T05:31Z, 녹색)</w:t>
+            </w:r>
+          </w:p>
+        </w:tc>
+        <w:tc>
+          <w:tcPr>
+            <w:tcW w:type="dxa" w:w="2880"/>
+          </w:tcPr>
+          <w:p>
+            <w:r/>
+            <w:r>
+              <w:rPr>
+                <w:rFonts w:ascii="Consolas" w:hAnsi="Consolas"/>
+              </w:rPr>
+              <w:t>2026-09-29_패들릿_답변.md</w:t>
+            </w:r>
+            <w:r>
+              <w:t xml:space="preserve"> 끝</w:t>
+            </w:r>
+          </w:p>
+        </w:tc>
+        <w:tc>
+          <w:tcPr>
+            <w:tcW w:type="dxa" w:w="2880"/>
+          </w:tcPr>
+          <w:p>
+            <w:r/>
+            <w:r>
+              <w:t>「도착일정통지 메일 관리」 — B/L 나온 발주 건의 항차등록이 메인, 포워더 A/N 메일 관리 탭 요청 — 11.7</w:t>
+            </w:r>
+          </w:p>
+        </w:tc>
+      </w:tr>
+      <w:tr>
+        <w:tc>
+          <w:tcPr>
+            <w:tcW w:type="dxa" w:w="2880"/>
+          </w:tcPr>
+          <w:p>
+            <w:r/>
+            <w:r>
+              <w:t>메일 (2026-09-29 15:35 KST)</w:t>
+            </w:r>
+          </w:p>
+        </w:tc>
+        <w:tc>
+          <w:tcPr>
+            <w:tcW w:type="dxa" w:w="2880"/>
+          </w:tcPr>
+          <w:p>
+            <w:r/>
+            <w:r>
+              <w:rPr>
+                <w:rFonts w:ascii="Consolas" w:hAnsi="Consolas"/>
+              </w:rPr>
+              <w:t>2026-09-29_메일_AN양식.md</w:t>
+            </w:r>
+          </w:p>
+        </w:tc>
+        <w:tc>
+          <w:tcPr>
+            <w:tcW w:type="dxa" w:w="2880"/>
+          </w:tcPr>
+          <w:p>
+            <w:r/>
+            <w:r>
+              <w:t>실물 A/N 양식(해상 본문 표 설명, 해상 엑셀·B/L PDF, 항공 메일 .eml)과 요청 3가지(B/L 별 항차등록 여부, TMS NO, 해상·항공 구분 불필요) — 원본은 저장소에 넣지 않고 구조만 기록, 11.8</w:t>
+            </w:r>
+          </w:p>
+        </w:tc>
+      </w:tr>
+      <w:tr>
+        <w:tc>
+          <w:tcPr>
+            <w:tcW w:type="dxa" w:w="2880"/>
+          </w:tcPr>
+          <w:p>
+            <w:r/>
+            <w:r>
+              <w:t>메일 (2026-09-29 오전 11시대)</w:t>
+            </w:r>
+          </w:p>
+        </w:tc>
+        <w:tc>
+          <w:tcPr>
+            <w:tcW w:type="dxa" w:w="2880"/>
+          </w:tcPr>
+          <w:p>
+            <w:r/>
+            <w:r>
+              <w:rPr>
+                <w:rFonts w:ascii="Consolas" w:hAnsi="Consolas"/>
+              </w:rPr>
+              <w:t>2026-09-29_메일_추가자료.md</w:t>
+            </w:r>
+            <w:r>
+              <w:t xml:space="preserve"> 끝</w:t>
+            </w:r>
+          </w:p>
+        </w:tc>
+        <w:tc>
+          <w:tcPr>
+            <w:tcW w:type="dxa" w:w="2880"/>
+          </w:tcPr>
+          <w:p>
+            <w:r/>
+            <w:r>
+              <w:t>「wk38 분석E」 시트의 Promise Date를 EXW DATE로(Undispatched·HCE, 노란 줄 확인, 분할 선적 수량 체크)</w:t>
+            </w:r>
+          </w:p>
+        </w:tc>
+      </w:tr>
+      <w:tr>
+        <w:tc>
+          <w:tcPr>
+            <w:tcW w:type="dxa" w:w="2880"/>
+          </w:tcPr>
+          <w:p>
+            <w:r/>
+            <w:r>
+              <w:t>패들릿 새 글·댓글 (2026-09-30T00:41~01:00Z)</w:t>
+            </w:r>
+          </w:p>
+        </w:tc>
+        <w:tc>
+          <w:tcPr>
+            <w:tcW w:type="dxa" w:w="2880"/>
+          </w:tcPr>
+          <w:p>
+            <w:r/>
+            <w:r>
+              <w:rPr>
+                <w:rFonts w:ascii="Consolas" w:hAnsi="Consolas"/>
+              </w:rPr>
+              <w:t>2026-09-30_패들릿_개선요청.md</w:t>
+            </w:r>
+          </w:p>
+        </w:tc>
+        <w:tc>
+          <w:tcPr>
+            <w:tcW w:type="dxa" w:w="2880"/>
+          </w:tcPr>
+          <w:p>
+            <w:r/>
+            <w:r>
+              <w:t>Invoice PDF → 엑셀(PO 번호 추가, hd-project16 참고), Cummins EXW 구분 HCE 만, Invoice 번호 → B/L → 항차등록 확인, 원산지증명서 요청 메일 관리 탭 — 11.10</w:t>
+            </w:r>
+          </w:p>
+        </w:tc>
+      </w:tr>
+      <w:tr>
+        <w:tc>
+          <w:tcPr>
+            <w:tcW w:type="dxa" w:w="2880"/>
+          </w:tcPr>
+          <w:p>
+            <w:r/>
+            <w:r>
+              <w:t>메일 (2026-09-29)</w:t>
+            </w:r>
+          </w:p>
+        </w:tc>
+        <w:tc>
+          <w:tcPr>
+            <w:tcW w:type="dxa" w:w="2880"/>
+          </w:tcPr>
+          <w:p>
+            <w:r/>
+            <w:r>
+              <w:rPr>
+                <w:rFonts w:ascii="Consolas" w:hAnsi="Consolas"/>
+              </w:rPr>
+              <w:t>2026-09-29_메일_추가자료.md</w:t>
+            </w:r>
+          </w:p>
+        </w:tc>
+        <w:tc>
+          <w:tcPr>
+            <w:tcW w:type="dxa" w:w="2880"/>
+          </w:tcPr>
+          <w:p>
+            <w:r/>
+            <w:r>
+              <w:t>항차 업무 매뉴얼(pptx), 구매발주서(pdf), OC 회신 메일(eml), OC 엑셀 2개(xls), Cummins Integrated Order Status(xlsx) — 원본은 저장소에 넣지 않고 구조만 기록</w:t>
+            </w:r>
+          </w:p>
+        </w:tc>
+      </w:tr>
+    </w:tbl>
     <w:p>
       <w:r>
         <w:t>패들릿에는 첨부 파일이 없었고(</w:t>
@@ -7604,7 +8436,7 @@
     <w:qFormat/>
     <w:rsid w:val="00FC693F"/>
     <w:rPr>
-      <w:rFonts w:ascii="Malgun Gothic" w:hAnsi="Malgun Gothic"/>
+      <w:rFonts w:ascii="Malgun Gothic" w:hAnsi="Malgun Gothic" w:eastAsia="Malgun Gothic"/>
       <w:sz w:val="20"/>
     </w:rPr>
   </w:style>
